--- a/FSD MERN - Designing and Managing Databases with MongoDB/FSD - Designing and Managing Databases with MongoDB - Day 4 - 23-04-206.docx
+++ b/FSD MERN - Designing and Managing Databases with MongoDB/FSD - Designing and Managing Databases with MongoDB - Day 4 - 23-04-206.docx
@@ -57,6 +57,7 @@
           <w:lang w:val="en-US"/>
         </w:rPr>
       </w:pPr>
+      <w:proofErr w:type="gramStart"/>
       <w:r>
         <w:rPr>
           <w:b/>
@@ -71,7 +72,16 @@
           <w:bCs/>
           <w:lang w:val="en-US"/>
         </w:rPr>
-        <w:t xml:space="preserve"> : </w:t>
+        <w:t xml:space="preserve"> :</w:t>
+      </w:r>
+      <w:proofErr w:type="gramEnd"/>
+      <w:r>
+        <w:rPr>
+          <w:b/>
+          <w:bCs/>
+          <w:lang w:val="en-US"/>
+        </w:rPr>
+        <w:t xml:space="preserve"> </w:t>
       </w:r>
       <w:r>
         <w:rPr>
@@ -86,12 +96,14 @@
           <w:lang w:val="en-US"/>
         </w:rPr>
       </w:pPr>
+      <w:proofErr w:type="gramStart"/>
       <w:r>
         <w:rPr>
           <w:lang w:val="en-US"/>
         </w:rPr>
         <w:t>Create :</w:t>
       </w:r>
+      <w:proofErr w:type="gramEnd"/>
     </w:p>
     <w:p>
       <w:pPr>
@@ -140,7 +152,21 @@
         <w:rPr>
           <w:lang w:val="en-US"/>
         </w:rPr>
-        <w:t xml:space="preserve">Int (int is data type which help to store number without decimal) </w:t>
+        <w:t xml:space="preserve">Int (int is data type which </w:t>
+      </w:r>
+      <w:proofErr w:type="gramStart"/>
+      <w:r>
+        <w:rPr>
+          <w:lang w:val="en-US"/>
+        </w:rPr>
+        <w:t>help</w:t>
+      </w:r>
+      <w:proofErr w:type="gramEnd"/>
+      <w:r>
+        <w:rPr>
+          <w:lang w:val="en-US"/>
+        </w:rPr>
+        <w:t xml:space="preserve"> to store number without decimal) </w:t>
       </w:r>
       <w:r>
         <w:rPr>
@@ -152,7 +178,21 @@
         <w:rPr>
           <w:lang w:val="en-US"/>
         </w:rPr>
-        <w:t xml:space="preserve"> Primary Key(column doesn’t allow duplicate as well as null (empty) value). </w:t>
+        <w:t xml:space="preserve"> Primary </w:t>
+      </w:r>
+      <w:proofErr w:type="gramStart"/>
+      <w:r>
+        <w:rPr>
+          <w:lang w:val="en-US"/>
+        </w:rPr>
+        <w:t>Key(</w:t>
+      </w:r>
+      <w:proofErr w:type="gramEnd"/>
+      <w:r>
+        <w:rPr>
+          <w:lang w:val="en-US"/>
+        </w:rPr>
+        <w:t xml:space="preserve">column doesn’t allow duplicate as well as null (empty) value). </w:t>
       </w:r>
     </w:p>
     <w:p>
@@ -177,7 +217,63 @@
         <w:rPr>
           <w:lang w:val="en-US"/>
         </w:rPr>
-        <w:t xml:space="preserve"> varchar(25) : it is use to store string value with maximum number of character is 25.  Not null (means we need enter name value mandatory). </w:t>
+        <w:t xml:space="preserve"> </w:t>
+      </w:r>
+      <w:proofErr w:type="gramStart"/>
+      <w:r>
+        <w:rPr>
+          <w:lang w:val="en-US"/>
+        </w:rPr>
+        <w:t>varchar(</w:t>
+      </w:r>
+      <w:proofErr w:type="gramEnd"/>
+      <w:r>
+        <w:rPr>
+          <w:lang w:val="en-US"/>
+        </w:rPr>
+        <w:t>25</w:t>
+      </w:r>
+      <w:proofErr w:type="gramStart"/>
+      <w:r>
+        <w:rPr>
+          <w:lang w:val="en-US"/>
+        </w:rPr>
+        <w:t>) :</w:t>
+      </w:r>
+      <w:proofErr w:type="gramEnd"/>
+      <w:r>
+        <w:rPr>
+          <w:lang w:val="en-US"/>
+        </w:rPr>
+        <w:t xml:space="preserve"> it is </w:t>
+      </w:r>
+      <w:proofErr w:type="gramStart"/>
+      <w:r>
+        <w:rPr>
+          <w:lang w:val="en-US"/>
+        </w:rPr>
+        <w:t>use</w:t>
+      </w:r>
+      <w:proofErr w:type="gramEnd"/>
+      <w:r>
+        <w:rPr>
+          <w:lang w:val="en-US"/>
+        </w:rPr>
+        <w:t xml:space="preserve"> to store string value with maximum number of </w:t>
+      </w:r>
+      <w:proofErr w:type="gramStart"/>
+      <w:r>
+        <w:rPr>
+          <w:lang w:val="en-US"/>
+        </w:rPr>
+        <w:t>character</w:t>
+      </w:r>
+      <w:proofErr w:type="gramEnd"/>
+      <w:r>
+        <w:rPr>
+          <w:lang w:val="en-US"/>
+        </w:rPr>
+        <w:t xml:space="preserve"> is 25.  Not null (means we need enter name value mandatory). </w:t>
       </w:r>
     </w:p>
     <w:p>
@@ -202,7 +298,21 @@
         <w:rPr>
           <w:lang w:val="en-US"/>
         </w:rPr>
-        <w:t xml:space="preserve"> float (float is data type is use to store value with decimal)</w:t>
+        <w:t xml:space="preserve"> float (float is data type is </w:t>
+      </w:r>
+      <w:proofErr w:type="gramStart"/>
+      <w:r>
+        <w:rPr>
+          <w:lang w:val="en-US"/>
+        </w:rPr>
+        <w:t>use</w:t>
+      </w:r>
+      <w:proofErr w:type="gramEnd"/>
+      <w:r>
+        <w:rPr>
+          <w:lang w:val="en-US"/>
+        </w:rPr>
+        <w:t xml:space="preserve"> to store value with decimal)</w:t>
       </w:r>
     </w:p>
     <w:p>
@@ -212,6 +322,7 @@
         </w:rPr>
       </w:pPr>
       <w:proofErr w:type="spellStart"/>
+      <w:proofErr w:type="gramStart"/>
       <w:r>
         <w:rPr>
           <w:lang w:val="en-US"/>
@@ -223,7 +334,28 @@
         <w:rPr>
           <w:lang w:val="en-US"/>
         </w:rPr>
-        <w:t xml:space="preserve"> : varchar(30) unique key (column doesn’t allow duplicate but can allow null (empty) value).</w:t>
+        <w:t xml:space="preserve"> :</w:t>
+      </w:r>
+      <w:proofErr w:type="gramEnd"/>
+      <w:r>
+        <w:rPr>
+          <w:lang w:val="en-US"/>
+        </w:rPr>
+        <w:t xml:space="preserve"> </w:t>
+      </w:r>
+      <w:proofErr w:type="gramStart"/>
+      <w:r>
+        <w:rPr>
+          <w:lang w:val="en-US"/>
+        </w:rPr>
+        <w:t>varchar(</w:t>
+      </w:r>
+      <w:proofErr w:type="gramEnd"/>
+      <w:r>
+        <w:rPr>
+          <w:lang w:val="en-US"/>
+        </w:rPr>
+        <w:t>30) unique key (column doesn’t allow duplicate but can allow null (empty) value).</w:t>
       </w:r>
     </w:p>
     <w:p>
@@ -266,6 +398,7 @@
         <w:t xml:space="preserve">create table </w:t>
       </w:r>
       <w:proofErr w:type="spellStart"/>
+      <w:proofErr w:type="gramStart"/>
       <w:r>
         <w:rPr>
           <w:lang w:val="en-US"/>
@@ -279,6 +412,7 @@
         </w:rPr>
         <w:t>(</w:t>
       </w:r>
+      <w:proofErr w:type="gramEnd"/>
     </w:p>
     <w:p>
       <w:pPr>
@@ -319,28 +453,44 @@
         <w:rPr>
           <w:lang w:val="en-US"/>
         </w:rPr>
-        <w:t xml:space="preserve"> datatype key);</w:t>
-      </w:r>
-    </w:p>
-    <w:p>
-      <w:pPr>
-        <w:rPr>
-          <w:lang w:val="en-US"/>
-        </w:rPr>
-      </w:pPr>
-    </w:p>
-    <w:p>
-      <w:pPr>
-        <w:rPr>
-          <w:lang w:val="en-US"/>
-        </w:rPr>
-      </w:pPr>
-      <w:r>
-        <w:rPr>
-          <w:lang w:val="en-US"/>
-        </w:rPr>
-        <w:t>create table emp(</w:t>
-      </w:r>
+        <w:t xml:space="preserve"> datatype key</w:t>
+      </w:r>
+      <w:proofErr w:type="gramStart"/>
+      <w:r>
+        <w:rPr>
+          <w:lang w:val="en-US"/>
+        </w:rPr>
+        <w:t>);</w:t>
+      </w:r>
+      <w:proofErr w:type="gramEnd"/>
+    </w:p>
+    <w:p>
+      <w:pPr>
+        <w:rPr>
+          <w:lang w:val="en-US"/>
+        </w:rPr>
+      </w:pPr>
+    </w:p>
+    <w:p>
+      <w:pPr>
+        <w:rPr>
+          <w:lang w:val="en-US"/>
+        </w:rPr>
+      </w:pPr>
+      <w:r>
+        <w:rPr>
+          <w:lang w:val="en-US"/>
+        </w:rPr>
+        <w:t xml:space="preserve">create table </w:t>
+      </w:r>
+      <w:proofErr w:type="gramStart"/>
+      <w:r>
+        <w:rPr>
+          <w:lang w:val="en-US"/>
+        </w:rPr>
+        <w:t>emp(</w:t>
+      </w:r>
+      <w:proofErr w:type="gramEnd"/>
     </w:p>
     <w:p>
       <w:pPr>
@@ -381,7 +531,21 @@
         <w:rPr>
           <w:lang w:val="en-US"/>
         </w:rPr>
-        <w:t xml:space="preserve"> varchar(30) not null, </w:t>
+        <w:t xml:space="preserve"> </w:t>
+      </w:r>
+      <w:proofErr w:type="gramStart"/>
+      <w:r>
+        <w:rPr>
+          <w:lang w:val="en-US"/>
+        </w:rPr>
+        <w:t>varchar(</w:t>
+      </w:r>
+      <w:proofErr w:type="gramEnd"/>
+      <w:r>
+        <w:rPr>
+          <w:lang w:val="en-US"/>
+        </w:rPr>
+        <w:t xml:space="preserve">30) not null, </w:t>
       </w:r>
     </w:p>
     <w:p>
@@ -415,28 +579,58 @@
         <w:rPr>
           <w:lang w:val="en-US"/>
         </w:rPr>
-        <w:t xml:space="preserve"> varchar(30) unique);</w:t>
-      </w:r>
-    </w:p>
-    <w:p>
-      <w:pPr>
-        <w:rPr>
-          <w:lang w:val="en-US"/>
-        </w:rPr>
-      </w:pPr>
-    </w:p>
-    <w:p>
-      <w:pPr>
-        <w:rPr>
-          <w:lang w:val="en-US"/>
-        </w:rPr>
-      </w:pPr>
-      <w:r>
-        <w:rPr>
-          <w:lang w:val="en-US"/>
-        </w:rPr>
-        <w:t>desc emp;</w:t>
-      </w:r>
+        <w:t xml:space="preserve"> </w:t>
+      </w:r>
+      <w:proofErr w:type="gramStart"/>
+      <w:r>
+        <w:rPr>
+          <w:lang w:val="en-US"/>
+        </w:rPr>
+        <w:t>varchar(</w:t>
+      </w:r>
+      <w:proofErr w:type="gramEnd"/>
+      <w:r>
+        <w:rPr>
+          <w:lang w:val="en-US"/>
+        </w:rPr>
+        <w:t>30) unique</w:t>
+      </w:r>
+      <w:proofErr w:type="gramStart"/>
+      <w:r>
+        <w:rPr>
+          <w:lang w:val="en-US"/>
+        </w:rPr>
+        <w:t>);</w:t>
+      </w:r>
+      <w:proofErr w:type="gramEnd"/>
+    </w:p>
+    <w:p>
+      <w:pPr>
+        <w:rPr>
+          <w:lang w:val="en-US"/>
+        </w:rPr>
+      </w:pPr>
+    </w:p>
+    <w:p>
+      <w:pPr>
+        <w:rPr>
+          <w:lang w:val="en-US"/>
+        </w:rPr>
+      </w:pPr>
+      <w:r>
+        <w:rPr>
+          <w:lang w:val="en-US"/>
+        </w:rPr>
+        <w:t xml:space="preserve">desc </w:t>
+      </w:r>
+      <w:proofErr w:type="gramStart"/>
+      <w:r>
+        <w:rPr>
+          <w:lang w:val="en-US"/>
+        </w:rPr>
+        <w:t>emp;</w:t>
+      </w:r>
+      <w:proofErr w:type="gramEnd"/>
     </w:p>
     <w:p>
       <w:pPr>
@@ -520,8 +714,44 @@
         <w:rPr>
           <w:lang w:val="en-US"/>
         </w:rPr>
-        <w:t>(c1,c2,c3) values(v1,v2,v3);</w:t>
-      </w:r>
+        <w:t>(c</w:t>
+      </w:r>
+      <w:proofErr w:type="gramStart"/>
+      <w:r>
+        <w:rPr>
+          <w:lang w:val="en-US"/>
+        </w:rPr>
+        <w:t>1,c2,c</w:t>
+      </w:r>
+      <w:proofErr w:type="gramEnd"/>
+      <w:r>
+        <w:rPr>
+          <w:lang w:val="en-US"/>
+        </w:rPr>
+        <w:t>3) values(v</w:t>
+      </w:r>
+      <w:proofErr w:type="gramStart"/>
+      <w:r>
+        <w:rPr>
+          <w:lang w:val="en-US"/>
+        </w:rPr>
+        <w:t>1,v2,v</w:t>
+      </w:r>
+      <w:proofErr w:type="gramEnd"/>
+      <w:r>
+        <w:rPr>
+          <w:lang w:val="en-US"/>
+        </w:rPr>
+        <w:t>3</w:t>
+      </w:r>
+      <w:proofErr w:type="gramStart"/>
+      <w:r>
+        <w:rPr>
+          <w:lang w:val="en-US"/>
+        </w:rPr>
+        <w:t>);</w:t>
+      </w:r>
+      <w:proofErr w:type="gramEnd"/>
     </w:p>
     <w:p>
       <w:pPr>
@@ -543,19 +773,57 @@
         <w:t>insert into emp(</w:t>
       </w:r>
       <w:proofErr w:type="spellStart"/>
-      <w:r>
-        <w:rPr>
-          <w:lang w:val="en-US"/>
-        </w:rPr>
-        <w:t>eid,ename,salary,emailid</w:t>
+      <w:proofErr w:type="gramStart"/>
+      <w:r>
+        <w:rPr>
+          <w:lang w:val="en-US"/>
+        </w:rPr>
+        <w:t>eid,ename</w:t>
+      </w:r>
+      <w:proofErr w:type="gramEnd"/>
+      <w:r>
+        <w:rPr>
+          <w:lang w:val="en-US"/>
+        </w:rPr>
+        <w:t>,</w:t>
+      </w:r>
+      <w:proofErr w:type="gramStart"/>
+      <w:r>
+        <w:rPr>
+          <w:lang w:val="en-US"/>
+        </w:rPr>
+        <w:t>salary,emailid</w:t>
       </w:r>
       <w:proofErr w:type="spellEnd"/>
-      <w:r>
-        <w:rPr>
-          <w:lang w:val="en-US"/>
-        </w:rPr>
-        <w:t>) values(100,'John',24000,'john@gmail.com');</w:t>
-      </w:r>
+      <w:proofErr w:type="gramEnd"/>
+      <w:r>
+        <w:rPr>
+          <w:lang w:val="en-US"/>
+        </w:rPr>
+        <w:t>) values(100,'John',</w:t>
+      </w:r>
+      <w:proofErr w:type="gramStart"/>
+      <w:r>
+        <w:rPr>
+          <w:lang w:val="en-US"/>
+        </w:rPr>
+        <w:t>24000,'john@gmail.com</w:t>
+      </w:r>
+      <w:proofErr w:type="gramEnd"/>
+      <w:r>
+        <w:rPr>
+          <w:lang w:val="en-US"/>
+        </w:rPr>
+        <w:t>'</w:t>
+      </w:r>
+      <w:proofErr w:type="gramStart"/>
+      <w:r>
+        <w:rPr>
+          <w:lang w:val="en-US"/>
+        </w:rPr>
+        <w:t>);</w:t>
+      </w:r>
+      <w:proofErr w:type="gramEnd"/>
     </w:p>
     <w:p>
       <w:pPr>
@@ -570,19 +838,57 @@
         <w:t>insert into emp(</w:t>
       </w:r>
       <w:proofErr w:type="spellStart"/>
-      <w:r>
-        <w:rPr>
-          <w:lang w:val="en-US"/>
-        </w:rPr>
-        <w:t>eid,ename,salary,emailid</w:t>
+      <w:proofErr w:type="gramStart"/>
+      <w:r>
+        <w:rPr>
+          <w:lang w:val="en-US"/>
+        </w:rPr>
+        <w:t>eid,ename</w:t>
+      </w:r>
+      <w:proofErr w:type="gramEnd"/>
+      <w:r>
+        <w:rPr>
+          <w:lang w:val="en-US"/>
+        </w:rPr>
+        <w:t>,</w:t>
+      </w:r>
+      <w:proofErr w:type="gramStart"/>
+      <w:r>
+        <w:rPr>
+          <w:lang w:val="en-US"/>
+        </w:rPr>
+        <w:t>salary,emailid</w:t>
       </w:r>
       <w:proofErr w:type="spellEnd"/>
-      <w:r>
-        <w:rPr>
-          <w:lang w:val="en-US"/>
-        </w:rPr>
-        <w:t>) values(101,'Bob',21000,'bob@gmail.com');</w:t>
-      </w:r>
+      <w:proofErr w:type="gramEnd"/>
+      <w:r>
+        <w:rPr>
+          <w:lang w:val="en-US"/>
+        </w:rPr>
+        <w:t>) values(101,'Bob',</w:t>
+      </w:r>
+      <w:proofErr w:type="gramStart"/>
+      <w:r>
+        <w:rPr>
+          <w:lang w:val="en-US"/>
+        </w:rPr>
+        <w:t>21000,'bob@gmail.com</w:t>
+      </w:r>
+      <w:proofErr w:type="gramEnd"/>
+      <w:r>
+        <w:rPr>
+          <w:lang w:val="en-US"/>
+        </w:rPr>
+        <w:t>'</w:t>
+      </w:r>
+      <w:proofErr w:type="gramStart"/>
+      <w:r>
+        <w:rPr>
+          <w:lang w:val="en-US"/>
+        </w:rPr>
+        <w:t>);</w:t>
+      </w:r>
+      <w:proofErr w:type="gramEnd"/>
     </w:p>
     <w:p>
       <w:pPr>
@@ -597,19 +903,35 @@
         <w:t>insert into emp(</w:t>
       </w:r>
       <w:proofErr w:type="spellStart"/>
-      <w:r>
-        <w:rPr>
-          <w:lang w:val="en-US"/>
-        </w:rPr>
-        <w:t>eid,ename,salary</w:t>
+      <w:proofErr w:type="gramStart"/>
+      <w:r>
+        <w:rPr>
+          <w:lang w:val="en-US"/>
+        </w:rPr>
+        <w:t>eid,ename</w:t>
+      </w:r>
+      <w:proofErr w:type="gramEnd"/>
+      <w:r>
+        <w:rPr>
+          <w:lang w:val="en-US"/>
+        </w:rPr>
+        <w:t>,salary</w:t>
       </w:r>
       <w:proofErr w:type="spellEnd"/>
       <w:r>
         <w:rPr>
           <w:lang w:val="en-US"/>
         </w:rPr>
-        <w:t>) values(102,'Alice',18000);</w:t>
-      </w:r>
+        <w:t>) values(102,'Alice',18000</w:t>
+      </w:r>
+      <w:proofErr w:type="gramStart"/>
+      <w:r>
+        <w:rPr>
+          <w:lang w:val="en-US"/>
+        </w:rPr>
+        <w:t>);</w:t>
+      </w:r>
+      <w:proofErr w:type="gramEnd"/>
     </w:p>
     <w:p>
       <w:pPr>
@@ -624,6 +946,7 @@
         <w:t>insert into emp(</w:t>
       </w:r>
       <w:proofErr w:type="spellStart"/>
+      <w:proofErr w:type="gramStart"/>
       <w:r>
         <w:rPr>
           <w:lang w:val="en-US"/>
@@ -631,12 +954,21 @@
         <w:t>eid,ename</w:t>
       </w:r>
       <w:proofErr w:type="spellEnd"/>
-      <w:r>
-        <w:rPr>
-          <w:lang w:val="en-US"/>
-        </w:rPr>
-        <w:t>) values(103,'Charlie');</w:t>
-      </w:r>
+      <w:proofErr w:type="gramEnd"/>
+      <w:r>
+        <w:rPr>
+          <w:lang w:val="en-US"/>
+        </w:rPr>
+        <w:t>) values(103,'Charlie'</w:t>
+      </w:r>
+      <w:proofErr w:type="gramStart"/>
+      <w:r>
+        <w:rPr>
+          <w:lang w:val="en-US"/>
+        </w:rPr>
+        <w:t>);</w:t>
+      </w:r>
+      <w:proofErr w:type="gramEnd"/>
     </w:p>
     <w:p>
       <w:pPr>
@@ -651,32 +983,84 @@
         <w:t>insert into emp(</w:t>
       </w:r>
       <w:proofErr w:type="spellStart"/>
-      <w:r>
-        <w:rPr>
-          <w:lang w:val="en-US"/>
-        </w:rPr>
-        <w:t>eid,ename,emailid</w:t>
+      <w:proofErr w:type="gramStart"/>
+      <w:r>
+        <w:rPr>
+          <w:lang w:val="en-US"/>
+        </w:rPr>
+        <w:t>eid,ename</w:t>
+      </w:r>
+      <w:proofErr w:type="gramEnd"/>
+      <w:r>
+        <w:rPr>
+          <w:lang w:val="en-US"/>
+        </w:rPr>
+        <w:t>,emailid</w:t>
       </w:r>
       <w:proofErr w:type="spellEnd"/>
       <w:r>
         <w:rPr>
           <w:lang w:val="en-US"/>
         </w:rPr>
-        <w:t>) values(105,'Elie','Elie@gmail.com');</w:t>
-      </w:r>
-    </w:p>
-    <w:p>
-      <w:pPr>
-        <w:rPr>
-          <w:lang w:val="en-US"/>
-        </w:rPr>
-      </w:pPr>
-      <w:r>
-        <w:rPr>
-          <w:lang w:val="en-US"/>
-        </w:rPr>
-        <w:t>insert into emp values(106,'Steven',28000,'steven@gmail.com');</w:t>
-      </w:r>
+        <w:t>) values(105,'Elie</w:t>
+      </w:r>
+      <w:proofErr w:type="gramStart"/>
+      <w:r>
+        <w:rPr>
+          <w:lang w:val="en-US"/>
+        </w:rPr>
+        <w:t>','Elie@gmail.com</w:t>
+      </w:r>
+      <w:proofErr w:type="gramEnd"/>
+      <w:r>
+        <w:rPr>
+          <w:lang w:val="en-US"/>
+        </w:rPr>
+        <w:t>'</w:t>
+      </w:r>
+      <w:proofErr w:type="gramStart"/>
+      <w:r>
+        <w:rPr>
+          <w:lang w:val="en-US"/>
+        </w:rPr>
+        <w:t>);</w:t>
+      </w:r>
+      <w:proofErr w:type="gramEnd"/>
+    </w:p>
+    <w:p>
+      <w:pPr>
+        <w:rPr>
+          <w:lang w:val="en-US"/>
+        </w:rPr>
+      </w:pPr>
+      <w:r>
+        <w:rPr>
+          <w:lang w:val="en-US"/>
+        </w:rPr>
+        <w:t>insert into emp values(106,'Steven',</w:t>
+      </w:r>
+      <w:proofErr w:type="gramStart"/>
+      <w:r>
+        <w:rPr>
+          <w:lang w:val="en-US"/>
+        </w:rPr>
+        <w:t>28000,'steven@gmail.com</w:t>
+      </w:r>
+      <w:proofErr w:type="gramEnd"/>
+      <w:r>
+        <w:rPr>
+          <w:lang w:val="en-US"/>
+        </w:rPr>
+        <w:t>'</w:t>
+      </w:r>
+      <w:proofErr w:type="gramStart"/>
+      <w:r>
+        <w:rPr>
+          <w:lang w:val="en-US"/>
+        </w:rPr>
+        <w:t>);</w:t>
+      </w:r>
+      <w:proofErr w:type="gramEnd"/>
     </w:p>
     <w:p>
       <w:pPr>
@@ -715,45 +1099,63 @@
         <w:rPr>
           <w:lang w:val="en-US"/>
         </w:rPr>
-        <w:t>select * from emp;</w:t>
-      </w:r>
-    </w:p>
-    <w:p>
-      <w:pPr>
-        <w:rPr>
-          <w:lang w:val="en-US"/>
-        </w:rPr>
-      </w:pPr>
-    </w:p>
-    <w:p>
-      <w:pPr>
-        <w:rPr>
-          <w:b/>
-          <w:bCs/>
-          <w:lang w:val="en-US"/>
-        </w:rPr>
-      </w:pPr>
-      <w:r>
-        <w:rPr>
-          <w:b/>
-          <w:bCs/>
-          <w:lang w:val="en-US"/>
-        </w:rPr>
-        <w:t>Update Query :</w:t>
-      </w:r>
-    </w:p>
-    <w:p>
-      <w:pPr>
-        <w:rPr>
-          <w:lang w:val="en-US"/>
-        </w:rPr>
-      </w:pPr>
-      <w:r>
-        <w:rPr>
+        <w:t xml:space="preserve">select * from </w:t>
+      </w:r>
+      <w:proofErr w:type="gramStart"/>
+      <w:r>
+        <w:rPr>
+          <w:lang w:val="en-US"/>
+        </w:rPr>
+        <w:t>emp;</w:t>
+      </w:r>
+      <w:proofErr w:type="gramEnd"/>
+    </w:p>
+    <w:p>
+      <w:pPr>
+        <w:rPr>
+          <w:lang w:val="en-US"/>
+        </w:rPr>
+      </w:pPr>
+    </w:p>
+    <w:p>
+      <w:pPr>
+        <w:rPr>
+          <w:b/>
+          <w:bCs/>
+          <w:lang w:val="en-US"/>
+        </w:rPr>
+      </w:pPr>
+      <w:r>
+        <w:rPr>
+          <w:b/>
+          <w:bCs/>
           <w:lang w:val="en-US"/>
         </w:rPr>
         <w:t xml:space="preserve">Update </w:t>
       </w:r>
+      <w:proofErr w:type="gramStart"/>
+      <w:r>
+        <w:rPr>
+          <w:b/>
+          <w:bCs/>
+          <w:lang w:val="en-US"/>
+        </w:rPr>
+        <w:t>Query :</w:t>
+      </w:r>
+      <w:proofErr w:type="gramEnd"/>
+    </w:p>
+    <w:p>
+      <w:pPr>
+        <w:rPr>
+          <w:lang w:val="en-US"/>
+        </w:rPr>
+      </w:pPr>
+      <w:r>
+        <w:rPr>
+          <w:lang w:val="en-US"/>
+        </w:rPr>
+        <w:t xml:space="preserve">Update </w:t>
+      </w:r>
       <w:proofErr w:type="spellStart"/>
       <w:r>
         <w:rPr>
@@ -780,33 +1182,69 @@
         <w:rPr>
           <w:lang w:val="en-US"/>
         </w:rPr>
-        <w:t xml:space="preserve"> = value;</w:t>
-      </w:r>
-    </w:p>
-    <w:p>
-      <w:pPr>
-        <w:rPr>
-          <w:lang w:val="en-US"/>
-        </w:rPr>
-      </w:pPr>
-      <w:r>
-        <w:rPr>
-          <w:lang w:val="en-US"/>
-        </w:rPr>
-        <w:t>update emp set salary = 25000;</w:t>
-      </w:r>
-      <w:r>
-        <w:rPr>
-          <w:lang w:val="en-US"/>
-        </w:rPr>
-        <w:tab/>
-      </w:r>
-      <w:r>
-        <w:rPr>
-          <w:lang w:val="en-US"/>
-        </w:rPr>
-        <w:tab/>
-        <w:t xml:space="preserve">all employee salary update to 25000 </w:t>
+        <w:t xml:space="preserve"> = </w:t>
+      </w:r>
+      <w:proofErr w:type="gramStart"/>
+      <w:r>
+        <w:rPr>
+          <w:lang w:val="en-US"/>
+        </w:rPr>
+        <w:t>value;</w:t>
+      </w:r>
+      <w:proofErr w:type="gramEnd"/>
+    </w:p>
+    <w:p>
+      <w:pPr>
+        <w:rPr>
+          <w:lang w:val="en-US"/>
+        </w:rPr>
+      </w:pPr>
+      <w:r>
+        <w:rPr>
+          <w:lang w:val="en-US"/>
+        </w:rPr>
+        <w:t>update emp set salary = 25000</w:t>
+      </w:r>
+      <w:proofErr w:type="gramStart"/>
+      <w:r>
+        <w:rPr>
+          <w:lang w:val="en-US"/>
+        </w:rPr>
+        <w:t>;</w:t>
+      </w:r>
+      <w:r>
+        <w:rPr>
+          <w:lang w:val="en-US"/>
+        </w:rPr>
+        <w:tab/>
+      </w:r>
+      <w:r>
+        <w:rPr>
+          <w:lang w:val="en-US"/>
+        </w:rPr>
+        <w:tab/>
+        <w:t>all</w:t>
+      </w:r>
+      <w:proofErr w:type="gramEnd"/>
+      <w:r>
+        <w:rPr>
+          <w:lang w:val="en-US"/>
+        </w:rPr>
+        <w:t xml:space="preserve"> employee salary </w:t>
+      </w:r>
+      <w:proofErr w:type="gramStart"/>
+      <w:r>
+        <w:rPr>
+          <w:lang w:val="en-US"/>
+        </w:rPr>
+        <w:t>update</w:t>
+      </w:r>
+      <w:proofErr w:type="gramEnd"/>
+      <w:r>
+        <w:rPr>
+          <w:lang w:val="en-US"/>
+        </w:rPr>
+        <w:t xml:space="preserve"> to 25000 </w:t>
       </w:r>
     </w:p>
     <w:p>
@@ -846,8 +1284,16 @@
         <w:rPr>
           <w:lang w:val="en-US"/>
         </w:rPr>
-        <w:t>=100;</w:t>
-      </w:r>
+        <w:t>=</w:t>
+      </w:r>
+      <w:proofErr w:type="gramStart"/>
+      <w:r>
+        <w:rPr>
+          <w:lang w:val="en-US"/>
+        </w:rPr>
+        <w:t>100;</w:t>
+      </w:r>
+      <w:proofErr w:type="gramEnd"/>
     </w:p>
     <w:p>
       <w:pPr>
@@ -873,8 +1319,16 @@
         <w:rPr>
           <w:lang w:val="en-US"/>
         </w:rPr>
-        <w:t>='bob@gmail.com';</w:t>
-      </w:r>
+        <w:t>='bob@gmail.com</w:t>
+      </w:r>
+      <w:proofErr w:type="gramStart"/>
+      <w:r>
+        <w:rPr>
+          <w:lang w:val="en-US"/>
+        </w:rPr>
+        <w:t>';</w:t>
+      </w:r>
+      <w:proofErr w:type="gramEnd"/>
     </w:p>
     <w:p>
       <w:pPr>
@@ -914,8 +1368,16 @@
         <w:rPr>
           <w:lang w:val="en-US"/>
         </w:rPr>
-        <w:t>=102;</w:t>
-      </w:r>
+        <w:t>=</w:t>
+      </w:r>
+      <w:proofErr w:type="gramStart"/>
+      <w:r>
+        <w:rPr>
+          <w:lang w:val="en-US"/>
+        </w:rPr>
+        <w:t>102;</w:t>
+      </w:r>
+      <w:proofErr w:type="gramEnd"/>
     </w:p>
     <w:p>
       <w:pPr>
@@ -965,25 +1427,35 @@
         <w:t>charlie</w:t>
       </w:r>
       <w:proofErr w:type="spellEnd"/>
+      <w:proofErr w:type="gramStart"/>
       <w:r>
         <w:rPr>
           <w:lang w:val="en-US"/>
         </w:rPr>
         <w:t>';</w:t>
       </w:r>
-    </w:p>
-    <w:p>
-      <w:pPr>
-        <w:rPr>
-          <w:lang w:val="en-US"/>
-        </w:rPr>
-      </w:pPr>
-      <w:r>
-        <w:rPr>
-          <w:lang w:val="en-US"/>
-        </w:rPr>
-        <w:t>update emp set salary = 12000 where salary is null;</w:t>
-      </w:r>
+      <w:proofErr w:type="gramEnd"/>
+    </w:p>
+    <w:p>
+      <w:pPr>
+        <w:rPr>
+          <w:lang w:val="en-US"/>
+        </w:rPr>
+      </w:pPr>
+      <w:r>
+        <w:rPr>
+          <w:lang w:val="en-US"/>
+        </w:rPr>
+        <w:t xml:space="preserve">update emp set salary = 12000 where salary is </w:t>
+      </w:r>
+      <w:proofErr w:type="gramStart"/>
+      <w:r>
+        <w:rPr>
+          <w:lang w:val="en-US"/>
+        </w:rPr>
+        <w:t>null;</w:t>
+      </w:r>
+      <w:proofErr w:type="gramEnd"/>
     </w:p>
     <w:p>
       <w:pPr>
@@ -1048,6 +1520,7 @@
         <w:t xml:space="preserve">delete from </w:t>
       </w:r>
       <w:proofErr w:type="spellStart"/>
+      <w:proofErr w:type="gramStart"/>
       <w:r>
         <w:rPr>
           <w:lang w:val="en-US"/>
@@ -1061,6 +1534,7 @@
         </w:rPr>
         <w:t>;</w:t>
       </w:r>
+      <w:proofErr w:type="gramEnd"/>
     </w:p>
     <w:p>
       <w:pPr>
@@ -1080,26 +1554,69 @@
           <w:highlight w:val="yellow"/>
           <w:lang w:val="en-US"/>
         </w:rPr>
-        <w:t>delete from emp;</w:t>
-      </w:r>
-      <w:r>
-        <w:rPr>
-          <w:lang w:val="en-US"/>
-        </w:rPr>
-        <w:tab/>
-      </w:r>
-      <w:r>
-        <w:rPr>
-          <w:lang w:val="en-US"/>
-        </w:rPr>
-        <w:tab/>
-        <w:t xml:space="preserve">it delete all records present in table. </w:t>
-      </w:r>
-      <w:r>
-        <w:rPr>
-          <w:lang w:val="en-US"/>
-        </w:rPr>
-        <w:t xml:space="preserve"> After deleted all records table structure present in database. </w:t>
+        <w:t>delete from emp</w:t>
+      </w:r>
+      <w:proofErr w:type="gramStart"/>
+      <w:r>
+        <w:rPr>
+          <w:highlight w:val="yellow"/>
+          <w:lang w:val="en-US"/>
+        </w:rPr>
+        <w:t>;</w:t>
+      </w:r>
+      <w:r>
+        <w:rPr>
+          <w:lang w:val="en-US"/>
+        </w:rPr>
+        <w:tab/>
+      </w:r>
+      <w:r>
+        <w:rPr>
+          <w:lang w:val="en-US"/>
+        </w:rPr>
+        <w:tab/>
+        <w:t>it</w:t>
+      </w:r>
+      <w:proofErr w:type="gramEnd"/>
+      <w:r>
+        <w:rPr>
+          <w:lang w:val="en-US"/>
+        </w:rPr>
+        <w:t xml:space="preserve"> </w:t>
+      </w:r>
+      <w:proofErr w:type="gramStart"/>
+      <w:r>
+        <w:rPr>
+          <w:lang w:val="en-US"/>
+        </w:rPr>
+        <w:t>delete</w:t>
+      </w:r>
+      <w:proofErr w:type="gramEnd"/>
+      <w:r>
+        <w:rPr>
+          <w:lang w:val="en-US"/>
+        </w:rPr>
+        <w:t xml:space="preserve"> all records present in table. </w:t>
+      </w:r>
+      <w:r>
+        <w:rPr>
+          <w:lang w:val="en-US"/>
+        </w:rPr>
+        <w:t xml:space="preserve"> After </w:t>
+      </w:r>
+      <w:proofErr w:type="gramStart"/>
+      <w:r>
+        <w:rPr>
+          <w:lang w:val="en-US"/>
+        </w:rPr>
+        <w:t>deleted</w:t>
+      </w:r>
+      <w:proofErr w:type="gramEnd"/>
+      <w:r>
+        <w:rPr>
+          <w:lang w:val="en-US"/>
+        </w:rPr>
+        <w:t xml:space="preserve"> all records table structure present in database. </w:t>
       </w:r>
     </w:p>
     <w:p>
@@ -1142,6 +1659,7 @@
         <w:t xml:space="preserve">Delete from </w:t>
       </w:r>
       <w:proofErr w:type="spellStart"/>
+      <w:proofErr w:type="gramStart"/>
       <w:r>
         <w:rPr>
           <w:lang w:val="en-US"/>
@@ -1149,6 +1667,7 @@
         <w:t>tableName</w:t>
       </w:r>
       <w:proofErr w:type="spellEnd"/>
+      <w:proofErr w:type="gramEnd"/>
       <w:r>
         <w:rPr>
           <w:lang w:val="en-US"/>
@@ -1173,21 +1692,45 @@
         <w:rPr>
           <w:lang w:val="en-US"/>
         </w:rPr>
-        <w:t>delete from emp where id=106;</w:t>
-      </w:r>
-    </w:p>
-    <w:p>
-      <w:pPr>
-        <w:rPr>
-          <w:lang w:val="en-US"/>
-        </w:rPr>
-      </w:pPr>
-      <w:r>
-        <w:rPr>
-          <w:lang w:val="en-US"/>
-        </w:rPr>
-        <w:t>delete from emp where salary = 23000;</w:t>
-      </w:r>
+        <w:t>delete from emp where id=</w:t>
+      </w:r>
+      <w:proofErr w:type="gramStart"/>
+      <w:r>
+        <w:rPr>
+          <w:lang w:val="en-US"/>
+        </w:rPr>
+        <w:t>106;</w:t>
+      </w:r>
+      <w:proofErr w:type="gramEnd"/>
+    </w:p>
+    <w:p>
+      <w:pPr>
+        <w:rPr>
+          <w:lang w:val="en-US"/>
+        </w:rPr>
+      </w:pPr>
+      <w:proofErr w:type="gramStart"/>
+      <w:r>
+        <w:rPr>
+          <w:lang w:val="en-US"/>
+        </w:rPr>
+        <w:t>delete</w:t>
+      </w:r>
+      <w:proofErr w:type="gramEnd"/>
+      <w:r>
+        <w:rPr>
+          <w:lang w:val="en-US"/>
+        </w:rPr>
+        <w:t xml:space="preserve"> from emp where salary = </w:t>
+      </w:r>
+      <w:proofErr w:type="gramStart"/>
+      <w:r>
+        <w:rPr>
+          <w:lang w:val="en-US"/>
+        </w:rPr>
+        <w:t>23000;</w:t>
+      </w:r>
+      <w:proofErr w:type="gramEnd"/>
     </w:p>
     <w:p>
       <w:pPr>
@@ -1263,6 +1806,7 @@
         <w:t xml:space="preserve"> drop table </w:t>
       </w:r>
       <w:proofErr w:type="spellStart"/>
+      <w:proofErr w:type="gramStart"/>
       <w:r>
         <w:rPr>
           <w:lang w:val="en-US"/>
@@ -1276,18 +1820,33 @@
         </w:rPr>
         <w:t>;</w:t>
       </w:r>
-    </w:p>
-    <w:p>
-      <w:pPr>
-        <w:rPr>
-          <w:lang w:val="en-US"/>
-        </w:rPr>
-      </w:pPr>
-      <w:r>
-        <w:rPr>
-          <w:lang w:val="en-US"/>
-        </w:rPr>
-        <w:t xml:space="preserve">It delete all records if table contains as well as table structure. </w:t>
+      <w:proofErr w:type="gramEnd"/>
+    </w:p>
+    <w:p>
+      <w:pPr>
+        <w:rPr>
+          <w:lang w:val="en-US"/>
+        </w:rPr>
+      </w:pPr>
+      <w:r>
+        <w:rPr>
+          <w:lang w:val="en-US"/>
+        </w:rPr>
+        <w:t xml:space="preserve">It </w:t>
+      </w:r>
+      <w:proofErr w:type="gramStart"/>
+      <w:r>
+        <w:rPr>
+          <w:lang w:val="en-US"/>
+        </w:rPr>
+        <w:t>delete</w:t>
+      </w:r>
+      <w:proofErr w:type="gramEnd"/>
+      <w:r>
+        <w:rPr>
+          <w:lang w:val="en-US"/>
+        </w:rPr>
+        <w:t xml:space="preserve"> all records if table contains as well as table structure. </w:t>
       </w:r>
     </w:p>
     <w:p>
@@ -1301,8 +1860,17 @@
           <w:highlight w:val="yellow"/>
           <w:lang w:val="en-US"/>
         </w:rPr>
-        <w:t>drop table emp;</w:t>
-      </w:r>
+        <w:t xml:space="preserve">drop table </w:t>
+      </w:r>
+      <w:proofErr w:type="gramStart"/>
+      <w:r>
+        <w:rPr>
+          <w:highlight w:val="yellow"/>
+          <w:lang w:val="en-US"/>
+        </w:rPr>
+        <w:t>emp;</w:t>
+      </w:r>
+      <w:proofErr w:type="gramEnd"/>
     </w:p>
     <w:p>
       <w:pPr>
@@ -1456,7 +2024,21 @@
         <w:rPr>
           <w:lang w:val="en-US"/>
         </w:rPr>
-        <w:t xml:space="preserve"> varchar(30) not null</w:t>
+        <w:t xml:space="preserve"> </w:t>
+      </w:r>
+      <w:proofErr w:type="gramStart"/>
+      <w:r>
+        <w:rPr>
+          <w:lang w:val="en-US"/>
+        </w:rPr>
+        <w:t>varchar(</w:t>
+      </w:r>
+      <w:proofErr w:type="gramEnd"/>
+      <w:r>
+        <w:rPr>
+          <w:lang w:val="en-US"/>
+        </w:rPr>
+        <w:t>30) not null</w:t>
       </w:r>
     </w:p>
     <w:p>
@@ -1514,7 +2096,21 @@
         <w:rPr>
           <w:lang w:val="en-US"/>
         </w:rPr>
-        <w:t xml:space="preserve"> varchar(30) unique </w:t>
+        <w:t xml:space="preserve"> </w:t>
+      </w:r>
+      <w:proofErr w:type="gramStart"/>
+      <w:r>
+        <w:rPr>
+          <w:lang w:val="en-US"/>
+        </w:rPr>
+        <w:t>varchar(</w:t>
+      </w:r>
+      <w:proofErr w:type="gramEnd"/>
+      <w:r>
+        <w:rPr>
+          <w:lang w:val="en-US"/>
+        </w:rPr>
+        <w:t xml:space="preserve">30) unique </w:t>
       </w:r>
       <w:r>
         <w:rPr>
@@ -1533,9 +2129,17 @@
         <w:rPr>
           <w:lang w:val="en-US"/>
         </w:rPr>
-        <w:t>create table emp(</w:t>
+        <w:t xml:space="preserve">create table </w:t>
+      </w:r>
+      <w:proofErr w:type="gramStart"/>
+      <w:r>
+        <w:rPr>
+          <w:lang w:val="en-US"/>
+        </w:rPr>
+        <w:t>emp(</w:t>
       </w:r>
       <w:proofErr w:type="spellStart"/>
+      <w:proofErr w:type="gramEnd"/>
       <w:r>
         <w:rPr>
           <w:lang w:val="en-US"/>
@@ -1550,6 +2154,7 @@
         <w:t xml:space="preserve"> int primary </w:t>
       </w:r>
       <w:proofErr w:type="spellStart"/>
+      <w:proofErr w:type="gramStart"/>
       <w:r>
         <w:rPr>
           <w:lang w:val="en-US"/>
@@ -1557,11 +2162,40 @@
         <w:t>key,ename</w:t>
       </w:r>
       <w:proofErr w:type="spellEnd"/>
-      <w:r>
-        <w:rPr>
-          <w:lang w:val="en-US"/>
-        </w:rPr>
-        <w:t xml:space="preserve"> varchar(30) not null, salary float check(salary between 25000 and 50000), </w:t>
+      <w:proofErr w:type="gramEnd"/>
+      <w:r>
+        <w:rPr>
+          <w:lang w:val="en-US"/>
+        </w:rPr>
+        <w:t xml:space="preserve"> </w:t>
+      </w:r>
+      <w:proofErr w:type="gramStart"/>
+      <w:r>
+        <w:rPr>
+          <w:lang w:val="en-US"/>
+        </w:rPr>
+        <w:t>varchar(</w:t>
+      </w:r>
+      <w:proofErr w:type="gramEnd"/>
+      <w:r>
+        <w:rPr>
+          <w:lang w:val="en-US"/>
+        </w:rPr>
+        <w:t xml:space="preserve">30) not null, salary float </w:t>
+      </w:r>
+      <w:proofErr w:type="gramStart"/>
+      <w:r>
+        <w:rPr>
+          <w:lang w:val="en-US"/>
+        </w:rPr>
+        <w:t>check(</w:t>
+      </w:r>
+      <w:proofErr w:type="gramEnd"/>
+      <w:r>
+        <w:rPr>
+          <w:lang w:val="en-US"/>
+        </w:rPr>
+        <w:t xml:space="preserve">salary between 25000 and 50000), </w:t>
       </w:r>
       <w:proofErr w:type="spellStart"/>
       <w:r>
@@ -1575,67 +2209,163 @@
         <w:rPr>
           <w:lang w:val="en-US"/>
         </w:rPr>
-        <w:t xml:space="preserve"> varchar(30) unique</w:t>
-      </w:r>
-      <w:r>
-        <w:rPr>
-          <w:lang w:val="en-US"/>
-        </w:rPr>
-        <w:t xml:space="preserve"> not null);</w:t>
-      </w:r>
-    </w:p>
-    <w:p>
-      <w:pPr>
-        <w:rPr>
-          <w:lang w:val="en-US"/>
-        </w:rPr>
-      </w:pPr>
-      <w:r>
-        <w:rPr>
-          <w:lang w:val="en-US"/>
-        </w:rPr>
-        <w:t>insert into emp values(100,'John',26000,'john@gmail.com');</w:t>
-      </w:r>
-    </w:p>
-    <w:p>
-      <w:pPr>
-        <w:rPr>
-          <w:lang w:val="en-US"/>
-        </w:rPr>
-      </w:pPr>
-      <w:r>
-        <w:rPr>
-          <w:lang w:val="en-US"/>
-        </w:rPr>
-        <w:t>insert into emp values(100,'John',26000,'john@gmail.com');</w:t>
-      </w:r>
-    </w:p>
-    <w:p>
-      <w:pPr>
-        <w:rPr>
-          <w:lang w:val="en-US"/>
-        </w:rPr>
-      </w:pPr>
-    </w:p>
-    <w:p>
-      <w:pPr>
-        <w:rPr>
-          <w:lang w:val="en-US"/>
-        </w:rPr>
-      </w:pPr>
-      <w:r>
-        <w:rPr>
-          <w:b/>
-          <w:bCs/>
-          <w:lang w:val="en-US"/>
-        </w:rPr>
-        <w:t xml:space="preserve">alter command </w:t>
-      </w:r>
-      <w:r>
-        <w:rPr>
-          <w:lang w:val="en-US"/>
-        </w:rPr>
-        <w:t xml:space="preserve">: this command help us to modify existing table structure </w:t>
+        <w:t xml:space="preserve"> </w:t>
+      </w:r>
+      <w:proofErr w:type="gramStart"/>
+      <w:r>
+        <w:rPr>
+          <w:lang w:val="en-US"/>
+        </w:rPr>
+        <w:t>varchar(</w:t>
+      </w:r>
+      <w:proofErr w:type="gramEnd"/>
+      <w:r>
+        <w:rPr>
+          <w:lang w:val="en-US"/>
+        </w:rPr>
+        <w:t>30) unique</w:t>
+      </w:r>
+      <w:r>
+        <w:rPr>
+          <w:lang w:val="en-US"/>
+        </w:rPr>
+        <w:t xml:space="preserve"> not null</w:t>
+      </w:r>
+      <w:proofErr w:type="gramStart"/>
+      <w:r>
+        <w:rPr>
+          <w:lang w:val="en-US"/>
+        </w:rPr>
+        <w:t>);</w:t>
+      </w:r>
+      <w:proofErr w:type="gramEnd"/>
+    </w:p>
+    <w:p>
+      <w:pPr>
+        <w:rPr>
+          <w:lang w:val="en-US"/>
+        </w:rPr>
+      </w:pPr>
+      <w:r>
+        <w:rPr>
+          <w:lang w:val="en-US"/>
+        </w:rPr>
+        <w:t>insert into emp values(100,'John',</w:t>
+      </w:r>
+      <w:proofErr w:type="gramStart"/>
+      <w:r>
+        <w:rPr>
+          <w:lang w:val="en-US"/>
+        </w:rPr>
+        <w:t>26000,'john@gmail.com</w:t>
+      </w:r>
+      <w:proofErr w:type="gramEnd"/>
+      <w:r>
+        <w:rPr>
+          <w:lang w:val="en-US"/>
+        </w:rPr>
+        <w:t>'</w:t>
+      </w:r>
+      <w:proofErr w:type="gramStart"/>
+      <w:r>
+        <w:rPr>
+          <w:lang w:val="en-US"/>
+        </w:rPr>
+        <w:t>);</w:t>
+      </w:r>
+      <w:proofErr w:type="gramEnd"/>
+    </w:p>
+    <w:p>
+      <w:pPr>
+        <w:rPr>
+          <w:lang w:val="en-US"/>
+        </w:rPr>
+      </w:pPr>
+      <w:r>
+        <w:rPr>
+          <w:lang w:val="en-US"/>
+        </w:rPr>
+        <w:t>insert into emp values(100,'John',</w:t>
+      </w:r>
+      <w:proofErr w:type="gramStart"/>
+      <w:r>
+        <w:rPr>
+          <w:lang w:val="en-US"/>
+        </w:rPr>
+        <w:t>26000,'john@gmail.com</w:t>
+      </w:r>
+      <w:proofErr w:type="gramEnd"/>
+      <w:r>
+        <w:rPr>
+          <w:lang w:val="en-US"/>
+        </w:rPr>
+        <w:t>'</w:t>
+      </w:r>
+      <w:proofErr w:type="gramStart"/>
+      <w:r>
+        <w:rPr>
+          <w:lang w:val="en-US"/>
+        </w:rPr>
+        <w:t>);</w:t>
+      </w:r>
+      <w:proofErr w:type="gramEnd"/>
+    </w:p>
+    <w:p>
+      <w:pPr>
+        <w:rPr>
+          <w:lang w:val="en-US"/>
+        </w:rPr>
+      </w:pPr>
+    </w:p>
+    <w:p>
+      <w:pPr>
+        <w:rPr>
+          <w:lang w:val="en-US"/>
+        </w:rPr>
+      </w:pPr>
+      <w:r>
+        <w:rPr>
+          <w:b/>
+          <w:bCs/>
+          <w:lang w:val="en-US"/>
+        </w:rPr>
+        <w:t xml:space="preserve">alter </w:t>
+      </w:r>
+      <w:proofErr w:type="gramStart"/>
+      <w:r>
+        <w:rPr>
+          <w:b/>
+          <w:bCs/>
+          <w:lang w:val="en-US"/>
+        </w:rPr>
+        <w:t xml:space="preserve">command </w:t>
+      </w:r>
+      <w:r>
+        <w:rPr>
+          <w:lang w:val="en-US"/>
+        </w:rPr>
+        <w:t>:</w:t>
+      </w:r>
+      <w:proofErr w:type="gramEnd"/>
+      <w:r>
+        <w:rPr>
+          <w:lang w:val="en-US"/>
+        </w:rPr>
+        <w:t xml:space="preserve"> this command </w:t>
+      </w:r>
+      <w:proofErr w:type="gramStart"/>
+      <w:r>
+        <w:rPr>
+          <w:lang w:val="en-US"/>
+        </w:rPr>
+        <w:t>help</w:t>
+      </w:r>
+      <w:proofErr w:type="gramEnd"/>
+      <w:r>
+        <w:rPr>
+          <w:lang w:val="en-US"/>
+        </w:rPr>
+        <w:t xml:space="preserve"> us to modify existing table structure </w:t>
       </w:r>
     </w:p>
     <w:p>
@@ -1695,8 +2425,16 @@
         <w:rPr>
           <w:lang w:val="en-US"/>
         </w:rPr>
-        <w:t xml:space="preserve"> datatype key;</w:t>
-      </w:r>
+        <w:t xml:space="preserve"> datatype </w:t>
+      </w:r>
+      <w:proofErr w:type="gramStart"/>
+      <w:r>
+        <w:rPr>
+          <w:lang w:val="en-US"/>
+        </w:rPr>
+        <w:t>key;</w:t>
+      </w:r>
+      <w:proofErr w:type="gramEnd"/>
     </w:p>
     <w:p>
       <w:pPr>
@@ -1739,8 +2477,36 @@
           <w:bCs/>
           <w:lang w:val="en-US"/>
         </w:rPr>
-        <w:t xml:space="preserve"> varchar(2);</w:t>
-      </w:r>
+        <w:t xml:space="preserve"> </w:t>
+      </w:r>
+      <w:proofErr w:type="gramStart"/>
+      <w:r>
+        <w:rPr>
+          <w:b/>
+          <w:bCs/>
+          <w:lang w:val="en-US"/>
+        </w:rPr>
+        <w:t>varchar(</w:t>
+      </w:r>
+      <w:proofErr w:type="gramEnd"/>
+      <w:r>
+        <w:rPr>
+          <w:b/>
+          <w:bCs/>
+          <w:lang w:val="en-US"/>
+        </w:rPr>
+        <w:t>2</w:t>
+      </w:r>
+      <w:proofErr w:type="gramStart"/>
+      <w:r>
+        <w:rPr>
+          <w:b/>
+          <w:bCs/>
+          <w:lang w:val="en-US"/>
+        </w:rPr>
+        <w:t>);</w:t>
+      </w:r>
+      <w:proofErr w:type="gramEnd"/>
     </w:p>
     <w:p>
       <w:pPr>
@@ -1801,8 +2567,18 @@
           <w:bCs/>
           <w:lang w:val="en-US"/>
         </w:rPr>
-        <w:t>=100;</w:t>
-      </w:r>
+        <w:t>=</w:t>
+      </w:r>
+      <w:proofErr w:type="gramStart"/>
+      <w:r>
+        <w:rPr>
+          <w:b/>
+          <w:bCs/>
+          <w:lang w:val="en-US"/>
+        </w:rPr>
+        <w:t>100;</w:t>
+      </w:r>
+      <w:proofErr w:type="gramEnd"/>
     </w:p>
     <w:p>
       <w:pPr>
@@ -1877,8 +2653,16 @@
         <w:rPr>
           <w:lang w:val="en-US"/>
         </w:rPr>
-        <w:t xml:space="preserve"> datatype key;</w:t>
-      </w:r>
+        <w:t xml:space="preserve"> datatype </w:t>
+      </w:r>
+      <w:proofErr w:type="gramStart"/>
+      <w:r>
+        <w:rPr>
+          <w:lang w:val="en-US"/>
+        </w:rPr>
+        <w:t>key;</w:t>
+      </w:r>
+      <w:proofErr w:type="gramEnd"/>
     </w:p>
     <w:p>
       <w:pPr>
@@ -1921,8 +2705,36 @@
           <w:bCs/>
           <w:lang w:val="en-US"/>
         </w:rPr>
-        <w:t xml:space="preserve"> varchar(20);</w:t>
-      </w:r>
+        <w:t xml:space="preserve"> </w:t>
+      </w:r>
+      <w:proofErr w:type="gramStart"/>
+      <w:r>
+        <w:rPr>
+          <w:b/>
+          <w:bCs/>
+          <w:lang w:val="en-US"/>
+        </w:rPr>
+        <w:t>varchar(</w:t>
+      </w:r>
+      <w:proofErr w:type="gramEnd"/>
+      <w:r>
+        <w:rPr>
+          <w:b/>
+          <w:bCs/>
+          <w:lang w:val="en-US"/>
+        </w:rPr>
+        <w:t>20</w:t>
+      </w:r>
+      <w:proofErr w:type="gramStart"/>
+      <w:r>
+        <w:rPr>
+          <w:b/>
+          <w:bCs/>
+          <w:lang w:val="en-US"/>
+        </w:rPr>
+        <w:t>);</w:t>
+      </w:r>
+      <w:proofErr w:type="gramEnd"/>
     </w:p>
     <w:p>
       <w:pPr>
@@ -1983,8 +2795,18 @@
           <w:bCs/>
           <w:lang w:val="en-US"/>
         </w:rPr>
-        <w:t>=101;</w:t>
-      </w:r>
+        <w:t>=</w:t>
+      </w:r>
+      <w:proofErr w:type="gramStart"/>
+      <w:r>
+        <w:rPr>
+          <w:b/>
+          <w:bCs/>
+          <w:lang w:val="en-US"/>
+        </w:rPr>
+        <w:t>101;</w:t>
+      </w:r>
+      <w:proofErr w:type="gramEnd"/>
     </w:p>
     <w:p>
       <w:pPr>
@@ -2032,8 +2854,36 @@
           <w:bCs/>
           <w:lang w:val="en-US"/>
         </w:rPr>
-        <w:t xml:space="preserve"> varchar(20) not null;</w:t>
-      </w:r>
+        <w:t xml:space="preserve"> </w:t>
+      </w:r>
+      <w:proofErr w:type="gramStart"/>
+      <w:r>
+        <w:rPr>
+          <w:b/>
+          <w:bCs/>
+          <w:lang w:val="en-US"/>
+        </w:rPr>
+        <w:t>varchar(</w:t>
+      </w:r>
+      <w:proofErr w:type="gramEnd"/>
+      <w:r>
+        <w:rPr>
+          <w:b/>
+          <w:bCs/>
+          <w:lang w:val="en-US"/>
+        </w:rPr>
+        <w:t xml:space="preserve">20) not </w:t>
+      </w:r>
+      <w:proofErr w:type="gramStart"/>
+      <w:r>
+        <w:rPr>
+          <w:b/>
+          <w:bCs/>
+          <w:lang w:val="en-US"/>
+        </w:rPr>
+        <w:t>null;</w:t>
+      </w:r>
+      <w:proofErr w:type="gramEnd"/>
     </w:p>
     <w:p>
       <w:pPr>
@@ -2137,6 +2987,7 @@
         <w:t xml:space="preserve">alter table emp drop column </w:t>
       </w:r>
       <w:proofErr w:type="spellStart"/>
+      <w:proofErr w:type="gramStart"/>
       <w:r>
         <w:rPr>
           <w:b/>
@@ -2154,6 +3005,7 @@
         </w:rPr>
         <w:t>;</w:t>
       </w:r>
+      <w:proofErr w:type="gramEnd"/>
     </w:p>
     <w:p>
       <w:pPr>
@@ -2220,8 +3072,16 @@
         <w:rPr>
           <w:lang w:val="en-US"/>
         </w:rPr>
-        <w:t xml:space="preserve"> to newname;</w:t>
-      </w:r>
+        <w:t xml:space="preserve"> to </w:t>
+      </w:r>
+      <w:proofErr w:type="gramStart"/>
+      <w:r>
+        <w:rPr>
+          <w:lang w:val="en-US"/>
+        </w:rPr>
+        <w:t>newname;</w:t>
+      </w:r>
+      <w:proofErr w:type="gramEnd"/>
     </w:p>
     <w:p>
       <w:pPr>
@@ -2256,8 +3116,18 @@
           <w:bCs/>
           <w:lang w:val="en-US"/>
         </w:rPr>
-        <w:t xml:space="preserve"> to designation;</w:t>
-      </w:r>
+        <w:t xml:space="preserve"> to </w:t>
+      </w:r>
+      <w:proofErr w:type="gramStart"/>
+      <w:r>
+        <w:rPr>
+          <w:b/>
+          <w:bCs/>
+          <w:lang w:val="en-US"/>
+        </w:rPr>
+        <w:t>designation;</w:t>
+      </w:r>
+      <w:proofErr w:type="gramEnd"/>
     </w:p>
     <w:p>
       <w:pPr>
@@ -2280,6 +3150,7 @@
         <w:t xml:space="preserve">truncate table </w:t>
       </w:r>
       <w:proofErr w:type="spellStart"/>
+      <w:proofErr w:type="gramStart"/>
       <w:r>
         <w:rPr>
           <w:lang w:val="en-US"/>
@@ -2293,43 +3164,76 @@
         </w:rPr>
         <w:t>;</w:t>
       </w:r>
-    </w:p>
-    <w:p>
-      <w:pPr>
-        <w:rPr>
-          <w:lang w:val="en-US"/>
-        </w:rPr>
-      </w:pPr>
-      <w:r>
-        <w:rPr>
-          <w:lang w:val="en-US"/>
-        </w:rPr>
-        <w:t xml:space="preserve">it remove all records present in table. But maintain the table structure in database. </w:t>
-      </w:r>
-    </w:p>
-    <w:p>
-      <w:pPr>
-        <w:rPr>
-          <w:lang w:val="en-US"/>
-        </w:rPr>
-      </w:pPr>
-    </w:p>
-    <w:p>
-      <w:pPr>
-        <w:rPr>
-          <w:b/>
-          <w:bCs/>
-          <w:lang w:val="en-US"/>
-        </w:rPr>
-      </w:pPr>
-      <w:r>
-        <w:rPr>
-          <w:b/>
-          <w:bCs/>
-          <w:lang w:val="en-US"/>
-        </w:rPr>
-        <w:t>truncate table emp;</w:t>
-      </w:r>
+      <w:proofErr w:type="gramEnd"/>
+    </w:p>
+    <w:p>
+      <w:pPr>
+        <w:rPr>
+          <w:lang w:val="en-US"/>
+        </w:rPr>
+      </w:pPr>
+      <w:proofErr w:type="gramStart"/>
+      <w:r>
+        <w:rPr>
+          <w:lang w:val="en-US"/>
+        </w:rPr>
+        <w:t>it</w:t>
+      </w:r>
+      <w:proofErr w:type="gramEnd"/>
+      <w:r>
+        <w:rPr>
+          <w:lang w:val="en-US"/>
+        </w:rPr>
+        <w:t xml:space="preserve"> </w:t>
+      </w:r>
+      <w:proofErr w:type="gramStart"/>
+      <w:r>
+        <w:rPr>
+          <w:lang w:val="en-US"/>
+        </w:rPr>
+        <w:t>remove</w:t>
+      </w:r>
+      <w:proofErr w:type="gramEnd"/>
+      <w:r>
+        <w:rPr>
+          <w:lang w:val="en-US"/>
+        </w:rPr>
+        <w:t xml:space="preserve"> all records present in table. But maintain the table structure in database. </w:t>
+      </w:r>
+    </w:p>
+    <w:p>
+      <w:pPr>
+        <w:rPr>
+          <w:lang w:val="en-US"/>
+        </w:rPr>
+      </w:pPr>
+    </w:p>
+    <w:p>
+      <w:pPr>
+        <w:rPr>
+          <w:b/>
+          <w:bCs/>
+          <w:lang w:val="en-US"/>
+        </w:rPr>
+      </w:pPr>
+      <w:r>
+        <w:rPr>
+          <w:b/>
+          <w:bCs/>
+          <w:lang w:val="en-US"/>
+        </w:rPr>
+        <w:t xml:space="preserve">truncate table </w:t>
+      </w:r>
+      <w:proofErr w:type="gramStart"/>
+      <w:r>
+        <w:rPr>
+          <w:b/>
+          <w:bCs/>
+          <w:lang w:val="en-US"/>
+        </w:rPr>
+        <w:t>emp;</w:t>
+      </w:r>
+      <w:proofErr w:type="gramEnd"/>
     </w:p>
     <w:p>
       <w:pPr>
@@ -2437,7 +3341,35 @@
         <w:rPr>
           <w:lang w:val="en-US"/>
         </w:rPr>
-        <w:t xml:space="preserve">Drop remove whole table including all records. But delete and truncate it delete only records not table structure. </w:t>
+        <w:t xml:space="preserve">Drop remove whole table including all records. But </w:t>
+      </w:r>
+      <w:proofErr w:type="gramStart"/>
+      <w:r>
+        <w:rPr>
+          <w:lang w:val="en-US"/>
+        </w:rPr>
+        <w:t>delete</w:t>
+      </w:r>
+      <w:proofErr w:type="gramEnd"/>
+      <w:r>
+        <w:rPr>
+          <w:lang w:val="en-US"/>
+        </w:rPr>
+        <w:t xml:space="preserve"> and </w:t>
+      </w:r>
+      <w:proofErr w:type="gramStart"/>
+      <w:r>
+        <w:rPr>
+          <w:lang w:val="en-US"/>
+        </w:rPr>
+        <w:t>truncate</w:t>
+      </w:r>
+      <w:proofErr w:type="gramEnd"/>
+      <w:r>
+        <w:rPr>
+          <w:lang w:val="en-US"/>
+        </w:rPr>
+        <w:t xml:space="preserve"> it delete only records not table structure. </w:t>
       </w:r>
     </w:p>
     <w:p>
@@ -2455,7 +3387,21 @@
         <w:rPr>
           <w:lang w:val="en-US"/>
         </w:rPr>
-        <w:t xml:space="preserve">With delete we can use where clause but truncate we can’t use where clause. </w:t>
+        <w:t xml:space="preserve">With delete we can use where clause but truncate we </w:t>
+      </w:r>
+      <w:proofErr w:type="gramStart"/>
+      <w:r>
+        <w:rPr>
+          <w:lang w:val="en-US"/>
+        </w:rPr>
+        <w:t>can’t use</w:t>
+      </w:r>
+      <w:proofErr w:type="gramEnd"/>
+      <w:r>
+        <w:rPr>
+          <w:lang w:val="en-US"/>
+        </w:rPr>
+        <w:t xml:space="preserve"> where clause. </w:t>
       </w:r>
     </w:p>
     <w:p>
@@ -2473,7 +3419,63 @@
         <w:rPr>
           <w:lang w:val="en-US"/>
         </w:rPr>
-        <w:t xml:space="preserve">If we remove all records using delete we can rollback using TCL if we use delete under the transaction. But if we remove all records using truncate we can’t rollback. </w:t>
+        <w:t xml:space="preserve">If we remove all records using </w:t>
+      </w:r>
+      <w:proofErr w:type="gramStart"/>
+      <w:r>
+        <w:rPr>
+          <w:lang w:val="en-US"/>
+        </w:rPr>
+        <w:t>delete</w:t>
+      </w:r>
+      <w:proofErr w:type="gramEnd"/>
+      <w:r>
+        <w:rPr>
+          <w:lang w:val="en-US"/>
+        </w:rPr>
+        <w:t xml:space="preserve"> we can </w:t>
+      </w:r>
+      <w:proofErr w:type="gramStart"/>
+      <w:r>
+        <w:rPr>
+          <w:lang w:val="en-US"/>
+        </w:rPr>
+        <w:t>rollback</w:t>
+      </w:r>
+      <w:proofErr w:type="gramEnd"/>
+      <w:r>
+        <w:rPr>
+          <w:lang w:val="en-US"/>
+        </w:rPr>
+        <w:t xml:space="preserve"> using TCL if we use delete under the transaction. But if we remove all records using </w:t>
+      </w:r>
+      <w:proofErr w:type="gramStart"/>
+      <w:r>
+        <w:rPr>
+          <w:lang w:val="en-US"/>
+        </w:rPr>
+        <w:t>truncate</w:t>
+      </w:r>
+      <w:proofErr w:type="gramEnd"/>
+      <w:r>
+        <w:rPr>
+          <w:lang w:val="en-US"/>
+        </w:rPr>
+        <w:t xml:space="preserve"> we can’t </w:t>
+      </w:r>
+      <w:proofErr w:type="gramStart"/>
+      <w:r>
+        <w:rPr>
+          <w:lang w:val="en-US"/>
+        </w:rPr>
+        <w:t>rollback</w:t>
+      </w:r>
+      <w:proofErr w:type="gramEnd"/>
+      <w:r>
+        <w:rPr>
+          <w:lang w:val="en-US"/>
+        </w:rPr>
+        <w:t xml:space="preserve">. </w:t>
       </w:r>
     </w:p>
     <w:p>
@@ -2937,7 +3939,21 @@
         <w:rPr>
           <w:lang w:val="en-US"/>
         </w:rPr>
-        <w:t xml:space="preserve"> Many employees working in one project. </w:t>
+        <w:t xml:space="preserve"> Many employees working </w:t>
+      </w:r>
+      <w:proofErr w:type="gramStart"/>
+      <w:r>
+        <w:rPr>
+          <w:lang w:val="en-US"/>
+        </w:rPr>
+        <w:t>in</w:t>
+      </w:r>
+      <w:proofErr w:type="gramEnd"/>
+      <w:r>
+        <w:rPr>
+          <w:lang w:val="en-US"/>
+        </w:rPr>
+        <w:t xml:space="preserve"> one project. </w:t>
       </w:r>
     </w:p>
     <w:p>
@@ -2967,7 +3983,35 @@
         <w:rPr>
           <w:lang w:val="en-US"/>
         </w:rPr>
-        <w:t xml:space="preserve"> Many students known more than one technologies. </w:t>
+        <w:t xml:space="preserve"> Many students </w:t>
+      </w:r>
+      <w:proofErr w:type="gramStart"/>
+      <w:r>
+        <w:rPr>
+          <w:lang w:val="en-US"/>
+        </w:rPr>
+        <w:t>known</w:t>
+      </w:r>
+      <w:proofErr w:type="gramEnd"/>
+      <w:r>
+        <w:rPr>
+          <w:lang w:val="en-US"/>
+        </w:rPr>
+        <w:t xml:space="preserve"> more than one </w:t>
+      </w:r>
+      <w:proofErr w:type="gramStart"/>
+      <w:r>
+        <w:rPr>
+          <w:lang w:val="en-US"/>
+        </w:rPr>
+        <w:t>technologies</w:t>
+      </w:r>
+      <w:proofErr w:type="gramEnd"/>
+      <w:r>
+        <w:rPr>
+          <w:lang w:val="en-US"/>
+        </w:rPr>
+        <w:t xml:space="preserve">. </w:t>
       </w:r>
     </w:p>
     <w:p>
@@ -2988,6 +4032,183 @@
           <w:lang w:val="en-US"/>
         </w:rPr>
         <w:lastRenderedPageBreak/>
+        <w:t xml:space="preserve">Primary </w:t>
+      </w:r>
+      <w:proofErr w:type="gramStart"/>
+      <w:r>
+        <w:rPr>
+          <w:lang w:val="en-US"/>
+        </w:rPr>
+        <w:t>key :</w:t>
+      </w:r>
+      <w:proofErr w:type="gramEnd"/>
+    </w:p>
+    <w:p>
+      <w:pPr>
+        <w:pStyle w:val="ListParagraph"/>
+        <w:numPr>
+          <w:ilvl w:val="0"/>
+          <w:numId w:val="15"/>
+        </w:numPr>
+        <w:rPr>
+          <w:lang w:val="en-US"/>
+        </w:rPr>
+      </w:pPr>
+      <w:r>
+        <w:rPr>
+          <w:lang w:val="en-US"/>
+        </w:rPr>
+        <w:t>If column is PK that column doesn’t allow duplicate as well as null value.</w:t>
+      </w:r>
+    </w:p>
+    <w:p>
+      <w:pPr>
+        <w:pStyle w:val="ListParagraph"/>
+        <w:numPr>
+          <w:ilvl w:val="0"/>
+          <w:numId w:val="15"/>
+        </w:numPr>
+        <w:rPr>
+          <w:lang w:val="en-US"/>
+        </w:rPr>
+      </w:pPr>
+      <w:r>
+        <w:rPr>
+          <w:lang w:val="en-US"/>
+        </w:rPr>
+        <w:t xml:space="preserve">Single </w:t>
+      </w:r>
+      <w:proofErr w:type="gramStart"/>
+      <w:r>
+        <w:rPr>
+          <w:lang w:val="en-US"/>
+        </w:rPr>
+        <w:t>table</w:t>
+      </w:r>
+      <w:proofErr w:type="gramEnd"/>
+      <w:r>
+        <w:rPr>
+          <w:lang w:val="en-US"/>
+        </w:rPr>
+        <w:t xml:space="preserve"> we can create only one column as PK.</w:t>
+      </w:r>
+    </w:p>
+    <w:p>
+      <w:pPr>
+        <w:rPr>
+          <w:lang w:val="en-US"/>
+        </w:rPr>
+      </w:pPr>
+      <w:r>
+        <w:rPr>
+          <w:lang w:val="en-US"/>
+        </w:rPr>
+        <w:t xml:space="preserve">Foreign </w:t>
+      </w:r>
+      <w:proofErr w:type="gramStart"/>
+      <w:r>
+        <w:rPr>
+          <w:lang w:val="en-US"/>
+        </w:rPr>
+        <w:t>key :</w:t>
+      </w:r>
+      <w:proofErr w:type="gramEnd"/>
+    </w:p>
+    <w:p>
+      <w:pPr>
+        <w:pStyle w:val="ListParagraph"/>
+        <w:numPr>
+          <w:ilvl w:val="0"/>
+          <w:numId w:val="16"/>
+        </w:numPr>
+        <w:rPr>
+          <w:lang w:val="en-US"/>
+        </w:rPr>
+      </w:pPr>
+      <w:r>
+        <w:rPr>
+          <w:lang w:val="en-US"/>
+        </w:rPr>
+        <w:t xml:space="preserve">FK is </w:t>
+      </w:r>
+      <w:proofErr w:type="gramStart"/>
+      <w:r>
+        <w:rPr>
+          <w:lang w:val="en-US"/>
+        </w:rPr>
+        <w:t>use</w:t>
+      </w:r>
+      <w:proofErr w:type="gramEnd"/>
+      <w:r>
+        <w:rPr>
+          <w:lang w:val="en-US"/>
+        </w:rPr>
+        <w:t xml:space="preserve"> to connect to PK of same table or different table. </w:t>
+      </w:r>
+    </w:p>
+    <w:p>
+      <w:pPr>
+        <w:pStyle w:val="ListParagraph"/>
+        <w:numPr>
+          <w:ilvl w:val="0"/>
+          <w:numId w:val="16"/>
+        </w:numPr>
+        <w:rPr>
+          <w:lang w:val="en-US"/>
+        </w:rPr>
+      </w:pPr>
+      <w:r>
+        <w:rPr>
+          <w:lang w:val="en-US"/>
+        </w:rPr>
+        <w:t xml:space="preserve">FK allow only </w:t>
+      </w:r>
+      <w:proofErr w:type="gramStart"/>
+      <w:r>
+        <w:rPr>
+          <w:lang w:val="en-US"/>
+        </w:rPr>
+        <w:t>those value</w:t>
+      </w:r>
+      <w:proofErr w:type="gramEnd"/>
+      <w:r>
+        <w:rPr>
+          <w:lang w:val="en-US"/>
+        </w:rPr>
+        <w:t xml:space="preserve"> which present in FK column. It </w:t>
+      </w:r>
+      <w:proofErr w:type="gramStart"/>
+      <w:r>
+        <w:rPr>
+          <w:lang w:val="en-US"/>
+        </w:rPr>
+        <w:t>allow</w:t>
+      </w:r>
+      <w:proofErr w:type="gramEnd"/>
+      <w:r>
+        <w:rPr>
+          <w:lang w:val="en-US"/>
+        </w:rPr>
+        <w:t xml:space="preserve"> duplicate as well as null value. </w:t>
+      </w:r>
+    </w:p>
+    <w:p>
+      <w:pPr>
+        <w:rPr>
+          <w:lang w:val="en-US"/>
+        </w:rPr>
+      </w:pPr>
+    </w:p>
+    <w:p>
+      <w:pPr>
+        <w:rPr>
+          <w:lang w:val="en-US"/>
+        </w:rPr>
+      </w:pPr>
+      <w:r>
+        <w:rPr>
+          <w:lang w:val="en-US"/>
+        </w:rPr>
         <w:t xml:space="preserve">One to Many </w:t>
       </w:r>
       <w:r>
@@ -3002,6 +4223,1524 @@
         </w:rPr>
         <w:t xml:space="preserve"> </w:t>
       </w:r>
+    </w:p>
+    <w:p>
+      <w:pPr>
+        <w:rPr>
+          <w:b/>
+          <w:bCs/>
+          <w:lang w:val="en-US"/>
+        </w:rPr>
+      </w:pPr>
+      <w:r>
+        <w:rPr>
+          <w:b/>
+          <w:bCs/>
+          <w:lang w:val="en-US"/>
+        </w:rPr>
+        <w:t xml:space="preserve">Table -&gt; Trainer </w:t>
+      </w:r>
+    </w:p>
+    <w:p>
+      <w:pPr>
+        <w:rPr>
+          <w:lang w:val="en-US"/>
+        </w:rPr>
+      </w:pPr>
+      <w:proofErr w:type="gramStart"/>
+      <w:r>
+        <w:rPr>
+          <w:lang w:val="en-US"/>
+        </w:rPr>
+        <w:t>TID(</w:t>
+      </w:r>
+      <w:proofErr w:type="gramEnd"/>
+      <w:r>
+        <w:rPr>
+          <w:lang w:val="en-US"/>
+        </w:rPr>
+        <w:t>int)</w:t>
+      </w:r>
+      <w:r>
+        <w:rPr>
+          <w:lang w:val="en-US"/>
+        </w:rPr>
+        <w:sym w:font="Wingdings" w:char="F0E0"/>
+      </w:r>
+      <w:r>
+        <w:rPr>
+          <w:lang w:val="en-US"/>
+        </w:rPr>
+        <w:t xml:space="preserve"> PK, </w:t>
+      </w:r>
+      <w:proofErr w:type="spellStart"/>
+      <w:r>
+        <w:rPr>
+          <w:lang w:val="en-US"/>
+        </w:rPr>
+        <w:t>Tname</w:t>
+      </w:r>
+      <w:proofErr w:type="spellEnd"/>
+      <w:r>
+        <w:rPr>
+          <w:lang w:val="en-US"/>
+        </w:rPr>
+        <w:t xml:space="preserve"> (</w:t>
+      </w:r>
+      <w:proofErr w:type="gramStart"/>
+      <w:r>
+        <w:rPr>
+          <w:lang w:val="en-US"/>
+        </w:rPr>
+        <w:t>varchar(</w:t>
+      </w:r>
+      <w:proofErr w:type="gramEnd"/>
+      <w:r>
+        <w:rPr>
+          <w:lang w:val="en-US"/>
+        </w:rPr>
+        <w:t>30)) not null, technology (</w:t>
+      </w:r>
+      <w:proofErr w:type="gramStart"/>
+      <w:r>
+        <w:rPr>
+          <w:lang w:val="en-US"/>
+        </w:rPr>
+        <w:t>varchar(</w:t>
+      </w:r>
+      <w:proofErr w:type="gramEnd"/>
+      <w:r>
+        <w:rPr>
+          <w:lang w:val="en-US"/>
+        </w:rPr>
+        <w:t xml:space="preserve">30)) not null </w:t>
+      </w:r>
+    </w:p>
+    <w:p>
+      <w:pPr>
+        <w:rPr>
+          <w:lang w:val="en-US"/>
+        </w:rPr>
+      </w:pPr>
+      <w:r>
+        <w:rPr>
+          <w:lang w:val="en-US"/>
+        </w:rPr>
+        <w:t>1</w:t>
+      </w:r>
+      <w:r>
+        <w:rPr>
+          <w:lang w:val="en-US"/>
+        </w:rPr>
+        <w:tab/>
+      </w:r>
+      <w:r>
+        <w:rPr>
+          <w:lang w:val="en-US"/>
+        </w:rPr>
+        <w:tab/>
+        <w:t>Raj</w:t>
+      </w:r>
+      <w:r>
+        <w:rPr>
+          <w:lang w:val="en-US"/>
+        </w:rPr>
+        <w:tab/>
+      </w:r>
+      <w:r>
+        <w:rPr>
+          <w:lang w:val="en-US"/>
+        </w:rPr>
+        <w:tab/>
+      </w:r>
+      <w:r>
+        <w:rPr>
+          <w:lang w:val="en-US"/>
+        </w:rPr>
+        <w:tab/>
+      </w:r>
+      <w:r>
+        <w:rPr>
+          <w:lang w:val="en-US"/>
+        </w:rPr>
+        <w:tab/>
+        <w:t>Java</w:t>
+      </w:r>
+    </w:p>
+    <w:p>
+      <w:pPr>
+        <w:rPr>
+          <w:lang w:val="en-US"/>
+        </w:rPr>
+      </w:pPr>
+      <w:r>
+        <w:rPr>
+          <w:lang w:val="en-US"/>
+        </w:rPr>
+        <w:t>2</w:t>
+      </w:r>
+      <w:r>
+        <w:rPr>
+          <w:lang w:val="en-US"/>
+        </w:rPr>
+        <w:tab/>
+      </w:r>
+      <w:r>
+        <w:rPr>
+          <w:lang w:val="en-US"/>
+        </w:rPr>
+        <w:tab/>
+        <w:t>Ravi</w:t>
+      </w:r>
+      <w:r>
+        <w:rPr>
+          <w:lang w:val="en-US"/>
+        </w:rPr>
+        <w:tab/>
+      </w:r>
+      <w:r>
+        <w:rPr>
+          <w:lang w:val="en-US"/>
+        </w:rPr>
+        <w:tab/>
+      </w:r>
+      <w:r>
+        <w:rPr>
+          <w:lang w:val="en-US"/>
+        </w:rPr>
+        <w:tab/>
+      </w:r>
+      <w:r>
+        <w:rPr>
+          <w:lang w:val="en-US"/>
+        </w:rPr>
+        <w:tab/>
+        <w:t xml:space="preserve">Python </w:t>
+      </w:r>
+    </w:p>
+    <w:p>
+      <w:pPr>
+        <w:rPr>
+          <w:lang w:val="en-US"/>
+        </w:rPr>
+      </w:pPr>
+      <w:r>
+        <w:rPr>
+          <w:lang w:val="en-US"/>
+        </w:rPr>
+        <w:t>3</w:t>
+      </w:r>
+      <w:r>
+        <w:rPr>
+          <w:lang w:val="en-US"/>
+        </w:rPr>
+        <w:tab/>
+      </w:r>
+      <w:r>
+        <w:rPr>
+          <w:lang w:val="en-US"/>
+        </w:rPr>
+        <w:tab/>
+        <w:t>John</w:t>
+      </w:r>
+      <w:r>
+        <w:rPr>
+          <w:lang w:val="en-US"/>
+        </w:rPr>
+        <w:tab/>
+      </w:r>
+      <w:r>
+        <w:rPr>
+          <w:lang w:val="en-US"/>
+        </w:rPr>
+        <w:tab/>
+      </w:r>
+      <w:r>
+        <w:rPr>
+          <w:lang w:val="en-US"/>
+        </w:rPr>
+        <w:tab/>
+      </w:r>
+      <w:r>
+        <w:rPr>
+          <w:lang w:val="en-US"/>
+        </w:rPr>
+        <w:tab/>
+        <w:t>AI</w:t>
+      </w:r>
+    </w:p>
+    <w:p>
+      <w:pPr>
+        <w:rPr>
+          <w:lang w:val="en-US"/>
+        </w:rPr>
+      </w:pPr>
+    </w:p>
+    <w:p>
+      <w:pPr>
+        <w:rPr>
+          <w:lang w:val="en-US"/>
+        </w:rPr>
+      </w:pPr>
+      <w:r>
+        <w:rPr>
+          <w:lang w:val="en-US"/>
+        </w:rPr>
+        <w:t xml:space="preserve">create table </w:t>
+      </w:r>
+      <w:proofErr w:type="gramStart"/>
+      <w:r>
+        <w:rPr>
+          <w:lang w:val="en-US"/>
+        </w:rPr>
+        <w:t>trainer(</w:t>
+      </w:r>
+      <w:proofErr w:type="gramEnd"/>
+    </w:p>
+    <w:p>
+      <w:pPr>
+        <w:rPr>
+          <w:lang w:val="en-US"/>
+        </w:rPr>
+      </w:pPr>
+      <w:proofErr w:type="spellStart"/>
+      <w:r>
+        <w:rPr>
+          <w:lang w:val="en-US"/>
+        </w:rPr>
+        <w:t>tid</w:t>
+      </w:r>
+      <w:proofErr w:type="spellEnd"/>
+      <w:r>
+        <w:rPr>
+          <w:lang w:val="en-US"/>
+        </w:rPr>
+        <w:t xml:space="preserve"> int primary key,</w:t>
+      </w:r>
+    </w:p>
+    <w:p>
+      <w:pPr>
+        <w:rPr>
+          <w:lang w:val="en-US"/>
+        </w:rPr>
+      </w:pPr>
+      <w:proofErr w:type="spellStart"/>
+      <w:r>
+        <w:rPr>
+          <w:lang w:val="en-US"/>
+        </w:rPr>
+        <w:t>tname</w:t>
+      </w:r>
+      <w:proofErr w:type="spellEnd"/>
+      <w:r>
+        <w:rPr>
+          <w:lang w:val="en-US"/>
+        </w:rPr>
+        <w:t xml:space="preserve"> </w:t>
+      </w:r>
+      <w:proofErr w:type="gramStart"/>
+      <w:r>
+        <w:rPr>
+          <w:lang w:val="en-US"/>
+        </w:rPr>
+        <w:t>varchar(</w:t>
+      </w:r>
+      <w:proofErr w:type="gramEnd"/>
+      <w:r>
+        <w:rPr>
+          <w:lang w:val="en-US"/>
+        </w:rPr>
+        <w:t xml:space="preserve">30) not null, </w:t>
+      </w:r>
+    </w:p>
+    <w:p>
+      <w:pPr>
+        <w:rPr>
+          <w:lang w:val="en-US"/>
+        </w:rPr>
+      </w:pPr>
+      <w:r>
+        <w:rPr>
+          <w:lang w:val="en-US"/>
+        </w:rPr>
+        <w:t xml:space="preserve">technology </w:t>
+      </w:r>
+      <w:proofErr w:type="gramStart"/>
+      <w:r>
+        <w:rPr>
+          <w:lang w:val="en-US"/>
+        </w:rPr>
+        <w:t>varchar(</w:t>
+      </w:r>
+      <w:proofErr w:type="gramEnd"/>
+      <w:r>
+        <w:rPr>
+          <w:lang w:val="en-US"/>
+        </w:rPr>
+        <w:t>30) not null</w:t>
+      </w:r>
+      <w:proofErr w:type="gramStart"/>
+      <w:r>
+        <w:rPr>
+          <w:lang w:val="en-US"/>
+        </w:rPr>
+        <w:t>);</w:t>
+      </w:r>
+      <w:proofErr w:type="gramEnd"/>
+    </w:p>
+    <w:p>
+      <w:pPr>
+        <w:rPr>
+          <w:lang w:val="en-US"/>
+        </w:rPr>
+      </w:pPr>
+      <w:r>
+        <w:rPr>
+          <w:lang w:val="en-US"/>
+        </w:rPr>
+        <w:t>insert into trainer values(1,'Raj','Java'</w:t>
+      </w:r>
+      <w:proofErr w:type="gramStart"/>
+      <w:r>
+        <w:rPr>
+          <w:lang w:val="en-US"/>
+        </w:rPr>
+        <w:t>);</w:t>
+      </w:r>
+      <w:proofErr w:type="gramEnd"/>
+    </w:p>
+    <w:p>
+      <w:pPr>
+        <w:rPr>
+          <w:lang w:val="en-US"/>
+        </w:rPr>
+      </w:pPr>
+      <w:r>
+        <w:rPr>
+          <w:lang w:val="en-US"/>
+        </w:rPr>
+        <w:t>insert into trainer values(2,'Ravi','Python'</w:t>
+      </w:r>
+      <w:proofErr w:type="gramStart"/>
+      <w:r>
+        <w:rPr>
+          <w:lang w:val="en-US"/>
+        </w:rPr>
+        <w:t>);</w:t>
+      </w:r>
+      <w:proofErr w:type="gramEnd"/>
+    </w:p>
+    <w:p>
+      <w:pPr>
+        <w:rPr>
+          <w:lang w:val="en-US"/>
+        </w:rPr>
+      </w:pPr>
+      <w:r>
+        <w:rPr>
+          <w:lang w:val="en-US"/>
+        </w:rPr>
+        <w:t>insert into trainer values(3,'John','AI'</w:t>
+      </w:r>
+      <w:proofErr w:type="gramStart"/>
+      <w:r>
+        <w:rPr>
+          <w:lang w:val="en-US"/>
+        </w:rPr>
+        <w:t>);</w:t>
+      </w:r>
+      <w:proofErr w:type="gramEnd"/>
+    </w:p>
+    <w:p>
+      <w:pPr>
+        <w:rPr>
+          <w:lang w:val="en-US"/>
+        </w:rPr>
+      </w:pPr>
+    </w:p>
+    <w:p>
+      <w:pPr>
+        <w:rPr>
+          <w:b/>
+          <w:bCs/>
+          <w:lang w:val="en-US"/>
+        </w:rPr>
+      </w:pPr>
+      <w:r>
+        <w:rPr>
+          <w:b/>
+          <w:bCs/>
+          <w:lang w:val="en-US"/>
+        </w:rPr>
+        <w:t xml:space="preserve">Table </w:t>
+      </w:r>
+      <w:r>
+        <w:rPr>
+          <w:b/>
+          <w:bCs/>
+          <w:lang w:val="en-US"/>
+        </w:rPr>
+        <w:sym w:font="Wingdings" w:char="F0E0"/>
+      </w:r>
+      <w:r>
+        <w:rPr>
+          <w:b/>
+          <w:bCs/>
+          <w:lang w:val="en-US"/>
+        </w:rPr>
+        <w:t xml:space="preserve">Student </w:t>
+      </w:r>
+    </w:p>
+    <w:p>
+      <w:pPr>
+        <w:rPr>
+          <w:lang w:val="en-US"/>
+        </w:rPr>
+      </w:pPr>
+      <w:r>
+        <w:rPr>
+          <w:lang w:val="en-US"/>
+        </w:rPr>
+        <w:t xml:space="preserve">Sid(int) </w:t>
+      </w:r>
+      <w:r>
+        <w:rPr>
+          <w:lang w:val="en-US"/>
+        </w:rPr>
+        <w:sym w:font="Wingdings" w:char="F0E0"/>
+      </w:r>
+      <w:r>
+        <w:rPr>
+          <w:lang w:val="en-US"/>
+        </w:rPr>
+        <w:t xml:space="preserve">PK, </w:t>
+      </w:r>
+      <w:proofErr w:type="spellStart"/>
+      <w:r>
+        <w:rPr>
+          <w:lang w:val="en-US"/>
+        </w:rPr>
+        <w:t>SName</w:t>
+      </w:r>
+      <w:proofErr w:type="spellEnd"/>
+      <w:r>
+        <w:rPr>
+          <w:lang w:val="en-US"/>
+        </w:rPr>
+        <w:t>(</w:t>
+      </w:r>
+      <w:proofErr w:type="gramStart"/>
+      <w:r>
+        <w:rPr>
+          <w:lang w:val="en-US"/>
+        </w:rPr>
+        <w:t>varchar(</w:t>
+      </w:r>
+      <w:proofErr w:type="gramEnd"/>
+      <w:r>
+        <w:rPr>
+          <w:lang w:val="en-US"/>
+        </w:rPr>
+        <w:t xml:space="preserve">30)) not null, age int check &gt; </w:t>
+      </w:r>
+      <w:proofErr w:type="gramStart"/>
+      <w:r>
+        <w:rPr>
+          <w:lang w:val="en-US"/>
+        </w:rPr>
+        <w:t>21,</w:t>
+      </w:r>
+      <w:r>
+        <w:rPr>
+          <w:b/>
+          <w:bCs/>
+          <w:lang w:val="en-US"/>
+        </w:rPr>
+        <w:t>TID</w:t>
+      </w:r>
+      <w:proofErr w:type="gramEnd"/>
+      <w:r>
+        <w:rPr>
+          <w:b/>
+          <w:bCs/>
+          <w:lang w:val="en-US"/>
+        </w:rPr>
+        <w:t xml:space="preserve"> int </w:t>
+      </w:r>
+      <w:proofErr w:type="gramStart"/>
+      <w:r>
+        <w:rPr>
+          <w:b/>
+          <w:bCs/>
+          <w:lang w:val="en-US"/>
+        </w:rPr>
+        <w:t xml:space="preserve">FK </w:t>
+      </w:r>
+      <w:r>
+        <w:rPr>
+          <w:b/>
+          <w:bCs/>
+          <w:lang w:val="en-US"/>
+        </w:rPr>
+        <w:t xml:space="preserve"> connect</w:t>
+      </w:r>
+      <w:proofErr w:type="gramEnd"/>
+      <w:r>
+        <w:rPr>
+          <w:b/>
+          <w:bCs/>
+          <w:lang w:val="en-US"/>
+        </w:rPr>
+        <w:t xml:space="preserve"> to PK</w:t>
+      </w:r>
+    </w:p>
+    <w:p>
+      <w:pPr>
+        <w:rPr>
+          <w:lang w:val="en-US"/>
+        </w:rPr>
+      </w:pPr>
+      <w:r>
+        <w:rPr>
+          <w:lang w:val="en-US"/>
+        </w:rPr>
+        <w:t>100</w:t>
+      </w:r>
+      <w:r>
+        <w:rPr>
+          <w:lang w:val="en-US"/>
+        </w:rPr>
+        <w:tab/>
+      </w:r>
+      <w:r>
+        <w:rPr>
+          <w:lang w:val="en-US"/>
+        </w:rPr>
+        <w:tab/>
+        <w:t>Neena</w:t>
+      </w:r>
+      <w:r>
+        <w:rPr>
+          <w:lang w:val="en-US"/>
+        </w:rPr>
+        <w:tab/>
+      </w:r>
+      <w:r>
+        <w:rPr>
+          <w:lang w:val="en-US"/>
+        </w:rPr>
+        <w:tab/>
+      </w:r>
+      <w:r>
+        <w:rPr>
+          <w:lang w:val="en-US"/>
+        </w:rPr>
+        <w:tab/>
+      </w:r>
+      <w:r>
+        <w:rPr>
+          <w:lang w:val="en-US"/>
+        </w:rPr>
+        <w:tab/>
+        <w:t>23</w:t>
+      </w:r>
+      <w:r>
+        <w:rPr>
+          <w:lang w:val="en-US"/>
+        </w:rPr>
+        <w:tab/>
+      </w:r>
+      <w:r>
+        <w:rPr>
+          <w:lang w:val="en-US"/>
+        </w:rPr>
+        <w:tab/>
+      </w:r>
+      <w:r>
+        <w:rPr>
+          <w:lang w:val="en-US"/>
+        </w:rPr>
+        <w:tab/>
+        <w:t>1</w:t>
+      </w:r>
+    </w:p>
+    <w:p>
+      <w:pPr>
+        <w:rPr>
+          <w:lang w:val="en-US"/>
+        </w:rPr>
+      </w:pPr>
+      <w:r>
+        <w:rPr>
+          <w:lang w:val="en-US"/>
+        </w:rPr>
+        <w:t>101</w:t>
+      </w:r>
+      <w:r>
+        <w:rPr>
+          <w:lang w:val="en-US"/>
+        </w:rPr>
+        <w:tab/>
+      </w:r>
+      <w:r>
+        <w:rPr>
+          <w:lang w:val="en-US"/>
+        </w:rPr>
+        <w:tab/>
+        <w:t>Meena</w:t>
+      </w:r>
+      <w:r>
+        <w:rPr>
+          <w:lang w:val="en-US"/>
+        </w:rPr>
+        <w:tab/>
+      </w:r>
+      <w:r>
+        <w:rPr>
+          <w:lang w:val="en-US"/>
+        </w:rPr>
+        <w:tab/>
+      </w:r>
+      <w:r>
+        <w:rPr>
+          <w:lang w:val="en-US"/>
+        </w:rPr>
+        <w:tab/>
+      </w:r>
+      <w:r>
+        <w:rPr>
+          <w:lang w:val="en-US"/>
+        </w:rPr>
+        <w:tab/>
+        <w:t>24</w:t>
+      </w:r>
+      <w:r>
+        <w:rPr>
+          <w:lang w:val="en-US"/>
+        </w:rPr>
+        <w:tab/>
+      </w:r>
+      <w:r>
+        <w:rPr>
+          <w:lang w:val="en-US"/>
+        </w:rPr>
+        <w:tab/>
+      </w:r>
+      <w:r>
+        <w:rPr>
+          <w:lang w:val="en-US"/>
+        </w:rPr>
+        <w:tab/>
+        <w:t>1</w:t>
+      </w:r>
+    </w:p>
+    <w:p>
+      <w:pPr>
+        <w:rPr>
+          <w:lang w:val="en-US"/>
+        </w:rPr>
+      </w:pPr>
+      <w:r>
+        <w:rPr>
+          <w:lang w:val="en-US"/>
+        </w:rPr>
+        <w:t>102</w:t>
+      </w:r>
+      <w:r>
+        <w:rPr>
+          <w:lang w:val="en-US"/>
+        </w:rPr>
+        <w:tab/>
+      </w:r>
+      <w:r>
+        <w:rPr>
+          <w:lang w:val="en-US"/>
+        </w:rPr>
+        <w:tab/>
+        <w:t>Teena</w:t>
+      </w:r>
+      <w:r>
+        <w:rPr>
+          <w:lang w:val="en-US"/>
+        </w:rPr>
+        <w:tab/>
+      </w:r>
+      <w:r>
+        <w:rPr>
+          <w:lang w:val="en-US"/>
+        </w:rPr>
+        <w:tab/>
+      </w:r>
+      <w:r>
+        <w:rPr>
+          <w:lang w:val="en-US"/>
+        </w:rPr>
+        <w:tab/>
+      </w:r>
+      <w:r>
+        <w:rPr>
+          <w:lang w:val="en-US"/>
+        </w:rPr>
+        <w:tab/>
+        <w:t>25</w:t>
+      </w:r>
+      <w:r>
+        <w:rPr>
+          <w:lang w:val="en-US"/>
+        </w:rPr>
+        <w:tab/>
+      </w:r>
+      <w:r>
+        <w:rPr>
+          <w:lang w:val="en-US"/>
+        </w:rPr>
+        <w:tab/>
+      </w:r>
+      <w:r>
+        <w:rPr>
+          <w:lang w:val="en-US"/>
+        </w:rPr>
+        <w:tab/>
+        <w:t>2</w:t>
+      </w:r>
+    </w:p>
+    <w:p>
+      <w:pPr>
+        <w:rPr>
+          <w:lang w:val="en-US"/>
+        </w:rPr>
+      </w:pPr>
+      <w:r>
+        <w:rPr>
+          <w:lang w:val="en-US"/>
+        </w:rPr>
+        <w:t>103</w:t>
+      </w:r>
+      <w:r>
+        <w:rPr>
+          <w:lang w:val="en-US"/>
+        </w:rPr>
+        <w:tab/>
+      </w:r>
+      <w:r>
+        <w:rPr>
+          <w:lang w:val="en-US"/>
+        </w:rPr>
+        <w:tab/>
+        <w:t>Leena</w:t>
+      </w:r>
+      <w:r>
+        <w:rPr>
+          <w:lang w:val="en-US"/>
+        </w:rPr>
+        <w:tab/>
+      </w:r>
+      <w:r>
+        <w:rPr>
+          <w:lang w:val="en-US"/>
+        </w:rPr>
+        <w:tab/>
+      </w:r>
+      <w:r>
+        <w:rPr>
+          <w:lang w:val="en-US"/>
+        </w:rPr>
+        <w:tab/>
+      </w:r>
+      <w:r>
+        <w:rPr>
+          <w:lang w:val="en-US"/>
+        </w:rPr>
+        <w:tab/>
+        <w:t>26</w:t>
+      </w:r>
+      <w:r>
+        <w:rPr>
+          <w:lang w:val="en-US"/>
+        </w:rPr>
+        <w:tab/>
+      </w:r>
+      <w:r>
+        <w:rPr>
+          <w:lang w:val="en-US"/>
+        </w:rPr>
+        <w:tab/>
+      </w:r>
+      <w:r>
+        <w:rPr>
+          <w:lang w:val="en-US"/>
+        </w:rPr>
+        <w:tab/>
+        <w:t>null</w:t>
+      </w:r>
+    </w:p>
+    <w:p>
+      <w:pPr>
+        <w:rPr>
+          <w:lang w:val="en-US"/>
+        </w:rPr>
+      </w:pPr>
+    </w:p>
+    <w:p>
+      <w:pPr>
+        <w:rPr>
+          <w:lang w:val="en-US"/>
+        </w:rPr>
+      </w:pPr>
+    </w:p>
+    <w:p>
+      <w:pPr>
+        <w:rPr>
+          <w:lang w:val="en-US"/>
+        </w:rPr>
+      </w:pPr>
+      <w:r>
+        <w:rPr>
+          <w:lang w:val="en-US"/>
+        </w:rPr>
+        <w:t xml:space="preserve">create table </w:t>
+      </w:r>
+      <w:proofErr w:type="gramStart"/>
+      <w:r>
+        <w:rPr>
+          <w:lang w:val="en-US"/>
+        </w:rPr>
+        <w:t>student(</w:t>
+      </w:r>
+      <w:proofErr w:type="gramEnd"/>
+    </w:p>
+    <w:p>
+      <w:pPr>
+        <w:rPr>
+          <w:lang w:val="en-US"/>
+        </w:rPr>
+      </w:pPr>
+      <w:proofErr w:type="spellStart"/>
+      <w:r>
+        <w:rPr>
+          <w:lang w:val="en-US"/>
+        </w:rPr>
+        <w:t>sid</w:t>
+      </w:r>
+      <w:proofErr w:type="spellEnd"/>
+      <w:r>
+        <w:rPr>
+          <w:lang w:val="en-US"/>
+        </w:rPr>
+        <w:t xml:space="preserve"> int primary key,</w:t>
+      </w:r>
+    </w:p>
+    <w:p>
+      <w:pPr>
+        <w:rPr>
+          <w:lang w:val="en-US"/>
+        </w:rPr>
+      </w:pPr>
+      <w:proofErr w:type="spellStart"/>
+      <w:r>
+        <w:rPr>
+          <w:lang w:val="en-US"/>
+        </w:rPr>
+        <w:t>sname</w:t>
+      </w:r>
+      <w:proofErr w:type="spellEnd"/>
+      <w:r>
+        <w:rPr>
+          <w:lang w:val="en-US"/>
+        </w:rPr>
+        <w:t xml:space="preserve"> </w:t>
+      </w:r>
+      <w:proofErr w:type="gramStart"/>
+      <w:r>
+        <w:rPr>
+          <w:lang w:val="en-US"/>
+        </w:rPr>
+        <w:t>varchar(</w:t>
+      </w:r>
+      <w:proofErr w:type="gramEnd"/>
+      <w:r>
+        <w:rPr>
+          <w:lang w:val="en-US"/>
+        </w:rPr>
+        <w:t xml:space="preserve">30) not null, </w:t>
+      </w:r>
+    </w:p>
+    <w:p>
+      <w:pPr>
+        <w:rPr>
+          <w:lang w:val="en-US"/>
+        </w:rPr>
+      </w:pPr>
+      <w:r>
+        <w:rPr>
+          <w:lang w:val="en-US"/>
+        </w:rPr>
+        <w:t xml:space="preserve">age int check(age&gt;21), </w:t>
+      </w:r>
+    </w:p>
+    <w:p>
+      <w:pPr>
+        <w:rPr>
+          <w:lang w:val="en-US"/>
+        </w:rPr>
+      </w:pPr>
+      <w:proofErr w:type="spellStart"/>
+      <w:r>
+        <w:rPr>
+          <w:lang w:val="en-US"/>
+        </w:rPr>
+        <w:t>tid</w:t>
+      </w:r>
+      <w:proofErr w:type="spellEnd"/>
+      <w:r>
+        <w:rPr>
+          <w:lang w:val="en-US"/>
+        </w:rPr>
+        <w:t xml:space="preserve"> int, </w:t>
+      </w:r>
+    </w:p>
+    <w:p>
+      <w:pPr>
+        <w:rPr>
+          <w:lang w:val="en-US"/>
+        </w:rPr>
+      </w:pPr>
+      <w:r>
+        <w:rPr>
+          <w:lang w:val="en-US"/>
+        </w:rPr>
+        <w:t>foreign key(</w:t>
+      </w:r>
+      <w:proofErr w:type="spellStart"/>
+      <w:r>
+        <w:rPr>
+          <w:lang w:val="en-US"/>
+        </w:rPr>
+        <w:t>tid</w:t>
+      </w:r>
+      <w:proofErr w:type="spellEnd"/>
+      <w:r>
+        <w:rPr>
+          <w:lang w:val="en-US"/>
+        </w:rPr>
+        <w:t>) references trainer(</w:t>
+      </w:r>
+      <w:proofErr w:type="spellStart"/>
+      <w:r>
+        <w:rPr>
+          <w:lang w:val="en-US"/>
+        </w:rPr>
+        <w:t>tid</w:t>
+      </w:r>
+      <w:proofErr w:type="spellEnd"/>
+      <w:r>
+        <w:rPr>
+          <w:lang w:val="en-US"/>
+        </w:rPr>
+        <w:t>)</w:t>
+      </w:r>
+      <w:proofErr w:type="gramStart"/>
+      <w:r>
+        <w:rPr>
+          <w:lang w:val="en-US"/>
+        </w:rPr>
+        <w:t>);</w:t>
+      </w:r>
+      <w:proofErr w:type="gramEnd"/>
+    </w:p>
+    <w:p>
+      <w:pPr>
+        <w:rPr>
+          <w:lang w:val="en-US"/>
+        </w:rPr>
+      </w:pPr>
+    </w:p>
+    <w:p>
+      <w:pPr>
+        <w:rPr>
+          <w:lang w:val="en-US"/>
+        </w:rPr>
+      </w:pPr>
+      <w:r>
+        <w:rPr>
+          <w:lang w:val="en-US"/>
+        </w:rPr>
+        <w:t>insert into student values(1,'Neena',23,1</w:t>
+      </w:r>
+      <w:proofErr w:type="gramStart"/>
+      <w:r>
+        <w:rPr>
+          <w:lang w:val="en-US"/>
+        </w:rPr>
+        <w:t>);</w:t>
+      </w:r>
+      <w:proofErr w:type="gramEnd"/>
+    </w:p>
+    <w:p>
+      <w:pPr>
+        <w:rPr>
+          <w:lang w:val="en-US"/>
+        </w:rPr>
+      </w:pPr>
+      <w:r>
+        <w:rPr>
+          <w:lang w:val="en-US"/>
+        </w:rPr>
+        <w:t>insert into student values(2,'Meena',24,1</w:t>
+      </w:r>
+      <w:proofErr w:type="gramStart"/>
+      <w:r>
+        <w:rPr>
+          <w:lang w:val="en-US"/>
+        </w:rPr>
+        <w:t>);</w:t>
+      </w:r>
+      <w:proofErr w:type="gramEnd"/>
+    </w:p>
+    <w:p>
+      <w:pPr>
+        <w:rPr>
+          <w:lang w:val="en-US"/>
+        </w:rPr>
+      </w:pPr>
+      <w:r>
+        <w:rPr>
+          <w:lang w:val="en-US"/>
+        </w:rPr>
+        <w:t>insert into student values(3,'Teena',25,2</w:t>
+      </w:r>
+      <w:proofErr w:type="gramStart"/>
+      <w:r>
+        <w:rPr>
+          <w:lang w:val="en-US"/>
+        </w:rPr>
+        <w:t>);</w:t>
+      </w:r>
+      <w:proofErr w:type="gramEnd"/>
+    </w:p>
+    <w:p>
+      <w:pPr>
+        <w:rPr>
+          <w:lang w:val="en-US"/>
+        </w:rPr>
+      </w:pPr>
+      <w:r>
+        <w:rPr>
+          <w:lang w:val="en-US"/>
+        </w:rPr>
+        <w:t>insert into student values(4,'Leena',26,4</w:t>
+      </w:r>
+      <w:proofErr w:type="gramStart"/>
+      <w:r>
+        <w:rPr>
+          <w:lang w:val="en-US"/>
+        </w:rPr>
+        <w:t>);</w:t>
+      </w:r>
+      <w:proofErr w:type="gramEnd"/>
+      <w:r>
+        <w:rPr>
+          <w:lang w:val="en-US"/>
+        </w:rPr>
+        <w:tab/>
+      </w:r>
+      <w:r>
+        <w:rPr>
+          <w:lang w:val="en-US"/>
+        </w:rPr>
+        <w:tab/>
+        <w:t xml:space="preserve">Error </w:t>
+      </w:r>
+    </w:p>
+    <w:p>
+      <w:pPr>
+        <w:rPr>
+          <w:lang w:val="en-US"/>
+        </w:rPr>
+      </w:pPr>
+      <w:r>
+        <w:rPr>
+          <w:lang w:val="en-US"/>
+        </w:rPr>
+        <w:t>insert into student values(4,'Leena',</w:t>
+      </w:r>
+      <w:proofErr w:type="gramStart"/>
+      <w:r>
+        <w:rPr>
+          <w:lang w:val="en-US"/>
+        </w:rPr>
+        <w:t>26,null);</w:t>
+      </w:r>
+      <w:proofErr w:type="gramEnd"/>
+    </w:p>
+    <w:p>
+      <w:pPr>
+        <w:rPr>
+          <w:lang w:val="en-US"/>
+        </w:rPr>
+      </w:pPr>
+    </w:p>
+    <w:p>
+      <w:pPr>
+        <w:rPr>
+          <w:lang w:val="en-US"/>
+        </w:rPr>
+      </w:pPr>
+    </w:p>
+    <w:p>
+      <w:pPr>
+        <w:rPr>
+          <w:b/>
+          <w:bCs/>
+          <w:lang w:val="en-US"/>
+        </w:rPr>
+      </w:pPr>
+      <w:r>
+        <w:rPr>
+          <w:b/>
+          <w:bCs/>
+          <w:lang w:val="en-US"/>
+        </w:rPr>
+        <w:t xml:space="preserve">Join </w:t>
+      </w:r>
+    </w:p>
+    <w:p>
+      <w:pPr>
+        <w:rPr>
+          <w:lang w:val="en-US"/>
+        </w:rPr>
+      </w:pPr>
+      <w:r>
+        <w:rPr>
+          <w:lang w:val="en-US"/>
+        </w:rPr>
+        <w:t xml:space="preserve">select </w:t>
+      </w:r>
+      <w:proofErr w:type="spellStart"/>
+      <w:proofErr w:type="gramStart"/>
+      <w:r>
+        <w:rPr>
+          <w:lang w:val="en-US"/>
+        </w:rPr>
+        <w:t>t.tname</w:t>
+      </w:r>
+      <w:proofErr w:type="gramEnd"/>
+      <w:r>
+        <w:rPr>
+          <w:lang w:val="en-US"/>
+        </w:rPr>
+        <w:t>,</w:t>
+      </w:r>
+      <w:proofErr w:type="gramStart"/>
+      <w:r>
+        <w:rPr>
+          <w:lang w:val="en-US"/>
+        </w:rPr>
+        <w:t>t.technology</w:t>
+      </w:r>
+      <w:proofErr w:type="gramEnd"/>
+      <w:r>
+        <w:rPr>
+          <w:lang w:val="en-US"/>
+        </w:rPr>
+        <w:t>,</w:t>
+      </w:r>
+      <w:proofErr w:type="gramStart"/>
+      <w:r>
+        <w:rPr>
+          <w:lang w:val="en-US"/>
+        </w:rPr>
+        <w:t>s.sname</w:t>
+      </w:r>
+      <w:proofErr w:type="spellEnd"/>
+      <w:proofErr w:type="gramEnd"/>
+      <w:r>
+        <w:rPr>
+          <w:lang w:val="en-US"/>
+        </w:rPr>
+        <w:t xml:space="preserve"> from trainer t inner join student </w:t>
+      </w:r>
+      <w:proofErr w:type="spellStart"/>
+      <w:r>
+        <w:rPr>
+          <w:lang w:val="en-US"/>
+        </w:rPr>
+        <w:t>s on</w:t>
+      </w:r>
+      <w:proofErr w:type="spellEnd"/>
+      <w:r>
+        <w:rPr>
+          <w:lang w:val="en-US"/>
+        </w:rPr>
+        <w:t xml:space="preserve"> </w:t>
+      </w:r>
+      <w:proofErr w:type="spellStart"/>
+      <w:r>
+        <w:rPr>
+          <w:lang w:val="en-US"/>
+        </w:rPr>
+        <w:t>t.tid</w:t>
+      </w:r>
+      <w:proofErr w:type="spellEnd"/>
+      <w:r>
+        <w:rPr>
+          <w:lang w:val="en-US"/>
+        </w:rPr>
+        <w:t xml:space="preserve"> = </w:t>
+      </w:r>
+      <w:proofErr w:type="spellStart"/>
+      <w:proofErr w:type="gramStart"/>
+      <w:r>
+        <w:rPr>
+          <w:lang w:val="en-US"/>
+        </w:rPr>
+        <w:t>s.tid</w:t>
+      </w:r>
+      <w:proofErr w:type="spellEnd"/>
+      <w:r>
+        <w:rPr>
+          <w:lang w:val="en-US"/>
+        </w:rPr>
+        <w:t>;</w:t>
+      </w:r>
+      <w:proofErr w:type="gramEnd"/>
+    </w:p>
+    <w:p>
+      <w:pPr>
+        <w:rPr>
+          <w:lang w:val="en-US"/>
+        </w:rPr>
+      </w:pPr>
+      <w:r>
+        <w:rPr>
+          <w:lang w:val="en-US"/>
+        </w:rPr>
+        <w:t xml:space="preserve">select </w:t>
+      </w:r>
+      <w:proofErr w:type="spellStart"/>
+      <w:proofErr w:type="gramStart"/>
+      <w:r>
+        <w:rPr>
+          <w:lang w:val="en-US"/>
+        </w:rPr>
+        <w:t>t.tname</w:t>
+      </w:r>
+      <w:proofErr w:type="gramEnd"/>
+      <w:r>
+        <w:rPr>
+          <w:lang w:val="en-US"/>
+        </w:rPr>
+        <w:t>,</w:t>
+      </w:r>
+      <w:proofErr w:type="gramStart"/>
+      <w:r>
+        <w:rPr>
+          <w:lang w:val="en-US"/>
+        </w:rPr>
+        <w:t>t.technology</w:t>
+      </w:r>
+      <w:proofErr w:type="gramEnd"/>
+      <w:r>
+        <w:rPr>
+          <w:lang w:val="en-US"/>
+        </w:rPr>
+        <w:t>,</w:t>
+      </w:r>
+      <w:proofErr w:type="gramStart"/>
+      <w:r>
+        <w:rPr>
+          <w:lang w:val="en-US"/>
+        </w:rPr>
+        <w:t>s.sname</w:t>
+      </w:r>
+      <w:proofErr w:type="spellEnd"/>
+      <w:proofErr w:type="gramEnd"/>
+      <w:r>
+        <w:rPr>
+          <w:lang w:val="en-US"/>
+        </w:rPr>
+        <w:t xml:space="preserve"> from trainer t left outer join student </w:t>
+      </w:r>
+      <w:proofErr w:type="spellStart"/>
+      <w:r>
+        <w:rPr>
+          <w:lang w:val="en-US"/>
+        </w:rPr>
+        <w:t>s on</w:t>
+      </w:r>
+      <w:proofErr w:type="spellEnd"/>
+      <w:r>
+        <w:rPr>
+          <w:lang w:val="en-US"/>
+        </w:rPr>
+        <w:t xml:space="preserve"> </w:t>
+      </w:r>
+      <w:proofErr w:type="spellStart"/>
+      <w:r>
+        <w:rPr>
+          <w:lang w:val="en-US"/>
+        </w:rPr>
+        <w:t>t.tid</w:t>
+      </w:r>
+      <w:proofErr w:type="spellEnd"/>
+      <w:r>
+        <w:rPr>
+          <w:lang w:val="en-US"/>
+        </w:rPr>
+        <w:t xml:space="preserve"> = </w:t>
+      </w:r>
+      <w:proofErr w:type="spellStart"/>
+      <w:proofErr w:type="gramStart"/>
+      <w:r>
+        <w:rPr>
+          <w:lang w:val="en-US"/>
+        </w:rPr>
+        <w:t>s.tid</w:t>
+      </w:r>
+      <w:proofErr w:type="spellEnd"/>
+      <w:r>
+        <w:rPr>
+          <w:lang w:val="en-US"/>
+        </w:rPr>
+        <w:t>;</w:t>
+      </w:r>
+      <w:proofErr w:type="gramEnd"/>
+    </w:p>
+    <w:p>
+      <w:pPr>
+        <w:rPr>
+          <w:lang w:val="en-US"/>
+        </w:rPr>
+      </w:pPr>
+      <w:r>
+        <w:rPr>
+          <w:lang w:val="en-US"/>
+        </w:rPr>
+        <w:t xml:space="preserve">select </w:t>
+      </w:r>
+      <w:proofErr w:type="spellStart"/>
+      <w:proofErr w:type="gramStart"/>
+      <w:r>
+        <w:rPr>
+          <w:lang w:val="en-US"/>
+        </w:rPr>
+        <w:t>t.tname</w:t>
+      </w:r>
+      <w:proofErr w:type="gramEnd"/>
+      <w:r>
+        <w:rPr>
+          <w:lang w:val="en-US"/>
+        </w:rPr>
+        <w:t>,</w:t>
+      </w:r>
+      <w:proofErr w:type="gramStart"/>
+      <w:r>
+        <w:rPr>
+          <w:lang w:val="en-US"/>
+        </w:rPr>
+        <w:t>t.technology</w:t>
+      </w:r>
+      <w:proofErr w:type="gramEnd"/>
+      <w:r>
+        <w:rPr>
+          <w:lang w:val="en-US"/>
+        </w:rPr>
+        <w:t>,</w:t>
+      </w:r>
+      <w:proofErr w:type="gramStart"/>
+      <w:r>
+        <w:rPr>
+          <w:lang w:val="en-US"/>
+        </w:rPr>
+        <w:t>s.sname</w:t>
+      </w:r>
+      <w:proofErr w:type="spellEnd"/>
+      <w:proofErr w:type="gramEnd"/>
+      <w:r>
+        <w:rPr>
+          <w:lang w:val="en-US"/>
+        </w:rPr>
+        <w:t xml:space="preserve"> from trainer t right outer join student </w:t>
+      </w:r>
+      <w:proofErr w:type="spellStart"/>
+      <w:r>
+        <w:rPr>
+          <w:lang w:val="en-US"/>
+        </w:rPr>
+        <w:t>s on</w:t>
+      </w:r>
+      <w:proofErr w:type="spellEnd"/>
+      <w:r>
+        <w:rPr>
+          <w:lang w:val="en-US"/>
+        </w:rPr>
+        <w:t xml:space="preserve"> </w:t>
+      </w:r>
+      <w:proofErr w:type="spellStart"/>
+      <w:r>
+        <w:rPr>
+          <w:lang w:val="en-US"/>
+        </w:rPr>
+        <w:t>t.tid</w:t>
+      </w:r>
+      <w:proofErr w:type="spellEnd"/>
+      <w:r>
+        <w:rPr>
+          <w:lang w:val="en-US"/>
+        </w:rPr>
+        <w:t xml:space="preserve"> = </w:t>
+      </w:r>
+      <w:proofErr w:type="spellStart"/>
+      <w:proofErr w:type="gramStart"/>
+      <w:r>
+        <w:rPr>
+          <w:lang w:val="en-US"/>
+        </w:rPr>
+        <w:t>s.tid</w:t>
+      </w:r>
+      <w:proofErr w:type="spellEnd"/>
+      <w:r>
+        <w:rPr>
+          <w:lang w:val="en-US"/>
+        </w:rPr>
+        <w:t>;</w:t>
+      </w:r>
+      <w:proofErr w:type="gramEnd"/>
+    </w:p>
+    <w:p>
+      <w:pPr>
+        <w:rPr>
+          <w:lang w:val="en-US"/>
+        </w:rPr>
+      </w:pPr>
+    </w:p>
+    <w:p>
+      <w:pPr>
+        <w:rPr>
+          <w:lang w:val="en-US"/>
+        </w:rPr>
+      </w:pPr>
+    </w:p>
+    <w:p>
+      <w:pPr>
+        <w:rPr>
+          <w:lang w:val="en-US"/>
+        </w:rPr>
+      </w:pPr>
+    </w:p>
+    <w:p>
+      <w:pPr>
+        <w:rPr>
+          <w:lang w:val="en-US"/>
+        </w:rPr>
+      </w:pPr>
+    </w:p>
+    <w:p>
+      <w:pPr>
+        <w:rPr>
+          <w:lang w:val="en-US"/>
+        </w:rPr>
+      </w:pPr>
     </w:p>
     <w:sectPr>
       <w:pgSz w:w="11906" w:h="16838"/>
@@ -3574,6 +6313,95 @@
     </w:lvl>
   </w:abstractNum>
   <w:abstractNum w:abstractNumId="6" w15:restartNumberingAfterBreak="0">
+    <w:nsid w:val="498C430F"/>
+    <w:multiLevelType w:val="hybridMultilevel"/>
+    <w:tmpl w:val="2E46AF52"/>
+    <w:lvl w:ilvl="0" w:tplc="4009000F">
+      <w:start w:val="1"/>
+      <w:numFmt w:val="decimal"/>
+      <w:lvlText w:val="%1."/>
+      <w:lvlJc w:val="left"/>
+      <w:pPr>
+        <w:ind w:left="720" w:hanging="360"/>
+      </w:pPr>
+      <w:rPr>
+        <w:rFonts w:hint="default"/>
+      </w:rPr>
+    </w:lvl>
+    <w:lvl w:ilvl="1" w:tplc="40090019" w:tentative="1">
+      <w:start w:val="1"/>
+      <w:numFmt w:val="lowerLetter"/>
+      <w:lvlText w:val="%2."/>
+      <w:lvlJc w:val="left"/>
+      <w:pPr>
+        <w:ind w:left="1440" w:hanging="360"/>
+      </w:pPr>
+    </w:lvl>
+    <w:lvl w:ilvl="2" w:tplc="4009001B" w:tentative="1">
+      <w:start w:val="1"/>
+      <w:numFmt w:val="lowerRoman"/>
+      <w:lvlText w:val="%3."/>
+      <w:lvlJc w:val="right"/>
+      <w:pPr>
+        <w:ind w:left="2160" w:hanging="180"/>
+      </w:pPr>
+    </w:lvl>
+    <w:lvl w:ilvl="3" w:tplc="4009000F" w:tentative="1">
+      <w:start w:val="1"/>
+      <w:numFmt w:val="decimal"/>
+      <w:lvlText w:val="%4."/>
+      <w:lvlJc w:val="left"/>
+      <w:pPr>
+        <w:ind w:left="2880" w:hanging="360"/>
+      </w:pPr>
+    </w:lvl>
+    <w:lvl w:ilvl="4" w:tplc="40090019" w:tentative="1">
+      <w:start w:val="1"/>
+      <w:numFmt w:val="lowerLetter"/>
+      <w:lvlText w:val="%5."/>
+      <w:lvlJc w:val="left"/>
+      <w:pPr>
+        <w:ind w:left="3600" w:hanging="360"/>
+      </w:pPr>
+    </w:lvl>
+    <w:lvl w:ilvl="5" w:tplc="4009001B" w:tentative="1">
+      <w:start w:val="1"/>
+      <w:numFmt w:val="lowerRoman"/>
+      <w:lvlText w:val="%6."/>
+      <w:lvlJc w:val="right"/>
+      <w:pPr>
+        <w:ind w:left="4320" w:hanging="180"/>
+      </w:pPr>
+    </w:lvl>
+    <w:lvl w:ilvl="6" w:tplc="4009000F" w:tentative="1">
+      <w:start w:val="1"/>
+      <w:numFmt w:val="decimal"/>
+      <w:lvlText w:val="%7."/>
+      <w:lvlJc w:val="left"/>
+      <w:pPr>
+        <w:ind w:left="5040" w:hanging="360"/>
+      </w:pPr>
+    </w:lvl>
+    <w:lvl w:ilvl="7" w:tplc="40090019" w:tentative="1">
+      <w:start w:val="1"/>
+      <w:numFmt w:val="lowerLetter"/>
+      <w:lvlText w:val="%8."/>
+      <w:lvlJc w:val="left"/>
+      <w:pPr>
+        <w:ind w:left="5760" w:hanging="360"/>
+      </w:pPr>
+    </w:lvl>
+    <w:lvl w:ilvl="8" w:tplc="4009001B" w:tentative="1">
+      <w:start w:val="1"/>
+      <w:numFmt w:val="lowerRoman"/>
+      <w:lvlText w:val="%9."/>
+      <w:lvlJc w:val="right"/>
+      <w:pPr>
+        <w:ind w:left="6480" w:hanging="180"/>
+      </w:pPr>
+    </w:lvl>
+  </w:abstractNum>
+  <w:abstractNum w:abstractNumId="7" w15:restartNumberingAfterBreak="0">
     <w:nsid w:val="4B832E22"/>
     <w:multiLevelType w:val="hybridMultilevel"/>
     <w:tmpl w:val="4260B586"/>
@@ -3662,7 +6490,7 @@
       </w:pPr>
     </w:lvl>
   </w:abstractNum>
-  <w:abstractNum w:abstractNumId="7" w15:restartNumberingAfterBreak="0">
+  <w:abstractNum w:abstractNumId="8" w15:restartNumberingAfterBreak="0">
     <w:nsid w:val="558514D5"/>
     <w:multiLevelType w:val="hybridMultilevel"/>
     <w:tmpl w:val="A49ED950"/>
@@ -3751,7 +6579,7 @@
       </w:pPr>
     </w:lvl>
   </w:abstractNum>
-  <w:abstractNum w:abstractNumId="8" w15:restartNumberingAfterBreak="0">
+  <w:abstractNum w:abstractNumId="9" w15:restartNumberingAfterBreak="0">
     <w:nsid w:val="56A6791C"/>
     <w:multiLevelType w:val="hybridMultilevel"/>
     <w:tmpl w:val="12DC0206"/>
@@ -3840,7 +6668,7 @@
       </w:pPr>
     </w:lvl>
   </w:abstractNum>
-  <w:abstractNum w:abstractNumId="9" w15:restartNumberingAfterBreak="0">
+  <w:abstractNum w:abstractNumId="10" w15:restartNumberingAfterBreak="0">
     <w:nsid w:val="5BF16D00"/>
     <w:multiLevelType w:val="hybridMultilevel"/>
     <w:tmpl w:val="6B760ED2"/>
@@ -3929,7 +6757,7 @@
       </w:pPr>
     </w:lvl>
   </w:abstractNum>
-  <w:abstractNum w:abstractNumId="10" w15:restartNumberingAfterBreak="0">
+  <w:abstractNum w:abstractNumId="11" w15:restartNumberingAfterBreak="0">
     <w:nsid w:val="5C002309"/>
     <w:multiLevelType w:val="hybridMultilevel"/>
     <w:tmpl w:val="B8F41608"/>
@@ -4018,7 +6846,7 @@
       </w:pPr>
     </w:lvl>
   </w:abstractNum>
-  <w:abstractNum w:abstractNumId="11" w15:restartNumberingAfterBreak="0">
+  <w:abstractNum w:abstractNumId="12" w15:restartNumberingAfterBreak="0">
     <w:nsid w:val="6055747D"/>
     <w:multiLevelType w:val="hybridMultilevel"/>
     <w:tmpl w:val="01AEAF14"/>
@@ -4107,7 +6935,7 @@
       </w:pPr>
     </w:lvl>
   </w:abstractNum>
-  <w:abstractNum w:abstractNumId="12" w15:restartNumberingAfterBreak="0">
+  <w:abstractNum w:abstractNumId="13" w15:restartNumberingAfterBreak="0">
     <w:nsid w:val="63046C3C"/>
     <w:multiLevelType w:val="hybridMultilevel"/>
     <w:tmpl w:val="7F3213C6"/>
@@ -4196,7 +7024,7 @@
       </w:pPr>
     </w:lvl>
   </w:abstractNum>
-  <w:abstractNum w:abstractNumId="13" w15:restartNumberingAfterBreak="0">
+  <w:abstractNum w:abstractNumId="14" w15:restartNumberingAfterBreak="0">
     <w:nsid w:val="6DCA1C7B"/>
     <w:multiLevelType w:val="hybridMultilevel"/>
     <w:tmpl w:val="B530A692"/>
@@ -4285,32 +7113,121 @@
       </w:pPr>
     </w:lvl>
   </w:abstractNum>
+  <w:abstractNum w:abstractNumId="15" w15:restartNumberingAfterBreak="0">
+    <w:nsid w:val="7DA44281"/>
+    <w:multiLevelType w:val="hybridMultilevel"/>
+    <w:tmpl w:val="A2E4747A"/>
+    <w:lvl w:ilvl="0" w:tplc="4009000F">
+      <w:start w:val="1"/>
+      <w:numFmt w:val="decimal"/>
+      <w:lvlText w:val="%1."/>
+      <w:lvlJc w:val="left"/>
+      <w:pPr>
+        <w:ind w:left="720" w:hanging="360"/>
+      </w:pPr>
+      <w:rPr>
+        <w:rFonts w:hint="default"/>
+      </w:rPr>
+    </w:lvl>
+    <w:lvl w:ilvl="1" w:tplc="40090019" w:tentative="1">
+      <w:start w:val="1"/>
+      <w:numFmt w:val="lowerLetter"/>
+      <w:lvlText w:val="%2."/>
+      <w:lvlJc w:val="left"/>
+      <w:pPr>
+        <w:ind w:left="1440" w:hanging="360"/>
+      </w:pPr>
+    </w:lvl>
+    <w:lvl w:ilvl="2" w:tplc="4009001B" w:tentative="1">
+      <w:start w:val="1"/>
+      <w:numFmt w:val="lowerRoman"/>
+      <w:lvlText w:val="%3."/>
+      <w:lvlJc w:val="right"/>
+      <w:pPr>
+        <w:ind w:left="2160" w:hanging="180"/>
+      </w:pPr>
+    </w:lvl>
+    <w:lvl w:ilvl="3" w:tplc="4009000F" w:tentative="1">
+      <w:start w:val="1"/>
+      <w:numFmt w:val="decimal"/>
+      <w:lvlText w:val="%4."/>
+      <w:lvlJc w:val="left"/>
+      <w:pPr>
+        <w:ind w:left="2880" w:hanging="360"/>
+      </w:pPr>
+    </w:lvl>
+    <w:lvl w:ilvl="4" w:tplc="40090019" w:tentative="1">
+      <w:start w:val="1"/>
+      <w:numFmt w:val="lowerLetter"/>
+      <w:lvlText w:val="%5."/>
+      <w:lvlJc w:val="left"/>
+      <w:pPr>
+        <w:ind w:left="3600" w:hanging="360"/>
+      </w:pPr>
+    </w:lvl>
+    <w:lvl w:ilvl="5" w:tplc="4009001B" w:tentative="1">
+      <w:start w:val="1"/>
+      <w:numFmt w:val="lowerRoman"/>
+      <w:lvlText w:val="%6."/>
+      <w:lvlJc w:val="right"/>
+      <w:pPr>
+        <w:ind w:left="4320" w:hanging="180"/>
+      </w:pPr>
+    </w:lvl>
+    <w:lvl w:ilvl="6" w:tplc="4009000F" w:tentative="1">
+      <w:start w:val="1"/>
+      <w:numFmt w:val="decimal"/>
+      <w:lvlText w:val="%7."/>
+      <w:lvlJc w:val="left"/>
+      <w:pPr>
+        <w:ind w:left="5040" w:hanging="360"/>
+      </w:pPr>
+    </w:lvl>
+    <w:lvl w:ilvl="7" w:tplc="40090019" w:tentative="1">
+      <w:start w:val="1"/>
+      <w:numFmt w:val="lowerLetter"/>
+      <w:lvlText w:val="%8."/>
+      <w:lvlJc w:val="left"/>
+      <w:pPr>
+        <w:ind w:left="5760" w:hanging="360"/>
+      </w:pPr>
+    </w:lvl>
+    <w:lvl w:ilvl="8" w:tplc="4009001B" w:tentative="1">
+      <w:start w:val="1"/>
+      <w:numFmt w:val="lowerRoman"/>
+      <w:lvlText w:val="%9."/>
+      <w:lvlJc w:val="right"/>
+      <w:pPr>
+        <w:ind w:left="6480" w:hanging="180"/>
+      </w:pPr>
+    </w:lvl>
+  </w:abstractNum>
   <w:num w:numId="1" w16cid:durableId="318315926">
-    <w:abstractNumId w:val="12"/>
+    <w:abstractNumId w:val="13"/>
   </w:num>
   <w:num w:numId="2" w16cid:durableId="1197039546">
     <w:abstractNumId w:val="0"/>
   </w:num>
   <w:num w:numId="3" w16cid:durableId="627319599">
-    <w:abstractNumId w:val="8"/>
+    <w:abstractNumId w:val="9"/>
   </w:num>
   <w:num w:numId="4" w16cid:durableId="300622163">
-    <w:abstractNumId w:val="6"/>
+    <w:abstractNumId w:val="7"/>
   </w:num>
   <w:num w:numId="5" w16cid:durableId="1416131206">
-    <w:abstractNumId w:val="9"/>
+    <w:abstractNumId w:val="10"/>
   </w:num>
   <w:num w:numId="6" w16cid:durableId="1118716463">
-    <w:abstractNumId w:val="7"/>
+    <w:abstractNumId w:val="8"/>
   </w:num>
   <w:num w:numId="7" w16cid:durableId="1214997026">
     <w:abstractNumId w:val="1"/>
   </w:num>
   <w:num w:numId="8" w16cid:durableId="1384909820">
-    <w:abstractNumId w:val="13"/>
+    <w:abstractNumId w:val="14"/>
   </w:num>
   <w:num w:numId="9" w16cid:durableId="80298204">
-    <w:abstractNumId w:val="10"/>
+    <w:abstractNumId w:val="11"/>
   </w:num>
   <w:num w:numId="10" w16cid:durableId="130252022">
     <w:abstractNumId w:val="2"/>
@@ -4319,13 +7236,19 @@
     <w:abstractNumId w:val="5"/>
   </w:num>
   <w:num w:numId="12" w16cid:durableId="517352503">
-    <w:abstractNumId w:val="11"/>
+    <w:abstractNumId w:val="12"/>
   </w:num>
   <w:num w:numId="13" w16cid:durableId="571089783">
     <w:abstractNumId w:val="4"/>
   </w:num>
   <w:num w:numId="14" w16cid:durableId="1372068480">
     <w:abstractNumId w:val="3"/>
+  </w:num>
+  <w:num w:numId="15" w16cid:durableId="807011369">
+    <w:abstractNumId w:val="15"/>
+  </w:num>
+  <w:num w:numId="16" w16cid:durableId="2068871923">
+    <w:abstractNumId w:val="6"/>
   </w:num>
 </w:numbering>
 </file>

--- a/FSD MERN - Designing and Managing Databases with MongoDB/FSD - Designing and Managing Databases with MongoDB - Day 4 - 23-04-206.docx
+++ b/FSD MERN - Designing and Managing Databases with MongoDB/FSD - Designing and Managing Databases with MongoDB - Day 4 - 23-04-206.docx
@@ -5720,13 +5720,828 @@
           <w:lang w:val="en-US"/>
         </w:rPr>
       </w:pPr>
-    </w:p>
-    <w:p>
-      <w:pPr>
-        <w:rPr>
-          <w:lang w:val="en-US"/>
-        </w:rPr>
-      </w:pPr>
+      <w:r>
+        <w:rPr>
+          <w:lang w:val="en-US"/>
+        </w:rPr>
+        <w:t xml:space="preserve">One to One </w:t>
+      </w:r>
+    </w:p>
+    <w:p>
+      <w:pPr>
+        <w:pStyle w:val="ListParagraph"/>
+        <w:numPr>
+          <w:ilvl w:val="0"/>
+          <w:numId w:val="17"/>
+        </w:numPr>
+        <w:rPr>
+          <w:lang w:val="en-US"/>
+        </w:rPr>
+      </w:pPr>
+      <w:r>
+        <w:rPr>
+          <w:lang w:val="en-US"/>
+        </w:rPr>
+        <w:t xml:space="preserve">Using PK and FK </w:t>
+      </w:r>
+    </w:p>
+    <w:p>
+      <w:pPr>
+        <w:pStyle w:val="ListParagraph"/>
+        <w:numPr>
+          <w:ilvl w:val="0"/>
+          <w:numId w:val="17"/>
+        </w:numPr>
+        <w:rPr>
+          <w:lang w:val="en-US"/>
+        </w:rPr>
+      </w:pPr>
+      <w:r>
+        <w:rPr>
+          <w:lang w:val="en-US"/>
+        </w:rPr>
+        <w:t>Using common shared PK</w:t>
+      </w:r>
+    </w:p>
+    <w:p>
+      <w:pPr>
+        <w:rPr>
+          <w:lang w:val="en-US"/>
+        </w:rPr>
+      </w:pPr>
+    </w:p>
+    <w:p>
+      <w:pPr>
+        <w:rPr>
+          <w:lang w:val="en-US"/>
+        </w:rPr>
+      </w:pPr>
+    </w:p>
+    <w:p>
+      <w:pPr>
+        <w:rPr>
+          <w:lang w:val="en-US"/>
+        </w:rPr>
+      </w:pPr>
+    </w:p>
+    <w:p>
+      <w:pPr>
+        <w:rPr>
+          <w:b/>
+          <w:bCs/>
+          <w:lang w:val="en-US"/>
+        </w:rPr>
+      </w:pPr>
+      <w:r>
+        <w:rPr>
+          <w:b/>
+          <w:bCs/>
+          <w:lang w:val="en-US"/>
+        </w:rPr>
+        <w:lastRenderedPageBreak/>
+        <w:t xml:space="preserve">Person </w:t>
+      </w:r>
+    </w:p>
+    <w:p>
+      <w:pPr>
+        <w:rPr>
+          <w:lang w:val="en-US"/>
+        </w:rPr>
+      </w:pPr>
+      <w:proofErr w:type="spellStart"/>
+      <w:r>
+        <w:rPr>
+          <w:lang w:val="en-US"/>
+        </w:rPr>
+        <w:t>EmailId</w:t>
+      </w:r>
+      <w:proofErr w:type="spellEnd"/>
+      <w:r>
+        <w:rPr>
+          <w:lang w:val="en-US"/>
+        </w:rPr>
+        <w:t>(</w:t>
+      </w:r>
+      <w:proofErr w:type="gramStart"/>
+      <w:r>
+        <w:rPr>
+          <w:lang w:val="en-US"/>
+        </w:rPr>
+        <w:t>varchar(</w:t>
+      </w:r>
+      <w:proofErr w:type="gramEnd"/>
+      <w:r>
+        <w:rPr>
+          <w:lang w:val="en-US"/>
+        </w:rPr>
+        <w:t>30) PK</w:t>
+      </w:r>
+      <w:r>
+        <w:rPr>
+          <w:lang w:val="en-US"/>
+        </w:rPr>
+        <w:tab/>
+      </w:r>
+      <w:proofErr w:type="spellStart"/>
+      <w:r>
+        <w:rPr>
+          <w:lang w:val="en-US"/>
+        </w:rPr>
+        <w:t>PName</w:t>
+      </w:r>
+      <w:proofErr w:type="spellEnd"/>
+      <w:r>
+        <w:rPr>
+          <w:lang w:val="en-US"/>
+        </w:rPr>
+        <w:t xml:space="preserve"> </w:t>
+      </w:r>
+      <w:proofErr w:type="gramStart"/>
+      <w:r>
+        <w:rPr>
+          <w:lang w:val="en-US"/>
+        </w:rPr>
+        <w:t>varchar(</w:t>
+      </w:r>
+      <w:proofErr w:type="gramEnd"/>
+      <w:r>
+        <w:rPr>
+          <w:lang w:val="en-US"/>
+        </w:rPr>
+        <w:t xml:space="preserve">30) </w:t>
+      </w:r>
+    </w:p>
+    <w:p>
+      <w:pPr>
+        <w:rPr>
+          <w:lang w:val="en-US"/>
+        </w:rPr>
+      </w:pPr>
+      <w:hyperlink r:id="rId5" w:history="1">
+        <w:r>
+          <w:rPr>
+            <w:rStyle w:val="Hyperlink"/>
+            <w:lang w:val="en-US"/>
+          </w:rPr>
+          <w:t>john@gmail.com</w:t>
+        </w:r>
+      </w:hyperlink>
+      <w:r>
+        <w:rPr>
+          <w:lang w:val="en-US"/>
+        </w:rPr>
+        <w:t xml:space="preserve"> </w:t>
+      </w:r>
+      <w:r>
+        <w:rPr>
+          <w:lang w:val="en-US"/>
+        </w:rPr>
+        <w:tab/>
+      </w:r>
+      <w:r>
+        <w:rPr>
+          <w:lang w:val="en-US"/>
+        </w:rPr>
+        <w:tab/>
+        <w:t>John</w:t>
+      </w:r>
+    </w:p>
+    <w:p>
+      <w:pPr>
+        <w:rPr>
+          <w:lang w:val="en-US"/>
+        </w:rPr>
+      </w:pPr>
+      <w:hyperlink r:id="rId6" w:history="1">
+        <w:r>
+          <w:rPr>
+            <w:rStyle w:val="Hyperlink"/>
+            <w:lang w:val="en-US"/>
+          </w:rPr>
+          <w:t>steven@gmail.com</w:t>
+        </w:r>
+      </w:hyperlink>
+      <w:r>
+        <w:rPr>
+          <w:lang w:val="en-US"/>
+        </w:rPr>
+        <w:tab/>
+      </w:r>
+      <w:r>
+        <w:rPr>
+          <w:lang w:val="en-US"/>
+        </w:rPr>
+        <w:tab/>
+        <w:t xml:space="preserve">steven </w:t>
+      </w:r>
+    </w:p>
+    <w:p>
+      <w:pPr>
+        <w:rPr>
+          <w:b/>
+          <w:bCs/>
+          <w:lang w:val="en-US"/>
+        </w:rPr>
+      </w:pPr>
+      <w:r>
+        <w:rPr>
+          <w:b/>
+          <w:bCs/>
+          <w:lang w:val="en-US"/>
+        </w:rPr>
+        <w:t xml:space="preserve">create table </w:t>
+      </w:r>
+      <w:proofErr w:type="gramStart"/>
+      <w:r>
+        <w:rPr>
+          <w:b/>
+          <w:bCs/>
+          <w:lang w:val="en-US"/>
+        </w:rPr>
+        <w:t>person(</w:t>
+      </w:r>
+      <w:proofErr w:type="spellStart"/>
+      <w:proofErr w:type="gramEnd"/>
+      <w:r>
+        <w:rPr>
+          <w:b/>
+          <w:bCs/>
+          <w:lang w:val="en-US"/>
+        </w:rPr>
+        <w:t>emailid</w:t>
+      </w:r>
+      <w:proofErr w:type="spellEnd"/>
+      <w:r>
+        <w:rPr>
+          <w:b/>
+          <w:bCs/>
+          <w:lang w:val="en-US"/>
+        </w:rPr>
+        <w:t xml:space="preserve"> </w:t>
+      </w:r>
+      <w:proofErr w:type="gramStart"/>
+      <w:r>
+        <w:rPr>
+          <w:b/>
+          <w:bCs/>
+          <w:lang w:val="en-US"/>
+        </w:rPr>
+        <w:t>varchar(</w:t>
+      </w:r>
+      <w:proofErr w:type="gramEnd"/>
+      <w:r>
+        <w:rPr>
+          <w:b/>
+          <w:bCs/>
+          <w:lang w:val="en-US"/>
+        </w:rPr>
+        <w:t xml:space="preserve">30) primary </w:t>
+      </w:r>
+      <w:proofErr w:type="spellStart"/>
+      <w:proofErr w:type="gramStart"/>
+      <w:r>
+        <w:rPr>
+          <w:b/>
+          <w:bCs/>
+          <w:lang w:val="en-US"/>
+        </w:rPr>
+        <w:t>key,pname</w:t>
+      </w:r>
+      <w:proofErr w:type="spellEnd"/>
+      <w:proofErr w:type="gramEnd"/>
+      <w:r>
+        <w:rPr>
+          <w:b/>
+          <w:bCs/>
+          <w:lang w:val="en-US"/>
+        </w:rPr>
+        <w:t xml:space="preserve"> </w:t>
+      </w:r>
+      <w:proofErr w:type="gramStart"/>
+      <w:r>
+        <w:rPr>
+          <w:b/>
+          <w:bCs/>
+          <w:lang w:val="en-US"/>
+        </w:rPr>
+        <w:t>varchar(</w:t>
+      </w:r>
+      <w:proofErr w:type="gramEnd"/>
+      <w:r>
+        <w:rPr>
+          <w:b/>
+          <w:bCs/>
+          <w:lang w:val="en-US"/>
+        </w:rPr>
+        <w:t>30) not null</w:t>
+      </w:r>
+      <w:proofErr w:type="gramStart"/>
+      <w:r>
+        <w:rPr>
+          <w:b/>
+          <w:bCs/>
+          <w:lang w:val="en-US"/>
+        </w:rPr>
+        <w:t>);</w:t>
+      </w:r>
+      <w:proofErr w:type="gramEnd"/>
+    </w:p>
+    <w:p>
+      <w:pPr>
+        <w:rPr>
+          <w:lang w:val="en-US"/>
+        </w:rPr>
+      </w:pPr>
+      <w:r>
+        <w:rPr>
+          <w:lang w:val="en-US"/>
+        </w:rPr>
+        <w:t>insert into person values('</w:t>
+      </w:r>
+      <w:proofErr w:type="spellStart"/>
+      <w:r>
+        <w:rPr>
+          <w:lang w:val="en-US"/>
+        </w:rPr>
+        <w:t>john@gmail.com','John</w:t>
+      </w:r>
+      <w:proofErr w:type="spellEnd"/>
+      <w:r>
+        <w:rPr>
+          <w:lang w:val="en-US"/>
+        </w:rPr>
+        <w:t>'</w:t>
+      </w:r>
+      <w:proofErr w:type="gramStart"/>
+      <w:r>
+        <w:rPr>
+          <w:lang w:val="en-US"/>
+        </w:rPr>
+        <w:t>);</w:t>
+      </w:r>
+      <w:proofErr w:type="gramEnd"/>
+    </w:p>
+    <w:p>
+      <w:pPr>
+        <w:rPr>
+          <w:lang w:val="en-US"/>
+        </w:rPr>
+      </w:pPr>
+      <w:r>
+        <w:rPr>
+          <w:lang w:val="en-US"/>
+        </w:rPr>
+        <w:t>insert into person values('</w:t>
+      </w:r>
+      <w:proofErr w:type="spellStart"/>
+      <w:r>
+        <w:rPr>
+          <w:lang w:val="en-US"/>
+        </w:rPr>
+        <w:t>steven@gmail.com','steven</w:t>
+      </w:r>
+      <w:proofErr w:type="spellEnd"/>
+      <w:r>
+        <w:rPr>
+          <w:lang w:val="en-US"/>
+        </w:rPr>
+        <w:t>'</w:t>
+      </w:r>
+      <w:proofErr w:type="gramStart"/>
+      <w:r>
+        <w:rPr>
+          <w:lang w:val="en-US"/>
+        </w:rPr>
+        <w:t>);</w:t>
+      </w:r>
+      <w:proofErr w:type="gramEnd"/>
+    </w:p>
+    <w:p>
+      <w:pPr>
+        <w:rPr>
+          <w:lang w:val="en-US"/>
+        </w:rPr>
+      </w:pPr>
+      <w:r>
+        <w:rPr>
+          <w:lang w:val="en-US"/>
+        </w:rPr>
+        <w:t xml:space="preserve">Passport </w:t>
+      </w:r>
+    </w:p>
+    <w:p>
+      <w:pPr>
+        <w:rPr>
+          <w:lang w:val="en-US"/>
+        </w:rPr>
+      </w:pPr>
+      <w:proofErr w:type="spellStart"/>
+      <w:r>
+        <w:rPr>
+          <w:lang w:val="en-US"/>
+        </w:rPr>
+        <w:t>EmailId</w:t>
+      </w:r>
+      <w:proofErr w:type="spellEnd"/>
+      <w:r>
+        <w:rPr>
+          <w:lang w:val="en-US"/>
+        </w:rPr>
+        <w:t xml:space="preserve"> (</w:t>
+      </w:r>
+      <w:proofErr w:type="gramStart"/>
+      <w:r>
+        <w:rPr>
+          <w:lang w:val="en-US"/>
+        </w:rPr>
+        <w:t>varchar(</w:t>
+      </w:r>
+      <w:proofErr w:type="gramEnd"/>
+      <w:r>
+        <w:rPr>
+          <w:lang w:val="en-US"/>
+        </w:rPr>
+        <w:t xml:space="preserve">30) </w:t>
+      </w:r>
+      <w:r>
+        <w:rPr>
+          <w:b/>
+          <w:bCs/>
+          <w:lang w:val="en-US"/>
+        </w:rPr>
+        <w:t>PK as well as FK</w:t>
+      </w:r>
+      <w:r>
+        <w:rPr>
+          <w:lang w:val="en-US"/>
+        </w:rPr>
+        <w:tab/>
+      </w:r>
+      <w:proofErr w:type="spellStart"/>
+      <w:r>
+        <w:rPr>
+          <w:lang w:val="en-US"/>
+        </w:rPr>
+        <w:t>PassportId</w:t>
+      </w:r>
+      <w:proofErr w:type="spellEnd"/>
+      <w:r>
+        <w:rPr>
+          <w:lang w:val="en-US"/>
+        </w:rPr>
+        <w:t xml:space="preserve"> unique </w:t>
+      </w:r>
+      <w:r>
+        <w:rPr>
+          <w:lang w:val="en-US"/>
+        </w:rPr>
+        <w:tab/>
+      </w:r>
+      <w:r>
+        <w:rPr>
+          <w:lang w:val="en-US"/>
+        </w:rPr>
+        <w:tab/>
+        <w:t>expiry</w:t>
+      </w:r>
+    </w:p>
+    <w:p>
+      <w:pPr>
+        <w:rPr>
+          <w:lang w:val="en-US"/>
+        </w:rPr>
+      </w:pPr>
+      <w:r>
+        <w:rPr>
+          <w:lang w:val="en-US"/>
+        </w:rPr>
+        <w:t xml:space="preserve"> </w:t>
+      </w:r>
+      <w:hyperlink r:id="rId7" w:history="1">
+        <w:r>
+          <w:rPr>
+            <w:rStyle w:val="Hyperlink"/>
+            <w:lang w:val="en-US"/>
+          </w:rPr>
+          <w:t>john@gmail.com</w:t>
+        </w:r>
+      </w:hyperlink>
+      <w:r>
+        <w:rPr>
+          <w:lang w:val="en-US"/>
+        </w:rPr>
+        <w:tab/>
+      </w:r>
+      <w:r>
+        <w:rPr>
+          <w:lang w:val="en-US"/>
+        </w:rPr>
+        <w:tab/>
+      </w:r>
+      <w:r>
+        <w:rPr>
+          <w:lang w:val="en-US"/>
+        </w:rPr>
+        <w:tab/>
+      </w:r>
+      <w:r>
+        <w:rPr>
+          <w:lang w:val="en-US"/>
+        </w:rPr>
+        <w:tab/>
+        <w:t>ABC123</w:t>
+      </w:r>
+      <w:r>
+        <w:rPr>
+          <w:lang w:val="en-US"/>
+        </w:rPr>
+        <w:tab/>
+      </w:r>
+      <w:r>
+        <w:rPr>
+          <w:lang w:val="en-US"/>
+        </w:rPr>
+        <w:tab/>
+      </w:r>
+      <w:r>
+        <w:rPr>
+          <w:lang w:val="en-US"/>
+        </w:rPr>
+        <w:tab/>
+        <w:t>2026-10-01</w:t>
+      </w:r>
+    </w:p>
+    <w:p>
+      <w:pPr>
+        <w:rPr>
+          <w:lang w:val="en-US"/>
+        </w:rPr>
+      </w:pPr>
+      <w:hyperlink r:id="rId8" w:history="1">
+        <w:r>
+          <w:rPr>
+            <w:rStyle w:val="Hyperlink"/>
+            <w:lang w:val="en-US"/>
+          </w:rPr>
+          <w:t>steven@gmail.com</w:t>
+        </w:r>
+      </w:hyperlink>
+      <w:r>
+        <w:rPr>
+          <w:lang w:val="en-US"/>
+        </w:rPr>
+        <w:tab/>
+      </w:r>
+      <w:r>
+        <w:rPr>
+          <w:lang w:val="en-US"/>
+        </w:rPr>
+        <w:tab/>
+      </w:r>
+      <w:r>
+        <w:rPr>
+          <w:lang w:val="en-US"/>
+        </w:rPr>
+        <w:tab/>
+      </w:r>
+      <w:r>
+        <w:rPr>
+          <w:lang w:val="en-US"/>
+        </w:rPr>
+        <w:tab/>
+        <w:t>XYZ567</w:t>
+      </w:r>
+      <w:r>
+        <w:rPr>
+          <w:lang w:val="en-US"/>
+        </w:rPr>
+        <w:tab/>
+      </w:r>
+      <w:r>
+        <w:rPr>
+          <w:lang w:val="en-US"/>
+        </w:rPr>
+        <w:tab/>
+      </w:r>
+      <w:r>
+        <w:rPr>
+          <w:lang w:val="en-US"/>
+        </w:rPr>
+        <w:tab/>
+        <w:t>2027-10-20</w:t>
+      </w:r>
+    </w:p>
+    <w:p>
+      <w:pPr>
+        <w:rPr>
+          <w:lang w:val="en-US"/>
+        </w:rPr>
+      </w:pPr>
+    </w:p>
+    <w:p>
+      <w:pPr>
+        <w:rPr>
+          <w:lang w:val="en-US"/>
+        </w:rPr>
+      </w:pPr>
+      <w:r>
+        <w:rPr>
+          <w:lang w:val="en-US"/>
+        </w:rPr>
+        <w:t xml:space="preserve">create table </w:t>
+      </w:r>
+      <w:proofErr w:type="gramStart"/>
+      <w:r>
+        <w:rPr>
+          <w:lang w:val="en-US"/>
+        </w:rPr>
+        <w:t>passport(</w:t>
+      </w:r>
+      <w:proofErr w:type="gramEnd"/>
+    </w:p>
+    <w:p>
+      <w:pPr>
+        <w:rPr>
+          <w:lang w:val="en-US"/>
+        </w:rPr>
+      </w:pPr>
+      <w:proofErr w:type="spellStart"/>
+      <w:r>
+        <w:rPr>
+          <w:highlight w:val="yellow"/>
+          <w:lang w:val="en-US"/>
+        </w:rPr>
+        <w:t>emailid</w:t>
+      </w:r>
+      <w:proofErr w:type="spellEnd"/>
+      <w:r>
+        <w:rPr>
+          <w:lang w:val="en-US"/>
+        </w:rPr>
+        <w:t xml:space="preserve"> </w:t>
+      </w:r>
+      <w:proofErr w:type="gramStart"/>
+      <w:r>
+        <w:rPr>
+          <w:lang w:val="en-US"/>
+        </w:rPr>
+        <w:t>varchar(</w:t>
+      </w:r>
+      <w:proofErr w:type="gramEnd"/>
+      <w:r>
+        <w:rPr>
+          <w:lang w:val="en-US"/>
+        </w:rPr>
+        <w:t>30) primary key,</w:t>
+      </w:r>
+    </w:p>
+    <w:p>
+      <w:pPr>
+        <w:rPr>
+          <w:lang w:val="en-US"/>
+        </w:rPr>
+      </w:pPr>
+      <w:proofErr w:type="spellStart"/>
+      <w:r>
+        <w:rPr>
+          <w:lang w:val="en-US"/>
+        </w:rPr>
+        <w:t>passortid</w:t>
+      </w:r>
+      <w:proofErr w:type="spellEnd"/>
+      <w:r>
+        <w:rPr>
+          <w:lang w:val="en-US"/>
+        </w:rPr>
+        <w:t xml:space="preserve"> </w:t>
+      </w:r>
+      <w:proofErr w:type="gramStart"/>
+      <w:r>
+        <w:rPr>
+          <w:lang w:val="en-US"/>
+        </w:rPr>
+        <w:t>varchar(</w:t>
+      </w:r>
+      <w:proofErr w:type="gramEnd"/>
+      <w:r>
+        <w:rPr>
+          <w:lang w:val="en-US"/>
+        </w:rPr>
+        <w:t xml:space="preserve">30) unique not null, </w:t>
+      </w:r>
+    </w:p>
+    <w:p>
+      <w:pPr>
+        <w:rPr>
+          <w:lang w:val="en-US"/>
+        </w:rPr>
+      </w:pPr>
+      <w:proofErr w:type="spellStart"/>
+      <w:r>
+        <w:rPr>
+          <w:lang w:val="en-US"/>
+        </w:rPr>
+        <w:t>expirydate</w:t>
+      </w:r>
+      <w:proofErr w:type="spellEnd"/>
+      <w:r>
+        <w:rPr>
+          <w:lang w:val="en-US"/>
+        </w:rPr>
+        <w:t xml:space="preserve"> date, </w:t>
+      </w:r>
+    </w:p>
+    <w:p>
+      <w:pPr>
+        <w:rPr>
+          <w:lang w:val="en-US"/>
+        </w:rPr>
+      </w:pPr>
+      <w:r>
+        <w:rPr>
+          <w:lang w:val="en-US"/>
+        </w:rPr>
+        <w:t>foreign key(</w:t>
+      </w:r>
+      <w:proofErr w:type="spellStart"/>
+      <w:r>
+        <w:rPr>
+          <w:highlight w:val="yellow"/>
+          <w:lang w:val="en-US"/>
+        </w:rPr>
+        <w:t>emailid</w:t>
+      </w:r>
+      <w:proofErr w:type="spellEnd"/>
+      <w:r>
+        <w:rPr>
+          <w:lang w:val="en-US"/>
+        </w:rPr>
+        <w:t>) references person(</w:t>
+      </w:r>
+      <w:proofErr w:type="spellStart"/>
+      <w:r>
+        <w:rPr>
+          <w:lang w:val="en-US"/>
+        </w:rPr>
+        <w:t>emailid</w:t>
+      </w:r>
+      <w:proofErr w:type="spellEnd"/>
+      <w:r>
+        <w:rPr>
+          <w:lang w:val="en-US"/>
+        </w:rPr>
+        <w:t>)</w:t>
+      </w:r>
+      <w:proofErr w:type="gramStart"/>
+      <w:r>
+        <w:rPr>
+          <w:lang w:val="en-US"/>
+        </w:rPr>
+        <w:t>);</w:t>
+      </w:r>
+      <w:proofErr w:type="gramEnd"/>
+    </w:p>
+    <w:p>
+      <w:pPr>
+        <w:rPr>
+          <w:lang w:val="en-US"/>
+        </w:rPr>
+      </w:pPr>
+      <w:r>
+        <w:rPr>
+          <w:lang w:val="en-US"/>
+        </w:rPr>
+        <w:t>insert into passport values('john@gmail.com','ABC123','2026-08-10'</w:t>
+      </w:r>
+      <w:proofErr w:type="gramStart"/>
+      <w:r>
+        <w:rPr>
+          <w:lang w:val="en-US"/>
+        </w:rPr>
+        <w:t>);</w:t>
+      </w:r>
+      <w:proofErr w:type="gramEnd"/>
+    </w:p>
+    <w:p>
+      <w:pPr>
+        <w:rPr>
+          <w:lang w:val="en-US"/>
+        </w:rPr>
+      </w:pPr>
+      <w:r>
+        <w:rPr>
+          <w:lang w:val="en-US"/>
+        </w:rPr>
+        <w:t>insert into passport values('steven@gmail.com','XYZ567','2026-12-05'</w:t>
+      </w:r>
+      <w:proofErr w:type="gramStart"/>
+      <w:r>
+        <w:rPr>
+          <w:lang w:val="en-US"/>
+        </w:rPr>
+        <w:t>);</w:t>
+      </w:r>
+      <w:proofErr w:type="gramEnd"/>
     </w:p>
     <w:p>
       <w:pPr>
@@ -5755,6 +6570,95 @@
 <file path=word/numbering.xml><?xml version="1.0" encoding="utf-8"?>
 <w:numbering xmlns:wpc="http://schemas.microsoft.com/office/word/2010/wordprocessingCanvas" xmlns:cx="http://schemas.microsoft.com/office/drawing/2014/chartex" xmlns:cx1="http://schemas.microsoft.com/office/drawing/2015/9/8/chartex" xmlns:cx2="http://schemas.microsoft.com/office/drawing/2015/10/21/chartex" xmlns:cx3="http://schemas.microsoft.com/office/drawing/2016/5/9/chartex" xmlns:cx4="http://schemas.microsoft.com/office/drawing/2016/5/10/chartex" xmlns:cx5="http://schemas.microsoft.com/office/drawing/2016/5/11/chartex" xmlns:cx6="http://schemas.microsoft.com/office/drawing/2016/5/12/chartex" xmlns:cx7="http://schemas.microsoft.com/office/drawing/2016/5/13/chartex" xmlns:cx8="http://schemas.microsoft.com/office/drawing/2016/5/14/chartex" xmlns:mc="http://schemas.openxmlformats.org/markup-compatibility/2006" xmlns:aink="http://schemas.microsoft.com/office/drawing/2016/ink" xmlns:am3d="http://schemas.microsoft.com/office/drawing/2017/model3d" xmlns:o="urn:schemas-microsoft-com:office:office" xmlns:oel="http://schemas.microsoft.com/office/2019/extlst" xmlns:r="http://schemas.openxmlformats.org/officeDocument/2006/relationships" xmlns:m="http://schemas.openxmlformats.org/officeDocument/2006/math" xmlns:v="urn:schemas-microsoft-com:vml" xmlns:wp14="http://schemas.microsoft.com/office/word/2010/wordprocessingDrawing" xmlns:wp="http://schemas.openxmlformats.org/drawingml/2006/wordprocessingDrawing" xmlns:w10="urn:schemas-microsoft-com:office:word" xmlns:w="http://schemas.openxmlformats.org/wordprocessingml/2006/main" xmlns:w14="http://schemas.microsoft.com/office/word/2010/wordml" xmlns:w15="http://schemas.microsoft.com/office/word/2012/wordml" xmlns:w16cex="http://schemas.microsoft.com/office/word/2018/wordml/cex" xmlns:w16cid="http://schemas.microsoft.com/office/word/2016/wordml/cid" xmlns:w16="http://schemas.microsoft.com/office/word/2018/wordml" xmlns:w16du="http://schemas.microsoft.com/office/word/2023/wordml/word16du" xmlns:w16sdtdh="http://schemas.microsoft.com/office/word/2020/wordml/sdtdatahash" xmlns:w16sdtfl="http://schemas.microsoft.com/office/word/2024/wordml/sdtformatlock" xmlns:w16se="http://schemas.microsoft.com/office/word/2015/wordml/symex" xmlns:wpg="http://schemas.microsoft.com/office/word/2010/wordprocessingGroup" xmlns:wpi="http://schemas.microsoft.com/office/word/2010/wordprocessingInk" xmlns:wne="http://schemas.microsoft.com/office/word/2006/wordml" xmlns:wps="http://schemas.microsoft.com/office/word/2010/wordprocessingShape" mc:Ignorable="w14 w15 w16se w16cid w16 w16cex w16sdtdh w16sdtfl w16du wp14">
   <w:abstractNum w:abstractNumId="0" w15:restartNumberingAfterBreak="0">
+    <w:nsid w:val="04641B0F"/>
+    <w:multiLevelType w:val="hybridMultilevel"/>
+    <w:tmpl w:val="2A86DED0"/>
+    <w:lvl w:ilvl="0" w:tplc="4009000F">
+      <w:start w:val="1"/>
+      <w:numFmt w:val="decimal"/>
+      <w:lvlText w:val="%1."/>
+      <w:lvlJc w:val="left"/>
+      <w:pPr>
+        <w:ind w:left="720" w:hanging="360"/>
+      </w:pPr>
+      <w:rPr>
+        <w:rFonts w:hint="default"/>
+      </w:rPr>
+    </w:lvl>
+    <w:lvl w:ilvl="1" w:tplc="40090019" w:tentative="1">
+      <w:start w:val="1"/>
+      <w:numFmt w:val="lowerLetter"/>
+      <w:lvlText w:val="%2."/>
+      <w:lvlJc w:val="left"/>
+      <w:pPr>
+        <w:ind w:left="1440" w:hanging="360"/>
+      </w:pPr>
+    </w:lvl>
+    <w:lvl w:ilvl="2" w:tplc="4009001B" w:tentative="1">
+      <w:start w:val="1"/>
+      <w:numFmt w:val="lowerRoman"/>
+      <w:lvlText w:val="%3."/>
+      <w:lvlJc w:val="right"/>
+      <w:pPr>
+        <w:ind w:left="2160" w:hanging="180"/>
+      </w:pPr>
+    </w:lvl>
+    <w:lvl w:ilvl="3" w:tplc="4009000F" w:tentative="1">
+      <w:start w:val="1"/>
+      <w:numFmt w:val="decimal"/>
+      <w:lvlText w:val="%4."/>
+      <w:lvlJc w:val="left"/>
+      <w:pPr>
+        <w:ind w:left="2880" w:hanging="360"/>
+      </w:pPr>
+    </w:lvl>
+    <w:lvl w:ilvl="4" w:tplc="40090019" w:tentative="1">
+      <w:start w:val="1"/>
+      <w:numFmt w:val="lowerLetter"/>
+      <w:lvlText w:val="%5."/>
+      <w:lvlJc w:val="left"/>
+      <w:pPr>
+        <w:ind w:left="3600" w:hanging="360"/>
+      </w:pPr>
+    </w:lvl>
+    <w:lvl w:ilvl="5" w:tplc="4009001B" w:tentative="1">
+      <w:start w:val="1"/>
+      <w:numFmt w:val="lowerRoman"/>
+      <w:lvlText w:val="%6."/>
+      <w:lvlJc w:val="right"/>
+      <w:pPr>
+        <w:ind w:left="4320" w:hanging="180"/>
+      </w:pPr>
+    </w:lvl>
+    <w:lvl w:ilvl="6" w:tplc="4009000F" w:tentative="1">
+      <w:start w:val="1"/>
+      <w:numFmt w:val="decimal"/>
+      <w:lvlText w:val="%7."/>
+      <w:lvlJc w:val="left"/>
+      <w:pPr>
+        <w:ind w:left="5040" w:hanging="360"/>
+      </w:pPr>
+    </w:lvl>
+    <w:lvl w:ilvl="7" w:tplc="40090019" w:tentative="1">
+      <w:start w:val="1"/>
+      <w:numFmt w:val="lowerLetter"/>
+      <w:lvlText w:val="%8."/>
+      <w:lvlJc w:val="left"/>
+      <w:pPr>
+        <w:ind w:left="5760" w:hanging="360"/>
+      </w:pPr>
+    </w:lvl>
+    <w:lvl w:ilvl="8" w:tplc="4009001B" w:tentative="1">
+      <w:start w:val="1"/>
+      <w:numFmt w:val="lowerRoman"/>
+      <w:lvlText w:val="%9."/>
+      <w:lvlJc w:val="right"/>
+      <w:pPr>
+        <w:ind w:left="6480" w:hanging="180"/>
+      </w:pPr>
+    </w:lvl>
+  </w:abstractNum>
+  <w:abstractNum w:abstractNumId="1" w15:restartNumberingAfterBreak="0">
     <w:nsid w:val="0D187E4F"/>
     <w:multiLevelType w:val="hybridMultilevel"/>
     <w:tmpl w:val="4B50A290"/>
@@ -5843,7 +6747,7 @@
       </w:pPr>
     </w:lvl>
   </w:abstractNum>
-  <w:abstractNum w:abstractNumId="1" w15:restartNumberingAfterBreak="0">
+  <w:abstractNum w:abstractNumId="2" w15:restartNumberingAfterBreak="0">
     <w:nsid w:val="1A70654C"/>
     <w:multiLevelType w:val="hybridMultilevel"/>
     <w:tmpl w:val="41C6D178"/>
@@ -5956,7 +6860,7 @@
       </w:rPr>
     </w:lvl>
   </w:abstractNum>
-  <w:abstractNum w:abstractNumId="2" w15:restartNumberingAfterBreak="0">
+  <w:abstractNum w:abstractNumId="3" w15:restartNumberingAfterBreak="0">
     <w:nsid w:val="1ED92975"/>
     <w:multiLevelType w:val="hybridMultilevel"/>
     <w:tmpl w:val="6436E290"/>
@@ -6045,7 +6949,7 @@
       </w:pPr>
     </w:lvl>
   </w:abstractNum>
-  <w:abstractNum w:abstractNumId="3" w15:restartNumberingAfterBreak="0">
+  <w:abstractNum w:abstractNumId="4" w15:restartNumberingAfterBreak="0">
     <w:nsid w:val="200C2DB2"/>
     <w:multiLevelType w:val="hybridMultilevel"/>
     <w:tmpl w:val="9E56E786"/>
@@ -6134,7 +7038,7 @@
       </w:pPr>
     </w:lvl>
   </w:abstractNum>
-  <w:abstractNum w:abstractNumId="4" w15:restartNumberingAfterBreak="0">
+  <w:abstractNum w:abstractNumId="5" w15:restartNumberingAfterBreak="0">
     <w:nsid w:val="29B667DB"/>
     <w:multiLevelType w:val="hybridMultilevel"/>
     <w:tmpl w:val="80B2D328"/>
@@ -6223,7 +7127,7 @@
       </w:pPr>
     </w:lvl>
   </w:abstractNum>
-  <w:abstractNum w:abstractNumId="5" w15:restartNumberingAfterBreak="0">
+  <w:abstractNum w:abstractNumId="6" w15:restartNumberingAfterBreak="0">
     <w:nsid w:val="3AEA6C3B"/>
     <w:multiLevelType w:val="hybridMultilevel"/>
     <w:tmpl w:val="4B2C4D26"/>
@@ -6312,7 +7216,7 @@
       </w:pPr>
     </w:lvl>
   </w:abstractNum>
-  <w:abstractNum w:abstractNumId="6" w15:restartNumberingAfterBreak="0">
+  <w:abstractNum w:abstractNumId="7" w15:restartNumberingAfterBreak="0">
     <w:nsid w:val="498C430F"/>
     <w:multiLevelType w:val="hybridMultilevel"/>
     <w:tmpl w:val="2E46AF52"/>
@@ -6401,7 +7305,7 @@
       </w:pPr>
     </w:lvl>
   </w:abstractNum>
-  <w:abstractNum w:abstractNumId="7" w15:restartNumberingAfterBreak="0">
+  <w:abstractNum w:abstractNumId="8" w15:restartNumberingAfterBreak="0">
     <w:nsid w:val="4B832E22"/>
     <w:multiLevelType w:val="hybridMultilevel"/>
     <w:tmpl w:val="4260B586"/>
@@ -6490,7 +7394,7 @@
       </w:pPr>
     </w:lvl>
   </w:abstractNum>
-  <w:abstractNum w:abstractNumId="8" w15:restartNumberingAfterBreak="0">
+  <w:abstractNum w:abstractNumId="9" w15:restartNumberingAfterBreak="0">
     <w:nsid w:val="558514D5"/>
     <w:multiLevelType w:val="hybridMultilevel"/>
     <w:tmpl w:val="A49ED950"/>
@@ -6579,7 +7483,7 @@
       </w:pPr>
     </w:lvl>
   </w:abstractNum>
-  <w:abstractNum w:abstractNumId="9" w15:restartNumberingAfterBreak="0">
+  <w:abstractNum w:abstractNumId="10" w15:restartNumberingAfterBreak="0">
     <w:nsid w:val="56A6791C"/>
     <w:multiLevelType w:val="hybridMultilevel"/>
     <w:tmpl w:val="12DC0206"/>
@@ -6668,7 +7572,7 @@
       </w:pPr>
     </w:lvl>
   </w:abstractNum>
-  <w:abstractNum w:abstractNumId="10" w15:restartNumberingAfterBreak="0">
+  <w:abstractNum w:abstractNumId="11" w15:restartNumberingAfterBreak="0">
     <w:nsid w:val="5BF16D00"/>
     <w:multiLevelType w:val="hybridMultilevel"/>
     <w:tmpl w:val="6B760ED2"/>
@@ -6757,7 +7661,7 @@
       </w:pPr>
     </w:lvl>
   </w:abstractNum>
-  <w:abstractNum w:abstractNumId="11" w15:restartNumberingAfterBreak="0">
+  <w:abstractNum w:abstractNumId="12" w15:restartNumberingAfterBreak="0">
     <w:nsid w:val="5C002309"/>
     <w:multiLevelType w:val="hybridMultilevel"/>
     <w:tmpl w:val="B8F41608"/>
@@ -6846,7 +7750,7 @@
       </w:pPr>
     </w:lvl>
   </w:abstractNum>
-  <w:abstractNum w:abstractNumId="12" w15:restartNumberingAfterBreak="0">
+  <w:abstractNum w:abstractNumId="13" w15:restartNumberingAfterBreak="0">
     <w:nsid w:val="6055747D"/>
     <w:multiLevelType w:val="hybridMultilevel"/>
     <w:tmpl w:val="01AEAF14"/>
@@ -6935,7 +7839,7 @@
       </w:pPr>
     </w:lvl>
   </w:abstractNum>
-  <w:abstractNum w:abstractNumId="13" w15:restartNumberingAfterBreak="0">
+  <w:abstractNum w:abstractNumId="14" w15:restartNumberingAfterBreak="0">
     <w:nsid w:val="63046C3C"/>
     <w:multiLevelType w:val="hybridMultilevel"/>
     <w:tmpl w:val="7F3213C6"/>
@@ -7024,7 +7928,7 @@
       </w:pPr>
     </w:lvl>
   </w:abstractNum>
-  <w:abstractNum w:abstractNumId="14" w15:restartNumberingAfterBreak="0">
+  <w:abstractNum w:abstractNumId="15" w15:restartNumberingAfterBreak="0">
     <w:nsid w:val="6DCA1C7B"/>
     <w:multiLevelType w:val="hybridMultilevel"/>
     <w:tmpl w:val="B530A692"/>
@@ -7113,7 +8017,7 @@
       </w:pPr>
     </w:lvl>
   </w:abstractNum>
-  <w:abstractNum w:abstractNumId="15" w15:restartNumberingAfterBreak="0">
+  <w:abstractNum w:abstractNumId="16" w15:restartNumberingAfterBreak="0">
     <w:nsid w:val="7DA44281"/>
     <w:multiLevelType w:val="hybridMultilevel"/>
     <w:tmpl w:val="A2E4747A"/>
@@ -7203,52 +8107,55 @@
     </w:lvl>
   </w:abstractNum>
   <w:num w:numId="1" w16cid:durableId="318315926">
+    <w:abstractNumId w:val="14"/>
+  </w:num>
+  <w:num w:numId="2" w16cid:durableId="1197039546">
+    <w:abstractNumId w:val="1"/>
+  </w:num>
+  <w:num w:numId="3" w16cid:durableId="627319599">
+    <w:abstractNumId w:val="10"/>
+  </w:num>
+  <w:num w:numId="4" w16cid:durableId="300622163">
+    <w:abstractNumId w:val="8"/>
+  </w:num>
+  <w:num w:numId="5" w16cid:durableId="1416131206">
+    <w:abstractNumId w:val="11"/>
+  </w:num>
+  <w:num w:numId="6" w16cid:durableId="1118716463">
+    <w:abstractNumId w:val="9"/>
+  </w:num>
+  <w:num w:numId="7" w16cid:durableId="1214997026">
+    <w:abstractNumId w:val="2"/>
+  </w:num>
+  <w:num w:numId="8" w16cid:durableId="1384909820">
+    <w:abstractNumId w:val="15"/>
+  </w:num>
+  <w:num w:numId="9" w16cid:durableId="80298204">
+    <w:abstractNumId w:val="12"/>
+  </w:num>
+  <w:num w:numId="10" w16cid:durableId="130252022">
+    <w:abstractNumId w:val="3"/>
+  </w:num>
+  <w:num w:numId="11" w16cid:durableId="7487584">
+    <w:abstractNumId w:val="6"/>
+  </w:num>
+  <w:num w:numId="12" w16cid:durableId="517352503">
     <w:abstractNumId w:val="13"/>
   </w:num>
-  <w:num w:numId="2" w16cid:durableId="1197039546">
-    <w:abstractNumId w:val="0"/>
+  <w:num w:numId="13" w16cid:durableId="571089783">
+    <w:abstractNumId w:val="5"/>
   </w:num>
-  <w:num w:numId="3" w16cid:durableId="627319599">
-    <w:abstractNumId w:val="9"/>
+  <w:num w:numId="14" w16cid:durableId="1372068480">
+    <w:abstractNumId w:val="4"/>
   </w:num>
-  <w:num w:numId="4" w16cid:durableId="300622163">
+  <w:num w:numId="15" w16cid:durableId="807011369">
+    <w:abstractNumId w:val="16"/>
+  </w:num>
+  <w:num w:numId="16" w16cid:durableId="2068871923">
     <w:abstractNumId w:val="7"/>
   </w:num>
-  <w:num w:numId="5" w16cid:durableId="1416131206">
-    <w:abstractNumId w:val="10"/>
-  </w:num>
-  <w:num w:numId="6" w16cid:durableId="1118716463">
-    <w:abstractNumId w:val="8"/>
-  </w:num>
-  <w:num w:numId="7" w16cid:durableId="1214997026">
-    <w:abstractNumId w:val="1"/>
-  </w:num>
-  <w:num w:numId="8" w16cid:durableId="1384909820">
-    <w:abstractNumId w:val="14"/>
-  </w:num>
-  <w:num w:numId="9" w16cid:durableId="80298204">
-    <w:abstractNumId w:val="11"/>
-  </w:num>
-  <w:num w:numId="10" w16cid:durableId="130252022">
-    <w:abstractNumId w:val="2"/>
-  </w:num>
-  <w:num w:numId="11" w16cid:durableId="7487584">
-    <w:abstractNumId w:val="5"/>
-  </w:num>
-  <w:num w:numId="12" w16cid:durableId="517352503">
-    <w:abstractNumId w:val="12"/>
-  </w:num>
-  <w:num w:numId="13" w16cid:durableId="571089783">
-    <w:abstractNumId w:val="4"/>
-  </w:num>
-  <w:num w:numId="14" w16cid:durableId="1372068480">
-    <w:abstractNumId w:val="3"/>
-  </w:num>
-  <w:num w:numId="15" w16cid:durableId="807011369">
-    <w:abstractNumId w:val="15"/>
-  </w:num>
-  <w:num w:numId="16" w16cid:durableId="2068871923">
-    <w:abstractNumId w:val="6"/>
+  <w:num w:numId="17" w16cid:durableId="1565918802">
+    <w:abstractNumId w:val="0"/>
   </w:num>
 </w:numbering>
 </file>
@@ -8189,6 +9096,29 @@
       </w:tblBorders>
     </w:tblPr>
   </w:style>
+  <w:style w:type="character" w:styleId="Hyperlink">
+    <w:name w:val="Hyperlink"/>
+    <w:basedOn w:val="DefaultParagraphFont"/>
+    <w:uiPriority w:val="99"/>
+    <w:unhideWhenUsed/>
+    <w:rsid w:val="00190657"/>
+    <w:rPr>
+      <w:color w:val="467886" w:themeColor="hyperlink"/>
+      <w:u w:val="single"/>
+    </w:rPr>
+  </w:style>
+  <w:style w:type="character" w:styleId="UnresolvedMention">
+    <w:name w:val="Unresolved Mention"/>
+    <w:basedOn w:val="DefaultParagraphFont"/>
+    <w:uiPriority w:val="99"/>
+    <w:semiHidden/>
+    <w:unhideWhenUsed/>
+    <w:rsid w:val="00190657"/>
+    <w:rPr>
+      <w:color w:val="605E5C"/>
+      <w:shd w:val="clear" w:color="auto" w:fill="E1DFDD"/>
+    </w:rPr>
+  </w:style>
 </w:styles>
 </file>
 

--- a/FSD MERN - Designing and Managing Databases with MongoDB/FSD - Designing and Managing Databases with MongoDB - Day 4 - 23-04-206.docx
+++ b/FSD MERN - Designing and Managing Databases with MongoDB/FSD - Designing and Managing Databases with MongoDB - Day 4 - 23-04-206.docx
@@ -57,7 +57,6 @@
           <w:lang w:val="en-US"/>
         </w:rPr>
       </w:pPr>
-      <w:proofErr w:type="gramStart"/>
       <w:r>
         <w:rPr>
           <w:b/>
@@ -72,16 +71,7 @@
           <w:bCs/>
           <w:lang w:val="en-US"/>
         </w:rPr>
-        <w:t xml:space="preserve"> :</w:t>
-      </w:r>
-      <w:proofErr w:type="gramEnd"/>
-      <w:r>
-        <w:rPr>
-          <w:b/>
-          <w:bCs/>
-          <w:lang w:val="en-US"/>
-        </w:rPr>
-        <w:t xml:space="preserve"> </w:t>
+        <w:t xml:space="preserve"> : </w:t>
       </w:r>
       <w:r>
         <w:rPr>
@@ -96,14 +86,12 @@
           <w:lang w:val="en-US"/>
         </w:rPr>
       </w:pPr>
-      <w:proofErr w:type="gramStart"/>
       <w:r>
         <w:rPr>
           <w:lang w:val="en-US"/>
         </w:rPr>
         <w:t>Create :</w:t>
       </w:r>
-      <w:proofErr w:type="gramEnd"/>
     </w:p>
     <w:p>
       <w:pPr>
@@ -152,21 +140,7 @@
         <w:rPr>
           <w:lang w:val="en-US"/>
         </w:rPr>
-        <w:t xml:space="preserve">Int (int is data type which </w:t>
-      </w:r>
-      <w:proofErr w:type="gramStart"/>
-      <w:r>
-        <w:rPr>
-          <w:lang w:val="en-US"/>
-        </w:rPr>
-        <w:t>help</w:t>
-      </w:r>
-      <w:proofErr w:type="gramEnd"/>
-      <w:r>
-        <w:rPr>
-          <w:lang w:val="en-US"/>
-        </w:rPr>
-        <w:t xml:space="preserve"> to store number without decimal) </w:t>
+        <w:t xml:space="preserve">Int (int is data type which help to store number without decimal) </w:t>
       </w:r>
       <w:r>
         <w:rPr>
@@ -178,21 +152,7 @@
         <w:rPr>
           <w:lang w:val="en-US"/>
         </w:rPr>
-        <w:t xml:space="preserve"> Primary </w:t>
-      </w:r>
-      <w:proofErr w:type="gramStart"/>
-      <w:r>
-        <w:rPr>
-          <w:lang w:val="en-US"/>
-        </w:rPr>
-        <w:t>Key(</w:t>
-      </w:r>
-      <w:proofErr w:type="gramEnd"/>
-      <w:r>
-        <w:rPr>
-          <w:lang w:val="en-US"/>
-        </w:rPr>
-        <w:t xml:space="preserve">column doesn’t allow duplicate as well as null (empty) value). </w:t>
+        <w:t xml:space="preserve"> Primary Key(column doesn’t allow duplicate as well as null (empty) value). </w:t>
       </w:r>
     </w:p>
     <w:p>
@@ -217,63 +177,7 @@
         <w:rPr>
           <w:lang w:val="en-US"/>
         </w:rPr>
-        <w:t xml:space="preserve"> </w:t>
-      </w:r>
-      <w:proofErr w:type="gramStart"/>
-      <w:r>
-        <w:rPr>
-          <w:lang w:val="en-US"/>
-        </w:rPr>
-        <w:t>varchar(</w:t>
-      </w:r>
-      <w:proofErr w:type="gramEnd"/>
-      <w:r>
-        <w:rPr>
-          <w:lang w:val="en-US"/>
-        </w:rPr>
-        <w:t>25</w:t>
-      </w:r>
-      <w:proofErr w:type="gramStart"/>
-      <w:r>
-        <w:rPr>
-          <w:lang w:val="en-US"/>
-        </w:rPr>
-        <w:t>) :</w:t>
-      </w:r>
-      <w:proofErr w:type="gramEnd"/>
-      <w:r>
-        <w:rPr>
-          <w:lang w:val="en-US"/>
-        </w:rPr>
-        <w:t xml:space="preserve"> it is </w:t>
-      </w:r>
-      <w:proofErr w:type="gramStart"/>
-      <w:r>
-        <w:rPr>
-          <w:lang w:val="en-US"/>
-        </w:rPr>
-        <w:t>use</w:t>
-      </w:r>
-      <w:proofErr w:type="gramEnd"/>
-      <w:r>
-        <w:rPr>
-          <w:lang w:val="en-US"/>
-        </w:rPr>
-        <w:t xml:space="preserve"> to store string value with maximum number of </w:t>
-      </w:r>
-      <w:proofErr w:type="gramStart"/>
-      <w:r>
-        <w:rPr>
-          <w:lang w:val="en-US"/>
-        </w:rPr>
-        <w:t>character</w:t>
-      </w:r>
-      <w:proofErr w:type="gramEnd"/>
-      <w:r>
-        <w:rPr>
-          <w:lang w:val="en-US"/>
-        </w:rPr>
-        <w:t xml:space="preserve"> is 25.  Not null (means we need enter name value mandatory). </w:t>
+        <w:t xml:space="preserve"> varchar(25) : it is use to store string value with maximum number of character is 25.  Not null (means we need enter name value mandatory). </w:t>
       </w:r>
     </w:p>
     <w:p>
@@ -298,31 +202,16 @@
         <w:rPr>
           <w:lang w:val="en-US"/>
         </w:rPr>
-        <w:t xml:space="preserve"> float (float is data type is </w:t>
-      </w:r>
-      <w:proofErr w:type="gramStart"/>
-      <w:r>
-        <w:rPr>
-          <w:lang w:val="en-US"/>
-        </w:rPr>
-        <w:t>use</w:t>
-      </w:r>
-      <w:proofErr w:type="gramEnd"/>
-      <w:r>
-        <w:rPr>
-          <w:lang w:val="en-US"/>
-        </w:rPr>
-        <w:t xml:space="preserve"> to store value with decimal)</w:t>
-      </w:r>
-    </w:p>
-    <w:p>
-      <w:pPr>
-        <w:rPr>
-          <w:lang w:val="en-US"/>
-        </w:rPr>
-      </w:pPr>
-      <w:proofErr w:type="spellStart"/>
-      <w:proofErr w:type="gramStart"/>
+        <w:t xml:space="preserve"> float (float is data type is use to store value with decimal)</w:t>
+      </w:r>
+    </w:p>
+    <w:p>
+      <w:pPr>
+        <w:rPr>
+          <w:lang w:val="en-US"/>
+        </w:rPr>
+      </w:pPr>
+      <w:proofErr w:type="spellStart"/>
       <w:r>
         <w:rPr>
           <w:lang w:val="en-US"/>
@@ -334,28 +223,7 @@
         <w:rPr>
           <w:lang w:val="en-US"/>
         </w:rPr>
-        <w:t xml:space="preserve"> :</w:t>
-      </w:r>
-      <w:proofErr w:type="gramEnd"/>
-      <w:r>
-        <w:rPr>
-          <w:lang w:val="en-US"/>
-        </w:rPr>
-        <w:t xml:space="preserve"> </w:t>
-      </w:r>
-      <w:proofErr w:type="gramStart"/>
-      <w:r>
-        <w:rPr>
-          <w:lang w:val="en-US"/>
-        </w:rPr>
-        <w:t>varchar(</w:t>
-      </w:r>
-      <w:proofErr w:type="gramEnd"/>
-      <w:r>
-        <w:rPr>
-          <w:lang w:val="en-US"/>
-        </w:rPr>
-        <w:t>30) unique key (column doesn’t allow duplicate but can allow null (empty) value).</w:t>
+        <w:t xml:space="preserve"> : varchar(30) unique key (column doesn’t allow duplicate but can allow null (empty) value).</w:t>
       </w:r>
     </w:p>
     <w:p>
@@ -398,7 +266,6 @@
         <w:t xml:space="preserve">create table </w:t>
       </w:r>
       <w:proofErr w:type="spellStart"/>
-      <w:proofErr w:type="gramStart"/>
       <w:r>
         <w:rPr>
           <w:lang w:val="en-US"/>
@@ -412,7 +279,6 @@
         </w:rPr>
         <w:t>(</w:t>
       </w:r>
-      <w:proofErr w:type="gramEnd"/>
     </w:p>
     <w:p>
       <w:pPr>
@@ -453,44 +319,28 @@
         <w:rPr>
           <w:lang w:val="en-US"/>
         </w:rPr>
-        <w:t xml:space="preserve"> datatype key</w:t>
-      </w:r>
-      <w:proofErr w:type="gramStart"/>
-      <w:r>
-        <w:rPr>
-          <w:lang w:val="en-US"/>
-        </w:rPr>
-        <w:t>);</w:t>
-      </w:r>
-      <w:proofErr w:type="gramEnd"/>
-    </w:p>
-    <w:p>
-      <w:pPr>
-        <w:rPr>
-          <w:lang w:val="en-US"/>
-        </w:rPr>
-      </w:pPr>
-    </w:p>
-    <w:p>
-      <w:pPr>
-        <w:rPr>
-          <w:lang w:val="en-US"/>
-        </w:rPr>
-      </w:pPr>
-      <w:r>
-        <w:rPr>
-          <w:lang w:val="en-US"/>
-        </w:rPr>
-        <w:t xml:space="preserve">create table </w:t>
-      </w:r>
-      <w:proofErr w:type="gramStart"/>
-      <w:r>
-        <w:rPr>
-          <w:lang w:val="en-US"/>
-        </w:rPr>
-        <w:t>emp(</w:t>
-      </w:r>
-      <w:proofErr w:type="gramEnd"/>
+        <w:t xml:space="preserve"> datatype key);</w:t>
+      </w:r>
+    </w:p>
+    <w:p>
+      <w:pPr>
+        <w:rPr>
+          <w:lang w:val="en-US"/>
+        </w:rPr>
+      </w:pPr>
+    </w:p>
+    <w:p>
+      <w:pPr>
+        <w:rPr>
+          <w:lang w:val="en-US"/>
+        </w:rPr>
+      </w:pPr>
+      <w:r>
+        <w:rPr>
+          <w:lang w:val="en-US"/>
+        </w:rPr>
+        <w:t>create table emp(</w:t>
+      </w:r>
     </w:p>
     <w:p>
       <w:pPr>
@@ -531,21 +381,7 @@
         <w:rPr>
           <w:lang w:val="en-US"/>
         </w:rPr>
-        <w:t xml:space="preserve"> </w:t>
-      </w:r>
-      <w:proofErr w:type="gramStart"/>
-      <w:r>
-        <w:rPr>
-          <w:lang w:val="en-US"/>
-        </w:rPr>
-        <w:t>varchar(</w:t>
-      </w:r>
-      <w:proofErr w:type="gramEnd"/>
-      <w:r>
-        <w:rPr>
-          <w:lang w:val="en-US"/>
-        </w:rPr>
-        <w:t xml:space="preserve">30) not null, </w:t>
+        <w:t xml:space="preserve"> varchar(30) not null, </w:t>
       </w:r>
     </w:p>
     <w:p>
@@ -579,58 +415,28 @@
         <w:rPr>
           <w:lang w:val="en-US"/>
         </w:rPr>
-        <w:t xml:space="preserve"> </w:t>
-      </w:r>
-      <w:proofErr w:type="gramStart"/>
-      <w:r>
-        <w:rPr>
-          <w:lang w:val="en-US"/>
-        </w:rPr>
-        <w:t>varchar(</w:t>
-      </w:r>
-      <w:proofErr w:type="gramEnd"/>
-      <w:r>
-        <w:rPr>
-          <w:lang w:val="en-US"/>
-        </w:rPr>
-        <w:t>30) unique</w:t>
-      </w:r>
-      <w:proofErr w:type="gramStart"/>
-      <w:r>
-        <w:rPr>
-          <w:lang w:val="en-US"/>
-        </w:rPr>
-        <w:t>);</w:t>
-      </w:r>
-      <w:proofErr w:type="gramEnd"/>
-    </w:p>
-    <w:p>
-      <w:pPr>
-        <w:rPr>
-          <w:lang w:val="en-US"/>
-        </w:rPr>
-      </w:pPr>
-    </w:p>
-    <w:p>
-      <w:pPr>
-        <w:rPr>
-          <w:lang w:val="en-US"/>
-        </w:rPr>
-      </w:pPr>
-      <w:r>
-        <w:rPr>
-          <w:lang w:val="en-US"/>
-        </w:rPr>
-        <w:t xml:space="preserve">desc </w:t>
-      </w:r>
-      <w:proofErr w:type="gramStart"/>
-      <w:r>
-        <w:rPr>
-          <w:lang w:val="en-US"/>
-        </w:rPr>
-        <w:t>emp;</w:t>
-      </w:r>
-      <w:proofErr w:type="gramEnd"/>
+        <w:t xml:space="preserve"> varchar(30) unique);</w:t>
+      </w:r>
+    </w:p>
+    <w:p>
+      <w:pPr>
+        <w:rPr>
+          <w:lang w:val="en-US"/>
+        </w:rPr>
+      </w:pPr>
+    </w:p>
+    <w:p>
+      <w:pPr>
+        <w:rPr>
+          <w:lang w:val="en-US"/>
+        </w:rPr>
+      </w:pPr>
+      <w:r>
+        <w:rPr>
+          <w:lang w:val="en-US"/>
+        </w:rPr>
+        <w:t>desc emp;</w:t>
+      </w:r>
     </w:p>
     <w:p>
       <w:pPr>
@@ -714,44 +520,8 @@
         <w:rPr>
           <w:lang w:val="en-US"/>
         </w:rPr>
-        <w:t>(c</w:t>
-      </w:r>
-      <w:proofErr w:type="gramStart"/>
-      <w:r>
-        <w:rPr>
-          <w:lang w:val="en-US"/>
-        </w:rPr>
-        <w:t>1,c2,c</w:t>
-      </w:r>
-      <w:proofErr w:type="gramEnd"/>
-      <w:r>
-        <w:rPr>
-          <w:lang w:val="en-US"/>
-        </w:rPr>
-        <w:t>3) values(v</w:t>
-      </w:r>
-      <w:proofErr w:type="gramStart"/>
-      <w:r>
-        <w:rPr>
-          <w:lang w:val="en-US"/>
-        </w:rPr>
-        <w:t>1,v2,v</w:t>
-      </w:r>
-      <w:proofErr w:type="gramEnd"/>
-      <w:r>
-        <w:rPr>
-          <w:lang w:val="en-US"/>
-        </w:rPr>
-        <w:t>3</w:t>
-      </w:r>
-      <w:proofErr w:type="gramStart"/>
-      <w:r>
-        <w:rPr>
-          <w:lang w:val="en-US"/>
-        </w:rPr>
-        <w:t>);</w:t>
-      </w:r>
-      <w:proofErr w:type="gramEnd"/>
+        <w:t>(c1,c2,c3) values(v1,v2,v3);</w:t>
+      </w:r>
     </w:p>
     <w:p>
       <w:pPr>
@@ -773,57 +543,100 @@
         <w:t>insert into emp(</w:t>
       </w:r>
       <w:proofErr w:type="spellStart"/>
-      <w:proofErr w:type="gramStart"/>
+      <w:r>
+        <w:rPr>
+          <w:lang w:val="en-US"/>
+        </w:rPr>
+        <w:t>eid,ename,salary,emailid</w:t>
+      </w:r>
+      <w:proofErr w:type="spellEnd"/>
+      <w:r>
+        <w:rPr>
+          <w:lang w:val="en-US"/>
+        </w:rPr>
+        <w:t>) values(100,'John',24000,'john@gmail.com');</w:t>
+      </w:r>
+    </w:p>
+    <w:p>
+      <w:pPr>
+        <w:rPr>
+          <w:lang w:val="en-US"/>
+        </w:rPr>
+      </w:pPr>
+      <w:r>
+        <w:rPr>
+          <w:lang w:val="en-US"/>
+        </w:rPr>
+        <w:t>insert into emp(</w:t>
+      </w:r>
+      <w:proofErr w:type="spellStart"/>
+      <w:r>
+        <w:rPr>
+          <w:lang w:val="en-US"/>
+        </w:rPr>
+        <w:t>eid,ename,salary,emailid</w:t>
+      </w:r>
+      <w:proofErr w:type="spellEnd"/>
+      <w:r>
+        <w:rPr>
+          <w:lang w:val="en-US"/>
+        </w:rPr>
+        <w:t>) values(101,'Bob',21000,'bob@gmail.com');</w:t>
+      </w:r>
+    </w:p>
+    <w:p>
+      <w:pPr>
+        <w:rPr>
+          <w:lang w:val="en-US"/>
+        </w:rPr>
+      </w:pPr>
+      <w:r>
+        <w:rPr>
+          <w:lang w:val="en-US"/>
+        </w:rPr>
+        <w:t>insert into emp(</w:t>
+      </w:r>
+      <w:proofErr w:type="spellStart"/>
+      <w:r>
+        <w:rPr>
+          <w:lang w:val="en-US"/>
+        </w:rPr>
+        <w:t>eid,ename,salary</w:t>
+      </w:r>
+      <w:proofErr w:type="spellEnd"/>
+      <w:r>
+        <w:rPr>
+          <w:lang w:val="en-US"/>
+        </w:rPr>
+        <w:t>) values(102,'Alice',18000);</w:t>
+      </w:r>
+    </w:p>
+    <w:p>
+      <w:pPr>
+        <w:rPr>
+          <w:lang w:val="en-US"/>
+        </w:rPr>
+      </w:pPr>
+      <w:r>
+        <w:rPr>
+          <w:lang w:val="en-US"/>
+        </w:rPr>
+        <w:t>insert into emp(</w:t>
+      </w:r>
+      <w:proofErr w:type="spellStart"/>
       <w:r>
         <w:rPr>
           <w:lang w:val="en-US"/>
         </w:rPr>
         <w:t>eid,ename</w:t>
       </w:r>
-      <w:proofErr w:type="gramEnd"/>
-      <w:r>
-        <w:rPr>
-          <w:lang w:val="en-US"/>
-        </w:rPr>
-        <w:t>,</w:t>
-      </w:r>
-      <w:proofErr w:type="gramStart"/>
-      <w:r>
-        <w:rPr>
-          <w:lang w:val="en-US"/>
-        </w:rPr>
-        <w:t>salary,emailid</w:t>
-      </w:r>
-      <w:proofErr w:type="spellEnd"/>
-      <w:proofErr w:type="gramEnd"/>
-      <w:r>
-        <w:rPr>
-          <w:lang w:val="en-US"/>
-        </w:rPr>
-        <w:t>) values(100,'John',</w:t>
-      </w:r>
-      <w:proofErr w:type="gramStart"/>
-      <w:r>
-        <w:rPr>
-          <w:lang w:val="en-US"/>
-        </w:rPr>
-        <w:t>24000,'john@gmail.com</w:t>
-      </w:r>
-      <w:proofErr w:type="gramEnd"/>
-      <w:r>
-        <w:rPr>
-          <w:lang w:val="en-US"/>
-        </w:rPr>
-        <w:t>'</w:t>
-      </w:r>
-      <w:proofErr w:type="gramStart"/>
-      <w:r>
-        <w:rPr>
-          <w:lang w:val="en-US"/>
-        </w:rPr>
-        <w:t>);</w:t>
-      </w:r>
-      <w:proofErr w:type="gramEnd"/>
+      <w:proofErr w:type="spellEnd"/>
+      <w:r>
+        <w:rPr>
+          <w:lang w:val="en-US"/>
+        </w:rPr>
+        <w:t>) values(103,'Charlie');</w:t>
+      </w:r>
     </w:p>
     <w:p>
       <w:pPr>
@@ -838,229 +651,32 @@
         <w:t>insert into emp(</w:t>
       </w:r>
       <w:proofErr w:type="spellStart"/>
-      <w:proofErr w:type="gramStart"/>
-      <w:r>
-        <w:rPr>
-          <w:lang w:val="en-US"/>
-        </w:rPr>
-        <w:t>eid,ename</w:t>
-      </w:r>
-      <w:proofErr w:type="gramEnd"/>
-      <w:r>
-        <w:rPr>
-          <w:lang w:val="en-US"/>
-        </w:rPr>
-        <w:t>,</w:t>
-      </w:r>
-      <w:proofErr w:type="gramStart"/>
-      <w:r>
-        <w:rPr>
-          <w:lang w:val="en-US"/>
-        </w:rPr>
-        <w:t>salary,emailid</w:t>
-      </w:r>
-      <w:proofErr w:type="spellEnd"/>
-      <w:proofErr w:type="gramEnd"/>
-      <w:r>
-        <w:rPr>
-          <w:lang w:val="en-US"/>
-        </w:rPr>
-        <w:t>) values(101,'Bob',</w:t>
-      </w:r>
-      <w:proofErr w:type="gramStart"/>
-      <w:r>
-        <w:rPr>
-          <w:lang w:val="en-US"/>
-        </w:rPr>
-        <w:t>21000,'bob@gmail.com</w:t>
-      </w:r>
-      <w:proofErr w:type="gramEnd"/>
-      <w:r>
-        <w:rPr>
-          <w:lang w:val="en-US"/>
-        </w:rPr>
-        <w:t>'</w:t>
-      </w:r>
-      <w:proofErr w:type="gramStart"/>
-      <w:r>
-        <w:rPr>
-          <w:lang w:val="en-US"/>
-        </w:rPr>
-        <w:t>);</w:t>
-      </w:r>
-      <w:proofErr w:type="gramEnd"/>
-    </w:p>
-    <w:p>
-      <w:pPr>
-        <w:rPr>
-          <w:lang w:val="en-US"/>
-        </w:rPr>
-      </w:pPr>
-      <w:r>
-        <w:rPr>
-          <w:lang w:val="en-US"/>
-        </w:rPr>
-        <w:t>insert into emp(</w:t>
-      </w:r>
-      <w:proofErr w:type="spellStart"/>
-      <w:proofErr w:type="gramStart"/>
-      <w:r>
-        <w:rPr>
-          <w:lang w:val="en-US"/>
-        </w:rPr>
-        <w:t>eid,ename</w:t>
-      </w:r>
-      <w:proofErr w:type="gramEnd"/>
-      <w:r>
-        <w:rPr>
-          <w:lang w:val="en-US"/>
-        </w:rPr>
-        <w:t>,salary</w:t>
-      </w:r>
-      <w:proofErr w:type="spellEnd"/>
-      <w:r>
-        <w:rPr>
-          <w:lang w:val="en-US"/>
-        </w:rPr>
-        <w:t>) values(102,'Alice',18000</w:t>
-      </w:r>
-      <w:proofErr w:type="gramStart"/>
-      <w:r>
-        <w:rPr>
-          <w:lang w:val="en-US"/>
-        </w:rPr>
-        <w:t>);</w:t>
-      </w:r>
-      <w:proofErr w:type="gramEnd"/>
-    </w:p>
-    <w:p>
-      <w:pPr>
-        <w:rPr>
-          <w:lang w:val="en-US"/>
-        </w:rPr>
-      </w:pPr>
-      <w:r>
-        <w:rPr>
-          <w:lang w:val="en-US"/>
-        </w:rPr>
-        <w:t>insert into emp(</w:t>
-      </w:r>
-      <w:proofErr w:type="spellStart"/>
-      <w:proofErr w:type="gramStart"/>
-      <w:r>
-        <w:rPr>
-          <w:lang w:val="en-US"/>
-        </w:rPr>
-        <w:t>eid,ename</w:t>
-      </w:r>
-      <w:proofErr w:type="spellEnd"/>
-      <w:proofErr w:type="gramEnd"/>
-      <w:r>
-        <w:rPr>
-          <w:lang w:val="en-US"/>
-        </w:rPr>
-        <w:t>) values(103,'Charlie'</w:t>
-      </w:r>
-      <w:proofErr w:type="gramStart"/>
-      <w:r>
-        <w:rPr>
-          <w:lang w:val="en-US"/>
-        </w:rPr>
-        <w:t>);</w:t>
-      </w:r>
-      <w:proofErr w:type="gramEnd"/>
-    </w:p>
-    <w:p>
-      <w:pPr>
-        <w:rPr>
-          <w:lang w:val="en-US"/>
-        </w:rPr>
-      </w:pPr>
-      <w:r>
-        <w:rPr>
-          <w:lang w:val="en-US"/>
-        </w:rPr>
-        <w:t>insert into emp(</w:t>
-      </w:r>
-      <w:proofErr w:type="spellStart"/>
-      <w:proofErr w:type="gramStart"/>
-      <w:r>
-        <w:rPr>
-          <w:lang w:val="en-US"/>
-        </w:rPr>
-        <w:t>eid,ename</w:t>
-      </w:r>
-      <w:proofErr w:type="gramEnd"/>
-      <w:r>
-        <w:rPr>
-          <w:lang w:val="en-US"/>
-        </w:rPr>
-        <w:t>,emailid</w:t>
-      </w:r>
-      <w:proofErr w:type="spellEnd"/>
-      <w:r>
-        <w:rPr>
-          <w:lang w:val="en-US"/>
-        </w:rPr>
-        <w:t>) values(105,'Elie</w:t>
-      </w:r>
-      <w:proofErr w:type="gramStart"/>
-      <w:r>
-        <w:rPr>
-          <w:lang w:val="en-US"/>
-        </w:rPr>
-        <w:t>','Elie@gmail.com</w:t>
-      </w:r>
-      <w:proofErr w:type="gramEnd"/>
-      <w:r>
-        <w:rPr>
-          <w:lang w:val="en-US"/>
-        </w:rPr>
-        <w:t>'</w:t>
-      </w:r>
-      <w:proofErr w:type="gramStart"/>
-      <w:r>
-        <w:rPr>
-          <w:lang w:val="en-US"/>
-        </w:rPr>
-        <w:t>);</w:t>
-      </w:r>
-      <w:proofErr w:type="gramEnd"/>
-    </w:p>
-    <w:p>
-      <w:pPr>
-        <w:rPr>
-          <w:lang w:val="en-US"/>
-        </w:rPr>
-      </w:pPr>
-      <w:r>
-        <w:rPr>
-          <w:lang w:val="en-US"/>
-        </w:rPr>
-        <w:t>insert into emp values(106,'Steven',</w:t>
-      </w:r>
-      <w:proofErr w:type="gramStart"/>
-      <w:r>
-        <w:rPr>
-          <w:lang w:val="en-US"/>
-        </w:rPr>
-        <w:t>28000,'steven@gmail.com</w:t>
-      </w:r>
-      <w:proofErr w:type="gramEnd"/>
-      <w:r>
-        <w:rPr>
-          <w:lang w:val="en-US"/>
-        </w:rPr>
-        <w:t>'</w:t>
-      </w:r>
-      <w:proofErr w:type="gramStart"/>
-      <w:r>
-        <w:rPr>
-          <w:lang w:val="en-US"/>
-        </w:rPr>
-        <w:t>);</w:t>
-      </w:r>
-      <w:proofErr w:type="gramEnd"/>
+      <w:r>
+        <w:rPr>
+          <w:lang w:val="en-US"/>
+        </w:rPr>
+        <w:t>eid,ename,emailid</w:t>
+      </w:r>
+      <w:proofErr w:type="spellEnd"/>
+      <w:r>
+        <w:rPr>
+          <w:lang w:val="en-US"/>
+        </w:rPr>
+        <w:t>) values(105,'Elie','Elie@gmail.com');</w:t>
+      </w:r>
+    </w:p>
+    <w:p>
+      <w:pPr>
+        <w:rPr>
+          <w:lang w:val="en-US"/>
+        </w:rPr>
+      </w:pPr>
+      <w:r>
+        <w:rPr>
+          <w:lang w:val="en-US"/>
+        </w:rPr>
+        <w:t>insert into emp values(106,'Steven',28000,'steven@gmail.com');</w:t>
+      </w:r>
     </w:p>
     <w:p>
       <w:pPr>
@@ -1099,63 +715,45 @@
         <w:rPr>
           <w:lang w:val="en-US"/>
         </w:rPr>
-        <w:t xml:space="preserve">select * from </w:t>
-      </w:r>
-      <w:proofErr w:type="gramStart"/>
-      <w:r>
-        <w:rPr>
-          <w:lang w:val="en-US"/>
-        </w:rPr>
-        <w:t>emp;</w:t>
-      </w:r>
-      <w:proofErr w:type="gramEnd"/>
-    </w:p>
-    <w:p>
-      <w:pPr>
-        <w:rPr>
-          <w:lang w:val="en-US"/>
-        </w:rPr>
-      </w:pPr>
-    </w:p>
-    <w:p>
-      <w:pPr>
-        <w:rPr>
-          <w:b/>
-          <w:bCs/>
-          <w:lang w:val="en-US"/>
-        </w:rPr>
-      </w:pPr>
-      <w:r>
-        <w:rPr>
-          <w:b/>
-          <w:bCs/>
+        <w:t>select * from emp;</w:t>
+      </w:r>
+    </w:p>
+    <w:p>
+      <w:pPr>
+        <w:rPr>
+          <w:lang w:val="en-US"/>
+        </w:rPr>
+      </w:pPr>
+    </w:p>
+    <w:p>
+      <w:pPr>
+        <w:rPr>
+          <w:b/>
+          <w:bCs/>
+          <w:lang w:val="en-US"/>
+        </w:rPr>
+      </w:pPr>
+      <w:r>
+        <w:rPr>
+          <w:b/>
+          <w:bCs/>
+          <w:lang w:val="en-US"/>
+        </w:rPr>
+        <w:t>Update Query :</w:t>
+      </w:r>
+    </w:p>
+    <w:p>
+      <w:pPr>
+        <w:rPr>
+          <w:lang w:val="en-US"/>
+        </w:rPr>
+      </w:pPr>
+      <w:r>
+        <w:rPr>
           <w:lang w:val="en-US"/>
         </w:rPr>
         <w:t xml:space="preserve">Update </w:t>
       </w:r>
-      <w:proofErr w:type="gramStart"/>
-      <w:r>
-        <w:rPr>
-          <w:b/>
-          <w:bCs/>
-          <w:lang w:val="en-US"/>
-        </w:rPr>
-        <w:t>Query :</w:t>
-      </w:r>
-      <w:proofErr w:type="gramEnd"/>
-    </w:p>
-    <w:p>
-      <w:pPr>
-        <w:rPr>
-          <w:lang w:val="en-US"/>
-        </w:rPr>
-      </w:pPr>
-      <w:r>
-        <w:rPr>
-          <w:lang w:val="en-US"/>
-        </w:rPr>
-        <w:t xml:space="preserve">Update </w:t>
-      </w:r>
       <w:proofErr w:type="spellStart"/>
       <w:r>
         <w:rPr>
@@ -1182,69 +780,33 @@
         <w:rPr>
           <w:lang w:val="en-US"/>
         </w:rPr>
-        <w:t xml:space="preserve"> = </w:t>
-      </w:r>
-      <w:proofErr w:type="gramStart"/>
-      <w:r>
-        <w:rPr>
-          <w:lang w:val="en-US"/>
-        </w:rPr>
-        <w:t>value;</w:t>
-      </w:r>
-      <w:proofErr w:type="gramEnd"/>
-    </w:p>
-    <w:p>
-      <w:pPr>
-        <w:rPr>
-          <w:lang w:val="en-US"/>
-        </w:rPr>
-      </w:pPr>
-      <w:r>
-        <w:rPr>
-          <w:lang w:val="en-US"/>
-        </w:rPr>
-        <w:t>update emp set salary = 25000</w:t>
-      </w:r>
-      <w:proofErr w:type="gramStart"/>
-      <w:r>
-        <w:rPr>
-          <w:lang w:val="en-US"/>
-        </w:rPr>
-        <w:t>;</w:t>
-      </w:r>
-      <w:r>
-        <w:rPr>
-          <w:lang w:val="en-US"/>
-        </w:rPr>
-        <w:tab/>
-      </w:r>
-      <w:r>
-        <w:rPr>
-          <w:lang w:val="en-US"/>
-        </w:rPr>
-        <w:tab/>
-        <w:t>all</w:t>
-      </w:r>
-      <w:proofErr w:type="gramEnd"/>
-      <w:r>
-        <w:rPr>
-          <w:lang w:val="en-US"/>
-        </w:rPr>
-        <w:t xml:space="preserve"> employee salary </w:t>
-      </w:r>
-      <w:proofErr w:type="gramStart"/>
-      <w:r>
-        <w:rPr>
-          <w:lang w:val="en-US"/>
-        </w:rPr>
-        <w:t>update</w:t>
-      </w:r>
-      <w:proofErr w:type="gramEnd"/>
-      <w:r>
-        <w:rPr>
-          <w:lang w:val="en-US"/>
-        </w:rPr>
-        <w:t xml:space="preserve"> to 25000 </w:t>
+        <w:t xml:space="preserve"> = value;</w:t>
+      </w:r>
+    </w:p>
+    <w:p>
+      <w:pPr>
+        <w:rPr>
+          <w:lang w:val="en-US"/>
+        </w:rPr>
+      </w:pPr>
+      <w:r>
+        <w:rPr>
+          <w:lang w:val="en-US"/>
+        </w:rPr>
+        <w:t>update emp set salary = 25000;</w:t>
+      </w:r>
+      <w:r>
+        <w:rPr>
+          <w:lang w:val="en-US"/>
+        </w:rPr>
+        <w:tab/>
+      </w:r>
+      <w:r>
+        <w:rPr>
+          <w:lang w:val="en-US"/>
+        </w:rPr>
+        <w:tab/>
+        <w:t xml:space="preserve">all employee salary update to 25000 </w:t>
       </w:r>
     </w:p>
     <w:p>
@@ -1284,16 +846,8 @@
         <w:rPr>
           <w:lang w:val="en-US"/>
         </w:rPr>
-        <w:t>=</w:t>
-      </w:r>
-      <w:proofErr w:type="gramStart"/>
-      <w:r>
-        <w:rPr>
-          <w:lang w:val="en-US"/>
-        </w:rPr>
-        <w:t>100;</w:t>
-      </w:r>
-      <w:proofErr w:type="gramEnd"/>
+        <w:t>=100;</w:t>
+      </w:r>
     </w:p>
     <w:p>
       <w:pPr>
@@ -1319,143 +873,117 @@
         <w:rPr>
           <w:lang w:val="en-US"/>
         </w:rPr>
-        <w:t>='bob@gmail.com</w:t>
-      </w:r>
-      <w:proofErr w:type="gramStart"/>
+        <w:t>='bob@gmail.com';</w:t>
+      </w:r>
+    </w:p>
+    <w:p>
+      <w:pPr>
+        <w:rPr>
+          <w:lang w:val="en-US"/>
+        </w:rPr>
+      </w:pPr>
+      <w:r>
+        <w:rPr>
+          <w:lang w:val="en-US"/>
+        </w:rPr>
+        <w:t xml:space="preserve">update emp set </w:t>
+      </w:r>
+      <w:proofErr w:type="spellStart"/>
+      <w:r>
+        <w:rPr>
+          <w:lang w:val="en-US"/>
+        </w:rPr>
+        <w:t>emailid</w:t>
+      </w:r>
+      <w:proofErr w:type="spellEnd"/>
+      <w:r>
+        <w:rPr>
+          <w:lang w:val="en-US"/>
+        </w:rPr>
+        <w:t xml:space="preserve"> = 'alice@gmail.com' where </w:t>
+      </w:r>
+      <w:proofErr w:type="spellStart"/>
+      <w:r>
+        <w:rPr>
+          <w:lang w:val="en-US"/>
+        </w:rPr>
+        <w:t>eid</w:t>
+      </w:r>
+      <w:proofErr w:type="spellEnd"/>
+      <w:r>
+        <w:rPr>
+          <w:lang w:val="en-US"/>
+        </w:rPr>
+        <w:t>=102;</w:t>
+      </w:r>
+    </w:p>
+    <w:p>
+      <w:pPr>
+        <w:rPr>
+          <w:lang w:val="en-US"/>
+        </w:rPr>
+      </w:pPr>
+      <w:r>
+        <w:rPr>
+          <w:lang w:val="en-US"/>
+        </w:rPr>
+        <w:t xml:space="preserve">update emp set </w:t>
+      </w:r>
+      <w:proofErr w:type="spellStart"/>
+      <w:r>
+        <w:rPr>
+          <w:lang w:val="en-US"/>
+        </w:rPr>
+        <w:t>emailid</w:t>
+      </w:r>
+      <w:proofErr w:type="spellEnd"/>
+      <w:r>
+        <w:rPr>
+          <w:lang w:val="en-US"/>
+        </w:rPr>
+        <w:t xml:space="preserve"> = 'charlie@gmail.com' where </w:t>
+      </w:r>
+      <w:proofErr w:type="spellStart"/>
+      <w:r>
+        <w:rPr>
+          <w:lang w:val="en-US"/>
+        </w:rPr>
+        <w:t>ename</w:t>
+      </w:r>
+      <w:proofErr w:type="spellEnd"/>
+      <w:r>
+        <w:rPr>
+          <w:lang w:val="en-US"/>
+        </w:rPr>
+        <w:t>='</w:t>
+      </w:r>
+      <w:proofErr w:type="spellStart"/>
+      <w:r>
+        <w:rPr>
+          <w:lang w:val="en-US"/>
+        </w:rPr>
+        <w:t>charlie</w:t>
+      </w:r>
+      <w:proofErr w:type="spellEnd"/>
       <w:r>
         <w:rPr>
           <w:lang w:val="en-US"/>
         </w:rPr>
         <w:t>';</w:t>
       </w:r>
-      <w:proofErr w:type="gramEnd"/>
-    </w:p>
-    <w:p>
-      <w:pPr>
-        <w:rPr>
-          <w:lang w:val="en-US"/>
-        </w:rPr>
-      </w:pPr>
-      <w:r>
-        <w:rPr>
-          <w:lang w:val="en-US"/>
-        </w:rPr>
-        <w:t xml:space="preserve">update emp set </w:t>
-      </w:r>
-      <w:proofErr w:type="spellStart"/>
-      <w:r>
-        <w:rPr>
-          <w:lang w:val="en-US"/>
-        </w:rPr>
-        <w:t>emailid</w:t>
-      </w:r>
-      <w:proofErr w:type="spellEnd"/>
-      <w:r>
-        <w:rPr>
-          <w:lang w:val="en-US"/>
-        </w:rPr>
-        <w:t xml:space="preserve"> = 'alice@gmail.com' where </w:t>
-      </w:r>
-      <w:proofErr w:type="spellStart"/>
-      <w:r>
-        <w:rPr>
-          <w:lang w:val="en-US"/>
-        </w:rPr>
-        <w:t>eid</w:t>
-      </w:r>
-      <w:proofErr w:type="spellEnd"/>
-      <w:r>
-        <w:rPr>
-          <w:lang w:val="en-US"/>
-        </w:rPr>
-        <w:t>=</w:t>
-      </w:r>
-      <w:proofErr w:type="gramStart"/>
-      <w:r>
-        <w:rPr>
-          <w:lang w:val="en-US"/>
-        </w:rPr>
-        <w:t>102;</w:t>
-      </w:r>
-      <w:proofErr w:type="gramEnd"/>
-    </w:p>
-    <w:p>
-      <w:pPr>
-        <w:rPr>
-          <w:lang w:val="en-US"/>
-        </w:rPr>
-      </w:pPr>
-      <w:r>
-        <w:rPr>
-          <w:lang w:val="en-US"/>
-        </w:rPr>
-        <w:t xml:space="preserve">update emp set </w:t>
-      </w:r>
-      <w:proofErr w:type="spellStart"/>
-      <w:r>
-        <w:rPr>
-          <w:lang w:val="en-US"/>
-        </w:rPr>
-        <w:t>emailid</w:t>
-      </w:r>
-      <w:proofErr w:type="spellEnd"/>
-      <w:r>
-        <w:rPr>
-          <w:lang w:val="en-US"/>
-        </w:rPr>
-        <w:t xml:space="preserve"> = 'charlie@gmail.com' where </w:t>
-      </w:r>
-      <w:proofErr w:type="spellStart"/>
-      <w:r>
-        <w:rPr>
-          <w:lang w:val="en-US"/>
-        </w:rPr>
-        <w:t>ename</w:t>
-      </w:r>
-      <w:proofErr w:type="spellEnd"/>
-      <w:r>
-        <w:rPr>
-          <w:lang w:val="en-US"/>
-        </w:rPr>
-        <w:t>='</w:t>
-      </w:r>
-      <w:proofErr w:type="spellStart"/>
-      <w:r>
-        <w:rPr>
-          <w:lang w:val="en-US"/>
-        </w:rPr>
-        <w:t>charlie</w:t>
-      </w:r>
-      <w:proofErr w:type="spellEnd"/>
-      <w:proofErr w:type="gramStart"/>
-      <w:r>
-        <w:rPr>
-          <w:lang w:val="en-US"/>
-        </w:rPr>
-        <w:t>';</w:t>
-      </w:r>
-      <w:proofErr w:type="gramEnd"/>
-    </w:p>
-    <w:p>
-      <w:pPr>
-        <w:rPr>
-          <w:lang w:val="en-US"/>
-        </w:rPr>
-      </w:pPr>
-      <w:r>
-        <w:rPr>
-          <w:lang w:val="en-US"/>
-        </w:rPr>
-        <w:t xml:space="preserve">update emp set salary = 12000 where salary is </w:t>
-      </w:r>
-      <w:proofErr w:type="gramStart"/>
-      <w:r>
-        <w:rPr>
-          <w:lang w:val="en-US"/>
-        </w:rPr>
-        <w:t>null;</w:t>
-      </w:r>
-      <w:proofErr w:type="gramEnd"/>
+    </w:p>
+    <w:p>
+      <w:pPr>
+        <w:rPr>
+          <w:lang w:val="en-US"/>
+        </w:rPr>
+      </w:pPr>
+      <w:r>
+        <w:rPr>
+          <w:lang w:val="en-US"/>
+        </w:rPr>
+        <w:t>update emp set salary = 12000 where salary is null;</w:t>
+      </w:r>
     </w:p>
     <w:p>
       <w:pPr>
@@ -1520,7 +1048,6 @@
         <w:t xml:space="preserve">delete from </w:t>
       </w:r>
       <w:proofErr w:type="spellStart"/>
-      <w:proofErr w:type="gramStart"/>
       <w:r>
         <w:rPr>
           <w:lang w:val="en-US"/>
@@ -1534,7 +1061,6 @@
         </w:rPr>
         <w:t>;</w:t>
       </w:r>
-      <w:proofErr w:type="gramEnd"/>
     </w:p>
     <w:p>
       <w:pPr>
@@ -1554,323 +1080,229 @@
           <w:highlight w:val="yellow"/>
           <w:lang w:val="en-US"/>
         </w:rPr>
-        <w:t>delete from emp</w:t>
-      </w:r>
-      <w:proofErr w:type="gramStart"/>
+        <w:t>delete from emp;</w:t>
+      </w:r>
+      <w:r>
+        <w:rPr>
+          <w:lang w:val="en-US"/>
+        </w:rPr>
+        <w:tab/>
+      </w:r>
+      <w:r>
+        <w:rPr>
+          <w:lang w:val="en-US"/>
+        </w:rPr>
+        <w:tab/>
+        <w:t xml:space="preserve">it delete all records present in table. </w:t>
+      </w:r>
+      <w:r>
+        <w:rPr>
+          <w:lang w:val="en-US"/>
+        </w:rPr>
+        <w:t xml:space="preserve"> After deleted all records table structure present in database. </w:t>
+      </w:r>
+    </w:p>
+    <w:p>
+      <w:pPr>
+        <w:rPr>
+          <w:lang w:val="en-US"/>
+        </w:rPr>
+      </w:pPr>
+    </w:p>
+    <w:p>
+      <w:pPr>
+        <w:rPr>
+          <w:lang w:val="en-US"/>
+        </w:rPr>
+      </w:pPr>
+      <w:r>
+        <w:rPr>
+          <w:lang w:val="en-US"/>
+        </w:rPr>
+        <w:t xml:space="preserve">Delete with where clause </w:t>
+      </w:r>
+    </w:p>
+    <w:p>
+      <w:pPr>
+        <w:rPr>
+          <w:lang w:val="en-US"/>
+        </w:rPr>
+      </w:pPr>
+    </w:p>
+    <w:p>
+      <w:pPr>
+        <w:rPr>
+          <w:lang w:val="en-US"/>
+        </w:rPr>
+      </w:pPr>
+      <w:r>
+        <w:rPr>
+          <w:lang w:val="en-US"/>
+        </w:rPr>
+        <w:t xml:space="preserve">Delete from </w:t>
+      </w:r>
+      <w:proofErr w:type="spellStart"/>
+      <w:r>
+        <w:rPr>
+          <w:lang w:val="en-US"/>
+        </w:rPr>
+        <w:t>tableName</w:t>
+      </w:r>
+      <w:proofErr w:type="spellEnd"/>
+      <w:r>
+        <w:rPr>
+          <w:lang w:val="en-US"/>
+        </w:rPr>
+        <w:t xml:space="preserve"> where clause </w:t>
+      </w:r>
+    </w:p>
+    <w:p>
+      <w:pPr>
+        <w:rPr>
+          <w:lang w:val="en-US"/>
+        </w:rPr>
+      </w:pPr>
+    </w:p>
+    <w:p>
+      <w:pPr>
+        <w:rPr>
+          <w:lang w:val="en-US"/>
+        </w:rPr>
+      </w:pPr>
+      <w:r>
+        <w:rPr>
+          <w:lang w:val="en-US"/>
+        </w:rPr>
+        <w:t>delete from emp where id=106;</w:t>
+      </w:r>
+    </w:p>
+    <w:p>
+      <w:pPr>
+        <w:rPr>
+          <w:lang w:val="en-US"/>
+        </w:rPr>
+      </w:pPr>
+      <w:r>
+        <w:rPr>
+          <w:lang w:val="en-US"/>
+        </w:rPr>
+        <w:t>delete from emp where salary = 23000;</w:t>
+      </w:r>
+    </w:p>
+    <w:p>
+      <w:pPr>
+        <w:rPr>
+          <w:lang w:val="en-US"/>
+        </w:rPr>
+      </w:pPr>
+    </w:p>
+    <w:p>
+      <w:pPr>
+        <w:rPr>
+          <w:b/>
+          <w:bCs/>
+          <w:lang w:val="en-US"/>
+        </w:rPr>
+      </w:pPr>
+      <w:r>
+        <w:rPr>
+          <w:b/>
+          <w:bCs/>
+          <w:lang w:val="en-US"/>
+        </w:rPr>
+        <w:t xml:space="preserve">DDL Query </w:t>
+      </w:r>
+    </w:p>
+    <w:p>
+      <w:pPr>
+        <w:rPr>
+          <w:lang w:val="en-US"/>
+        </w:rPr>
+      </w:pPr>
+      <w:r>
+        <w:rPr>
+          <w:lang w:val="en-US"/>
+        </w:rPr>
+        <w:t>Create -</w:t>
+      </w:r>
+      <w:r>
+        <w:rPr>
+          <w:lang w:val="en-US"/>
+        </w:rPr>
+        <w:sym w:font="Wingdings" w:char="F0E0"/>
+      </w:r>
+      <w:r>
+        <w:rPr>
+          <w:lang w:val="en-US"/>
+        </w:rPr>
+        <w:t xml:space="preserve"> help to create the table </w:t>
+      </w:r>
+    </w:p>
+    <w:p>
+      <w:pPr>
+        <w:rPr>
+          <w:lang w:val="en-US"/>
+        </w:rPr>
+      </w:pPr>
+      <w:r>
+        <w:rPr>
+          <w:lang w:val="en-US"/>
+        </w:rPr>
+        <w:t xml:space="preserve">Drop </w:t>
+      </w:r>
+      <w:r>
+        <w:rPr>
+          <w:lang w:val="en-US"/>
+        </w:rPr>
+        <w:sym w:font="Wingdings" w:char="F0E0"/>
+      </w:r>
+      <w:r>
+        <w:rPr>
+          <w:lang w:val="en-US"/>
+        </w:rPr>
+        <w:t xml:space="preserve"> drop table </w:t>
+      </w:r>
+      <w:proofErr w:type="spellStart"/>
+      <w:r>
+        <w:rPr>
+          <w:lang w:val="en-US"/>
+        </w:rPr>
+        <w:t>tableName</w:t>
+      </w:r>
+      <w:proofErr w:type="spellEnd"/>
+      <w:r>
+        <w:rPr>
+          <w:lang w:val="en-US"/>
+        </w:rPr>
+        <w:t>;</w:t>
+      </w:r>
+    </w:p>
+    <w:p>
+      <w:pPr>
+        <w:rPr>
+          <w:lang w:val="en-US"/>
+        </w:rPr>
+      </w:pPr>
+      <w:r>
+        <w:rPr>
+          <w:lang w:val="en-US"/>
+        </w:rPr>
+        <w:t xml:space="preserve">It delete all records if table contains as well as table structure. </w:t>
+      </w:r>
+    </w:p>
+    <w:p>
+      <w:pPr>
+        <w:rPr>
+          <w:lang w:val="en-US"/>
+        </w:rPr>
+      </w:pPr>
       <w:r>
         <w:rPr>
           <w:highlight w:val="yellow"/>
           <w:lang w:val="en-US"/>
         </w:rPr>
-        <w:t>;</w:t>
-      </w:r>
-      <w:r>
-        <w:rPr>
-          <w:lang w:val="en-US"/>
-        </w:rPr>
-        <w:tab/>
-      </w:r>
-      <w:r>
-        <w:rPr>
-          <w:lang w:val="en-US"/>
-        </w:rPr>
-        <w:tab/>
-        <w:t>it</w:t>
-      </w:r>
-      <w:proofErr w:type="gramEnd"/>
-      <w:r>
-        <w:rPr>
-          <w:lang w:val="en-US"/>
-        </w:rPr>
-        <w:t xml:space="preserve"> </w:t>
-      </w:r>
-      <w:proofErr w:type="gramStart"/>
-      <w:r>
-        <w:rPr>
-          <w:lang w:val="en-US"/>
-        </w:rPr>
-        <w:t>delete</w:t>
-      </w:r>
-      <w:proofErr w:type="gramEnd"/>
-      <w:r>
-        <w:rPr>
-          <w:lang w:val="en-US"/>
-        </w:rPr>
-        <w:t xml:space="preserve"> all records present in table. </w:t>
-      </w:r>
-      <w:r>
-        <w:rPr>
-          <w:lang w:val="en-US"/>
-        </w:rPr>
-        <w:t xml:space="preserve"> After </w:t>
-      </w:r>
-      <w:proofErr w:type="gramStart"/>
-      <w:r>
-        <w:rPr>
-          <w:lang w:val="en-US"/>
-        </w:rPr>
-        <w:t>deleted</w:t>
-      </w:r>
-      <w:proofErr w:type="gramEnd"/>
-      <w:r>
-        <w:rPr>
-          <w:lang w:val="en-US"/>
-        </w:rPr>
-        <w:t xml:space="preserve"> all records table structure present in database. </w:t>
-      </w:r>
-    </w:p>
-    <w:p>
-      <w:pPr>
-        <w:rPr>
-          <w:lang w:val="en-US"/>
-        </w:rPr>
-      </w:pPr>
-    </w:p>
-    <w:p>
-      <w:pPr>
-        <w:rPr>
-          <w:lang w:val="en-US"/>
-        </w:rPr>
-      </w:pPr>
-      <w:r>
-        <w:rPr>
-          <w:lang w:val="en-US"/>
-        </w:rPr>
-        <w:t xml:space="preserve">Delete with where clause </w:t>
-      </w:r>
-    </w:p>
-    <w:p>
-      <w:pPr>
-        <w:rPr>
-          <w:lang w:val="en-US"/>
-        </w:rPr>
-      </w:pPr>
-    </w:p>
-    <w:p>
-      <w:pPr>
-        <w:rPr>
-          <w:lang w:val="en-US"/>
-        </w:rPr>
-      </w:pPr>
-      <w:r>
-        <w:rPr>
-          <w:lang w:val="en-US"/>
-        </w:rPr>
-        <w:t xml:space="preserve">Delete from </w:t>
-      </w:r>
-      <w:proofErr w:type="spellStart"/>
-      <w:proofErr w:type="gramStart"/>
-      <w:r>
-        <w:rPr>
-          <w:lang w:val="en-US"/>
-        </w:rPr>
-        <w:t>tableName</w:t>
-      </w:r>
-      <w:proofErr w:type="spellEnd"/>
-      <w:proofErr w:type="gramEnd"/>
-      <w:r>
-        <w:rPr>
-          <w:lang w:val="en-US"/>
-        </w:rPr>
-        <w:t xml:space="preserve"> where clause </w:t>
-      </w:r>
-    </w:p>
-    <w:p>
-      <w:pPr>
-        <w:rPr>
-          <w:lang w:val="en-US"/>
-        </w:rPr>
-      </w:pPr>
-    </w:p>
-    <w:p>
-      <w:pPr>
-        <w:rPr>
-          <w:lang w:val="en-US"/>
-        </w:rPr>
-      </w:pPr>
-      <w:r>
-        <w:rPr>
-          <w:lang w:val="en-US"/>
-        </w:rPr>
-        <w:t>delete from emp where id=</w:t>
-      </w:r>
-      <w:proofErr w:type="gramStart"/>
-      <w:r>
-        <w:rPr>
-          <w:lang w:val="en-US"/>
-        </w:rPr>
-        <w:t>106;</w:t>
-      </w:r>
-      <w:proofErr w:type="gramEnd"/>
-    </w:p>
-    <w:p>
-      <w:pPr>
-        <w:rPr>
-          <w:lang w:val="en-US"/>
-        </w:rPr>
-      </w:pPr>
-      <w:proofErr w:type="gramStart"/>
-      <w:r>
-        <w:rPr>
-          <w:lang w:val="en-US"/>
-        </w:rPr>
-        <w:t>delete</w:t>
-      </w:r>
-      <w:proofErr w:type="gramEnd"/>
-      <w:r>
-        <w:rPr>
-          <w:lang w:val="en-US"/>
-        </w:rPr>
-        <w:t xml:space="preserve"> from emp where salary = </w:t>
-      </w:r>
-      <w:proofErr w:type="gramStart"/>
-      <w:r>
-        <w:rPr>
-          <w:lang w:val="en-US"/>
-        </w:rPr>
-        <w:t>23000;</w:t>
-      </w:r>
-      <w:proofErr w:type="gramEnd"/>
-    </w:p>
-    <w:p>
-      <w:pPr>
-        <w:rPr>
-          <w:lang w:val="en-US"/>
-        </w:rPr>
-      </w:pPr>
-    </w:p>
-    <w:p>
-      <w:pPr>
-        <w:rPr>
-          <w:b/>
-          <w:bCs/>
-          <w:lang w:val="en-US"/>
-        </w:rPr>
-      </w:pPr>
-      <w:r>
-        <w:rPr>
-          <w:b/>
-          <w:bCs/>
-          <w:lang w:val="en-US"/>
-        </w:rPr>
-        <w:t xml:space="preserve">DDL Query </w:t>
-      </w:r>
-    </w:p>
-    <w:p>
-      <w:pPr>
-        <w:rPr>
-          <w:lang w:val="en-US"/>
-        </w:rPr>
-      </w:pPr>
-      <w:r>
-        <w:rPr>
-          <w:lang w:val="en-US"/>
-        </w:rPr>
-        <w:t>Create -</w:t>
-      </w:r>
-      <w:r>
-        <w:rPr>
-          <w:lang w:val="en-US"/>
-        </w:rPr>
-        <w:sym w:font="Wingdings" w:char="F0E0"/>
-      </w:r>
-      <w:r>
-        <w:rPr>
-          <w:lang w:val="en-US"/>
-        </w:rPr>
-        <w:t xml:space="preserve"> help to create the table </w:t>
-      </w:r>
-    </w:p>
-    <w:p>
-      <w:pPr>
-        <w:rPr>
-          <w:lang w:val="en-US"/>
-        </w:rPr>
-      </w:pPr>
-      <w:r>
-        <w:rPr>
-          <w:lang w:val="en-US"/>
-        </w:rPr>
-        <w:t xml:space="preserve">Drop </w:t>
-      </w:r>
-      <w:r>
-        <w:rPr>
-          <w:lang w:val="en-US"/>
-        </w:rPr>
-        <w:sym w:font="Wingdings" w:char="F0E0"/>
-      </w:r>
-      <w:r>
-        <w:rPr>
-          <w:lang w:val="en-US"/>
-        </w:rPr>
-        <w:t xml:space="preserve"> drop table </w:t>
-      </w:r>
-      <w:proofErr w:type="spellStart"/>
-      <w:proofErr w:type="gramStart"/>
-      <w:r>
-        <w:rPr>
-          <w:lang w:val="en-US"/>
-        </w:rPr>
-        <w:t>tableName</w:t>
-      </w:r>
-      <w:proofErr w:type="spellEnd"/>
-      <w:r>
-        <w:rPr>
-          <w:lang w:val="en-US"/>
-        </w:rPr>
-        <w:t>;</w:t>
-      </w:r>
-      <w:proofErr w:type="gramEnd"/>
-    </w:p>
-    <w:p>
-      <w:pPr>
-        <w:rPr>
-          <w:lang w:val="en-US"/>
-        </w:rPr>
-      </w:pPr>
-      <w:r>
-        <w:rPr>
-          <w:lang w:val="en-US"/>
-        </w:rPr>
-        <w:t xml:space="preserve">It </w:t>
-      </w:r>
-      <w:proofErr w:type="gramStart"/>
-      <w:r>
-        <w:rPr>
-          <w:lang w:val="en-US"/>
-        </w:rPr>
-        <w:t>delete</w:t>
-      </w:r>
-      <w:proofErr w:type="gramEnd"/>
-      <w:r>
-        <w:rPr>
-          <w:lang w:val="en-US"/>
-        </w:rPr>
-        <w:t xml:space="preserve"> all records if table contains as well as table structure. </w:t>
-      </w:r>
-    </w:p>
-    <w:p>
-      <w:pPr>
-        <w:rPr>
-          <w:lang w:val="en-US"/>
-        </w:rPr>
-      </w:pPr>
-      <w:r>
-        <w:rPr>
-          <w:highlight w:val="yellow"/>
-          <w:lang w:val="en-US"/>
-        </w:rPr>
-        <w:t xml:space="preserve">drop table </w:t>
-      </w:r>
-      <w:proofErr w:type="gramStart"/>
-      <w:r>
-        <w:rPr>
-          <w:highlight w:val="yellow"/>
-          <w:lang w:val="en-US"/>
-        </w:rPr>
-        <w:t>emp;</w:t>
-      </w:r>
-      <w:proofErr w:type="gramEnd"/>
+        <w:t>drop table emp;</w:t>
+      </w:r>
     </w:p>
     <w:p>
       <w:pPr>
@@ -2024,35 +1456,54 @@
         <w:rPr>
           <w:lang w:val="en-US"/>
         </w:rPr>
+        <w:t xml:space="preserve"> varchar(30) not null</w:t>
+      </w:r>
+    </w:p>
+    <w:p>
+      <w:pPr>
+        <w:rPr>
+          <w:lang w:val="en-US"/>
+        </w:rPr>
+      </w:pPr>
+      <w:r>
+        <w:rPr>
+          <w:lang w:val="en-US"/>
+        </w:rPr>
+        <w:t xml:space="preserve">salary </w:t>
+      </w:r>
+      <w:r>
+        <w:rPr>
+          <w:lang w:val="en-US"/>
+        </w:rPr>
+        <w:sym w:font="Wingdings" w:char="F0E0"/>
+      </w:r>
+      <w:r>
+        <w:rPr>
+          <w:lang w:val="en-US"/>
+        </w:rPr>
+        <w:t xml:space="preserve"> float (salary must be &gt; 25000 and &lt; 5000) we can use check constraints. </w:t>
+      </w:r>
+    </w:p>
+    <w:p>
+      <w:pPr>
+        <w:rPr>
+          <w:lang w:val="en-US"/>
+        </w:rPr>
+      </w:pPr>
+      <w:proofErr w:type="spellStart"/>
+      <w:r>
+        <w:rPr>
+          <w:lang w:val="en-US"/>
+        </w:rPr>
+        <w:t>emailId</w:t>
+      </w:r>
+      <w:proofErr w:type="spellEnd"/>
+      <w:r>
+        <w:rPr>
+          <w:lang w:val="en-US"/>
+        </w:rPr>
         <w:t xml:space="preserve"> </w:t>
       </w:r>
-      <w:proofErr w:type="gramStart"/>
-      <w:r>
-        <w:rPr>
-          <w:lang w:val="en-US"/>
-        </w:rPr>
-        <w:t>varchar(</w:t>
-      </w:r>
-      <w:proofErr w:type="gramEnd"/>
-      <w:r>
-        <w:rPr>
-          <w:lang w:val="en-US"/>
-        </w:rPr>
-        <w:t>30) not null</w:t>
-      </w:r>
-    </w:p>
-    <w:p>
-      <w:pPr>
-        <w:rPr>
-          <w:lang w:val="en-US"/>
-        </w:rPr>
-      </w:pPr>
-      <w:r>
-        <w:rPr>
-          <w:lang w:val="en-US"/>
-        </w:rPr>
-        <w:t xml:space="preserve">salary </w:t>
-      </w:r>
       <w:r>
         <w:rPr>
           <w:lang w:val="en-US"/>
@@ -2063,54 +1514,7 @@
         <w:rPr>
           <w:lang w:val="en-US"/>
         </w:rPr>
-        <w:t xml:space="preserve"> float (salary must be &gt; 25000 and &lt; 5000) we can use check constraints. </w:t>
-      </w:r>
-    </w:p>
-    <w:p>
-      <w:pPr>
-        <w:rPr>
-          <w:lang w:val="en-US"/>
-        </w:rPr>
-      </w:pPr>
-      <w:proofErr w:type="spellStart"/>
-      <w:r>
-        <w:rPr>
-          <w:lang w:val="en-US"/>
-        </w:rPr>
-        <w:t>emailId</w:t>
-      </w:r>
-      <w:proofErr w:type="spellEnd"/>
-      <w:r>
-        <w:rPr>
-          <w:lang w:val="en-US"/>
-        </w:rPr>
-        <w:t xml:space="preserve"> </w:t>
-      </w:r>
-      <w:r>
-        <w:rPr>
-          <w:lang w:val="en-US"/>
-        </w:rPr>
-        <w:sym w:font="Wingdings" w:char="F0E0"/>
-      </w:r>
-      <w:r>
-        <w:rPr>
-          <w:lang w:val="en-US"/>
-        </w:rPr>
-        <w:t xml:space="preserve"> </w:t>
-      </w:r>
-      <w:proofErr w:type="gramStart"/>
-      <w:r>
-        <w:rPr>
-          <w:lang w:val="en-US"/>
-        </w:rPr>
-        <w:t>varchar(</w:t>
-      </w:r>
-      <w:proofErr w:type="gramEnd"/>
-      <w:r>
-        <w:rPr>
-          <w:lang w:val="en-US"/>
-        </w:rPr>
-        <w:t xml:space="preserve">30) unique </w:t>
+        <w:t xml:space="preserve"> varchar(30) unique </w:t>
       </w:r>
       <w:r>
         <w:rPr>
@@ -2129,17 +1533,9 @@
         <w:rPr>
           <w:lang w:val="en-US"/>
         </w:rPr>
-        <w:t xml:space="preserve">create table </w:t>
-      </w:r>
-      <w:proofErr w:type="gramStart"/>
-      <w:r>
-        <w:rPr>
-          <w:lang w:val="en-US"/>
-        </w:rPr>
-        <w:t>emp(</w:t>
-      </w:r>
-      <w:proofErr w:type="spellStart"/>
-      <w:proofErr w:type="gramEnd"/>
+        <w:t>create table emp(</w:t>
+      </w:r>
+      <w:proofErr w:type="spellStart"/>
       <w:r>
         <w:rPr>
           <w:lang w:val="en-US"/>
@@ -2154,7 +1550,6 @@
         <w:t xml:space="preserve"> int primary </w:t>
       </w:r>
       <w:proofErr w:type="spellStart"/>
-      <w:proofErr w:type="gramStart"/>
       <w:r>
         <w:rPr>
           <w:lang w:val="en-US"/>
@@ -2162,40 +1557,11 @@
         <w:t>key,ename</w:t>
       </w:r>
       <w:proofErr w:type="spellEnd"/>
-      <w:proofErr w:type="gramEnd"/>
-      <w:r>
-        <w:rPr>
-          <w:lang w:val="en-US"/>
-        </w:rPr>
-        <w:t xml:space="preserve"> </w:t>
-      </w:r>
-      <w:proofErr w:type="gramStart"/>
-      <w:r>
-        <w:rPr>
-          <w:lang w:val="en-US"/>
-        </w:rPr>
-        <w:t>varchar(</w:t>
-      </w:r>
-      <w:proofErr w:type="gramEnd"/>
-      <w:r>
-        <w:rPr>
-          <w:lang w:val="en-US"/>
-        </w:rPr>
-        <w:t xml:space="preserve">30) not null, salary float </w:t>
-      </w:r>
-      <w:proofErr w:type="gramStart"/>
-      <w:r>
-        <w:rPr>
-          <w:lang w:val="en-US"/>
-        </w:rPr>
-        <w:t>check(</w:t>
-      </w:r>
-      <w:proofErr w:type="gramEnd"/>
-      <w:r>
-        <w:rPr>
-          <w:lang w:val="en-US"/>
-        </w:rPr>
-        <w:t xml:space="preserve">salary between 25000 and 50000), </w:t>
+      <w:r>
+        <w:rPr>
+          <w:lang w:val="en-US"/>
+        </w:rPr>
+        <w:t xml:space="preserve"> varchar(30) not null, salary float check(salary between 25000 and 50000), </w:t>
       </w:r>
       <w:proofErr w:type="spellStart"/>
       <w:r>
@@ -2209,163 +1575,67 @@
         <w:rPr>
           <w:lang w:val="en-US"/>
         </w:rPr>
-        <w:t xml:space="preserve"> </w:t>
-      </w:r>
-      <w:proofErr w:type="gramStart"/>
-      <w:r>
-        <w:rPr>
-          <w:lang w:val="en-US"/>
-        </w:rPr>
-        <w:t>varchar(</w:t>
-      </w:r>
-      <w:proofErr w:type="gramEnd"/>
-      <w:r>
-        <w:rPr>
-          <w:lang w:val="en-US"/>
-        </w:rPr>
-        <w:t>30) unique</w:t>
-      </w:r>
-      <w:r>
-        <w:rPr>
-          <w:lang w:val="en-US"/>
-        </w:rPr>
-        <w:t xml:space="preserve"> not null</w:t>
-      </w:r>
-      <w:proofErr w:type="gramStart"/>
-      <w:r>
-        <w:rPr>
-          <w:lang w:val="en-US"/>
-        </w:rPr>
-        <w:t>);</w:t>
-      </w:r>
-      <w:proofErr w:type="gramEnd"/>
-    </w:p>
-    <w:p>
-      <w:pPr>
-        <w:rPr>
-          <w:lang w:val="en-US"/>
-        </w:rPr>
-      </w:pPr>
-      <w:r>
-        <w:rPr>
-          <w:lang w:val="en-US"/>
-        </w:rPr>
-        <w:t>insert into emp values(100,'John',</w:t>
-      </w:r>
-      <w:proofErr w:type="gramStart"/>
-      <w:r>
-        <w:rPr>
-          <w:lang w:val="en-US"/>
-        </w:rPr>
-        <w:t>26000,'john@gmail.com</w:t>
-      </w:r>
-      <w:proofErr w:type="gramEnd"/>
-      <w:r>
-        <w:rPr>
-          <w:lang w:val="en-US"/>
-        </w:rPr>
-        <w:t>'</w:t>
-      </w:r>
-      <w:proofErr w:type="gramStart"/>
-      <w:r>
-        <w:rPr>
-          <w:lang w:val="en-US"/>
-        </w:rPr>
-        <w:t>);</w:t>
-      </w:r>
-      <w:proofErr w:type="gramEnd"/>
-    </w:p>
-    <w:p>
-      <w:pPr>
-        <w:rPr>
-          <w:lang w:val="en-US"/>
-        </w:rPr>
-      </w:pPr>
-      <w:r>
-        <w:rPr>
-          <w:lang w:val="en-US"/>
-        </w:rPr>
-        <w:t>insert into emp values(100,'John',</w:t>
-      </w:r>
-      <w:proofErr w:type="gramStart"/>
-      <w:r>
-        <w:rPr>
-          <w:lang w:val="en-US"/>
-        </w:rPr>
-        <w:t>26000,'john@gmail.com</w:t>
-      </w:r>
-      <w:proofErr w:type="gramEnd"/>
-      <w:r>
-        <w:rPr>
-          <w:lang w:val="en-US"/>
-        </w:rPr>
-        <w:t>'</w:t>
-      </w:r>
-      <w:proofErr w:type="gramStart"/>
-      <w:r>
-        <w:rPr>
-          <w:lang w:val="en-US"/>
-        </w:rPr>
-        <w:t>);</w:t>
-      </w:r>
-      <w:proofErr w:type="gramEnd"/>
-    </w:p>
-    <w:p>
-      <w:pPr>
-        <w:rPr>
-          <w:lang w:val="en-US"/>
-        </w:rPr>
-      </w:pPr>
-    </w:p>
-    <w:p>
-      <w:pPr>
-        <w:rPr>
-          <w:lang w:val="en-US"/>
-        </w:rPr>
-      </w:pPr>
-      <w:r>
-        <w:rPr>
-          <w:b/>
-          <w:bCs/>
-          <w:lang w:val="en-US"/>
-        </w:rPr>
-        <w:t xml:space="preserve">alter </w:t>
-      </w:r>
-      <w:proofErr w:type="gramStart"/>
-      <w:r>
-        <w:rPr>
-          <w:b/>
-          <w:bCs/>
-          <w:lang w:val="en-US"/>
-        </w:rPr>
-        <w:t xml:space="preserve">command </w:t>
-      </w:r>
-      <w:r>
-        <w:rPr>
-          <w:lang w:val="en-US"/>
-        </w:rPr>
-        <w:t>:</w:t>
-      </w:r>
-      <w:proofErr w:type="gramEnd"/>
-      <w:r>
-        <w:rPr>
-          <w:lang w:val="en-US"/>
-        </w:rPr>
-        <w:t xml:space="preserve"> this command </w:t>
-      </w:r>
-      <w:proofErr w:type="gramStart"/>
-      <w:r>
-        <w:rPr>
-          <w:lang w:val="en-US"/>
-        </w:rPr>
-        <w:t>help</w:t>
-      </w:r>
-      <w:proofErr w:type="gramEnd"/>
-      <w:r>
-        <w:rPr>
-          <w:lang w:val="en-US"/>
-        </w:rPr>
-        <w:t xml:space="preserve"> us to modify existing table structure </w:t>
+        <w:t xml:space="preserve"> varchar(30) unique</w:t>
+      </w:r>
+      <w:r>
+        <w:rPr>
+          <w:lang w:val="en-US"/>
+        </w:rPr>
+        <w:t xml:space="preserve"> not null);</w:t>
+      </w:r>
+    </w:p>
+    <w:p>
+      <w:pPr>
+        <w:rPr>
+          <w:lang w:val="en-US"/>
+        </w:rPr>
+      </w:pPr>
+      <w:r>
+        <w:rPr>
+          <w:lang w:val="en-US"/>
+        </w:rPr>
+        <w:t>insert into emp values(100,'John',26000,'john@gmail.com');</w:t>
+      </w:r>
+    </w:p>
+    <w:p>
+      <w:pPr>
+        <w:rPr>
+          <w:lang w:val="en-US"/>
+        </w:rPr>
+      </w:pPr>
+      <w:r>
+        <w:rPr>
+          <w:lang w:val="en-US"/>
+        </w:rPr>
+        <w:t>insert into emp values(100,'John',26000,'john@gmail.com');</w:t>
+      </w:r>
+    </w:p>
+    <w:p>
+      <w:pPr>
+        <w:rPr>
+          <w:lang w:val="en-US"/>
+        </w:rPr>
+      </w:pPr>
+    </w:p>
+    <w:p>
+      <w:pPr>
+        <w:rPr>
+          <w:lang w:val="en-US"/>
+        </w:rPr>
+      </w:pPr>
+      <w:r>
+        <w:rPr>
+          <w:b/>
+          <w:bCs/>
+          <w:lang w:val="en-US"/>
+        </w:rPr>
+        <w:t xml:space="preserve">alter command </w:t>
+      </w:r>
+      <w:r>
+        <w:rPr>
+          <w:lang w:val="en-US"/>
+        </w:rPr>
+        <w:t xml:space="preserve">: this command help us to modify existing table structure </w:t>
       </w:r>
     </w:p>
     <w:p>
@@ -2425,16 +1695,8 @@
         <w:rPr>
           <w:lang w:val="en-US"/>
         </w:rPr>
-        <w:t xml:space="preserve"> datatype </w:t>
-      </w:r>
-      <w:proofErr w:type="gramStart"/>
-      <w:r>
-        <w:rPr>
-          <w:lang w:val="en-US"/>
-        </w:rPr>
-        <w:t>key;</w:t>
-      </w:r>
-      <w:proofErr w:type="gramEnd"/>
+        <w:t xml:space="preserve"> datatype key;</w:t>
+      </w:r>
     </w:p>
     <w:p>
       <w:pPr>
@@ -2477,36 +1739,8 @@
           <w:bCs/>
           <w:lang w:val="en-US"/>
         </w:rPr>
-        <w:t xml:space="preserve"> </w:t>
-      </w:r>
-      <w:proofErr w:type="gramStart"/>
-      <w:r>
-        <w:rPr>
-          <w:b/>
-          <w:bCs/>
-          <w:lang w:val="en-US"/>
-        </w:rPr>
-        <w:t>varchar(</w:t>
-      </w:r>
-      <w:proofErr w:type="gramEnd"/>
-      <w:r>
-        <w:rPr>
-          <w:b/>
-          <w:bCs/>
-          <w:lang w:val="en-US"/>
-        </w:rPr>
-        <w:t>2</w:t>
-      </w:r>
-      <w:proofErr w:type="gramStart"/>
-      <w:r>
-        <w:rPr>
-          <w:b/>
-          <w:bCs/>
-          <w:lang w:val="en-US"/>
-        </w:rPr>
-        <w:t>);</w:t>
-      </w:r>
-      <w:proofErr w:type="gramEnd"/>
+        <w:t xml:space="preserve"> varchar(2);</w:t>
+      </w:r>
     </w:p>
     <w:p>
       <w:pPr>
@@ -2567,18 +1801,8 @@
           <w:bCs/>
           <w:lang w:val="en-US"/>
         </w:rPr>
-        <w:t>=</w:t>
-      </w:r>
-      <w:proofErr w:type="gramStart"/>
-      <w:r>
-        <w:rPr>
-          <w:b/>
-          <w:bCs/>
-          <w:lang w:val="en-US"/>
-        </w:rPr>
-        <w:t>100;</w:t>
-      </w:r>
-      <w:proofErr w:type="gramEnd"/>
+        <w:t>=100;</w:t>
+      </w:r>
     </w:p>
     <w:p>
       <w:pPr>
@@ -2653,16 +1877,8 @@
         <w:rPr>
           <w:lang w:val="en-US"/>
         </w:rPr>
-        <w:t xml:space="preserve"> datatype </w:t>
-      </w:r>
-      <w:proofErr w:type="gramStart"/>
-      <w:r>
-        <w:rPr>
-          <w:lang w:val="en-US"/>
-        </w:rPr>
-        <w:t>key;</w:t>
-      </w:r>
-      <w:proofErr w:type="gramEnd"/>
+        <w:t xml:space="preserve"> datatype key;</w:t>
+      </w:r>
     </w:p>
     <w:p>
       <w:pPr>
@@ -2705,36 +1921,8 @@
           <w:bCs/>
           <w:lang w:val="en-US"/>
         </w:rPr>
-        <w:t xml:space="preserve"> </w:t>
-      </w:r>
-      <w:proofErr w:type="gramStart"/>
-      <w:r>
-        <w:rPr>
-          <w:b/>
-          <w:bCs/>
-          <w:lang w:val="en-US"/>
-        </w:rPr>
-        <w:t>varchar(</w:t>
-      </w:r>
-      <w:proofErr w:type="gramEnd"/>
-      <w:r>
-        <w:rPr>
-          <w:b/>
-          <w:bCs/>
-          <w:lang w:val="en-US"/>
-        </w:rPr>
-        <w:t>20</w:t>
-      </w:r>
-      <w:proofErr w:type="gramStart"/>
-      <w:r>
-        <w:rPr>
-          <w:b/>
-          <w:bCs/>
-          <w:lang w:val="en-US"/>
-        </w:rPr>
-        <w:t>);</w:t>
-      </w:r>
-      <w:proofErr w:type="gramEnd"/>
+        <w:t xml:space="preserve"> varchar(20);</w:t>
+      </w:r>
     </w:p>
     <w:p>
       <w:pPr>
@@ -2795,18 +1983,8 @@
           <w:bCs/>
           <w:lang w:val="en-US"/>
         </w:rPr>
-        <w:t>=</w:t>
-      </w:r>
-      <w:proofErr w:type="gramStart"/>
-      <w:r>
-        <w:rPr>
-          <w:b/>
-          <w:bCs/>
-          <w:lang w:val="en-US"/>
-        </w:rPr>
-        <w:t>101;</w:t>
-      </w:r>
-      <w:proofErr w:type="gramEnd"/>
+        <w:t>=101;</w:t>
+      </w:r>
     </w:p>
     <w:p>
       <w:pPr>
@@ -2854,36 +2032,8 @@
           <w:bCs/>
           <w:lang w:val="en-US"/>
         </w:rPr>
-        <w:t xml:space="preserve"> </w:t>
-      </w:r>
-      <w:proofErr w:type="gramStart"/>
-      <w:r>
-        <w:rPr>
-          <w:b/>
-          <w:bCs/>
-          <w:lang w:val="en-US"/>
-        </w:rPr>
-        <w:t>varchar(</w:t>
-      </w:r>
-      <w:proofErr w:type="gramEnd"/>
-      <w:r>
-        <w:rPr>
-          <w:b/>
-          <w:bCs/>
-          <w:lang w:val="en-US"/>
-        </w:rPr>
-        <w:t xml:space="preserve">20) not </w:t>
-      </w:r>
-      <w:proofErr w:type="gramStart"/>
-      <w:r>
-        <w:rPr>
-          <w:b/>
-          <w:bCs/>
-          <w:lang w:val="en-US"/>
-        </w:rPr>
-        <w:t>null;</w:t>
-      </w:r>
-      <w:proofErr w:type="gramEnd"/>
+        <w:t xml:space="preserve"> varchar(20) not null;</w:t>
+      </w:r>
     </w:p>
     <w:p>
       <w:pPr>
@@ -2987,7 +2137,6 @@
         <w:t xml:space="preserve">alter table emp drop column </w:t>
       </w:r>
       <w:proofErr w:type="spellStart"/>
-      <w:proofErr w:type="gramStart"/>
       <w:r>
         <w:rPr>
           <w:b/>
@@ -3005,7 +2154,6 @@
         </w:rPr>
         <w:t>;</w:t>
       </w:r>
-      <w:proofErr w:type="gramEnd"/>
     </w:p>
     <w:p>
       <w:pPr>
@@ -3072,16 +2220,8 @@
         <w:rPr>
           <w:lang w:val="en-US"/>
         </w:rPr>
-        <w:t xml:space="preserve"> to </w:t>
-      </w:r>
-      <w:proofErr w:type="gramStart"/>
-      <w:r>
-        <w:rPr>
-          <w:lang w:val="en-US"/>
-        </w:rPr>
-        <w:t>newname;</w:t>
-      </w:r>
-      <w:proofErr w:type="gramEnd"/>
+        <w:t xml:space="preserve"> to newname;</w:t>
+      </w:r>
     </w:p>
     <w:p>
       <w:pPr>
@@ -3116,18 +2256,8 @@
           <w:bCs/>
           <w:lang w:val="en-US"/>
         </w:rPr>
-        <w:t xml:space="preserve"> to </w:t>
-      </w:r>
-      <w:proofErr w:type="gramStart"/>
-      <w:r>
-        <w:rPr>
-          <w:b/>
-          <w:bCs/>
-          <w:lang w:val="en-US"/>
-        </w:rPr>
-        <w:t>designation;</w:t>
-      </w:r>
-      <w:proofErr w:type="gramEnd"/>
+        <w:t xml:space="preserve"> to designation;</w:t>
+      </w:r>
     </w:p>
     <w:p>
       <w:pPr>
@@ -3150,7 +2280,6 @@
         <w:t xml:space="preserve">truncate table </w:t>
       </w:r>
       <w:proofErr w:type="spellStart"/>
-      <w:proofErr w:type="gramStart"/>
       <w:r>
         <w:rPr>
           <w:lang w:val="en-US"/>
@@ -3164,76 +2293,43 @@
         </w:rPr>
         <w:t>;</w:t>
       </w:r>
-      <w:proofErr w:type="gramEnd"/>
-    </w:p>
-    <w:p>
-      <w:pPr>
-        <w:rPr>
-          <w:lang w:val="en-US"/>
-        </w:rPr>
-      </w:pPr>
-      <w:proofErr w:type="gramStart"/>
-      <w:r>
-        <w:rPr>
-          <w:lang w:val="en-US"/>
-        </w:rPr>
-        <w:t>it</w:t>
-      </w:r>
-      <w:proofErr w:type="gramEnd"/>
-      <w:r>
-        <w:rPr>
-          <w:lang w:val="en-US"/>
-        </w:rPr>
-        <w:t xml:space="preserve"> </w:t>
-      </w:r>
-      <w:proofErr w:type="gramStart"/>
-      <w:r>
-        <w:rPr>
-          <w:lang w:val="en-US"/>
-        </w:rPr>
-        <w:t>remove</w:t>
-      </w:r>
-      <w:proofErr w:type="gramEnd"/>
-      <w:r>
-        <w:rPr>
-          <w:lang w:val="en-US"/>
-        </w:rPr>
-        <w:t xml:space="preserve"> all records present in table. But maintain the table structure in database. </w:t>
-      </w:r>
-    </w:p>
-    <w:p>
-      <w:pPr>
-        <w:rPr>
-          <w:lang w:val="en-US"/>
-        </w:rPr>
-      </w:pPr>
-    </w:p>
-    <w:p>
-      <w:pPr>
-        <w:rPr>
-          <w:b/>
-          <w:bCs/>
-          <w:lang w:val="en-US"/>
-        </w:rPr>
-      </w:pPr>
-      <w:r>
-        <w:rPr>
-          <w:b/>
-          <w:bCs/>
-          <w:lang w:val="en-US"/>
-        </w:rPr>
-        <w:t xml:space="preserve">truncate table </w:t>
-      </w:r>
-      <w:proofErr w:type="gramStart"/>
-      <w:r>
-        <w:rPr>
-          <w:b/>
-          <w:bCs/>
-          <w:lang w:val="en-US"/>
-        </w:rPr>
-        <w:t>emp;</w:t>
-      </w:r>
-      <w:proofErr w:type="gramEnd"/>
+    </w:p>
+    <w:p>
+      <w:pPr>
+        <w:rPr>
+          <w:lang w:val="en-US"/>
+        </w:rPr>
+      </w:pPr>
+      <w:r>
+        <w:rPr>
+          <w:lang w:val="en-US"/>
+        </w:rPr>
+        <w:t xml:space="preserve">it remove all records present in table. But maintain the table structure in database. </w:t>
+      </w:r>
+    </w:p>
+    <w:p>
+      <w:pPr>
+        <w:rPr>
+          <w:lang w:val="en-US"/>
+        </w:rPr>
+      </w:pPr>
+    </w:p>
+    <w:p>
+      <w:pPr>
+        <w:rPr>
+          <w:b/>
+          <w:bCs/>
+          <w:lang w:val="en-US"/>
+        </w:rPr>
+      </w:pPr>
+      <w:r>
+        <w:rPr>
+          <w:b/>
+          <w:bCs/>
+          <w:lang w:val="en-US"/>
+        </w:rPr>
+        <w:t>truncate table emp;</w:t>
+      </w:r>
     </w:p>
     <w:p>
       <w:pPr>
@@ -3341,35 +2437,7 @@
         <w:rPr>
           <w:lang w:val="en-US"/>
         </w:rPr>
-        <w:t xml:space="preserve">Drop remove whole table including all records. But </w:t>
-      </w:r>
-      <w:proofErr w:type="gramStart"/>
-      <w:r>
-        <w:rPr>
-          <w:lang w:val="en-US"/>
-        </w:rPr>
-        <w:t>delete</w:t>
-      </w:r>
-      <w:proofErr w:type="gramEnd"/>
-      <w:r>
-        <w:rPr>
-          <w:lang w:val="en-US"/>
-        </w:rPr>
-        <w:t xml:space="preserve"> and </w:t>
-      </w:r>
-      <w:proofErr w:type="gramStart"/>
-      <w:r>
-        <w:rPr>
-          <w:lang w:val="en-US"/>
-        </w:rPr>
-        <w:t>truncate</w:t>
-      </w:r>
-      <w:proofErr w:type="gramEnd"/>
-      <w:r>
-        <w:rPr>
-          <w:lang w:val="en-US"/>
-        </w:rPr>
-        <w:t xml:space="preserve"> it delete only records not table structure. </w:t>
+        <w:t xml:space="preserve">Drop remove whole table including all records. But delete and truncate it delete only records not table structure. </w:t>
       </w:r>
     </w:p>
     <w:p>
@@ -3387,21 +2455,7 @@
         <w:rPr>
           <w:lang w:val="en-US"/>
         </w:rPr>
-        <w:t xml:space="preserve">With delete we can use where clause but truncate we </w:t>
-      </w:r>
-      <w:proofErr w:type="gramStart"/>
-      <w:r>
-        <w:rPr>
-          <w:lang w:val="en-US"/>
-        </w:rPr>
-        <w:t>can’t use</w:t>
-      </w:r>
-      <w:proofErr w:type="gramEnd"/>
-      <w:r>
-        <w:rPr>
-          <w:lang w:val="en-US"/>
-        </w:rPr>
-        <w:t xml:space="preserve"> where clause. </w:t>
+        <w:t xml:space="preserve">With delete we can use where clause but truncate we can’t use where clause. </w:t>
       </w:r>
     </w:p>
     <w:p>
@@ -3419,63 +2473,7 @@
         <w:rPr>
           <w:lang w:val="en-US"/>
         </w:rPr>
-        <w:t xml:space="preserve">If we remove all records using </w:t>
-      </w:r>
-      <w:proofErr w:type="gramStart"/>
-      <w:r>
-        <w:rPr>
-          <w:lang w:val="en-US"/>
-        </w:rPr>
-        <w:t>delete</w:t>
-      </w:r>
-      <w:proofErr w:type="gramEnd"/>
-      <w:r>
-        <w:rPr>
-          <w:lang w:val="en-US"/>
-        </w:rPr>
-        <w:t xml:space="preserve"> we can </w:t>
-      </w:r>
-      <w:proofErr w:type="gramStart"/>
-      <w:r>
-        <w:rPr>
-          <w:lang w:val="en-US"/>
-        </w:rPr>
-        <w:t>rollback</w:t>
-      </w:r>
-      <w:proofErr w:type="gramEnd"/>
-      <w:r>
-        <w:rPr>
-          <w:lang w:val="en-US"/>
-        </w:rPr>
-        <w:t xml:space="preserve"> using TCL if we use delete under the transaction. But if we remove all records using </w:t>
-      </w:r>
-      <w:proofErr w:type="gramStart"/>
-      <w:r>
-        <w:rPr>
-          <w:lang w:val="en-US"/>
-        </w:rPr>
-        <w:t>truncate</w:t>
-      </w:r>
-      <w:proofErr w:type="gramEnd"/>
-      <w:r>
-        <w:rPr>
-          <w:lang w:val="en-US"/>
-        </w:rPr>
-        <w:t xml:space="preserve"> we can’t </w:t>
-      </w:r>
-      <w:proofErr w:type="gramStart"/>
-      <w:r>
-        <w:rPr>
-          <w:lang w:val="en-US"/>
-        </w:rPr>
-        <w:t>rollback</w:t>
-      </w:r>
-      <w:proofErr w:type="gramEnd"/>
-      <w:r>
-        <w:rPr>
-          <w:lang w:val="en-US"/>
-        </w:rPr>
-        <w:t xml:space="preserve">. </w:t>
+        <w:t xml:space="preserve">If we remove all records using delete we can rollback using TCL if we use delete under the transaction. But if we remove all records using truncate we can’t rollback. </w:t>
       </w:r>
     </w:p>
     <w:p>
@@ -3939,21 +2937,7 @@
         <w:rPr>
           <w:lang w:val="en-US"/>
         </w:rPr>
-        <w:t xml:space="preserve"> Many employees working </w:t>
-      </w:r>
-      <w:proofErr w:type="gramStart"/>
-      <w:r>
-        <w:rPr>
-          <w:lang w:val="en-US"/>
-        </w:rPr>
-        <w:t>in</w:t>
-      </w:r>
-      <w:proofErr w:type="gramEnd"/>
-      <w:r>
-        <w:rPr>
-          <w:lang w:val="en-US"/>
-        </w:rPr>
-        <w:t xml:space="preserve"> one project. </w:t>
+        <w:t xml:space="preserve"> Many employees working in one project. </w:t>
       </w:r>
     </w:p>
     <w:p>
@@ -3983,35 +2967,7 @@
         <w:rPr>
           <w:lang w:val="en-US"/>
         </w:rPr>
-        <w:t xml:space="preserve"> Many students </w:t>
-      </w:r>
-      <w:proofErr w:type="gramStart"/>
-      <w:r>
-        <w:rPr>
-          <w:lang w:val="en-US"/>
-        </w:rPr>
-        <w:t>known</w:t>
-      </w:r>
-      <w:proofErr w:type="gramEnd"/>
-      <w:r>
-        <w:rPr>
-          <w:lang w:val="en-US"/>
-        </w:rPr>
-        <w:t xml:space="preserve"> more than one </w:t>
-      </w:r>
-      <w:proofErr w:type="gramStart"/>
-      <w:r>
-        <w:rPr>
-          <w:lang w:val="en-US"/>
-        </w:rPr>
-        <w:t>technologies</w:t>
-      </w:r>
-      <w:proofErr w:type="gramEnd"/>
-      <w:r>
-        <w:rPr>
-          <w:lang w:val="en-US"/>
-        </w:rPr>
-        <w:t xml:space="preserve">. </w:t>
+        <w:t xml:space="preserve"> Many students known more than one technologies. </w:t>
       </w:r>
     </w:p>
     <w:p>
@@ -4032,16 +2988,8 @@
           <w:lang w:val="en-US"/>
         </w:rPr>
         <w:lastRenderedPageBreak/>
-        <w:t xml:space="preserve">Primary </w:t>
-      </w:r>
-      <w:proofErr w:type="gramStart"/>
-      <w:r>
-        <w:rPr>
-          <w:lang w:val="en-US"/>
-        </w:rPr>
-        <w:t>key :</w:t>
-      </w:r>
-      <w:proofErr w:type="gramEnd"/>
+        <w:t>Primary key :</w:t>
+      </w:r>
     </w:p>
     <w:p>
       <w:pPr>
@@ -4076,43 +3024,21 @@
         <w:rPr>
           <w:lang w:val="en-US"/>
         </w:rPr>
-        <w:t xml:space="preserve">Single </w:t>
-      </w:r>
-      <w:proofErr w:type="gramStart"/>
-      <w:r>
-        <w:rPr>
-          <w:lang w:val="en-US"/>
-        </w:rPr>
-        <w:t>table</w:t>
-      </w:r>
-      <w:proofErr w:type="gramEnd"/>
-      <w:r>
-        <w:rPr>
-          <w:lang w:val="en-US"/>
-        </w:rPr>
-        <w:t xml:space="preserve"> we can create only one column as PK.</w:t>
-      </w:r>
-    </w:p>
-    <w:p>
-      <w:pPr>
-        <w:rPr>
-          <w:lang w:val="en-US"/>
-        </w:rPr>
-      </w:pPr>
-      <w:r>
-        <w:rPr>
-          <w:lang w:val="en-US"/>
-        </w:rPr>
-        <w:t xml:space="preserve">Foreign </w:t>
-      </w:r>
-      <w:proofErr w:type="gramStart"/>
-      <w:r>
-        <w:rPr>
-          <w:lang w:val="en-US"/>
-        </w:rPr>
-        <w:t>key :</w:t>
-      </w:r>
-      <w:proofErr w:type="gramEnd"/>
+        <w:t>Single table we can create only one column as PK.</w:t>
+      </w:r>
+    </w:p>
+    <w:p>
+      <w:pPr>
+        <w:rPr>
+          <w:lang w:val="en-US"/>
+        </w:rPr>
+      </w:pPr>
+      <w:r>
+        <w:rPr>
+          <w:lang w:val="en-US"/>
+        </w:rPr>
+        <w:t>Foreign key :</w:t>
+      </w:r>
     </w:p>
     <w:p>
       <w:pPr>
@@ -4129,21 +3055,7 @@
         <w:rPr>
           <w:lang w:val="en-US"/>
         </w:rPr>
-        <w:t xml:space="preserve">FK is </w:t>
-      </w:r>
-      <w:proofErr w:type="gramStart"/>
-      <w:r>
-        <w:rPr>
-          <w:lang w:val="en-US"/>
-        </w:rPr>
-        <w:t>use</w:t>
-      </w:r>
-      <w:proofErr w:type="gramEnd"/>
-      <w:r>
-        <w:rPr>
-          <w:lang w:val="en-US"/>
-        </w:rPr>
-        <w:t xml:space="preserve"> to connect to PK of same table or different table. </w:t>
+        <w:t xml:space="preserve">FK is use to connect to PK of same table or different table. </w:t>
       </w:r>
     </w:p>
     <w:p>
@@ -4161,35 +3073,7 @@
         <w:rPr>
           <w:lang w:val="en-US"/>
         </w:rPr>
-        <w:t xml:space="preserve">FK allow only </w:t>
-      </w:r>
-      <w:proofErr w:type="gramStart"/>
-      <w:r>
-        <w:rPr>
-          <w:lang w:val="en-US"/>
-        </w:rPr>
-        <w:t>those value</w:t>
-      </w:r>
-      <w:proofErr w:type="gramEnd"/>
-      <w:r>
-        <w:rPr>
-          <w:lang w:val="en-US"/>
-        </w:rPr>
-        <w:t xml:space="preserve"> which present in FK column. It </w:t>
-      </w:r>
-      <w:proofErr w:type="gramStart"/>
-      <w:r>
-        <w:rPr>
-          <w:lang w:val="en-US"/>
-        </w:rPr>
-        <w:t>allow</w:t>
-      </w:r>
-      <w:proofErr w:type="gramEnd"/>
-      <w:r>
-        <w:rPr>
-          <w:lang w:val="en-US"/>
-        </w:rPr>
-        <w:t xml:space="preserve"> duplicate as well as null value. </w:t>
+        <w:t xml:space="preserve">FK allow only those value which present in FK column. It allow duplicate as well as null value. </w:t>
       </w:r>
     </w:p>
     <w:p>
@@ -4247,19 +3131,11 @@
           <w:lang w:val="en-US"/>
         </w:rPr>
       </w:pPr>
-      <w:proofErr w:type="gramStart"/>
-      <w:r>
-        <w:rPr>
-          <w:lang w:val="en-US"/>
-        </w:rPr>
-        <w:t>TID(</w:t>
-      </w:r>
-      <w:proofErr w:type="gramEnd"/>
-      <w:r>
-        <w:rPr>
-          <w:lang w:val="en-US"/>
-        </w:rPr>
-        <w:t>int)</w:t>
+      <w:r>
+        <w:rPr>
+          <w:lang w:val="en-US"/>
+        </w:rPr>
+        <w:t>TID(int)</w:t>
       </w:r>
       <w:r>
         <w:rPr>
@@ -4285,35 +3161,7 @@
         <w:rPr>
           <w:lang w:val="en-US"/>
         </w:rPr>
-        <w:t xml:space="preserve"> (</w:t>
-      </w:r>
-      <w:proofErr w:type="gramStart"/>
-      <w:r>
-        <w:rPr>
-          <w:lang w:val="en-US"/>
-        </w:rPr>
-        <w:t>varchar(</w:t>
-      </w:r>
-      <w:proofErr w:type="gramEnd"/>
-      <w:r>
-        <w:rPr>
-          <w:lang w:val="en-US"/>
-        </w:rPr>
-        <w:t>30)) not null, technology (</w:t>
-      </w:r>
-      <w:proofErr w:type="gramStart"/>
-      <w:r>
-        <w:rPr>
-          <w:lang w:val="en-US"/>
-        </w:rPr>
-        <w:t>varchar(</w:t>
-      </w:r>
-      <w:proofErr w:type="gramEnd"/>
-      <w:r>
-        <w:rPr>
-          <w:lang w:val="en-US"/>
-        </w:rPr>
-        <w:t xml:space="preserve">30)) not null </w:t>
+        <w:t xml:space="preserve"> (varchar(30)) not null, technology (varchar(30)) not null </w:t>
       </w:r>
     </w:p>
     <w:p>
@@ -4486,16 +3334,8 @@
         <w:rPr>
           <w:lang w:val="en-US"/>
         </w:rPr>
-        <w:t xml:space="preserve">create table </w:t>
-      </w:r>
-      <w:proofErr w:type="gramStart"/>
-      <w:r>
-        <w:rPr>
-          <w:lang w:val="en-US"/>
-        </w:rPr>
-        <w:t>trainer(</w:t>
-      </w:r>
-      <w:proofErr w:type="gramEnd"/>
+        <w:t>create table trainer(</w:t>
+      </w:r>
     </w:p>
     <w:p>
       <w:pPr>
@@ -4536,612 +3376,797 @@
         <w:rPr>
           <w:lang w:val="en-US"/>
         </w:rPr>
+        <w:t xml:space="preserve"> varchar(30) not null, </w:t>
+      </w:r>
+    </w:p>
+    <w:p>
+      <w:pPr>
+        <w:rPr>
+          <w:lang w:val="en-US"/>
+        </w:rPr>
+      </w:pPr>
+      <w:r>
+        <w:rPr>
+          <w:lang w:val="en-US"/>
+        </w:rPr>
+        <w:t>technology varchar(30) not null);</w:t>
+      </w:r>
+    </w:p>
+    <w:p>
+      <w:pPr>
+        <w:rPr>
+          <w:lang w:val="en-US"/>
+        </w:rPr>
+      </w:pPr>
+      <w:r>
+        <w:rPr>
+          <w:lang w:val="en-US"/>
+        </w:rPr>
+        <w:t>insert into trainer values(1,'Raj','Java');</w:t>
+      </w:r>
+    </w:p>
+    <w:p>
+      <w:pPr>
+        <w:rPr>
+          <w:lang w:val="en-US"/>
+        </w:rPr>
+      </w:pPr>
+      <w:r>
+        <w:rPr>
+          <w:lang w:val="en-US"/>
+        </w:rPr>
+        <w:t>insert into trainer values(2,'Ravi','Python');</w:t>
+      </w:r>
+    </w:p>
+    <w:p>
+      <w:pPr>
+        <w:rPr>
+          <w:lang w:val="en-US"/>
+        </w:rPr>
+      </w:pPr>
+      <w:r>
+        <w:rPr>
+          <w:lang w:val="en-US"/>
+        </w:rPr>
+        <w:t>insert into trainer values(3,'John','AI');</w:t>
+      </w:r>
+    </w:p>
+    <w:p>
+      <w:pPr>
+        <w:rPr>
+          <w:lang w:val="en-US"/>
+        </w:rPr>
+      </w:pPr>
+    </w:p>
+    <w:p>
+      <w:pPr>
+        <w:rPr>
+          <w:b/>
+          <w:bCs/>
+          <w:lang w:val="en-US"/>
+        </w:rPr>
+      </w:pPr>
+      <w:r>
+        <w:rPr>
+          <w:b/>
+          <w:bCs/>
+          <w:lang w:val="en-US"/>
+        </w:rPr>
+        <w:t xml:space="preserve">Table </w:t>
+      </w:r>
+      <w:r>
+        <w:rPr>
+          <w:b/>
+          <w:bCs/>
+          <w:lang w:val="en-US"/>
+        </w:rPr>
+        <w:sym w:font="Wingdings" w:char="F0E0"/>
+      </w:r>
+      <w:r>
+        <w:rPr>
+          <w:b/>
+          <w:bCs/>
+          <w:lang w:val="en-US"/>
+        </w:rPr>
+        <w:t xml:space="preserve">Student </w:t>
+      </w:r>
+    </w:p>
+    <w:p>
+      <w:pPr>
+        <w:rPr>
+          <w:lang w:val="en-US"/>
+        </w:rPr>
+      </w:pPr>
+      <w:r>
+        <w:rPr>
+          <w:lang w:val="en-US"/>
+        </w:rPr>
+        <w:t xml:space="preserve">Sid(int) </w:t>
+      </w:r>
+      <w:r>
+        <w:rPr>
+          <w:lang w:val="en-US"/>
+        </w:rPr>
+        <w:sym w:font="Wingdings" w:char="F0E0"/>
+      </w:r>
+      <w:r>
+        <w:rPr>
+          <w:lang w:val="en-US"/>
+        </w:rPr>
+        <w:t xml:space="preserve">PK, </w:t>
+      </w:r>
+      <w:proofErr w:type="spellStart"/>
+      <w:r>
+        <w:rPr>
+          <w:lang w:val="en-US"/>
+        </w:rPr>
+        <w:t>SName</w:t>
+      </w:r>
+      <w:proofErr w:type="spellEnd"/>
+      <w:r>
+        <w:rPr>
+          <w:lang w:val="en-US"/>
+        </w:rPr>
+        <w:t>(varchar(30)) not null, age int check &gt; 21,</w:t>
+      </w:r>
+      <w:r>
+        <w:rPr>
+          <w:b/>
+          <w:bCs/>
+          <w:lang w:val="en-US"/>
+        </w:rPr>
+        <w:t xml:space="preserve">TID int FK </w:t>
+      </w:r>
+      <w:r>
+        <w:rPr>
+          <w:b/>
+          <w:bCs/>
+          <w:lang w:val="en-US"/>
+        </w:rPr>
+        <w:t xml:space="preserve"> connect to PK</w:t>
+      </w:r>
+    </w:p>
+    <w:p>
+      <w:pPr>
+        <w:rPr>
+          <w:lang w:val="en-US"/>
+        </w:rPr>
+      </w:pPr>
+      <w:r>
+        <w:rPr>
+          <w:lang w:val="en-US"/>
+        </w:rPr>
+        <w:t>100</w:t>
+      </w:r>
+      <w:r>
+        <w:rPr>
+          <w:lang w:val="en-US"/>
+        </w:rPr>
+        <w:tab/>
+      </w:r>
+      <w:r>
+        <w:rPr>
+          <w:lang w:val="en-US"/>
+        </w:rPr>
+        <w:tab/>
+        <w:t>Neena</w:t>
+      </w:r>
+      <w:r>
+        <w:rPr>
+          <w:lang w:val="en-US"/>
+        </w:rPr>
+        <w:tab/>
+      </w:r>
+      <w:r>
+        <w:rPr>
+          <w:lang w:val="en-US"/>
+        </w:rPr>
+        <w:tab/>
+      </w:r>
+      <w:r>
+        <w:rPr>
+          <w:lang w:val="en-US"/>
+        </w:rPr>
+        <w:tab/>
+      </w:r>
+      <w:r>
+        <w:rPr>
+          <w:lang w:val="en-US"/>
+        </w:rPr>
+        <w:tab/>
+        <w:t>23</w:t>
+      </w:r>
+      <w:r>
+        <w:rPr>
+          <w:lang w:val="en-US"/>
+        </w:rPr>
+        <w:tab/>
+      </w:r>
+      <w:r>
+        <w:rPr>
+          <w:lang w:val="en-US"/>
+        </w:rPr>
+        <w:tab/>
+      </w:r>
+      <w:r>
+        <w:rPr>
+          <w:lang w:val="en-US"/>
+        </w:rPr>
+        <w:tab/>
+        <w:t>1</w:t>
+      </w:r>
+    </w:p>
+    <w:p>
+      <w:pPr>
+        <w:rPr>
+          <w:lang w:val="en-US"/>
+        </w:rPr>
+      </w:pPr>
+      <w:r>
+        <w:rPr>
+          <w:lang w:val="en-US"/>
+        </w:rPr>
+        <w:t>101</w:t>
+      </w:r>
+      <w:r>
+        <w:rPr>
+          <w:lang w:val="en-US"/>
+        </w:rPr>
+        <w:tab/>
+      </w:r>
+      <w:r>
+        <w:rPr>
+          <w:lang w:val="en-US"/>
+        </w:rPr>
+        <w:tab/>
+        <w:t>Meena</w:t>
+      </w:r>
+      <w:r>
+        <w:rPr>
+          <w:lang w:val="en-US"/>
+        </w:rPr>
+        <w:tab/>
+      </w:r>
+      <w:r>
+        <w:rPr>
+          <w:lang w:val="en-US"/>
+        </w:rPr>
+        <w:tab/>
+      </w:r>
+      <w:r>
+        <w:rPr>
+          <w:lang w:val="en-US"/>
+        </w:rPr>
+        <w:tab/>
+      </w:r>
+      <w:r>
+        <w:rPr>
+          <w:lang w:val="en-US"/>
+        </w:rPr>
+        <w:tab/>
+        <w:t>24</w:t>
+      </w:r>
+      <w:r>
+        <w:rPr>
+          <w:lang w:val="en-US"/>
+        </w:rPr>
+        <w:tab/>
+      </w:r>
+      <w:r>
+        <w:rPr>
+          <w:lang w:val="en-US"/>
+        </w:rPr>
+        <w:tab/>
+      </w:r>
+      <w:r>
+        <w:rPr>
+          <w:lang w:val="en-US"/>
+        </w:rPr>
+        <w:tab/>
+        <w:t>1</w:t>
+      </w:r>
+    </w:p>
+    <w:p>
+      <w:pPr>
+        <w:rPr>
+          <w:lang w:val="en-US"/>
+        </w:rPr>
+      </w:pPr>
+      <w:r>
+        <w:rPr>
+          <w:lang w:val="en-US"/>
+        </w:rPr>
+        <w:t>102</w:t>
+      </w:r>
+      <w:r>
+        <w:rPr>
+          <w:lang w:val="en-US"/>
+        </w:rPr>
+        <w:tab/>
+      </w:r>
+      <w:r>
+        <w:rPr>
+          <w:lang w:val="en-US"/>
+        </w:rPr>
+        <w:tab/>
+        <w:t>Teena</w:t>
+      </w:r>
+      <w:r>
+        <w:rPr>
+          <w:lang w:val="en-US"/>
+        </w:rPr>
+        <w:tab/>
+      </w:r>
+      <w:r>
+        <w:rPr>
+          <w:lang w:val="en-US"/>
+        </w:rPr>
+        <w:tab/>
+      </w:r>
+      <w:r>
+        <w:rPr>
+          <w:lang w:val="en-US"/>
+        </w:rPr>
+        <w:tab/>
+      </w:r>
+      <w:r>
+        <w:rPr>
+          <w:lang w:val="en-US"/>
+        </w:rPr>
+        <w:tab/>
+        <w:t>25</w:t>
+      </w:r>
+      <w:r>
+        <w:rPr>
+          <w:lang w:val="en-US"/>
+        </w:rPr>
+        <w:tab/>
+      </w:r>
+      <w:r>
+        <w:rPr>
+          <w:lang w:val="en-US"/>
+        </w:rPr>
+        <w:tab/>
+      </w:r>
+      <w:r>
+        <w:rPr>
+          <w:lang w:val="en-US"/>
+        </w:rPr>
+        <w:tab/>
+        <w:t>2</w:t>
+      </w:r>
+    </w:p>
+    <w:p>
+      <w:pPr>
+        <w:rPr>
+          <w:lang w:val="en-US"/>
+        </w:rPr>
+      </w:pPr>
+      <w:r>
+        <w:rPr>
+          <w:lang w:val="en-US"/>
+        </w:rPr>
+        <w:t>103</w:t>
+      </w:r>
+      <w:r>
+        <w:rPr>
+          <w:lang w:val="en-US"/>
+        </w:rPr>
+        <w:tab/>
+      </w:r>
+      <w:r>
+        <w:rPr>
+          <w:lang w:val="en-US"/>
+        </w:rPr>
+        <w:tab/>
+        <w:t>Leena</w:t>
+      </w:r>
+      <w:r>
+        <w:rPr>
+          <w:lang w:val="en-US"/>
+        </w:rPr>
+        <w:tab/>
+      </w:r>
+      <w:r>
+        <w:rPr>
+          <w:lang w:val="en-US"/>
+        </w:rPr>
+        <w:tab/>
+      </w:r>
+      <w:r>
+        <w:rPr>
+          <w:lang w:val="en-US"/>
+        </w:rPr>
+        <w:tab/>
+      </w:r>
+      <w:r>
+        <w:rPr>
+          <w:lang w:val="en-US"/>
+        </w:rPr>
+        <w:tab/>
+        <w:t>26</w:t>
+      </w:r>
+      <w:r>
+        <w:rPr>
+          <w:lang w:val="en-US"/>
+        </w:rPr>
+        <w:tab/>
+      </w:r>
+      <w:r>
+        <w:rPr>
+          <w:lang w:val="en-US"/>
+        </w:rPr>
+        <w:tab/>
+      </w:r>
+      <w:r>
+        <w:rPr>
+          <w:lang w:val="en-US"/>
+        </w:rPr>
+        <w:tab/>
+        <w:t>null</w:t>
+      </w:r>
+    </w:p>
+    <w:p>
+      <w:pPr>
+        <w:rPr>
+          <w:lang w:val="en-US"/>
+        </w:rPr>
+      </w:pPr>
+    </w:p>
+    <w:p>
+      <w:pPr>
+        <w:rPr>
+          <w:lang w:val="en-US"/>
+        </w:rPr>
+      </w:pPr>
+    </w:p>
+    <w:p>
+      <w:pPr>
+        <w:rPr>
+          <w:lang w:val="en-US"/>
+        </w:rPr>
+      </w:pPr>
+      <w:r>
+        <w:rPr>
+          <w:lang w:val="en-US"/>
+        </w:rPr>
+        <w:t>create table student(</w:t>
+      </w:r>
+    </w:p>
+    <w:p>
+      <w:pPr>
+        <w:rPr>
+          <w:lang w:val="en-US"/>
+        </w:rPr>
+      </w:pPr>
+      <w:proofErr w:type="spellStart"/>
+      <w:r>
+        <w:rPr>
+          <w:lang w:val="en-US"/>
+        </w:rPr>
+        <w:t>sid</w:t>
+      </w:r>
+      <w:proofErr w:type="spellEnd"/>
+      <w:r>
+        <w:rPr>
+          <w:lang w:val="en-US"/>
+        </w:rPr>
+        <w:t xml:space="preserve"> int primary key,</w:t>
+      </w:r>
+    </w:p>
+    <w:p>
+      <w:pPr>
+        <w:rPr>
+          <w:lang w:val="en-US"/>
+        </w:rPr>
+      </w:pPr>
+      <w:proofErr w:type="spellStart"/>
+      <w:r>
+        <w:rPr>
+          <w:lang w:val="en-US"/>
+        </w:rPr>
+        <w:t>sname</w:t>
+      </w:r>
+      <w:proofErr w:type="spellEnd"/>
+      <w:r>
+        <w:rPr>
+          <w:lang w:val="en-US"/>
+        </w:rPr>
+        <w:t xml:space="preserve"> varchar(30) not null, </w:t>
+      </w:r>
+    </w:p>
+    <w:p>
+      <w:pPr>
+        <w:rPr>
+          <w:lang w:val="en-US"/>
+        </w:rPr>
+      </w:pPr>
+      <w:r>
+        <w:rPr>
+          <w:lang w:val="en-US"/>
+        </w:rPr>
+        <w:t xml:space="preserve">age int check(age&gt;21), </w:t>
+      </w:r>
+    </w:p>
+    <w:p>
+      <w:pPr>
+        <w:rPr>
+          <w:lang w:val="en-US"/>
+        </w:rPr>
+      </w:pPr>
+      <w:proofErr w:type="spellStart"/>
+      <w:r>
+        <w:rPr>
+          <w:lang w:val="en-US"/>
+        </w:rPr>
+        <w:t>tid</w:t>
+      </w:r>
+      <w:proofErr w:type="spellEnd"/>
+      <w:r>
+        <w:rPr>
+          <w:lang w:val="en-US"/>
+        </w:rPr>
+        <w:t xml:space="preserve"> int, </w:t>
+      </w:r>
+    </w:p>
+    <w:p>
+      <w:pPr>
+        <w:rPr>
+          <w:lang w:val="en-US"/>
+        </w:rPr>
+      </w:pPr>
+      <w:r>
+        <w:rPr>
+          <w:lang w:val="en-US"/>
+        </w:rPr>
+        <w:t>foreign key(</w:t>
+      </w:r>
+      <w:proofErr w:type="spellStart"/>
+      <w:r>
+        <w:rPr>
+          <w:lang w:val="en-US"/>
+        </w:rPr>
+        <w:t>tid</w:t>
+      </w:r>
+      <w:proofErr w:type="spellEnd"/>
+      <w:r>
+        <w:rPr>
+          <w:lang w:val="en-US"/>
+        </w:rPr>
+        <w:t>) references trainer(</w:t>
+      </w:r>
+      <w:proofErr w:type="spellStart"/>
+      <w:r>
+        <w:rPr>
+          <w:lang w:val="en-US"/>
+        </w:rPr>
+        <w:t>tid</w:t>
+      </w:r>
+      <w:proofErr w:type="spellEnd"/>
+      <w:r>
+        <w:rPr>
+          <w:lang w:val="en-US"/>
+        </w:rPr>
+        <w:t>));</w:t>
+      </w:r>
+    </w:p>
+    <w:p>
+      <w:pPr>
+        <w:rPr>
+          <w:lang w:val="en-US"/>
+        </w:rPr>
+      </w:pPr>
+    </w:p>
+    <w:p>
+      <w:pPr>
+        <w:rPr>
+          <w:lang w:val="en-US"/>
+        </w:rPr>
+      </w:pPr>
+      <w:r>
+        <w:rPr>
+          <w:lang w:val="en-US"/>
+        </w:rPr>
+        <w:t>insert into student values(1,'Neena',23,1);</w:t>
+      </w:r>
+    </w:p>
+    <w:p>
+      <w:pPr>
+        <w:rPr>
+          <w:lang w:val="en-US"/>
+        </w:rPr>
+      </w:pPr>
+      <w:r>
+        <w:rPr>
+          <w:lang w:val="en-US"/>
+        </w:rPr>
+        <w:t>insert into student values(2,'Meena',24,1);</w:t>
+      </w:r>
+    </w:p>
+    <w:p>
+      <w:pPr>
+        <w:rPr>
+          <w:lang w:val="en-US"/>
+        </w:rPr>
+      </w:pPr>
+      <w:r>
+        <w:rPr>
+          <w:lang w:val="en-US"/>
+        </w:rPr>
+        <w:t>insert into student values(3,'Teena',25,2);</w:t>
+      </w:r>
+    </w:p>
+    <w:p>
+      <w:pPr>
+        <w:rPr>
+          <w:lang w:val="en-US"/>
+        </w:rPr>
+      </w:pPr>
+      <w:r>
+        <w:rPr>
+          <w:lang w:val="en-US"/>
+        </w:rPr>
+        <w:t>insert into student values(4,'Leena',26,4);</w:t>
+      </w:r>
+      <w:r>
+        <w:rPr>
+          <w:lang w:val="en-US"/>
+        </w:rPr>
+        <w:tab/>
+      </w:r>
+      <w:r>
+        <w:rPr>
+          <w:lang w:val="en-US"/>
+        </w:rPr>
+        <w:tab/>
+        <w:t xml:space="preserve">Error </w:t>
+      </w:r>
+    </w:p>
+    <w:p>
+      <w:pPr>
+        <w:rPr>
+          <w:lang w:val="en-US"/>
+        </w:rPr>
+      </w:pPr>
+      <w:r>
+        <w:rPr>
+          <w:lang w:val="en-US"/>
+        </w:rPr>
+        <w:t>insert into student values(4,'Leena',26,null);</w:t>
+      </w:r>
+    </w:p>
+    <w:p>
+      <w:pPr>
+        <w:rPr>
+          <w:lang w:val="en-US"/>
+        </w:rPr>
+      </w:pPr>
+    </w:p>
+    <w:p>
+      <w:pPr>
+        <w:rPr>
+          <w:lang w:val="en-US"/>
+        </w:rPr>
+      </w:pPr>
+    </w:p>
+    <w:p>
+      <w:pPr>
+        <w:rPr>
+          <w:b/>
+          <w:bCs/>
+          <w:lang w:val="en-US"/>
+        </w:rPr>
+      </w:pPr>
+      <w:r>
+        <w:rPr>
+          <w:b/>
+          <w:bCs/>
+          <w:lang w:val="en-US"/>
+        </w:rPr>
+        <w:t xml:space="preserve">Join </w:t>
+      </w:r>
+    </w:p>
+    <w:p>
+      <w:pPr>
+        <w:rPr>
+          <w:lang w:val="en-US"/>
+        </w:rPr>
+      </w:pPr>
+      <w:r>
+        <w:rPr>
+          <w:lang w:val="en-US"/>
+        </w:rPr>
+        <w:t xml:space="preserve">select </w:t>
+      </w:r>
+      <w:proofErr w:type="spellStart"/>
+      <w:r>
+        <w:rPr>
+          <w:lang w:val="en-US"/>
+        </w:rPr>
+        <w:t>t.tname,t.technology,s.sname</w:t>
+      </w:r>
+      <w:proofErr w:type="spellEnd"/>
+      <w:r>
+        <w:rPr>
+          <w:lang w:val="en-US"/>
+        </w:rPr>
+        <w:t xml:space="preserve"> from trainer t inner join student </w:t>
+      </w:r>
+      <w:proofErr w:type="spellStart"/>
+      <w:r>
+        <w:rPr>
+          <w:lang w:val="en-US"/>
+        </w:rPr>
+        <w:t>s on</w:t>
+      </w:r>
+      <w:proofErr w:type="spellEnd"/>
+      <w:r>
+        <w:rPr>
+          <w:lang w:val="en-US"/>
+        </w:rPr>
         <w:t xml:space="preserve"> </w:t>
       </w:r>
-      <w:proofErr w:type="gramStart"/>
-      <w:r>
-        <w:rPr>
-          <w:lang w:val="en-US"/>
-        </w:rPr>
-        <w:t>varchar(</w:t>
-      </w:r>
-      <w:proofErr w:type="gramEnd"/>
-      <w:r>
-        <w:rPr>
-          <w:lang w:val="en-US"/>
-        </w:rPr>
-        <w:t xml:space="preserve">30) not null, </w:t>
-      </w:r>
-    </w:p>
-    <w:p>
-      <w:pPr>
-        <w:rPr>
-          <w:lang w:val="en-US"/>
-        </w:rPr>
-      </w:pPr>
-      <w:r>
-        <w:rPr>
-          <w:lang w:val="en-US"/>
-        </w:rPr>
-        <w:t xml:space="preserve">technology </w:t>
-      </w:r>
-      <w:proofErr w:type="gramStart"/>
-      <w:r>
-        <w:rPr>
-          <w:lang w:val="en-US"/>
-        </w:rPr>
-        <w:t>varchar(</w:t>
-      </w:r>
-      <w:proofErr w:type="gramEnd"/>
-      <w:r>
-        <w:rPr>
-          <w:lang w:val="en-US"/>
-        </w:rPr>
-        <w:t>30) not null</w:t>
-      </w:r>
-      <w:proofErr w:type="gramStart"/>
-      <w:r>
-        <w:rPr>
-          <w:lang w:val="en-US"/>
-        </w:rPr>
-        <w:t>);</w:t>
-      </w:r>
-      <w:proofErr w:type="gramEnd"/>
-    </w:p>
-    <w:p>
-      <w:pPr>
-        <w:rPr>
-          <w:lang w:val="en-US"/>
-        </w:rPr>
-      </w:pPr>
-      <w:r>
-        <w:rPr>
-          <w:lang w:val="en-US"/>
-        </w:rPr>
-        <w:t>insert into trainer values(1,'Raj','Java'</w:t>
-      </w:r>
-      <w:proofErr w:type="gramStart"/>
-      <w:r>
-        <w:rPr>
-          <w:lang w:val="en-US"/>
-        </w:rPr>
-        <w:t>);</w:t>
-      </w:r>
-      <w:proofErr w:type="gramEnd"/>
-    </w:p>
-    <w:p>
-      <w:pPr>
-        <w:rPr>
-          <w:lang w:val="en-US"/>
-        </w:rPr>
-      </w:pPr>
-      <w:r>
-        <w:rPr>
-          <w:lang w:val="en-US"/>
-        </w:rPr>
-        <w:t>insert into trainer values(2,'Ravi','Python'</w:t>
-      </w:r>
-      <w:proofErr w:type="gramStart"/>
-      <w:r>
-        <w:rPr>
-          <w:lang w:val="en-US"/>
-        </w:rPr>
-        <w:t>);</w:t>
-      </w:r>
-      <w:proofErr w:type="gramEnd"/>
-    </w:p>
-    <w:p>
-      <w:pPr>
-        <w:rPr>
-          <w:lang w:val="en-US"/>
-        </w:rPr>
-      </w:pPr>
-      <w:r>
-        <w:rPr>
-          <w:lang w:val="en-US"/>
-        </w:rPr>
-        <w:t>insert into trainer values(3,'John','AI'</w:t>
-      </w:r>
-      <w:proofErr w:type="gramStart"/>
-      <w:r>
-        <w:rPr>
-          <w:lang w:val="en-US"/>
-        </w:rPr>
-        <w:t>);</w:t>
-      </w:r>
-      <w:proofErr w:type="gramEnd"/>
-    </w:p>
-    <w:p>
-      <w:pPr>
-        <w:rPr>
-          <w:lang w:val="en-US"/>
-        </w:rPr>
-      </w:pPr>
-    </w:p>
-    <w:p>
-      <w:pPr>
-        <w:rPr>
-          <w:b/>
-          <w:bCs/>
-          <w:lang w:val="en-US"/>
-        </w:rPr>
-      </w:pPr>
-      <w:r>
-        <w:rPr>
-          <w:b/>
-          <w:bCs/>
-          <w:lang w:val="en-US"/>
-        </w:rPr>
-        <w:t xml:space="preserve">Table </w:t>
-      </w:r>
-      <w:r>
-        <w:rPr>
-          <w:b/>
-          <w:bCs/>
-          <w:lang w:val="en-US"/>
-        </w:rPr>
-        <w:sym w:font="Wingdings" w:char="F0E0"/>
-      </w:r>
-      <w:r>
-        <w:rPr>
-          <w:b/>
-          <w:bCs/>
-          <w:lang w:val="en-US"/>
-        </w:rPr>
-        <w:t xml:space="preserve">Student </w:t>
-      </w:r>
-    </w:p>
-    <w:p>
-      <w:pPr>
-        <w:rPr>
-          <w:lang w:val="en-US"/>
-        </w:rPr>
-      </w:pPr>
-      <w:r>
-        <w:rPr>
-          <w:lang w:val="en-US"/>
-        </w:rPr>
-        <w:t xml:space="preserve">Sid(int) </w:t>
-      </w:r>
-      <w:r>
-        <w:rPr>
-          <w:lang w:val="en-US"/>
-        </w:rPr>
-        <w:sym w:font="Wingdings" w:char="F0E0"/>
-      </w:r>
-      <w:r>
-        <w:rPr>
-          <w:lang w:val="en-US"/>
-        </w:rPr>
-        <w:t xml:space="preserve">PK, </w:t>
-      </w:r>
-      <w:proofErr w:type="spellStart"/>
-      <w:r>
-        <w:rPr>
-          <w:lang w:val="en-US"/>
-        </w:rPr>
-        <w:t>SName</w:t>
-      </w:r>
-      <w:proofErr w:type="spellEnd"/>
-      <w:r>
-        <w:rPr>
-          <w:lang w:val="en-US"/>
-        </w:rPr>
-        <w:t>(</w:t>
-      </w:r>
-      <w:proofErr w:type="gramStart"/>
-      <w:r>
-        <w:rPr>
-          <w:lang w:val="en-US"/>
-        </w:rPr>
-        <w:t>varchar(</w:t>
-      </w:r>
-      <w:proofErr w:type="gramEnd"/>
-      <w:r>
-        <w:rPr>
-          <w:lang w:val="en-US"/>
-        </w:rPr>
-        <w:t xml:space="preserve">30)) not null, age int check &gt; </w:t>
-      </w:r>
-      <w:proofErr w:type="gramStart"/>
-      <w:r>
-        <w:rPr>
-          <w:lang w:val="en-US"/>
-        </w:rPr>
-        <w:t>21,</w:t>
-      </w:r>
-      <w:r>
-        <w:rPr>
-          <w:b/>
-          <w:bCs/>
-          <w:lang w:val="en-US"/>
-        </w:rPr>
-        <w:t>TID</w:t>
-      </w:r>
-      <w:proofErr w:type="gramEnd"/>
-      <w:r>
-        <w:rPr>
-          <w:b/>
-          <w:bCs/>
-          <w:lang w:val="en-US"/>
-        </w:rPr>
-        <w:t xml:space="preserve"> int </w:t>
-      </w:r>
-      <w:proofErr w:type="gramStart"/>
-      <w:r>
-        <w:rPr>
-          <w:b/>
-          <w:bCs/>
-          <w:lang w:val="en-US"/>
-        </w:rPr>
-        <w:t xml:space="preserve">FK </w:t>
-      </w:r>
-      <w:r>
-        <w:rPr>
-          <w:b/>
-          <w:bCs/>
-          <w:lang w:val="en-US"/>
-        </w:rPr>
-        <w:t xml:space="preserve"> connect</w:t>
-      </w:r>
-      <w:proofErr w:type="gramEnd"/>
-      <w:r>
-        <w:rPr>
-          <w:b/>
-          <w:bCs/>
-          <w:lang w:val="en-US"/>
-        </w:rPr>
-        <w:t xml:space="preserve"> to PK</w:t>
-      </w:r>
-    </w:p>
-    <w:p>
-      <w:pPr>
-        <w:rPr>
-          <w:lang w:val="en-US"/>
-        </w:rPr>
-      </w:pPr>
-      <w:r>
-        <w:rPr>
-          <w:lang w:val="en-US"/>
-        </w:rPr>
-        <w:t>100</w:t>
-      </w:r>
-      <w:r>
-        <w:rPr>
-          <w:lang w:val="en-US"/>
-        </w:rPr>
-        <w:tab/>
-      </w:r>
-      <w:r>
-        <w:rPr>
-          <w:lang w:val="en-US"/>
-        </w:rPr>
-        <w:tab/>
-        <w:t>Neena</w:t>
-      </w:r>
-      <w:r>
-        <w:rPr>
-          <w:lang w:val="en-US"/>
-        </w:rPr>
-        <w:tab/>
-      </w:r>
-      <w:r>
-        <w:rPr>
-          <w:lang w:val="en-US"/>
-        </w:rPr>
-        <w:tab/>
-      </w:r>
-      <w:r>
-        <w:rPr>
-          <w:lang w:val="en-US"/>
-        </w:rPr>
-        <w:tab/>
-      </w:r>
-      <w:r>
-        <w:rPr>
-          <w:lang w:val="en-US"/>
-        </w:rPr>
-        <w:tab/>
-        <w:t>23</w:t>
-      </w:r>
-      <w:r>
-        <w:rPr>
-          <w:lang w:val="en-US"/>
-        </w:rPr>
-        <w:tab/>
-      </w:r>
-      <w:r>
-        <w:rPr>
-          <w:lang w:val="en-US"/>
-        </w:rPr>
-        <w:tab/>
-      </w:r>
-      <w:r>
-        <w:rPr>
-          <w:lang w:val="en-US"/>
-        </w:rPr>
-        <w:tab/>
-        <w:t>1</w:t>
-      </w:r>
-    </w:p>
-    <w:p>
-      <w:pPr>
-        <w:rPr>
-          <w:lang w:val="en-US"/>
-        </w:rPr>
-      </w:pPr>
-      <w:r>
-        <w:rPr>
-          <w:lang w:val="en-US"/>
-        </w:rPr>
-        <w:t>101</w:t>
-      </w:r>
-      <w:r>
-        <w:rPr>
-          <w:lang w:val="en-US"/>
-        </w:rPr>
-        <w:tab/>
-      </w:r>
-      <w:r>
-        <w:rPr>
-          <w:lang w:val="en-US"/>
-        </w:rPr>
-        <w:tab/>
-        <w:t>Meena</w:t>
-      </w:r>
-      <w:r>
-        <w:rPr>
-          <w:lang w:val="en-US"/>
-        </w:rPr>
-        <w:tab/>
-      </w:r>
-      <w:r>
-        <w:rPr>
-          <w:lang w:val="en-US"/>
-        </w:rPr>
-        <w:tab/>
-      </w:r>
-      <w:r>
-        <w:rPr>
-          <w:lang w:val="en-US"/>
-        </w:rPr>
-        <w:tab/>
-      </w:r>
-      <w:r>
-        <w:rPr>
-          <w:lang w:val="en-US"/>
-        </w:rPr>
-        <w:tab/>
-        <w:t>24</w:t>
-      </w:r>
-      <w:r>
-        <w:rPr>
-          <w:lang w:val="en-US"/>
-        </w:rPr>
-        <w:tab/>
-      </w:r>
-      <w:r>
-        <w:rPr>
-          <w:lang w:val="en-US"/>
-        </w:rPr>
-        <w:tab/>
-      </w:r>
-      <w:r>
-        <w:rPr>
-          <w:lang w:val="en-US"/>
-        </w:rPr>
-        <w:tab/>
-        <w:t>1</w:t>
-      </w:r>
-    </w:p>
-    <w:p>
-      <w:pPr>
-        <w:rPr>
-          <w:lang w:val="en-US"/>
-        </w:rPr>
-      </w:pPr>
-      <w:r>
-        <w:rPr>
-          <w:lang w:val="en-US"/>
-        </w:rPr>
-        <w:t>102</w:t>
-      </w:r>
-      <w:r>
-        <w:rPr>
-          <w:lang w:val="en-US"/>
-        </w:rPr>
-        <w:tab/>
-      </w:r>
-      <w:r>
-        <w:rPr>
-          <w:lang w:val="en-US"/>
-        </w:rPr>
-        <w:tab/>
-        <w:t>Teena</w:t>
-      </w:r>
-      <w:r>
-        <w:rPr>
-          <w:lang w:val="en-US"/>
-        </w:rPr>
-        <w:tab/>
-      </w:r>
-      <w:r>
-        <w:rPr>
-          <w:lang w:val="en-US"/>
-        </w:rPr>
-        <w:tab/>
-      </w:r>
-      <w:r>
-        <w:rPr>
-          <w:lang w:val="en-US"/>
-        </w:rPr>
-        <w:tab/>
-      </w:r>
-      <w:r>
-        <w:rPr>
-          <w:lang w:val="en-US"/>
-        </w:rPr>
-        <w:tab/>
-        <w:t>25</w:t>
-      </w:r>
-      <w:r>
-        <w:rPr>
-          <w:lang w:val="en-US"/>
-        </w:rPr>
-        <w:tab/>
-      </w:r>
-      <w:r>
-        <w:rPr>
-          <w:lang w:val="en-US"/>
-        </w:rPr>
-        <w:tab/>
-      </w:r>
-      <w:r>
-        <w:rPr>
-          <w:lang w:val="en-US"/>
-        </w:rPr>
-        <w:tab/>
-        <w:t>2</w:t>
-      </w:r>
-    </w:p>
-    <w:p>
-      <w:pPr>
-        <w:rPr>
-          <w:lang w:val="en-US"/>
-        </w:rPr>
-      </w:pPr>
-      <w:r>
-        <w:rPr>
-          <w:lang w:val="en-US"/>
-        </w:rPr>
-        <w:t>103</w:t>
-      </w:r>
-      <w:r>
-        <w:rPr>
-          <w:lang w:val="en-US"/>
-        </w:rPr>
-        <w:tab/>
-      </w:r>
-      <w:r>
-        <w:rPr>
-          <w:lang w:val="en-US"/>
-        </w:rPr>
-        <w:tab/>
-        <w:t>Leena</w:t>
-      </w:r>
-      <w:r>
-        <w:rPr>
-          <w:lang w:val="en-US"/>
-        </w:rPr>
-        <w:tab/>
-      </w:r>
-      <w:r>
-        <w:rPr>
-          <w:lang w:val="en-US"/>
-        </w:rPr>
-        <w:tab/>
-      </w:r>
-      <w:r>
-        <w:rPr>
-          <w:lang w:val="en-US"/>
-        </w:rPr>
-        <w:tab/>
-      </w:r>
-      <w:r>
-        <w:rPr>
-          <w:lang w:val="en-US"/>
-        </w:rPr>
-        <w:tab/>
-        <w:t>26</w:t>
-      </w:r>
-      <w:r>
-        <w:rPr>
-          <w:lang w:val="en-US"/>
-        </w:rPr>
-        <w:tab/>
-      </w:r>
-      <w:r>
-        <w:rPr>
-          <w:lang w:val="en-US"/>
-        </w:rPr>
-        <w:tab/>
-      </w:r>
-      <w:r>
-        <w:rPr>
-          <w:lang w:val="en-US"/>
-        </w:rPr>
-        <w:tab/>
-        <w:t>null</w:t>
-      </w:r>
-    </w:p>
-    <w:p>
-      <w:pPr>
-        <w:rPr>
-          <w:lang w:val="en-US"/>
-        </w:rPr>
-      </w:pPr>
-    </w:p>
-    <w:p>
-      <w:pPr>
-        <w:rPr>
-          <w:lang w:val="en-US"/>
-        </w:rPr>
-      </w:pPr>
-    </w:p>
-    <w:p>
-      <w:pPr>
-        <w:rPr>
-          <w:lang w:val="en-US"/>
-        </w:rPr>
-      </w:pPr>
-      <w:r>
-        <w:rPr>
-          <w:lang w:val="en-US"/>
-        </w:rPr>
-        <w:t xml:space="preserve">create table </w:t>
-      </w:r>
-      <w:proofErr w:type="gramStart"/>
-      <w:r>
-        <w:rPr>
-          <w:lang w:val="en-US"/>
-        </w:rPr>
-        <w:t>student(</w:t>
-      </w:r>
-      <w:proofErr w:type="gramEnd"/>
-    </w:p>
-    <w:p>
-      <w:pPr>
-        <w:rPr>
-          <w:lang w:val="en-US"/>
-        </w:rPr>
-      </w:pPr>
-      <w:proofErr w:type="spellStart"/>
-      <w:r>
-        <w:rPr>
-          <w:lang w:val="en-US"/>
-        </w:rPr>
-        <w:t>sid</w:t>
-      </w:r>
-      <w:proofErr w:type="spellEnd"/>
-      <w:r>
-        <w:rPr>
-          <w:lang w:val="en-US"/>
-        </w:rPr>
-        <w:t xml:space="preserve"> int primary key,</w:t>
-      </w:r>
-    </w:p>
-    <w:p>
-      <w:pPr>
-        <w:rPr>
-          <w:lang w:val="en-US"/>
-        </w:rPr>
-      </w:pPr>
-      <w:proofErr w:type="spellStart"/>
-      <w:r>
-        <w:rPr>
-          <w:lang w:val="en-US"/>
-        </w:rPr>
-        <w:t>sname</w:t>
+      <w:proofErr w:type="spellStart"/>
+      <w:r>
+        <w:rPr>
+          <w:lang w:val="en-US"/>
+        </w:rPr>
+        <w:t>t.tid</w:t>
+      </w:r>
+      <w:proofErr w:type="spellEnd"/>
+      <w:r>
+        <w:rPr>
+          <w:lang w:val="en-US"/>
+        </w:rPr>
+        <w:t xml:space="preserve"> = </w:t>
+      </w:r>
+      <w:proofErr w:type="spellStart"/>
+      <w:r>
+        <w:rPr>
+          <w:lang w:val="en-US"/>
+        </w:rPr>
+        <w:t>s.tid</w:t>
+      </w:r>
+      <w:proofErr w:type="spellEnd"/>
+      <w:r>
+        <w:rPr>
+          <w:lang w:val="en-US"/>
+        </w:rPr>
+        <w:t>;</w:t>
+      </w:r>
+    </w:p>
+    <w:p>
+      <w:pPr>
+        <w:rPr>
+          <w:lang w:val="en-US"/>
+        </w:rPr>
+      </w:pPr>
+      <w:r>
+        <w:rPr>
+          <w:lang w:val="en-US"/>
+        </w:rPr>
+        <w:t xml:space="preserve">select </w:t>
+      </w:r>
+      <w:proofErr w:type="spellStart"/>
+      <w:r>
+        <w:rPr>
+          <w:lang w:val="en-US"/>
+        </w:rPr>
+        <w:t>t.tname,t.technology,s.sname</w:t>
+      </w:r>
+      <w:proofErr w:type="spellEnd"/>
+      <w:r>
+        <w:rPr>
+          <w:lang w:val="en-US"/>
+        </w:rPr>
+        <w:t xml:space="preserve"> from trainer t left outer join student </w:t>
+      </w:r>
+      <w:proofErr w:type="spellStart"/>
+      <w:r>
+        <w:rPr>
+          <w:lang w:val="en-US"/>
+        </w:rPr>
+        <w:t>s on</w:t>
       </w:r>
       <w:proofErr w:type="spellEnd"/>
       <w:r>
@@ -5150,258 +4175,33 @@
         </w:rPr>
         <w:t xml:space="preserve"> </w:t>
       </w:r>
-      <w:proofErr w:type="gramStart"/>
-      <w:r>
-        <w:rPr>
-          <w:lang w:val="en-US"/>
-        </w:rPr>
-        <w:t>varchar(</w:t>
-      </w:r>
-      <w:proofErr w:type="gramEnd"/>
-      <w:r>
-        <w:rPr>
-          <w:lang w:val="en-US"/>
-        </w:rPr>
-        <w:t xml:space="preserve">30) not null, </w:t>
-      </w:r>
-    </w:p>
-    <w:p>
-      <w:pPr>
-        <w:rPr>
-          <w:lang w:val="en-US"/>
-        </w:rPr>
-      </w:pPr>
-      <w:r>
-        <w:rPr>
-          <w:lang w:val="en-US"/>
-        </w:rPr>
-        <w:t xml:space="preserve">age int check(age&gt;21), </w:t>
-      </w:r>
-    </w:p>
-    <w:p>
-      <w:pPr>
-        <w:rPr>
-          <w:lang w:val="en-US"/>
-        </w:rPr>
-      </w:pPr>
-      <w:proofErr w:type="spellStart"/>
-      <w:r>
-        <w:rPr>
-          <w:lang w:val="en-US"/>
-        </w:rPr>
-        <w:t>tid</w:t>
-      </w:r>
-      <w:proofErr w:type="spellEnd"/>
-      <w:r>
-        <w:rPr>
-          <w:lang w:val="en-US"/>
-        </w:rPr>
-        <w:t xml:space="preserve"> int, </w:t>
-      </w:r>
-    </w:p>
-    <w:p>
-      <w:pPr>
-        <w:rPr>
-          <w:lang w:val="en-US"/>
-        </w:rPr>
-      </w:pPr>
-      <w:r>
-        <w:rPr>
-          <w:lang w:val="en-US"/>
-        </w:rPr>
-        <w:t>foreign key(</w:t>
-      </w:r>
-      <w:proofErr w:type="spellStart"/>
-      <w:r>
-        <w:rPr>
-          <w:lang w:val="en-US"/>
-        </w:rPr>
-        <w:t>tid</w:t>
-      </w:r>
-      <w:proofErr w:type="spellEnd"/>
-      <w:r>
-        <w:rPr>
-          <w:lang w:val="en-US"/>
-        </w:rPr>
-        <w:t>) references trainer(</w:t>
-      </w:r>
-      <w:proofErr w:type="spellStart"/>
-      <w:r>
-        <w:rPr>
-          <w:lang w:val="en-US"/>
-        </w:rPr>
-        <w:t>tid</w:t>
-      </w:r>
-      <w:proofErr w:type="spellEnd"/>
-      <w:r>
-        <w:rPr>
-          <w:lang w:val="en-US"/>
-        </w:rPr>
-        <w:t>)</w:t>
-      </w:r>
-      <w:proofErr w:type="gramStart"/>
-      <w:r>
-        <w:rPr>
-          <w:lang w:val="en-US"/>
-        </w:rPr>
-        <w:t>);</w:t>
-      </w:r>
-      <w:proofErr w:type="gramEnd"/>
-    </w:p>
-    <w:p>
-      <w:pPr>
-        <w:rPr>
-          <w:lang w:val="en-US"/>
-        </w:rPr>
-      </w:pPr>
-    </w:p>
-    <w:p>
-      <w:pPr>
-        <w:rPr>
-          <w:lang w:val="en-US"/>
-        </w:rPr>
-      </w:pPr>
-      <w:r>
-        <w:rPr>
-          <w:lang w:val="en-US"/>
-        </w:rPr>
-        <w:t>insert into student values(1,'Neena',23,1</w:t>
-      </w:r>
-      <w:proofErr w:type="gramStart"/>
-      <w:r>
-        <w:rPr>
-          <w:lang w:val="en-US"/>
-        </w:rPr>
-        <w:t>);</w:t>
-      </w:r>
-      <w:proofErr w:type="gramEnd"/>
-    </w:p>
-    <w:p>
-      <w:pPr>
-        <w:rPr>
-          <w:lang w:val="en-US"/>
-        </w:rPr>
-      </w:pPr>
-      <w:r>
-        <w:rPr>
-          <w:lang w:val="en-US"/>
-        </w:rPr>
-        <w:t>insert into student values(2,'Meena',24,1</w:t>
-      </w:r>
-      <w:proofErr w:type="gramStart"/>
-      <w:r>
-        <w:rPr>
-          <w:lang w:val="en-US"/>
-        </w:rPr>
-        <w:t>);</w:t>
-      </w:r>
-      <w:proofErr w:type="gramEnd"/>
-    </w:p>
-    <w:p>
-      <w:pPr>
-        <w:rPr>
-          <w:lang w:val="en-US"/>
-        </w:rPr>
-      </w:pPr>
-      <w:r>
-        <w:rPr>
-          <w:lang w:val="en-US"/>
-        </w:rPr>
-        <w:t>insert into student values(3,'Teena',25,2</w:t>
-      </w:r>
-      <w:proofErr w:type="gramStart"/>
-      <w:r>
-        <w:rPr>
-          <w:lang w:val="en-US"/>
-        </w:rPr>
-        <w:t>);</w:t>
-      </w:r>
-      <w:proofErr w:type="gramEnd"/>
-    </w:p>
-    <w:p>
-      <w:pPr>
-        <w:rPr>
-          <w:lang w:val="en-US"/>
-        </w:rPr>
-      </w:pPr>
-      <w:r>
-        <w:rPr>
-          <w:lang w:val="en-US"/>
-        </w:rPr>
-        <w:t>insert into student values(4,'Leena',26,4</w:t>
-      </w:r>
-      <w:proofErr w:type="gramStart"/>
-      <w:r>
-        <w:rPr>
-          <w:lang w:val="en-US"/>
-        </w:rPr>
-        <w:t>);</w:t>
-      </w:r>
-      <w:proofErr w:type="gramEnd"/>
-      <w:r>
-        <w:rPr>
-          <w:lang w:val="en-US"/>
-        </w:rPr>
-        <w:tab/>
-      </w:r>
-      <w:r>
-        <w:rPr>
-          <w:lang w:val="en-US"/>
-        </w:rPr>
-        <w:tab/>
-        <w:t xml:space="preserve">Error </w:t>
-      </w:r>
-    </w:p>
-    <w:p>
-      <w:pPr>
-        <w:rPr>
-          <w:lang w:val="en-US"/>
-        </w:rPr>
-      </w:pPr>
-      <w:r>
-        <w:rPr>
-          <w:lang w:val="en-US"/>
-        </w:rPr>
-        <w:t>insert into student values(4,'Leena',</w:t>
-      </w:r>
-      <w:proofErr w:type="gramStart"/>
-      <w:r>
-        <w:rPr>
-          <w:lang w:val="en-US"/>
-        </w:rPr>
-        <w:t>26,null);</w:t>
-      </w:r>
-      <w:proofErr w:type="gramEnd"/>
-    </w:p>
-    <w:p>
-      <w:pPr>
-        <w:rPr>
-          <w:lang w:val="en-US"/>
-        </w:rPr>
-      </w:pPr>
-    </w:p>
-    <w:p>
-      <w:pPr>
-        <w:rPr>
-          <w:lang w:val="en-US"/>
-        </w:rPr>
-      </w:pPr>
-    </w:p>
-    <w:p>
-      <w:pPr>
-        <w:rPr>
-          <w:b/>
-          <w:bCs/>
-          <w:lang w:val="en-US"/>
-        </w:rPr>
-      </w:pPr>
-      <w:r>
-        <w:rPr>
-          <w:b/>
-          <w:bCs/>
-          <w:lang w:val="en-US"/>
-        </w:rPr>
-        <w:t xml:space="preserve">Join </w:t>
+      <w:proofErr w:type="spellStart"/>
+      <w:r>
+        <w:rPr>
+          <w:lang w:val="en-US"/>
+        </w:rPr>
+        <w:t>t.tid</w:t>
+      </w:r>
+      <w:proofErr w:type="spellEnd"/>
+      <w:r>
+        <w:rPr>
+          <w:lang w:val="en-US"/>
+        </w:rPr>
+        <w:t xml:space="preserve"> = </w:t>
+      </w:r>
+      <w:proofErr w:type="spellStart"/>
+      <w:r>
+        <w:rPr>
+          <w:lang w:val="en-US"/>
+        </w:rPr>
+        <w:t>s.tid</w:t>
+      </w:r>
+      <w:proofErr w:type="spellEnd"/>
+      <w:r>
+        <w:rPr>
+          <w:lang w:val="en-US"/>
+        </w:rPr>
+        <w:t>;</w:t>
       </w:r>
     </w:p>
     <w:p>
@@ -5417,48 +4217,18 @@
         <w:t xml:space="preserve">select </w:t>
       </w:r>
       <w:proofErr w:type="spellStart"/>
-      <w:proofErr w:type="gramStart"/>
-      <w:r>
-        <w:rPr>
-          <w:lang w:val="en-US"/>
-        </w:rPr>
-        <w:t>t.tname</w:t>
-      </w:r>
-      <w:proofErr w:type="gramEnd"/>
-      <w:r>
-        <w:rPr>
-          <w:lang w:val="en-US"/>
-        </w:rPr>
-        <w:t>,</w:t>
-      </w:r>
-      <w:proofErr w:type="gramStart"/>
-      <w:r>
-        <w:rPr>
-          <w:lang w:val="en-US"/>
-        </w:rPr>
-        <w:t>t.technology</w:t>
-      </w:r>
-      <w:proofErr w:type="gramEnd"/>
-      <w:r>
-        <w:rPr>
-          <w:lang w:val="en-US"/>
-        </w:rPr>
-        <w:t>,</w:t>
-      </w:r>
-      <w:proofErr w:type="gramStart"/>
-      <w:r>
-        <w:rPr>
-          <w:lang w:val="en-US"/>
-        </w:rPr>
-        <w:t>s.sname</w:t>
-      </w:r>
-      <w:proofErr w:type="spellEnd"/>
-      <w:proofErr w:type="gramEnd"/>
-      <w:r>
-        <w:rPr>
-          <w:lang w:val="en-US"/>
-        </w:rPr>
-        <w:t xml:space="preserve"> from trainer t inner join student </w:t>
+      <w:r>
+        <w:rPr>
+          <w:lang w:val="en-US"/>
+        </w:rPr>
+        <w:t>t.tname,t.technology,s.sname</w:t>
+      </w:r>
+      <w:proofErr w:type="spellEnd"/>
+      <w:r>
+        <w:rPr>
+          <w:lang w:val="en-US"/>
+        </w:rPr>
+        <w:t xml:space="preserve"> from trainer t right outer join student </w:t>
       </w:r>
       <w:proofErr w:type="spellStart"/>
       <w:r>
@@ -5489,7 +4259,6 @@
         <w:t xml:space="preserve"> = </w:t>
       </w:r>
       <w:proofErr w:type="spellStart"/>
-      <w:proofErr w:type="gramStart"/>
       <w:r>
         <w:rPr>
           <w:lang w:val="en-US"/>
@@ -5503,209 +4272,6 @@
         </w:rPr>
         <w:t>;</w:t>
       </w:r>
-      <w:proofErr w:type="gramEnd"/>
-    </w:p>
-    <w:p>
-      <w:pPr>
-        <w:rPr>
-          <w:lang w:val="en-US"/>
-        </w:rPr>
-      </w:pPr>
-      <w:r>
-        <w:rPr>
-          <w:lang w:val="en-US"/>
-        </w:rPr>
-        <w:t xml:space="preserve">select </w:t>
-      </w:r>
-      <w:proofErr w:type="spellStart"/>
-      <w:proofErr w:type="gramStart"/>
-      <w:r>
-        <w:rPr>
-          <w:lang w:val="en-US"/>
-        </w:rPr>
-        <w:t>t.tname</w:t>
-      </w:r>
-      <w:proofErr w:type="gramEnd"/>
-      <w:r>
-        <w:rPr>
-          <w:lang w:val="en-US"/>
-        </w:rPr>
-        <w:t>,</w:t>
-      </w:r>
-      <w:proofErr w:type="gramStart"/>
-      <w:r>
-        <w:rPr>
-          <w:lang w:val="en-US"/>
-        </w:rPr>
-        <w:t>t.technology</w:t>
-      </w:r>
-      <w:proofErr w:type="gramEnd"/>
-      <w:r>
-        <w:rPr>
-          <w:lang w:val="en-US"/>
-        </w:rPr>
-        <w:t>,</w:t>
-      </w:r>
-      <w:proofErr w:type="gramStart"/>
-      <w:r>
-        <w:rPr>
-          <w:lang w:val="en-US"/>
-        </w:rPr>
-        <w:t>s.sname</w:t>
-      </w:r>
-      <w:proofErr w:type="spellEnd"/>
-      <w:proofErr w:type="gramEnd"/>
-      <w:r>
-        <w:rPr>
-          <w:lang w:val="en-US"/>
-        </w:rPr>
-        <w:t xml:space="preserve"> from trainer t left outer join student </w:t>
-      </w:r>
-      <w:proofErr w:type="spellStart"/>
-      <w:r>
-        <w:rPr>
-          <w:lang w:val="en-US"/>
-        </w:rPr>
-        <w:t>s on</w:t>
-      </w:r>
-      <w:proofErr w:type="spellEnd"/>
-      <w:r>
-        <w:rPr>
-          <w:lang w:val="en-US"/>
-        </w:rPr>
-        <w:t xml:space="preserve"> </w:t>
-      </w:r>
-      <w:proofErr w:type="spellStart"/>
-      <w:r>
-        <w:rPr>
-          <w:lang w:val="en-US"/>
-        </w:rPr>
-        <w:t>t.tid</w:t>
-      </w:r>
-      <w:proofErr w:type="spellEnd"/>
-      <w:r>
-        <w:rPr>
-          <w:lang w:val="en-US"/>
-        </w:rPr>
-        <w:t xml:space="preserve"> = </w:t>
-      </w:r>
-      <w:proofErr w:type="spellStart"/>
-      <w:proofErr w:type="gramStart"/>
-      <w:r>
-        <w:rPr>
-          <w:lang w:val="en-US"/>
-        </w:rPr>
-        <w:t>s.tid</w:t>
-      </w:r>
-      <w:proofErr w:type="spellEnd"/>
-      <w:r>
-        <w:rPr>
-          <w:lang w:val="en-US"/>
-        </w:rPr>
-        <w:t>;</w:t>
-      </w:r>
-      <w:proofErr w:type="gramEnd"/>
-    </w:p>
-    <w:p>
-      <w:pPr>
-        <w:rPr>
-          <w:lang w:val="en-US"/>
-        </w:rPr>
-      </w:pPr>
-      <w:r>
-        <w:rPr>
-          <w:lang w:val="en-US"/>
-        </w:rPr>
-        <w:t xml:space="preserve">select </w:t>
-      </w:r>
-      <w:proofErr w:type="spellStart"/>
-      <w:proofErr w:type="gramStart"/>
-      <w:r>
-        <w:rPr>
-          <w:lang w:val="en-US"/>
-        </w:rPr>
-        <w:t>t.tname</w:t>
-      </w:r>
-      <w:proofErr w:type="gramEnd"/>
-      <w:r>
-        <w:rPr>
-          <w:lang w:val="en-US"/>
-        </w:rPr>
-        <w:t>,</w:t>
-      </w:r>
-      <w:proofErr w:type="gramStart"/>
-      <w:r>
-        <w:rPr>
-          <w:lang w:val="en-US"/>
-        </w:rPr>
-        <w:t>t.technology</w:t>
-      </w:r>
-      <w:proofErr w:type="gramEnd"/>
-      <w:r>
-        <w:rPr>
-          <w:lang w:val="en-US"/>
-        </w:rPr>
-        <w:t>,</w:t>
-      </w:r>
-      <w:proofErr w:type="gramStart"/>
-      <w:r>
-        <w:rPr>
-          <w:lang w:val="en-US"/>
-        </w:rPr>
-        <w:t>s.sname</w:t>
-      </w:r>
-      <w:proofErr w:type="spellEnd"/>
-      <w:proofErr w:type="gramEnd"/>
-      <w:r>
-        <w:rPr>
-          <w:lang w:val="en-US"/>
-        </w:rPr>
-        <w:t xml:space="preserve"> from trainer t right outer join student </w:t>
-      </w:r>
-      <w:proofErr w:type="spellStart"/>
-      <w:r>
-        <w:rPr>
-          <w:lang w:val="en-US"/>
-        </w:rPr>
-        <w:t>s on</w:t>
-      </w:r>
-      <w:proofErr w:type="spellEnd"/>
-      <w:r>
-        <w:rPr>
-          <w:lang w:val="en-US"/>
-        </w:rPr>
-        <w:t xml:space="preserve"> </w:t>
-      </w:r>
-      <w:proofErr w:type="spellStart"/>
-      <w:r>
-        <w:rPr>
-          <w:lang w:val="en-US"/>
-        </w:rPr>
-        <w:t>t.tid</w:t>
-      </w:r>
-      <w:proofErr w:type="spellEnd"/>
-      <w:r>
-        <w:rPr>
-          <w:lang w:val="en-US"/>
-        </w:rPr>
-        <w:t xml:space="preserve"> = </w:t>
-      </w:r>
-      <w:proofErr w:type="spellStart"/>
-      <w:proofErr w:type="gramStart"/>
-      <w:r>
-        <w:rPr>
-          <w:lang w:val="en-US"/>
-        </w:rPr>
-        <w:t>s.tid</w:t>
-      </w:r>
-      <w:proofErr w:type="spellEnd"/>
-      <w:r>
-        <w:rPr>
-          <w:lang w:val="en-US"/>
-        </w:rPr>
-        <w:t>;</w:t>
-      </w:r>
-      <w:proofErr w:type="gramEnd"/>
     </w:p>
     <w:p>
       <w:pPr>
@@ -5820,21 +4386,7 @@
         <w:rPr>
           <w:lang w:val="en-US"/>
         </w:rPr>
-        <w:t>(</w:t>
-      </w:r>
-      <w:proofErr w:type="gramStart"/>
-      <w:r>
-        <w:rPr>
-          <w:lang w:val="en-US"/>
-        </w:rPr>
-        <w:t>varchar(</w:t>
-      </w:r>
-      <w:proofErr w:type="gramEnd"/>
-      <w:r>
-        <w:rPr>
-          <w:lang w:val="en-US"/>
-        </w:rPr>
-        <w:t>30) PK</w:t>
+        <w:t>(varchar(30) PK</w:t>
       </w:r>
       <w:r>
         <w:rPr>
@@ -5854,21 +4406,7 @@
         <w:rPr>
           <w:lang w:val="en-US"/>
         </w:rPr>
-        <w:t xml:space="preserve"> </w:t>
-      </w:r>
-      <w:proofErr w:type="gramStart"/>
-      <w:r>
-        <w:rPr>
-          <w:lang w:val="en-US"/>
-        </w:rPr>
-        <w:t>varchar(</w:t>
-      </w:r>
-      <w:proofErr w:type="gramEnd"/>
-      <w:r>
-        <w:rPr>
-          <w:lang w:val="en-US"/>
-        </w:rPr>
-        <w:t xml:space="preserve">30) </w:t>
+        <w:t xml:space="preserve"> varchar(30) </w:t>
       </w:r>
     </w:p>
     <w:p>
@@ -5949,19 +4487,9 @@
           <w:bCs/>
           <w:lang w:val="en-US"/>
         </w:rPr>
-        <w:t xml:space="preserve">create table </w:t>
-      </w:r>
-      <w:proofErr w:type="gramStart"/>
-      <w:r>
-        <w:rPr>
-          <w:b/>
-          <w:bCs/>
-          <w:lang w:val="en-US"/>
-        </w:rPr>
-        <w:t>person(</w:t>
-      </w:r>
-      <w:proofErr w:type="spellStart"/>
-      <w:proofErr w:type="gramEnd"/>
+        <w:t>create table person(</w:t>
+      </w:r>
+      <w:proofErr w:type="spellStart"/>
       <w:r>
         <w:rPr>
           <w:b/>
@@ -5977,28 +4505,9 @@
           <w:bCs/>
           <w:lang w:val="en-US"/>
         </w:rPr>
-        <w:t xml:space="preserve"> </w:t>
-      </w:r>
-      <w:proofErr w:type="gramStart"/>
-      <w:r>
-        <w:rPr>
-          <w:b/>
-          <w:bCs/>
-          <w:lang w:val="en-US"/>
-        </w:rPr>
-        <w:t>varchar(</w:t>
-      </w:r>
-      <w:proofErr w:type="gramEnd"/>
-      <w:r>
-        <w:rPr>
-          <w:b/>
-          <w:bCs/>
-          <w:lang w:val="en-US"/>
-        </w:rPr>
-        <w:t xml:space="preserve">30) primary </w:t>
-      </w:r>
-      <w:proofErr w:type="spellStart"/>
-      <w:proofErr w:type="gramStart"/>
+        <w:t xml:space="preserve"> varchar(30) primary </w:t>
+      </w:r>
+      <w:proofErr w:type="spellStart"/>
       <w:r>
         <w:rPr>
           <w:b/>
@@ -6008,43 +4517,14 @@
         <w:t>key,pname</w:t>
       </w:r>
       <w:proofErr w:type="spellEnd"/>
-      <w:proofErr w:type="gramEnd"/>
-      <w:r>
-        <w:rPr>
-          <w:b/>
-          <w:bCs/>
-          <w:lang w:val="en-US"/>
-        </w:rPr>
-        <w:t xml:space="preserve"> </w:t>
-      </w:r>
-      <w:proofErr w:type="gramStart"/>
-      <w:r>
-        <w:rPr>
-          <w:b/>
-          <w:bCs/>
-          <w:lang w:val="en-US"/>
-        </w:rPr>
-        <w:t>varchar(</w:t>
-      </w:r>
-      <w:proofErr w:type="gramEnd"/>
-      <w:r>
-        <w:rPr>
-          <w:b/>
-          <w:bCs/>
-          <w:lang w:val="en-US"/>
-        </w:rPr>
-        <w:t>30) not null</w:t>
-      </w:r>
-      <w:proofErr w:type="gramStart"/>
-      <w:r>
-        <w:rPr>
-          <w:b/>
-          <w:bCs/>
-          <w:lang w:val="en-US"/>
-        </w:rPr>
-        <w:t>);</w:t>
-      </w:r>
-      <w:proofErr w:type="gramEnd"/>
+      <w:r>
+        <w:rPr>
+          <w:b/>
+          <w:bCs/>
+          <w:lang w:val="en-US"/>
+        </w:rPr>
+        <w:t xml:space="preserve"> varchar(30) not null);</w:t>
+      </w:r>
     </w:p>
     <w:p>
       <w:pPr>
@@ -6070,16 +4550,8 @@
         <w:rPr>
           <w:lang w:val="en-US"/>
         </w:rPr>
-        <w:t>'</w:t>
-      </w:r>
-      <w:proofErr w:type="gramStart"/>
-      <w:r>
-        <w:rPr>
-          <w:lang w:val="en-US"/>
-        </w:rPr>
-        <w:t>);</w:t>
-      </w:r>
-      <w:proofErr w:type="gramEnd"/>
+        <w:t>');</w:t>
+      </w:r>
     </w:p>
     <w:p>
       <w:pPr>
@@ -6105,16 +4577,8 @@
         <w:rPr>
           <w:lang w:val="en-US"/>
         </w:rPr>
-        <w:t>'</w:t>
-      </w:r>
-      <w:proofErr w:type="gramStart"/>
-      <w:r>
-        <w:rPr>
-          <w:lang w:val="en-US"/>
-        </w:rPr>
-        <w:t>);</w:t>
-      </w:r>
-      <w:proofErr w:type="gramEnd"/>
+        <w:t>');</w:t>
+      </w:r>
     </w:p>
     <w:p>
       <w:pPr>
@@ -6147,21 +4611,7 @@
         <w:rPr>
           <w:lang w:val="en-US"/>
         </w:rPr>
-        <w:t xml:space="preserve"> (</w:t>
-      </w:r>
-      <w:proofErr w:type="gramStart"/>
-      <w:r>
-        <w:rPr>
-          <w:lang w:val="en-US"/>
-        </w:rPr>
-        <w:t>varchar(</w:t>
-      </w:r>
-      <w:proofErr w:type="gramEnd"/>
-      <w:r>
-        <w:rPr>
-          <w:lang w:val="en-US"/>
-        </w:rPr>
-        <w:t xml:space="preserve">30) </w:t>
+        <w:t xml:space="preserve"> (varchar(30) </w:t>
       </w:r>
       <w:r>
         <w:rPr>
@@ -6348,107 +4798,1024 @@
         <w:rPr>
           <w:lang w:val="en-US"/>
         </w:rPr>
+        <w:t>create table passport(</w:t>
+      </w:r>
+    </w:p>
+    <w:p>
+      <w:pPr>
+        <w:rPr>
+          <w:lang w:val="en-US"/>
+        </w:rPr>
+      </w:pPr>
+      <w:proofErr w:type="spellStart"/>
+      <w:r>
+        <w:rPr>
+          <w:highlight w:val="yellow"/>
+          <w:lang w:val="en-US"/>
+        </w:rPr>
+        <w:t>emailid</w:t>
+      </w:r>
+      <w:proofErr w:type="spellEnd"/>
+      <w:r>
+        <w:rPr>
+          <w:lang w:val="en-US"/>
+        </w:rPr>
+        <w:t xml:space="preserve"> varchar(30) primary key,</w:t>
+      </w:r>
+    </w:p>
+    <w:p>
+      <w:pPr>
+        <w:rPr>
+          <w:lang w:val="en-US"/>
+        </w:rPr>
+      </w:pPr>
+      <w:proofErr w:type="spellStart"/>
+      <w:r>
+        <w:rPr>
+          <w:lang w:val="en-US"/>
+        </w:rPr>
+        <w:t>passortid</w:t>
+      </w:r>
+      <w:proofErr w:type="spellEnd"/>
+      <w:r>
+        <w:rPr>
+          <w:lang w:val="en-US"/>
+        </w:rPr>
+        <w:t xml:space="preserve"> varchar(30) unique not null, </w:t>
+      </w:r>
+    </w:p>
+    <w:p>
+      <w:pPr>
+        <w:rPr>
+          <w:lang w:val="en-US"/>
+        </w:rPr>
+      </w:pPr>
+      <w:proofErr w:type="spellStart"/>
+      <w:r>
+        <w:rPr>
+          <w:lang w:val="en-US"/>
+        </w:rPr>
+        <w:t>expirydate</w:t>
+      </w:r>
+      <w:proofErr w:type="spellEnd"/>
+      <w:r>
+        <w:rPr>
+          <w:lang w:val="en-US"/>
+        </w:rPr>
+        <w:t xml:space="preserve"> date, </w:t>
+      </w:r>
+    </w:p>
+    <w:p>
+      <w:pPr>
+        <w:rPr>
+          <w:lang w:val="en-US"/>
+        </w:rPr>
+      </w:pPr>
+      <w:r>
+        <w:rPr>
+          <w:lang w:val="en-US"/>
+        </w:rPr>
+        <w:t>foreign key(</w:t>
+      </w:r>
+      <w:proofErr w:type="spellStart"/>
+      <w:r>
+        <w:rPr>
+          <w:highlight w:val="yellow"/>
+          <w:lang w:val="en-US"/>
+        </w:rPr>
+        <w:t>emailid</w:t>
+      </w:r>
+      <w:proofErr w:type="spellEnd"/>
+      <w:r>
+        <w:rPr>
+          <w:lang w:val="en-US"/>
+        </w:rPr>
+        <w:t>) references person(</w:t>
+      </w:r>
+      <w:proofErr w:type="spellStart"/>
+      <w:r>
+        <w:rPr>
+          <w:lang w:val="en-US"/>
+        </w:rPr>
+        <w:t>emailid</w:t>
+      </w:r>
+      <w:proofErr w:type="spellEnd"/>
+      <w:r>
+        <w:rPr>
+          <w:lang w:val="en-US"/>
+        </w:rPr>
+        <w:t>));</w:t>
+      </w:r>
+    </w:p>
+    <w:p>
+      <w:pPr>
+        <w:rPr>
+          <w:lang w:val="en-US"/>
+        </w:rPr>
+      </w:pPr>
+      <w:r>
+        <w:rPr>
+          <w:lang w:val="en-US"/>
+        </w:rPr>
+        <w:t>insert into passport values('john@gmail.com','ABC123','2026-08-10');</w:t>
+      </w:r>
+    </w:p>
+    <w:p>
+      <w:pPr>
+        <w:rPr>
+          <w:lang w:val="en-US"/>
+        </w:rPr>
+      </w:pPr>
+      <w:r>
+        <w:rPr>
+          <w:lang w:val="en-US"/>
+        </w:rPr>
+        <w:t>insert into passport values('steven@gmail.com','XYZ567','2026-12-05');</w:t>
+      </w:r>
+    </w:p>
+    <w:p>
+      <w:pPr>
+        <w:rPr>
+          <w:lang w:val="en-US"/>
+        </w:rPr>
+      </w:pPr>
+    </w:p>
+    <w:p>
+      <w:pPr>
+        <w:rPr>
+          <w:lang w:val="en-US"/>
+        </w:rPr>
+      </w:pPr>
+      <w:r>
+        <w:rPr>
+          <w:lang w:val="en-US"/>
+        </w:rPr>
+        <w:t>Many to One -</w:t>
+      </w:r>
+      <w:r>
+        <w:rPr>
+          <w:lang w:val="en-US"/>
+        </w:rPr>
+        <w:sym w:font="Wingdings" w:char="F0E0"/>
+      </w:r>
+      <w:r>
+        <w:rPr>
+          <w:lang w:val="en-US"/>
+        </w:rPr>
+        <w:t xml:space="preserve"> Many employees working in one department </w:t>
+      </w:r>
+    </w:p>
+    <w:p>
+      <w:pPr>
+        <w:rPr>
+          <w:lang w:val="en-US"/>
+        </w:rPr>
+      </w:pPr>
+    </w:p>
+    <w:p>
+      <w:pPr>
+        <w:rPr>
+          <w:lang w:val="en-US"/>
+        </w:rPr>
+      </w:pPr>
+    </w:p>
+    <w:p>
+      <w:pPr>
+        <w:rPr>
+          <w:lang w:val="en-US"/>
+        </w:rPr>
+      </w:pPr>
+    </w:p>
+    <w:p>
+      <w:pPr>
+        <w:rPr>
+          <w:lang w:val="en-US"/>
+        </w:rPr>
+      </w:pPr>
+    </w:p>
+    <w:p>
+      <w:pPr>
+        <w:rPr>
+          <w:lang w:val="en-US"/>
+        </w:rPr>
+      </w:pPr>
+    </w:p>
+    <w:p>
+      <w:pPr>
+        <w:rPr>
+          <w:lang w:val="en-US"/>
+        </w:rPr>
+      </w:pPr>
+    </w:p>
+    <w:p>
+      <w:pPr>
+        <w:rPr>
+          <w:lang w:val="en-US"/>
+        </w:rPr>
+      </w:pPr>
+    </w:p>
+    <w:p>
+      <w:pPr>
+        <w:rPr>
+          <w:lang w:val="en-US"/>
+        </w:rPr>
+      </w:pPr>
+      <w:r>
+        <w:rPr>
+          <w:lang w:val="en-US"/>
+        </w:rPr>
+        <w:lastRenderedPageBreak/>
+        <w:t xml:space="preserve">Many to Many </w:t>
+      </w:r>
+      <w:r>
+        <w:rPr>
+          <w:lang w:val="en-US"/>
+        </w:rPr>
+        <w:sym w:font="Wingdings" w:char="F0E0"/>
+      </w:r>
+      <w:r>
+        <w:rPr>
+          <w:lang w:val="en-US"/>
+        </w:rPr>
+        <w:t xml:space="preserve"> </w:t>
+      </w:r>
+    </w:p>
+    <w:p>
+      <w:pPr>
+        <w:rPr>
+          <w:b/>
+          <w:bCs/>
+          <w:lang w:val="en-US"/>
+        </w:rPr>
+      </w:pPr>
+      <w:r>
+        <w:rPr>
+          <w:b/>
+          <w:bCs/>
+          <w:lang w:val="en-US"/>
+        </w:rPr>
+        <w:t xml:space="preserve">Students </w:t>
+      </w:r>
+    </w:p>
+    <w:p>
+      <w:pPr>
+        <w:rPr>
+          <w:lang w:val="en-US"/>
+        </w:rPr>
+      </w:pPr>
+      <w:r>
+        <w:rPr>
+          <w:lang w:val="en-US"/>
+        </w:rPr>
+        <w:t>Sid(PK)</w:t>
+      </w:r>
+      <w:r>
+        <w:rPr>
+          <w:lang w:val="en-US"/>
+        </w:rPr>
+        <w:tab/>
+      </w:r>
+      <w:proofErr w:type="spellStart"/>
+      <w:r>
+        <w:rPr>
+          <w:lang w:val="en-US"/>
+        </w:rPr>
+        <w:t>SName</w:t>
+      </w:r>
+      <w:proofErr w:type="spellEnd"/>
+      <w:r>
+        <w:rPr>
+          <w:lang w:val="en-US"/>
+        </w:rPr>
+        <w:tab/>
+      </w:r>
+      <w:r>
+        <w:rPr>
+          <w:lang w:val="en-US"/>
+        </w:rPr>
+        <w:tab/>
+      </w:r>
+    </w:p>
+    <w:p>
+      <w:pPr>
+        <w:rPr>
+          <w:lang w:val="en-US"/>
+        </w:rPr>
+      </w:pPr>
+      <w:r>
+        <w:rPr>
+          <w:lang w:val="en-US"/>
+        </w:rPr>
+        <w:t>100</w:t>
+      </w:r>
+      <w:r>
+        <w:rPr>
+          <w:lang w:val="en-US"/>
+        </w:rPr>
+        <w:tab/>
+      </w:r>
+      <w:r>
+        <w:rPr>
+          <w:lang w:val="en-US"/>
+        </w:rPr>
+        <w:tab/>
+        <w:t>John</w:t>
+      </w:r>
+      <w:r>
+        <w:rPr>
+          <w:lang w:val="en-US"/>
+        </w:rPr>
+        <w:tab/>
+      </w:r>
+      <w:r>
+        <w:rPr>
+          <w:lang w:val="en-US"/>
+        </w:rPr>
+        <w:tab/>
+      </w:r>
+      <w:r>
+        <w:rPr>
+          <w:lang w:val="en-US"/>
+        </w:rPr>
+        <w:tab/>
+      </w:r>
+    </w:p>
+    <w:p>
+      <w:pPr>
+        <w:rPr>
+          <w:lang w:val="en-US"/>
+        </w:rPr>
+      </w:pPr>
+      <w:r>
+        <w:rPr>
+          <w:lang w:val="en-US"/>
+        </w:rPr>
+        <w:t>101</w:t>
+      </w:r>
+      <w:r>
+        <w:rPr>
+          <w:lang w:val="en-US"/>
+        </w:rPr>
+        <w:tab/>
+      </w:r>
+      <w:r>
+        <w:rPr>
+          <w:lang w:val="en-US"/>
+        </w:rPr>
+        <w:tab/>
+        <w:t>Bob</w:t>
+      </w:r>
+      <w:r>
+        <w:rPr>
+          <w:lang w:val="en-US"/>
+        </w:rPr>
+        <w:tab/>
+      </w:r>
+      <w:r>
+        <w:rPr>
+          <w:lang w:val="en-US"/>
+        </w:rPr>
+        <w:tab/>
+      </w:r>
+    </w:p>
+    <w:p>
+      <w:pPr>
+        <w:rPr>
+          <w:lang w:val="en-US"/>
+        </w:rPr>
+      </w:pPr>
+      <w:r>
+        <w:rPr>
+          <w:lang w:val="en-US"/>
+        </w:rPr>
+        <w:t>create table students(</w:t>
+      </w:r>
+      <w:proofErr w:type="spellStart"/>
+      <w:r>
+        <w:rPr>
+          <w:lang w:val="en-US"/>
+        </w:rPr>
+        <w:t>sid</w:t>
+      </w:r>
+      <w:proofErr w:type="spellEnd"/>
+      <w:r>
+        <w:rPr>
+          <w:lang w:val="en-US"/>
+        </w:rPr>
+        <w:t xml:space="preserve"> int primary </w:t>
+      </w:r>
+      <w:proofErr w:type="spellStart"/>
+      <w:r>
+        <w:rPr>
+          <w:lang w:val="en-US"/>
+        </w:rPr>
+        <w:t>key,sname</w:t>
+      </w:r>
+      <w:proofErr w:type="spellEnd"/>
+      <w:r>
+        <w:rPr>
+          <w:lang w:val="en-US"/>
+        </w:rPr>
+        <w:t xml:space="preserve"> varchar(30));</w:t>
+      </w:r>
+    </w:p>
+    <w:p>
+      <w:pPr>
+        <w:rPr>
+          <w:lang w:val="en-US"/>
+        </w:rPr>
+      </w:pPr>
+      <w:r>
+        <w:rPr>
+          <w:lang w:val="en-US"/>
+        </w:rPr>
+        <w:t>insert into students values(100,'John');</w:t>
+      </w:r>
+    </w:p>
+    <w:p>
+      <w:pPr>
+        <w:rPr>
+          <w:lang w:val="en-US"/>
+        </w:rPr>
+      </w:pPr>
+      <w:r>
+        <w:rPr>
+          <w:lang w:val="en-US"/>
+        </w:rPr>
+        <w:t>insert into students values(101,'Bob');</w:t>
+      </w:r>
+    </w:p>
+    <w:p>
+      <w:pPr>
+        <w:rPr>
+          <w:b/>
+          <w:bCs/>
+          <w:lang w:val="en-US"/>
+        </w:rPr>
+      </w:pPr>
+      <w:r>
+        <w:rPr>
+          <w:b/>
+          <w:bCs/>
+          <w:lang w:val="en-US"/>
+        </w:rPr>
+        <w:t xml:space="preserve">Courses </w:t>
+      </w:r>
+    </w:p>
+    <w:p>
+      <w:pPr>
+        <w:rPr>
+          <w:lang w:val="en-US"/>
+        </w:rPr>
+      </w:pPr>
+      <w:r>
+        <w:rPr>
+          <w:lang w:val="en-US"/>
+        </w:rPr>
+        <w:t>CID(FPK)</w:t>
+      </w:r>
+      <w:r>
+        <w:rPr>
+          <w:lang w:val="en-US"/>
+        </w:rPr>
+        <w:tab/>
+      </w:r>
+      <w:proofErr w:type="spellStart"/>
+      <w:r>
+        <w:rPr>
+          <w:lang w:val="en-US"/>
+        </w:rPr>
+        <w:t>CName</w:t>
+      </w:r>
+      <w:proofErr w:type="spellEnd"/>
+      <w:r>
+        <w:rPr>
+          <w:lang w:val="en-US"/>
+        </w:rPr>
+        <w:t xml:space="preserve"> </w:t>
+      </w:r>
+      <w:r>
+        <w:rPr>
+          <w:lang w:val="en-US"/>
+        </w:rPr>
+        <w:tab/>
+      </w:r>
+    </w:p>
+    <w:p>
+      <w:pPr>
+        <w:rPr>
+          <w:lang w:val="en-US"/>
+        </w:rPr>
+      </w:pPr>
+      <w:r>
+        <w:rPr>
+          <w:lang w:val="en-US"/>
+        </w:rPr>
+        <w:t>111</w:t>
+      </w:r>
+      <w:r>
+        <w:rPr>
+          <w:lang w:val="en-US"/>
+        </w:rPr>
+        <w:tab/>
+      </w:r>
+      <w:r>
+        <w:rPr>
+          <w:lang w:val="en-US"/>
+        </w:rPr>
+        <w:tab/>
+        <w:t>React JS</w:t>
+      </w:r>
+      <w:r>
+        <w:rPr>
+          <w:lang w:val="en-US"/>
+        </w:rPr>
+        <w:tab/>
+      </w:r>
+      <w:r>
+        <w:rPr>
+          <w:lang w:val="en-US"/>
+        </w:rPr>
+        <w:tab/>
+      </w:r>
+    </w:p>
+    <w:p>
+      <w:pPr>
+        <w:rPr>
+          <w:lang w:val="en-US"/>
+        </w:rPr>
+      </w:pPr>
+      <w:r>
+        <w:rPr>
+          <w:lang w:val="en-US"/>
+        </w:rPr>
+        <w:t>222</w:t>
+      </w:r>
+      <w:r>
+        <w:rPr>
+          <w:lang w:val="en-US"/>
+        </w:rPr>
+        <w:tab/>
+      </w:r>
+      <w:r>
+        <w:rPr>
+          <w:lang w:val="en-US"/>
+        </w:rPr>
+        <w:tab/>
+        <w:t xml:space="preserve">Angular Framework </w:t>
+      </w:r>
+      <w:r>
+        <w:rPr>
+          <w:lang w:val="en-US"/>
+        </w:rPr>
+        <w:tab/>
+      </w:r>
+    </w:p>
+    <w:p>
+      <w:pPr>
+        <w:rPr>
+          <w:lang w:val="en-US"/>
+        </w:rPr>
+      </w:pPr>
+      <w:r>
+        <w:rPr>
+          <w:lang w:val="en-US"/>
+        </w:rPr>
+        <w:t>create table courses(</w:t>
+      </w:r>
+      <w:proofErr w:type="spellStart"/>
+      <w:r>
+        <w:rPr>
+          <w:lang w:val="en-US"/>
+        </w:rPr>
+        <w:t>cid</w:t>
+      </w:r>
+      <w:proofErr w:type="spellEnd"/>
+      <w:r>
+        <w:rPr>
+          <w:lang w:val="en-US"/>
+        </w:rPr>
+        <w:t xml:space="preserve"> int primary </w:t>
+      </w:r>
+      <w:proofErr w:type="spellStart"/>
+      <w:r>
+        <w:rPr>
+          <w:lang w:val="en-US"/>
+        </w:rPr>
+        <w:t>key,cname</w:t>
+      </w:r>
+      <w:proofErr w:type="spellEnd"/>
+      <w:r>
+        <w:rPr>
+          <w:lang w:val="en-US"/>
+        </w:rPr>
+        <w:t xml:space="preserve"> varchar(30));</w:t>
+      </w:r>
+    </w:p>
+    <w:p>
+      <w:pPr>
+        <w:rPr>
+          <w:lang w:val="en-US"/>
+        </w:rPr>
+      </w:pPr>
+      <w:r>
+        <w:rPr>
+          <w:lang w:val="en-US"/>
+        </w:rPr>
+        <w:t>insert into courses values(111,'React JS');</w:t>
+      </w:r>
+    </w:p>
+    <w:p>
+      <w:pPr>
+        <w:rPr>
+          <w:lang w:val="en-US"/>
+        </w:rPr>
+      </w:pPr>
+      <w:r>
+        <w:rPr>
+          <w:lang w:val="en-US"/>
+        </w:rPr>
+        <w:t>insert into courses values(222,'Angular Framework');</w:t>
+      </w:r>
+    </w:p>
+    <w:p>
+      <w:pPr>
+        <w:rPr>
+          <w:lang w:val="en-US"/>
+        </w:rPr>
+      </w:pPr>
+    </w:p>
+    <w:p>
+      <w:pPr>
+        <w:rPr>
+          <w:b/>
+          <w:bCs/>
+          <w:lang w:val="en-US"/>
+        </w:rPr>
+      </w:pPr>
+      <w:proofErr w:type="spellStart"/>
+      <w:r>
+        <w:rPr>
+          <w:b/>
+          <w:bCs/>
+          <w:lang w:val="en-US"/>
+        </w:rPr>
+        <w:t>StudentsCoursesRelationship</w:t>
+      </w:r>
+      <w:proofErr w:type="spellEnd"/>
+      <w:r>
+        <w:rPr>
+          <w:b/>
+          <w:bCs/>
+          <w:lang w:val="en-US"/>
+        </w:rPr>
+        <w:t xml:space="preserve"> </w:t>
+      </w:r>
+    </w:p>
+    <w:p>
+      <w:pPr>
+        <w:rPr>
+          <w:lang w:val="en-US"/>
+        </w:rPr>
+      </w:pPr>
+      <w:proofErr w:type="spellStart"/>
+      <w:r>
+        <w:rPr>
+          <w:lang w:val="en-US"/>
+        </w:rPr>
+        <w:t>SrNo</w:t>
+      </w:r>
+      <w:proofErr w:type="spellEnd"/>
+      <w:r>
+        <w:rPr>
+          <w:lang w:val="en-US"/>
+        </w:rPr>
+        <w:t>(PK auto increment)</w:t>
+      </w:r>
+      <w:r>
+        <w:rPr>
+          <w:lang w:val="en-US"/>
+        </w:rPr>
+        <w:tab/>
+        <w:t>SID-FK</w:t>
+      </w:r>
+      <w:r>
+        <w:rPr>
+          <w:lang w:val="en-US"/>
+        </w:rPr>
+        <w:tab/>
+      </w:r>
+      <w:r>
+        <w:rPr>
+          <w:lang w:val="en-US"/>
+        </w:rPr>
+        <w:tab/>
+        <w:t>CID –FK</w:t>
+      </w:r>
+    </w:p>
+    <w:p>
+      <w:pPr>
+        <w:rPr>
+          <w:lang w:val="en-US"/>
+        </w:rPr>
+      </w:pPr>
+      <w:r>
+        <w:rPr>
+          <w:lang w:val="en-US"/>
+        </w:rPr>
+        <w:t>1</w:t>
+      </w:r>
+      <w:r>
+        <w:rPr>
+          <w:lang w:val="en-US"/>
+        </w:rPr>
+        <w:tab/>
+      </w:r>
+      <w:r>
+        <w:rPr>
+          <w:lang w:val="en-US"/>
+        </w:rPr>
+        <w:tab/>
+      </w:r>
+      <w:r>
+        <w:rPr>
+          <w:lang w:val="en-US"/>
+        </w:rPr>
+        <w:tab/>
+      </w:r>
+      <w:r>
+        <w:rPr>
+          <w:lang w:val="en-US"/>
+        </w:rPr>
+        <w:tab/>
+        <w:t>100</w:t>
+      </w:r>
+      <w:r>
+        <w:rPr>
+          <w:lang w:val="en-US"/>
+        </w:rPr>
+        <w:tab/>
+      </w:r>
+      <w:r>
+        <w:rPr>
+          <w:lang w:val="en-US"/>
+        </w:rPr>
+        <w:tab/>
+        <w:t>111</w:t>
+      </w:r>
+    </w:p>
+    <w:p>
+      <w:pPr>
+        <w:rPr>
+          <w:lang w:val="en-US"/>
+        </w:rPr>
+      </w:pPr>
+      <w:r>
+        <w:rPr>
+          <w:lang w:val="en-US"/>
+        </w:rPr>
+        <w:t>2</w:t>
+      </w:r>
+      <w:r>
+        <w:rPr>
+          <w:lang w:val="en-US"/>
+        </w:rPr>
+        <w:tab/>
+      </w:r>
+      <w:r>
+        <w:rPr>
+          <w:lang w:val="en-US"/>
+        </w:rPr>
+        <w:tab/>
+      </w:r>
+      <w:r>
+        <w:rPr>
+          <w:lang w:val="en-US"/>
+        </w:rPr>
+        <w:tab/>
+      </w:r>
+      <w:r>
+        <w:rPr>
+          <w:lang w:val="en-US"/>
+        </w:rPr>
+        <w:tab/>
+        <w:t>100</w:t>
+      </w:r>
+      <w:r>
+        <w:rPr>
+          <w:lang w:val="en-US"/>
+        </w:rPr>
+        <w:tab/>
+      </w:r>
+      <w:r>
+        <w:rPr>
+          <w:lang w:val="en-US"/>
+        </w:rPr>
+        <w:tab/>
+        <w:t>222</w:t>
+      </w:r>
+    </w:p>
+    <w:p>
+      <w:pPr>
+        <w:rPr>
+          <w:lang w:val="en-US"/>
+        </w:rPr>
+      </w:pPr>
+      <w:r>
+        <w:rPr>
+          <w:lang w:val="en-US"/>
+        </w:rPr>
+        <w:t>3</w:t>
+      </w:r>
+      <w:r>
+        <w:rPr>
+          <w:lang w:val="en-US"/>
+        </w:rPr>
+        <w:tab/>
+      </w:r>
+      <w:r>
+        <w:rPr>
+          <w:lang w:val="en-US"/>
+        </w:rPr>
+        <w:tab/>
+      </w:r>
+      <w:r>
+        <w:rPr>
+          <w:lang w:val="en-US"/>
+        </w:rPr>
+        <w:tab/>
+      </w:r>
+      <w:r>
+        <w:rPr>
+          <w:lang w:val="en-US"/>
+        </w:rPr>
+        <w:tab/>
+        <w:t>101</w:t>
+      </w:r>
+      <w:r>
+        <w:rPr>
+          <w:lang w:val="en-US"/>
+        </w:rPr>
+        <w:tab/>
+      </w:r>
+      <w:r>
+        <w:rPr>
+          <w:lang w:val="en-US"/>
+        </w:rPr>
+        <w:tab/>
+        <w:t>222</w:t>
+      </w:r>
+    </w:p>
+    <w:p>
+      <w:pPr>
+        <w:rPr>
+          <w:lang w:val="en-US"/>
+        </w:rPr>
+      </w:pPr>
+    </w:p>
+    <w:p>
+      <w:pPr>
+        <w:rPr>
+          <w:lang w:val="en-US"/>
+        </w:rPr>
+      </w:pPr>
+      <w:r>
+        <w:rPr>
+          <w:lang w:val="en-US"/>
+        </w:rPr>
         <w:t xml:space="preserve">create table </w:t>
       </w:r>
-      <w:proofErr w:type="gramStart"/>
-      <w:r>
-        <w:rPr>
-          <w:lang w:val="en-US"/>
-        </w:rPr>
-        <w:t>passport(</w:t>
-      </w:r>
-      <w:proofErr w:type="gramEnd"/>
-    </w:p>
-    <w:p>
-      <w:pPr>
-        <w:rPr>
-          <w:lang w:val="en-US"/>
-        </w:rPr>
-      </w:pPr>
-      <w:proofErr w:type="spellStart"/>
-      <w:r>
-        <w:rPr>
-          <w:highlight w:val="yellow"/>
-          <w:lang w:val="en-US"/>
-        </w:rPr>
-        <w:t>emailid</w:t>
-      </w:r>
-      <w:proofErr w:type="spellEnd"/>
-      <w:r>
-        <w:rPr>
-          <w:lang w:val="en-US"/>
-        </w:rPr>
-        <w:t xml:space="preserve"> </w:t>
-      </w:r>
-      <w:proofErr w:type="gramStart"/>
-      <w:r>
-        <w:rPr>
-          <w:lang w:val="en-US"/>
-        </w:rPr>
-        <w:t>varchar(</w:t>
-      </w:r>
-      <w:proofErr w:type="gramEnd"/>
-      <w:r>
-        <w:rPr>
-          <w:lang w:val="en-US"/>
-        </w:rPr>
-        <w:t>30) primary key,</w:t>
-      </w:r>
-    </w:p>
-    <w:p>
-      <w:pPr>
-        <w:rPr>
-          <w:lang w:val="en-US"/>
-        </w:rPr>
-      </w:pPr>
-      <w:proofErr w:type="spellStart"/>
-      <w:r>
-        <w:rPr>
-          <w:lang w:val="en-US"/>
-        </w:rPr>
-        <w:t>passortid</w:t>
-      </w:r>
-      <w:proofErr w:type="spellEnd"/>
-      <w:r>
-        <w:rPr>
-          <w:lang w:val="en-US"/>
-        </w:rPr>
-        <w:t xml:space="preserve"> </w:t>
-      </w:r>
-      <w:proofErr w:type="gramStart"/>
-      <w:r>
-        <w:rPr>
-          <w:lang w:val="en-US"/>
-        </w:rPr>
-        <w:t>varchar(</w:t>
-      </w:r>
-      <w:proofErr w:type="gramEnd"/>
-      <w:r>
-        <w:rPr>
-          <w:lang w:val="en-US"/>
-        </w:rPr>
-        <w:t xml:space="preserve">30) unique not null, </w:t>
-      </w:r>
-    </w:p>
-    <w:p>
-      <w:pPr>
-        <w:rPr>
-          <w:lang w:val="en-US"/>
-        </w:rPr>
-      </w:pPr>
-      <w:proofErr w:type="spellStart"/>
-      <w:r>
-        <w:rPr>
-          <w:lang w:val="en-US"/>
-        </w:rPr>
-        <w:t>expirydate</w:t>
-      </w:r>
-      <w:proofErr w:type="spellEnd"/>
-      <w:r>
-        <w:rPr>
-          <w:lang w:val="en-US"/>
-        </w:rPr>
-        <w:t xml:space="preserve"> date, </w:t>
+      <w:proofErr w:type="spellStart"/>
+      <w:r>
+        <w:rPr>
+          <w:lang w:val="en-US"/>
+        </w:rPr>
+        <w:t>students_courses_relationship</w:t>
+      </w:r>
+      <w:proofErr w:type="spellEnd"/>
+      <w:r>
+        <w:rPr>
+          <w:lang w:val="en-US"/>
+        </w:rPr>
+        <w:t>(</w:t>
+      </w:r>
+    </w:p>
+    <w:p>
+      <w:pPr>
+        <w:rPr>
+          <w:lang w:val="en-US"/>
+        </w:rPr>
+      </w:pPr>
+      <w:proofErr w:type="spellStart"/>
+      <w:r>
+        <w:rPr>
+          <w:lang w:val="en-US"/>
+        </w:rPr>
+        <w:t>srno</w:t>
+      </w:r>
+      <w:proofErr w:type="spellEnd"/>
+      <w:r>
+        <w:rPr>
+          <w:lang w:val="en-US"/>
+        </w:rPr>
+        <w:t xml:space="preserve"> int primary key </w:t>
+      </w:r>
+      <w:proofErr w:type="spellStart"/>
+      <w:r>
+        <w:rPr>
+          <w:lang w:val="en-US"/>
+        </w:rPr>
+        <w:t>auto_increment</w:t>
+      </w:r>
+      <w:proofErr w:type="spellEnd"/>
+      <w:r>
+        <w:rPr>
+          <w:lang w:val="en-US"/>
+        </w:rPr>
+        <w:t>,</w:t>
+      </w:r>
+    </w:p>
+    <w:p>
+      <w:pPr>
+        <w:rPr>
+          <w:lang w:val="en-US"/>
+        </w:rPr>
+      </w:pPr>
+      <w:proofErr w:type="spellStart"/>
+      <w:r>
+        <w:rPr>
+          <w:lang w:val="en-US"/>
+        </w:rPr>
+        <w:t>sid</w:t>
+      </w:r>
+      <w:proofErr w:type="spellEnd"/>
+      <w:r>
+        <w:rPr>
+          <w:lang w:val="en-US"/>
+        </w:rPr>
+        <w:t xml:space="preserve"> int, </w:t>
+      </w:r>
+    </w:p>
+    <w:p>
+      <w:pPr>
+        <w:rPr>
+          <w:lang w:val="en-US"/>
+        </w:rPr>
+      </w:pPr>
+      <w:proofErr w:type="spellStart"/>
+      <w:r>
+        <w:rPr>
+          <w:lang w:val="en-US"/>
+        </w:rPr>
+        <w:t>cid</w:t>
+      </w:r>
+      <w:proofErr w:type="spellEnd"/>
+      <w:r>
+        <w:rPr>
+          <w:lang w:val="en-US"/>
+        </w:rPr>
+        <w:t xml:space="preserve"> int,</w:t>
+      </w:r>
+    </w:p>
+    <w:p>
+      <w:pPr>
+        <w:rPr>
+          <w:lang w:val="en-US"/>
+        </w:rPr>
+      </w:pPr>
+      <w:r>
+        <w:rPr>
+          <w:lang w:val="en-US"/>
+        </w:rPr>
+        <w:t xml:space="preserve"> foreign key(</w:t>
+      </w:r>
+      <w:proofErr w:type="spellStart"/>
+      <w:r>
+        <w:rPr>
+          <w:lang w:val="en-US"/>
+        </w:rPr>
+        <w:t>sid</w:t>
+      </w:r>
+      <w:proofErr w:type="spellEnd"/>
+      <w:r>
+        <w:rPr>
+          <w:lang w:val="en-US"/>
+        </w:rPr>
+        <w:t>) references students(</w:t>
+      </w:r>
+      <w:proofErr w:type="spellStart"/>
+      <w:r>
+        <w:rPr>
+          <w:lang w:val="en-US"/>
+        </w:rPr>
+        <w:t>sid</w:t>
+      </w:r>
+      <w:proofErr w:type="spellEnd"/>
+      <w:r>
+        <w:rPr>
+          <w:lang w:val="en-US"/>
+        </w:rPr>
+        <w:t xml:space="preserve">), </w:t>
       </w:r>
     </w:p>
     <w:p>
@@ -6466,89 +5833,251 @@
       <w:proofErr w:type="spellStart"/>
       <w:r>
         <w:rPr>
-          <w:highlight w:val="yellow"/>
-          <w:lang w:val="en-US"/>
-        </w:rPr>
-        <w:t>emailid</w:t>
-      </w:r>
-      <w:proofErr w:type="spellEnd"/>
-      <w:r>
-        <w:rPr>
-          <w:lang w:val="en-US"/>
-        </w:rPr>
-        <w:t>) references person(</w:t>
-      </w:r>
-      <w:proofErr w:type="spellStart"/>
-      <w:r>
-        <w:rPr>
-          <w:lang w:val="en-US"/>
-        </w:rPr>
-        <w:t>emailid</w:t>
-      </w:r>
-      <w:proofErr w:type="spellEnd"/>
-      <w:r>
-        <w:rPr>
-          <w:lang w:val="en-US"/>
-        </w:rPr>
-        <w:t>)</w:t>
-      </w:r>
-      <w:proofErr w:type="gramStart"/>
-      <w:r>
-        <w:rPr>
-          <w:lang w:val="en-US"/>
-        </w:rPr>
-        <w:t>);</w:t>
-      </w:r>
-      <w:proofErr w:type="gramEnd"/>
-    </w:p>
-    <w:p>
-      <w:pPr>
-        <w:rPr>
-          <w:lang w:val="en-US"/>
-        </w:rPr>
-      </w:pPr>
-      <w:r>
-        <w:rPr>
-          <w:lang w:val="en-US"/>
-        </w:rPr>
-        <w:t>insert into passport values('john@gmail.com','ABC123','2026-08-10'</w:t>
-      </w:r>
-      <w:proofErr w:type="gramStart"/>
-      <w:r>
-        <w:rPr>
-          <w:lang w:val="en-US"/>
-        </w:rPr>
-        <w:t>);</w:t>
-      </w:r>
-      <w:proofErr w:type="gramEnd"/>
-    </w:p>
-    <w:p>
-      <w:pPr>
-        <w:rPr>
-          <w:lang w:val="en-US"/>
-        </w:rPr>
-      </w:pPr>
-      <w:r>
-        <w:rPr>
-          <w:lang w:val="en-US"/>
-        </w:rPr>
-        <w:t>insert into passport values('steven@gmail.com','XYZ567','2026-12-05'</w:t>
-      </w:r>
-      <w:proofErr w:type="gramStart"/>
-      <w:r>
-        <w:rPr>
-          <w:lang w:val="en-US"/>
-        </w:rPr>
-        <w:t>);</w:t>
-      </w:r>
-      <w:proofErr w:type="gramEnd"/>
-    </w:p>
-    <w:p>
-      <w:pPr>
-        <w:rPr>
-          <w:lang w:val="en-US"/>
-        </w:rPr>
-      </w:pPr>
+          <w:lang w:val="en-US"/>
+        </w:rPr>
+        <w:t>cid</w:t>
+      </w:r>
+      <w:proofErr w:type="spellEnd"/>
+      <w:r>
+        <w:rPr>
+          <w:lang w:val="en-US"/>
+        </w:rPr>
+        <w:t>) references courses(</w:t>
+      </w:r>
+      <w:proofErr w:type="spellStart"/>
+      <w:r>
+        <w:rPr>
+          <w:lang w:val="en-US"/>
+        </w:rPr>
+        <w:t>cid</w:t>
+      </w:r>
+      <w:proofErr w:type="spellEnd"/>
+      <w:r>
+        <w:rPr>
+          <w:lang w:val="en-US"/>
+        </w:rPr>
+        <w:t>));</w:t>
+      </w:r>
+    </w:p>
+    <w:p>
+      <w:pPr>
+        <w:rPr>
+          <w:lang w:val="en-US"/>
+        </w:rPr>
+      </w:pPr>
+      <w:r>
+        <w:rPr>
+          <w:lang w:val="en-US"/>
+        </w:rPr>
+        <w:lastRenderedPageBreak/>
+        <w:t xml:space="preserve">insert into </w:t>
+      </w:r>
+      <w:proofErr w:type="spellStart"/>
+      <w:r>
+        <w:rPr>
+          <w:lang w:val="en-US"/>
+        </w:rPr>
+        <w:t>students_courses_relationship</w:t>
+      </w:r>
+      <w:proofErr w:type="spellEnd"/>
+      <w:r>
+        <w:rPr>
+          <w:lang w:val="en-US"/>
+        </w:rPr>
+        <w:t>(</w:t>
+      </w:r>
+      <w:proofErr w:type="spellStart"/>
+      <w:r>
+        <w:rPr>
+          <w:lang w:val="en-US"/>
+        </w:rPr>
+        <w:t>sid,cid</w:t>
+      </w:r>
+      <w:proofErr w:type="spellEnd"/>
+      <w:r>
+        <w:rPr>
+          <w:lang w:val="en-US"/>
+        </w:rPr>
+        <w:t>) values(100,222);</w:t>
+      </w:r>
+    </w:p>
+    <w:p>
+      <w:pPr>
+        <w:rPr>
+          <w:lang w:val="en-US"/>
+        </w:rPr>
+      </w:pPr>
+      <w:r>
+        <w:rPr>
+          <w:lang w:val="en-US"/>
+        </w:rPr>
+        <w:t xml:space="preserve">insert into </w:t>
+      </w:r>
+      <w:proofErr w:type="spellStart"/>
+      <w:r>
+        <w:rPr>
+          <w:lang w:val="en-US"/>
+        </w:rPr>
+        <w:t>students_courses_relationship</w:t>
+      </w:r>
+      <w:proofErr w:type="spellEnd"/>
+      <w:r>
+        <w:rPr>
+          <w:lang w:val="en-US"/>
+        </w:rPr>
+        <w:t>(</w:t>
+      </w:r>
+      <w:proofErr w:type="spellStart"/>
+      <w:r>
+        <w:rPr>
+          <w:lang w:val="en-US"/>
+        </w:rPr>
+        <w:t>sid,cid</w:t>
+      </w:r>
+      <w:proofErr w:type="spellEnd"/>
+      <w:r>
+        <w:rPr>
+          <w:lang w:val="en-US"/>
+        </w:rPr>
+        <w:t>) values(100,222);</w:t>
+      </w:r>
+    </w:p>
+    <w:p>
+      <w:pPr>
+        <w:rPr>
+          <w:lang w:val="en-US"/>
+        </w:rPr>
+      </w:pPr>
+      <w:r>
+        <w:rPr>
+          <w:lang w:val="en-US"/>
+        </w:rPr>
+        <w:t xml:space="preserve">insert into </w:t>
+      </w:r>
+      <w:proofErr w:type="spellStart"/>
+      <w:r>
+        <w:rPr>
+          <w:lang w:val="en-US"/>
+        </w:rPr>
+        <w:t>students_courses_relationship</w:t>
+      </w:r>
+      <w:proofErr w:type="spellEnd"/>
+      <w:r>
+        <w:rPr>
+          <w:lang w:val="en-US"/>
+        </w:rPr>
+        <w:t>(</w:t>
+      </w:r>
+      <w:proofErr w:type="spellStart"/>
+      <w:r>
+        <w:rPr>
+          <w:lang w:val="en-US"/>
+        </w:rPr>
+        <w:t>sid,cid</w:t>
+      </w:r>
+      <w:proofErr w:type="spellEnd"/>
+      <w:r>
+        <w:rPr>
+          <w:lang w:val="en-US"/>
+        </w:rPr>
+        <w:t>) values(101,111);</w:t>
+      </w:r>
+    </w:p>
+    <w:p>
+      <w:pPr>
+        <w:rPr>
+          <w:lang w:val="en-US"/>
+        </w:rPr>
+      </w:pPr>
+      <w:r>
+        <w:rPr>
+          <w:lang w:val="en-US"/>
+        </w:rPr>
+        <w:t xml:space="preserve">insert into </w:t>
+      </w:r>
+      <w:proofErr w:type="spellStart"/>
+      <w:r>
+        <w:rPr>
+          <w:lang w:val="en-US"/>
+        </w:rPr>
+        <w:t>students_courses_relationship</w:t>
+      </w:r>
+      <w:proofErr w:type="spellEnd"/>
+      <w:r>
+        <w:rPr>
+          <w:lang w:val="en-US"/>
+        </w:rPr>
+        <w:t>(</w:t>
+      </w:r>
+      <w:proofErr w:type="spellStart"/>
+      <w:r>
+        <w:rPr>
+          <w:lang w:val="en-US"/>
+        </w:rPr>
+        <w:t>sid,cid</w:t>
+      </w:r>
+      <w:proofErr w:type="spellEnd"/>
+      <w:r>
+        <w:rPr>
+          <w:lang w:val="en-US"/>
+        </w:rPr>
+        <w:t>) values(103,11);</w:t>
+      </w:r>
+      <w:r>
+        <w:rPr>
+          <w:lang w:val="en-US"/>
+        </w:rPr>
+        <w:tab/>
+        <w:t xml:space="preserve">error </w:t>
+      </w:r>
+    </w:p>
+    <w:p>
+      <w:pPr>
+        <w:rPr>
+          <w:lang w:val="en-US"/>
+        </w:rPr>
+      </w:pPr>
+      <w:r>
+        <w:rPr>
+          <w:lang w:val="en-US"/>
+        </w:rPr>
+        <w:t xml:space="preserve">insert into </w:t>
+      </w:r>
+      <w:proofErr w:type="spellStart"/>
+      <w:r>
+        <w:rPr>
+          <w:lang w:val="en-US"/>
+        </w:rPr>
+        <w:t>students_courses_relationship</w:t>
+      </w:r>
+      <w:proofErr w:type="spellEnd"/>
+      <w:r>
+        <w:rPr>
+          <w:lang w:val="en-US"/>
+        </w:rPr>
+        <w:t>(</w:t>
+      </w:r>
+      <w:proofErr w:type="spellStart"/>
+      <w:r>
+        <w:rPr>
+          <w:lang w:val="en-US"/>
+        </w:rPr>
+        <w:t>sid,cid</w:t>
+      </w:r>
+      <w:proofErr w:type="spellEnd"/>
+      <w:r>
+        <w:rPr>
+          <w:lang w:val="en-US"/>
+        </w:rPr>
+        <w:t>) values(101,333);</w:t>
+      </w:r>
+      <w:r>
+        <w:rPr>
+          <w:lang w:val="en-US"/>
+        </w:rPr>
+        <w:tab/>
+        <w:t xml:space="preserve">error </w:t>
+      </w:r>
     </w:p>
     <w:p>
       <w:pPr>

--- a/FSD MERN - Designing and Managing Databases with MongoDB/FSD - Designing and Managing Databases with MongoDB - Day 4 - 23-04-206.docx
+++ b/FSD MERN - Designing and Managing Databases with MongoDB/FSD - Designing and Managing Databases with MongoDB - Day 4 - 23-04-206.docx
@@ -57,6 +57,7 @@
           <w:lang w:val="en-US"/>
         </w:rPr>
       </w:pPr>
+      <w:proofErr w:type="gramStart"/>
       <w:r>
         <w:rPr>
           <w:b/>
@@ -71,7 +72,16 @@
           <w:bCs/>
           <w:lang w:val="en-US"/>
         </w:rPr>
-        <w:t xml:space="preserve"> : </w:t>
+        <w:t xml:space="preserve"> :</w:t>
+      </w:r>
+      <w:proofErr w:type="gramEnd"/>
+      <w:r>
+        <w:rPr>
+          <w:b/>
+          <w:bCs/>
+          <w:lang w:val="en-US"/>
+        </w:rPr>
+        <w:t xml:space="preserve"> </w:t>
       </w:r>
       <w:r>
         <w:rPr>
@@ -86,12 +96,14 @@
           <w:lang w:val="en-US"/>
         </w:rPr>
       </w:pPr>
+      <w:proofErr w:type="gramStart"/>
       <w:r>
         <w:rPr>
           <w:lang w:val="en-US"/>
         </w:rPr>
         <w:t>Create :</w:t>
       </w:r>
+      <w:proofErr w:type="gramEnd"/>
     </w:p>
     <w:p>
       <w:pPr>
@@ -140,7 +152,21 @@
         <w:rPr>
           <w:lang w:val="en-US"/>
         </w:rPr>
-        <w:t xml:space="preserve">Int (int is data type which help to store number without decimal) </w:t>
+        <w:t xml:space="preserve">Int (int is data type which </w:t>
+      </w:r>
+      <w:proofErr w:type="gramStart"/>
+      <w:r>
+        <w:rPr>
+          <w:lang w:val="en-US"/>
+        </w:rPr>
+        <w:t>help</w:t>
+      </w:r>
+      <w:proofErr w:type="gramEnd"/>
+      <w:r>
+        <w:rPr>
+          <w:lang w:val="en-US"/>
+        </w:rPr>
+        <w:t xml:space="preserve"> to store number without decimal) </w:t>
       </w:r>
       <w:r>
         <w:rPr>
@@ -152,7 +178,21 @@
         <w:rPr>
           <w:lang w:val="en-US"/>
         </w:rPr>
-        <w:t xml:space="preserve"> Primary Key(column doesn’t allow duplicate as well as null (empty) value). </w:t>
+        <w:t xml:space="preserve"> Primary </w:t>
+      </w:r>
+      <w:proofErr w:type="gramStart"/>
+      <w:r>
+        <w:rPr>
+          <w:lang w:val="en-US"/>
+        </w:rPr>
+        <w:t>Key(</w:t>
+      </w:r>
+      <w:proofErr w:type="gramEnd"/>
+      <w:r>
+        <w:rPr>
+          <w:lang w:val="en-US"/>
+        </w:rPr>
+        <w:t xml:space="preserve">column doesn’t allow duplicate as well as null (empty) value). </w:t>
       </w:r>
     </w:p>
     <w:p>
@@ -177,7 +217,63 @@
         <w:rPr>
           <w:lang w:val="en-US"/>
         </w:rPr>
-        <w:t xml:space="preserve"> varchar(25) : it is use to store string value with maximum number of character is 25.  Not null (means we need enter name value mandatory). </w:t>
+        <w:t xml:space="preserve"> </w:t>
+      </w:r>
+      <w:proofErr w:type="gramStart"/>
+      <w:r>
+        <w:rPr>
+          <w:lang w:val="en-US"/>
+        </w:rPr>
+        <w:t>varchar(</w:t>
+      </w:r>
+      <w:proofErr w:type="gramEnd"/>
+      <w:r>
+        <w:rPr>
+          <w:lang w:val="en-US"/>
+        </w:rPr>
+        <w:t>25</w:t>
+      </w:r>
+      <w:proofErr w:type="gramStart"/>
+      <w:r>
+        <w:rPr>
+          <w:lang w:val="en-US"/>
+        </w:rPr>
+        <w:t>) :</w:t>
+      </w:r>
+      <w:proofErr w:type="gramEnd"/>
+      <w:r>
+        <w:rPr>
+          <w:lang w:val="en-US"/>
+        </w:rPr>
+        <w:t xml:space="preserve"> it is </w:t>
+      </w:r>
+      <w:proofErr w:type="gramStart"/>
+      <w:r>
+        <w:rPr>
+          <w:lang w:val="en-US"/>
+        </w:rPr>
+        <w:t>use</w:t>
+      </w:r>
+      <w:proofErr w:type="gramEnd"/>
+      <w:r>
+        <w:rPr>
+          <w:lang w:val="en-US"/>
+        </w:rPr>
+        <w:t xml:space="preserve"> to store string value with maximum number of </w:t>
+      </w:r>
+      <w:proofErr w:type="gramStart"/>
+      <w:r>
+        <w:rPr>
+          <w:lang w:val="en-US"/>
+        </w:rPr>
+        <w:t>character</w:t>
+      </w:r>
+      <w:proofErr w:type="gramEnd"/>
+      <w:r>
+        <w:rPr>
+          <w:lang w:val="en-US"/>
+        </w:rPr>
+        <w:t xml:space="preserve"> is 25.  Not null (means we need enter name value mandatory). </w:t>
       </w:r>
     </w:p>
     <w:p>
@@ -202,16 +298,31 @@
         <w:rPr>
           <w:lang w:val="en-US"/>
         </w:rPr>
-        <w:t xml:space="preserve"> float (float is data type is use to store value with decimal)</w:t>
-      </w:r>
-    </w:p>
-    <w:p>
-      <w:pPr>
-        <w:rPr>
-          <w:lang w:val="en-US"/>
-        </w:rPr>
-      </w:pPr>
-      <w:proofErr w:type="spellStart"/>
+        <w:t xml:space="preserve"> float (float is data type is </w:t>
+      </w:r>
+      <w:proofErr w:type="gramStart"/>
+      <w:r>
+        <w:rPr>
+          <w:lang w:val="en-US"/>
+        </w:rPr>
+        <w:t>use</w:t>
+      </w:r>
+      <w:proofErr w:type="gramEnd"/>
+      <w:r>
+        <w:rPr>
+          <w:lang w:val="en-US"/>
+        </w:rPr>
+        <w:t xml:space="preserve"> to store value with decimal)</w:t>
+      </w:r>
+    </w:p>
+    <w:p>
+      <w:pPr>
+        <w:rPr>
+          <w:lang w:val="en-US"/>
+        </w:rPr>
+      </w:pPr>
+      <w:proofErr w:type="spellStart"/>
+      <w:proofErr w:type="gramStart"/>
       <w:r>
         <w:rPr>
           <w:lang w:val="en-US"/>
@@ -223,7 +334,28 @@
         <w:rPr>
           <w:lang w:val="en-US"/>
         </w:rPr>
-        <w:t xml:space="preserve"> : varchar(30) unique key (column doesn’t allow duplicate but can allow null (empty) value).</w:t>
+        <w:t xml:space="preserve"> :</w:t>
+      </w:r>
+      <w:proofErr w:type="gramEnd"/>
+      <w:r>
+        <w:rPr>
+          <w:lang w:val="en-US"/>
+        </w:rPr>
+        <w:t xml:space="preserve"> </w:t>
+      </w:r>
+      <w:proofErr w:type="gramStart"/>
+      <w:r>
+        <w:rPr>
+          <w:lang w:val="en-US"/>
+        </w:rPr>
+        <w:t>varchar(</w:t>
+      </w:r>
+      <w:proofErr w:type="gramEnd"/>
+      <w:r>
+        <w:rPr>
+          <w:lang w:val="en-US"/>
+        </w:rPr>
+        <w:t>30) unique key (column doesn’t allow duplicate but can allow null (empty) value).</w:t>
       </w:r>
     </w:p>
     <w:p>
@@ -266,6 +398,7 @@
         <w:t xml:space="preserve">create table </w:t>
       </w:r>
       <w:proofErr w:type="spellStart"/>
+      <w:proofErr w:type="gramStart"/>
       <w:r>
         <w:rPr>
           <w:lang w:val="en-US"/>
@@ -279,6 +412,7 @@
         </w:rPr>
         <w:t>(</w:t>
       </w:r>
+      <w:proofErr w:type="gramEnd"/>
     </w:p>
     <w:p>
       <w:pPr>
@@ -319,28 +453,44 @@
         <w:rPr>
           <w:lang w:val="en-US"/>
         </w:rPr>
-        <w:t xml:space="preserve"> datatype key);</w:t>
-      </w:r>
-    </w:p>
-    <w:p>
-      <w:pPr>
-        <w:rPr>
-          <w:lang w:val="en-US"/>
-        </w:rPr>
-      </w:pPr>
-    </w:p>
-    <w:p>
-      <w:pPr>
-        <w:rPr>
-          <w:lang w:val="en-US"/>
-        </w:rPr>
-      </w:pPr>
-      <w:r>
-        <w:rPr>
-          <w:lang w:val="en-US"/>
-        </w:rPr>
-        <w:t>create table emp(</w:t>
-      </w:r>
+        <w:t xml:space="preserve"> datatype key</w:t>
+      </w:r>
+      <w:proofErr w:type="gramStart"/>
+      <w:r>
+        <w:rPr>
+          <w:lang w:val="en-US"/>
+        </w:rPr>
+        <w:t>);</w:t>
+      </w:r>
+      <w:proofErr w:type="gramEnd"/>
+    </w:p>
+    <w:p>
+      <w:pPr>
+        <w:rPr>
+          <w:lang w:val="en-US"/>
+        </w:rPr>
+      </w:pPr>
+    </w:p>
+    <w:p>
+      <w:pPr>
+        <w:rPr>
+          <w:lang w:val="en-US"/>
+        </w:rPr>
+      </w:pPr>
+      <w:r>
+        <w:rPr>
+          <w:lang w:val="en-US"/>
+        </w:rPr>
+        <w:t xml:space="preserve">create table </w:t>
+      </w:r>
+      <w:proofErr w:type="gramStart"/>
+      <w:r>
+        <w:rPr>
+          <w:lang w:val="en-US"/>
+        </w:rPr>
+        <w:t>emp(</w:t>
+      </w:r>
+      <w:proofErr w:type="gramEnd"/>
     </w:p>
     <w:p>
       <w:pPr>
@@ -381,7 +531,21 @@
         <w:rPr>
           <w:lang w:val="en-US"/>
         </w:rPr>
-        <w:t xml:space="preserve"> varchar(30) not null, </w:t>
+        <w:t xml:space="preserve"> </w:t>
+      </w:r>
+      <w:proofErr w:type="gramStart"/>
+      <w:r>
+        <w:rPr>
+          <w:lang w:val="en-US"/>
+        </w:rPr>
+        <w:t>varchar(</w:t>
+      </w:r>
+      <w:proofErr w:type="gramEnd"/>
+      <w:r>
+        <w:rPr>
+          <w:lang w:val="en-US"/>
+        </w:rPr>
+        <w:t xml:space="preserve">30) not null, </w:t>
       </w:r>
     </w:p>
     <w:p>
@@ -415,28 +579,58 @@
         <w:rPr>
           <w:lang w:val="en-US"/>
         </w:rPr>
-        <w:t xml:space="preserve"> varchar(30) unique);</w:t>
-      </w:r>
-    </w:p>
-    <w:p>
-      <w:pPr>
-        <w:rPr>
-          <w:lang w:val="en-US"/>
-        </w:rPr>
-      </w:pPr>
-    </w:p>
-    <w:p>
-      <w:pPr>
-        <w:rPr>
-          <w:lang w:val="en-US"/>
-        </w:rPr>
-      </w:pPr>
-      <w:r>
-        <w:rPr>
-          <w:lang w:val="en-US"/>
-        </w:rPr>
-        <w:t>desc emp;</w:t>
-      </w:r>
+        <w:t xml:space="preserve"> </w:t>
+      </w:r>
+      <w:proofErr w:type="gramStart"/>
+      <w:r>
+        <w:rPr>
+          <w:lang w:val="en-US"/>
+        </w:rPr>
+        <w:t>varchar(</w:t>
+      </w:r>
+      <w:proofErr w:type="gramEnd"/>
+      <w:r>
+        <w:rPr>
+          <w:lang w:val="en-US"/>
+        </w:rPr>
+        <w:t>30) unique</w:t>
+      </w:r>
+      <w:proofErr w:type="gramStart"/>
+      <w:r>
+        <w:rPr>
+          <w:lang w:val="en-US"/>
+        </w:rPr>
+        <w:t>);</w:t>
+      </w:r>
+      <w:proofErr w:type="gramEnd"/>
+    </w:p>
+    <w:p>
+      <w:pPr>
+        <w:rPr>
+          <w:lang w:val="en-US"/>
+        </w:rPr>
+      </w:pPr>
+    </w:p>
+    <w:p>
+      <w:pPr>
+        <w:rPr>
+          <w:lang w:val="en-US"/>
+        </w:rPr>
+      </w:pPr>
+      <w:r>
+        <w:rPr>
+          <w:lang w:val="en-US"/>
+        </w:rPr>
+        <w:t xml:space="preserve">desc </w:t>
+      </w:r>
+      <w:proofErr w:type="gramStart"/>
+      <w:r>
+        <w:rPr>
+          <w:lang w:val="en-US"/>
+        </w:rPr>
+        <w:t>emp;</w:t>
+      </w:r>
+      <w:proofErr w:type="gramEnd"/>
     </w:p>
     <w:p>
       <w:pPr>
@@ -520,8 +714,44 @@
         <w:rPr>
           <w:lang w:val="en-US"/>
         </w:rPr>
-        <w:t>(c1,c2,c3) values(v1,v2,v3);</w:t>
-      </w:r>
+        <w:t>(c</w:t>
+      </w:r>
+      <w:proofErr w:type="gramStart"/>
+      <w:r>
+        <w:rPr>
+          <w:lang w:val="en-US"/>
+        </w:rPr>
+        <w:t>1,c2,c</w:t>
+      </w:r>
+      <w:proofErr w:type="gramEnd"/>
+      <w:r>
+        <w:rPr>
+          <w:lang w:val="en-US"/>
+        </w:rPr>
+        <w:t>3) values(v</w:t>
+      </w:r>
+      <w:proofErr w:type="gramStart"/>
+      <w:r>
+        <w:rPr>
+          <w:lang w:val="en-US"/>
+        </w:rPr>
+        <w:t>1,v2,v</w:t>
+      </w:r>
+      <w:proofErr w:type="gramEnd"/>
+      <w:r>
+        <w:rPr>
+          <w:lang w:val="en-US"/>
+        </w:rPr>
+        <w:t>3</w:t>
+      </w:r>
+      <w:proofErr w:type="gramStart"/>
+      <w:r>
+        <w:rPr>
+          <w:lang w:val="en-US"/>
+        </w:rPr>
+        <w:t>);</w:t>
+      </w:r>
+      <w:proofErr w:type="gramEnd"/>
     </w:p>
     <w:p>
       <w:pPr>
@@ -543,19 +773,57 @@
         <w:t>insert into emp(</w:t>
       </w:r>
       <w:proofErr w:type="spellStart"/>
-      <w:r>
-        <w:rPr>
-          <w:lang w:val="en-US"/>
-        </w:rPr>
-        <w:t>eid,ename,salary,emailid</w:t>
-      </w:r>
-      <w:proofErr w:type="spellEnd"/>
-      <w:r>
-        <w:rPr>
-          <w:lang w:val="en-US"/>
-        </w:rPr>
-        <w:t>) values(100,'John',24000,'john@gmail.com');</w:t>
-      </w:r>
+      <w:proofErr w:type="gramStart"/>
+      <w:r>
+        <w:rPr>
+          <w:lang w:val="en-US"/>
+        </w:rPr>
+        <w:t>eid,ename</w:t>
+      </w:r>
+      <w:proofErr w:type="gramEnd"/>
+      <w:r>
+        <w:rPr>
+          <w:lang w:val="en-US"/>
+        </w:rPr>
+        <w:t>,</w:t>
+      </w:r>
+      <w:proofErr w:type="gramStart"/>
+      <w:r>
+        <w:rPr>
+          <w:lang w:val="en-US"/>
+        </w:rPr>
+        <w:t>salary,emailid</w:t>
+      </w:r>
+      <w:proofErr w:type="spellEnd"/>
+      <w:proofErr w:type="gramEnd"/>
+      <w:r>
+        <w:rPr>
+          <w:lang w:val="en-US"/>
+        </w:rPr>
+        <w:t>) values(100,'John',</w:t>
+      </w:r>
+      <w:proofErr w:type="gramStart"/>
+      <w:r>
+        <w:rPr>
+          <w:lang w:val="en-US"/>
+        </w:rPr>
+        <w:t>24000,'john@gmail.com</w:t>
+      </w:r>
+      <w:proofErr w:type="gramEnd"/>
+      <w:r>
+        <w:rPr>
+          <w:lang w:val="en-US"/>
+        </w:rPr>
+        <w:t>'</w:t>
+      </w:r>
+      <w:proofErr w:type="gramStart"/>
+      <w:r>
+        <w:rPr>
+          <w:lang w:val="en-US"/>
+        </w:rPr>
+        <w:t>);</w:t>
+      </w:r>
+      <w:proofErr w:type="gramEnd"/>
     </w:p>
     <w:p>
       <w:pPr>
@@ -570,19 +838,57 @@
         <w:t>insert into emp(</w:t>
       </w:r>
       <w:proofErr w:type="spellStart"/>
-      <w:r>
-        <w:rPr>
-          <w:lang w:val="en-US"/>
-        </w:rPr>
-        <w:t>eid,ename,salary,emailid</w:t>
-      </w:r>
-      <w:proofErr w:type="spellEnd"/>
-      <w:r>
-        <w:rPr>
-          <w:lang w:val="en-US"/>
-        </w:rPr>
-        <w:t>) values(101,'Bob',21000,'bob@gmail.com');</w:t>
-      </w:r>
+      <w:proofErr w:type="gramStart"/>
+      <w:r>
+        <w:rPr>
+          <w:lang w:val="en-US"/>
+        </w:rPr>
+        <w:t>eid,ename</w:t>
+      </w:r>
+      <w:proofErr w:type="gramEnd"/>
+      <w:r>
+        <w:rPr>
+          <w:lang w:val="en-US"/>
+        </w:rPr>
+        <w:t>,</w:t>
+      </w:r>
+      <w:proofErr w:type="gramStart"/>
+      <w:r>
+        <w:rPr>
+          <w:lang w:val="en-US"/>
+        </w:rPr>
+        <w:t>salary,emailid</w:t>
+      </w:r>
+      <w:proofErr w:type="spellEnd"/>
+      <w:proofErr w:type="gramEnd"/>
+      <w:r>
+        <w:rPr>
+          <w:lang w:val="en-US"/>
+        </w:rPr>
+        <w:t>) values(101,'Bob',</w:t>
+      </w:r>
+      <w:proofErr w:type="gramStart"/>
+      <w:r>
+        <w:rPr>
+          <w:lang w:val="en-US"/>
+        </w:rPr>
+        <w:t>21000,'bob@gmail.com</w:t>
+      </w:r>
+      <w:proofErr w:type="gramEnd"/>
+      <w:r>
+        <w:rPr>
+          <w:lang w:val="en-US"/>
+        </w:rPr>
+        <w:t>'</w:t>
+      </w:r>
+      <w:proofErr w:type="gramStart"/>
+      <w:r>
+        <w:rPr>
+          <w:lang w:val="en-US"/>
+        </w:rPr>
+        <w:t>);</w:t>
+      </w:r>
+      <w:proofErr w:type="gramEnd"/>
     </w:p>
     <w:p>
       <w:pPr>
@@ -597,19 +903,35 @@
         <w:t>insert into emp(</w:t>
       </w:r>
       <w:proofErr w:type="spellStart"/>
-      <w:r>
-        <w:rPr>
-          <w:lang w:val="en-US"/>
-        </w:rPr>
-        <w:t>eid,ename,salary</w:t>
-      </w:r>
-      <w:proofErr w:type="spellEnd"/>
-      <w:r>
-        <w:rPr>
-          <w:lang w:val="en-US"/>
-        </w:rPr>
-        <w:t>) values(102,'Alice',18000);</w:t>
-      </w:r>
+      <w:proofErr w:type="gramStart"/>
+      <w:r>
+        <w:rPr>
+          <w:lang w:val="en-US"/>
+        </w:rPr>
+        <w:t>eid,ename</w:t>
+      </w:r>
+      <w:proofErr w:type="gramEnd"/>
+      <w:r>
+        <w:rPr>
+          <w:lang w:val="en-US"/>
+        </w:rPr>
+        <w:t>,salary</w:t>
+      </w:r>
+      <w:proofErr w:type="spellEnd"/>
+      <w:r>
+        <w:rPr>
+          <w:lang w:val="en-US"/>
+        </w:rPr>
+        <w:t>) values(102,'Alice',18000</w:t>
+      </w:r>
+      <w:proofErr w:type="gramStart"/>
+      <w:r>
+        <w:rPr>
+          <w:lang w:val="en-US"/>
+        </w:rPr>
+        <w:t>);</w:t>
+      </w:r>
+      <w:proofErr w:type="gramEnd"/>
     </w:p>
     <w:p>
       <w:pPr>
@@ -624,6 +946,7 @@
         <w:t>insert into emp(</w:t>
       </w:r>
       <w:proofErr w:type="spellStart"/>
+      <w:proofErr w:type="gramStart"/>
       <w:r>
         <w:rPr>
           <w:lang w:val="en-US"/>
@@ -631,12 +954,21 @@
         <w:t>eid,ename</w:t>
       </w:r>
       <w:proofErr w:type="spellEnd"/>
-      <w:r>
-        <w:rPr>
-          <w:lang w:val="en-US"/>
-        </w:rPr>
-        <w:t>) values(103,'Charlie');</w:t>
-      </w:r>
+      <w:proofErr w:type="gramEnd"/>
+      <w:r>
+        <w:rPr>
+          <w:lang w:val="en-US"/>
+        </w:rPr>
+        <w:t>) values(103,'Charlie'</w:t>
+      </w:r>
+      <w:proofErr w:type="gramStart"/>
+      <w:r>
+        <w:rPr>
+          <w:lang w:val="en-US"/>
+        </w:rPr>
+        <w:t>);</w:t>
+      </w:r>
+      <w:proofErr w:type="gramEnd"/>
     </w:p>
     <w:p>
       <w:pPr>
@@ -651,32 +983,84 @@
         <w:t>insert into emp(</w:t>
       </w:r>
       <w:proofErr w:type="spellStart"/>
-      <w:r>
-        <w:rPr>
-          <w:lang w:val="en-US"/>
-        </w:rPr>
-        <w:t>eid,ename,emailid</w:t>
-      </w:r>
-      <w:proofErr w:type="spellEnd"/>
-      <w:r>
-        <w:rPr>
-          <w:lang w:val="en-US"/>
-        </w:rPr>
-        <w:t>) values(105,'Elie','Elie@gmail.com');</w:t>
-      </w:r>
-    </w:p>
-    <w:p>
-      <w:pPr>
-        <w:rPr>
-          <w:lang w:val="en-US"/>
-        </w:rPr>
-      </w:pPr>
-      <w:r>
-        <w:rPr>
-          <w:lang w:val="en-US"/>
-        </w:rPr>
-        <w:t>insert into emp values(106,'Steven',28000,'steven@gmail.com');</w:t>
-      </w:r>
+      <w:proofErr w:type="gramStart"/>
+      <w:r>
+        <w:rPr>
+          <w:lang w:val="en-US"/>
+        </w:rPr>
+        <w:t>eid,ename</w:t>
+      </w:r>
+      <w:proofErr w:type="gramEnd"/>
+      <w:r>
+        <w:rPr>
+          <w:lang w:val="en-US"/>
+        </w:rPr>
+        <w:t>,emailid</w:t>
+      </w:r>
+      <w:proofErr w:type="spellEnd"/>
+      <w:r>
+        <w:rPr>
+          <w:lang w:val="en-US"/>
+        </w:rPr>
+        <w:t>) values(105,'Elie</w:t>
+      </w:r>
+      <w:proofErr w:type="gramStart"/>
+      <w:r>
+        <w:rPr>
+          <w:lang w:val="en-US"/>
+        </w:rPr>
+        <w:t>','Elie@gmail.com</w:t>
+      </w:r>
+      <w:proofErr w:type="gramEnd"/>
+      <w:r>
+        <w:rPr>
+          <w:lang w:val="en-US"/>
+        </w:rPr>
+        <w:t>'</w:t>
+      </w:r>
+      <w:proofErr w:type="gramStart"/>
+      <w:r>
+        <w:rPr>
+          <w:lang w:val="en-US"/>
+        </w:rPr>
+        <w:t>);</w:t>
+      </w:r>
+      <w:proofErr w:type="gramEnd"/>
+    </w:p>
+    <w:p>
+      <w:pPr>
+        <w:rPr>
+          <w:lang w:val="en-US"/>
+        </w:rPr>
+      </w:pPr>
+      <w:r>
+        <w:rPr>
+          <w:lang w:val="en-US"/>
+        </w:rPr>
+        <w:t>insert into emp values(106,'Steven',</w:t>
+      </w:r>
+      <w:proofErr w:type="gramStart"/>
+      <w:r>
+        <w:rPr>
+          <w:lang w:val="en-US"/>
+        </w:rPr>
+        <w:t>28000,'steven@gmail.com</w:t>
+      </w:r>
+      <w:proofErr w:type="gramEnd"/>
+      <w:r>
+        <w:rPr>
+          <w:lang w:val="en-US"/>
+        </w:rPr>
+        <w:t>'</w:t>
+      </w:r>
+      <w:proofErr w:type="gramStart"/>
+      <w:r>
+        <w:rPr>
+          <w:lang w:val="en-US"/>
+        </w:rPr>
+        <w:t>);</w:t>
+      </w:r>
+      <w:proofErr w:type="gramEnd"/>
     </w:p>
     <w:p>
       <w:pPr>
@@ -715,45 +1099,63 @@
         <w:rPr>
           <w:lang w:val="en-US"/>
         </w:rPr>
-        <w:t>select * from emp;</w:t>
-      </w:r>
-    </w:p>
-    <w:p>
-      <w:pPr>
-        <w:rPr>
-          <w:lang w:val="en-US"/>
-        </w:rPr>
-      </w:pPr>
-    </w:p>
-    <w:p>
-      <w:pPr>
-        <w:rPr>
-          <w:b/>
-          <w:bCs/>
-          <w:lang w:val="en-US"/>
-        </w:rPr>
-      </w:pPr>
-      <w:r>
-        <w:rPr>
-          <w:b/>
-          <w:bCs/>
-          <w:lang w:val="en-US"/>
-        </w:rPr>
-        <w:t>Update Query :</w:t>
-      </w:r>
-    </w:p>
-    <w:p>
-      <w:pPr>
-        <w:rPr>
-          <w:lang w:val="en-US"/>
-        </w:rPr>
-      </w:pPr>
-      <w:r>
-        <w:rPr>
+        <w:t xml:space="preserve">select * from </w:t>
+      </w:r>
+      <w:proofErr w:type="gramStart"/>
+      <w:r>
+        <w:rPr>
+          <w:lang w:val="en-US"/>
+        </w:rPr>
+        <w:t>emp;</w:t>
+      </w:r>
+      <w:proofErr w:type="gramEnd"/>
+    </w:p>
+    <w:p>
+      <w:pPr>
+        <w:rPr>
+          <w:lang w:val="en-US"/>
+        </w:rPr>
+      </w:pPr>
+    </w:p>
+    <w:p>
+      <w:pPr>
+        <w:rPr>
+          <w:b/>
+          <w:bCs/>
+          <w:lang w:val="en-US"/>
+        </w:rPr>
+      </w:pPr>
+      <w:r>
+        <w:rPr>
+          <w:b/>
+          <w:bCs/>
           <w:lang w:val="en-US"/>
         </w:rPr>
         <w:t xml:space="preserve">Update </w:t>
       </w:r>
+      <w:proofErr w:type="gramStart"/>
+      <w:r>
+        <w:rPr>
+          <w:b/>
+          <w:bCs/>
+          <w:lang w:val="en-US"/>
+        </w:rPr>
+        <w:t>Query :</w:t>
+      </w:r>
+      <w:proofErr w:type="gramEnd"/>
+    </w:p>
+    <w:p>
+      <w:pPr>
+        <w:rPr>
+          <w:lang w:val="en-US"/>
+        </w:rPr>
+      </w:pPr>
+      <w:r>
+        <w:rPr>
+          <w:lang w:val="en-US"/>
+        </w:rPr>
+        <w:t xml:space="preserve">Update </w:t>
+      </w:r>
       <w:proofErr w:type="spellStart"/>
       <w:r>
         <w:rPr>
@@ -780,33 +1182,69 @@
         <w:rPr>
           <w:lang w:val="en-US"/>
         </w:rPr>
-        <w:t xml:space="preserve"> = value;</w:t>
-      </w:r>
-    </w:p>
-    <w:p>
-      <w:pPr>
-        <w:rPr>
-          <w:lang w:val="en-US"/>
-        </w:rPr>
-      </w:pPr>
-      <w:r>
-        <w:rPr>
-          <w:lang w:val="en-US"/>
-        </w:rPr>
-        <w:t>update emp set salary = 25000;</w:t>
-      </w:r>
-      <w:r>
-        <w:rPr>
-          <w:lang w:val="en-US"/>
-        </w:rPr>
-        <w:tab/>
-      </w:r>
-      <w:r>
-        <w:rPr>
-          <w:lang w:val="en-US"/>
-        </w:rPr>
-        <w:tab/>
-        <w:t xml:space="preserve">all employee salary update to 25000 </w:t>
+        <w:t xml:space="preserve"> = </w:t>
+      </w:r>
+      <w:proofErr w:type="gramStart"/>
+      <w:r>
+        <w:rPr>
+          <w:lang w:val="en-US"/>
+        </w:rPr>
+        <w:t>value;</w:t>
+      </w:r>
+      <w:proofErr w:type="gramEnd"/>
+    </w:p>
+    <w:p>
+      <w:pPr>
+        <w:rPr>
+          <w:lang w:val="en-US"/>
+        </w:rPr>
+      </w:pPr>
+      <w:r>
+        <w:rPr>
+          <w:lang w:val="en-US"/>
+        </w:rPr>
+        <w:t>update emp set salary = 25000</w:t>
+      </w:r>
+      <w:proofErr w:type="gramStart"/>
+      <w:r>
+        <w:rPr>
+          <w:lang w:val="en-US"/>
+        </w:rPr>
+        <w:t>;</w:t>
+      </w:r>
+      <w:r>
+        <w:rPr>
+          <w:lang w:val="en-US"/>
+        </w:rPr>
+        <w:tab/>
+      </w:r>
+      <w:r>
+        <w:rPr>
+          <w:lang w:val="en-US"/>
+        </w:rPr>
+        <w:tab/>
+        <w:t>all</w:t>
+      </w:r>
+      <w:proofErr w:type="gramEnd"/>
+      <w:r>
+        <w:rPr>
+          <w:lang w:val="en-US"/>
+        </w:rPr>
+        <w:t xml:space="preserve"> employee salary </w:t>
+      </w:r>
+      <w:proofErr w:type="gramStart"/>
+      <w:r>
+        <w:rPr>
+          <w:lang w:val="en-US"/>
+        </w:rPr>
+        <w:t>update</w:t>
+      </w:r>
+      <w:proofErr w:type="gramEnd"/>
+      <w:r>
+        <w:rPr>
+          <w:lang w:val="en-US"/>
+        </w:rPr>
+        <w:t xml:space="preserve"> to 25000 </w:t>
       </w:r>
     </w:p>
     <w:p>
@@ -846,8 +1284,16 @@
         <w:rPr>
           <w:lang w:val="en-US"/>
         </w:rPr>
-        <w:t>=100;</w:t>
-      </w:r>
+        <w:t>=</w:t>
+      </w:r>
+      <w:proofErr w:type="gramStart"/>
+      <w:r>
+        <w:rPr>
+          <w:lang w:val="en-US"/>
+        </w:rPr>
+        <w:t>100;</w:t>
+      </w:r>
+      <w:proofErr w:type="gramEnd"/>
     </w:p>
     <w:p>
       <w:pPr>
@@ -873,8 +1319,16 @@
         <w:rPr>
           <w:lang w:val="en-US"/>
         </w:rPr>
-        <w:t>='bob@gmail.com';</w:t>
-      </w:r>
+        <w:t>='bob@gmail.com</w:t>
+      </w:r>
+      <w:proofErr w:type="gramStart"/>
+      <w:r>
+        <w:rPr>
+          <w:lang w:val="en-US"/>
+        </w:rPr>
+        <w:t>';</w:t>
+      </w:r>
+      <w:proofErr w:type="gramEnd"/>
     </w:p>
     <w:p>
       <w:pPr>
@@ -914,8 +1368,16 @@
         <w:rPr>
           <w:lang w:val="en-US"/>
         </w:rPr>
-        <w:t>=102;</w:t>
-      </w:r>
+        <w:t>=</w:t>
+      </w:r>
+      <w:proofErr w:type="gramStart"/>
+      <w:r>
+        <w:rPr>
+          <w:lang w:val="en-US"/>
+        </w:rPr>
+        <w:t>102;</w:t>
+      </w:r>
+      <w:proofErr w:type="gramEnd"/>
     </w:p>
     <w:p>
       <w:pPr>
@@ -965,25 +1427,35 @@
         <w:t>charlie</w:t>
       </w:r>
       <w:proofErr w:type="spellEnd"/>
+      <w:proofErr w:type="gramStart"/>
       <w:r>
         <w:rPr>
           <w:lang w:val="en-US"/>
         </w:rPr>
         <w:t>';</w:t>
       </w:r>
-    </w:p>
-    <w:p>
-      <w:pPr>
-        <w:rPr>
-          <w:lang w:val="en-US"/>
-        </w:rPr>
-      </w:pPr>
-      <w:r>
-        <w:rPr>
-          <w:lang w:val="en-US"/>
-        </w:rPr>
-        <w:t>update emp set salary = 12000 where salary is null;</w:t>
-      </w:r>
+      <w:proofErr w:type="gramEnd"/>
+    </w:p>
+    <w:p>
+      <w:pPr>
+        <w:rPr>
+          <w:lang w:val="en-US"/>
+        </w:rPr>
+      </w:pPr>
+      <w:r>
+        <w:rPr>
+          <w:lang w:val="en-US"/>
+        </w:rPr>
+        <w:t xml:space="preserve">update emp set salary = 12000 where salary is </w:t>
+      </w:r>
+      <w:proofErr w:type="gramStart"/>
+      <w:r>
+        <w:rPr>
+          <w:lang w:val="en-US"/>
+        </w:rPr>
+        <w:t>null;</w:t>
+      </w:r>
+      <w:proofErr w:type="gramEnd"/>
     </w:p>
     <w:p>
       <w:pPr>
@@ -1048,6 +1520,7 @@
         <w:t xml:space="preserve">delete from </w:t>
       </w:r>
       <w:proofErr w:type="spellStart"/>
+      <w:proofErr w:type="gramStart"/>
       <w:r>
         <w:rPr>
           <w:lang w:val="en-US"/>
@@ -1061,6 +1534,7 @@
         </w:rPr>
         <w:t>;</w:t>
       </w:r>
+      <w:proofErr w:type="gramEnd"/>
     </w:p>
     <w:p>
       <w:pPr>
@@ -1080,26 +1554,69 @@
           <w:highlight w:val="yellow"/>
           <w:lang w:val="en-US"/>
         </w:rPr>
-        <w:t>delete from emp;</w:t>
-      </w:r>
-      <w:r>
-        <w:rPr>
-          <w:lang w:val="en-US"/>
-        </w:rPr>
-        <w:tab/>
-      </w:r>
-      <w:r>
-        <w:rPr>
-          <w:lang w:val="en-US"/>
-        </w:rPr>
-        <w:tab/>
-        <w:t xml:space="preserve">it delete all records present in table. </w:t>
-      </w:r>
-      <w:r>
-        <w:rPr>
-          <w:lang w:val="en-US"/>
-        </w:rPr>
-        <w:t xml:space="preserve"> After deleted all records table structure present in database. </w:t>
+        <w:t>delete from emp</w:t>
+      </w:r>
+      <w:proofErr w:type="gramStart"/>
+      <w:r>
+        <w:rPr>
+          <w:highlight w:val="yellow"/>
+          <w:lang w:val="en-US"/>
+        </w:rPr>
+        <w:t>;</w:t>
+      </w:r>
+      <w:r>
+        <w:rPr>
+          <w:lang w:val="en-US"/>
+        </w:rPr>
+        <w:tab/>
+      </w:r>
+      <w:r>
+        <w:rPr>
+          <w:lang w:val="en-US"/>
+        </w:rPr>
+        <w:tab/>
+        <w:t>it</w:t>
+      </w:r>
+      <w:proofErr w:type="gramEnd"/>
+      <w:r>
+        <w:rPr>
+          <w:lang w:val="en-US"/>
+        </w:rPr>
+        <w:t xml:space="preserve"> </w:t>
+      </w:r>
+      <w:proofErr w:type="gramStart"/>
+      <w:r>
+        <w:rPr>
+          <w:lang w:val="en-US"/>
+        </w:rPr>
+        <w:t>delete</w:t>
+      </w:r>
+      <w:proofErr w:type="gramEnd"/>
+      <w:r>
+        <w:rPr>
+          <w:lang w:val="en-US"/>
+        </w:rPr>
+        <w:t xml:space="preserve"> all records present in table. </w:t>
+      </w:r>
+      <w:r>
+        <w:rPr>
+          <w:lang w:val="en-US"/>
+        </w:rPr>
+        <w:t xml:space="preserve"> After </w:t>
+      </w:r>
+      <w:proofErr w:type="gramStart"/>
+      <w:r>
+        <w:rPr>
+          <w:lang w:val="en-US"/>
+        </w:rPr>
+        <w:t>deleted</w:t>
+      </w:r>
+      <w:proofErr w:type="gramEnd"/>
+      <w:r>
+        <w:rPr>
+          <w:lang w:val="en-US"/>
+        </w:rPr>
+        <w:t xml:space="preserve"> all records table structure present in database. </w:t>
       </w:r>
     </w:p>
     <w:p>
@@ -1142,6 +1659,7 @@
         <w:t xml:space="preserve">Delete from </w:t>
       </w:r>
       <w:proofErr w:type="spellStart"/>
+      <w:proofErr w:type="gramStart"/>
       <w:r>
         <w:rPr>
           <w:lang w:val="en-US"/>
@@ -1149,6 +1667,7 @@
         <w:t>tableName</w:t>
       </w:r>
       <w:proofErr w:type="spellEnd"/>
+      <w:proofErr w:type="gramEnd"/>
       <w:r>
         <w:rPr>
           <w:lang w:val="en-US"/>
@@ -1173,21 +1692,45 @@
         <w:rPr>
           <w:lang w:val="en-US"/>
         </w:rPr>
-        <w:t>delete from emp where id=106;</w:t>
-      </w:r>
-    </w:p>
-    <w:p>
-      <w:pPr>
-        <w:rPr>
-          <w:lang w:val="en-US"/>
-        </w:rPr>
-      </w:pPr>
-      <w:r>
-        <w:rPr>
-          <w:lang w:val="en-US"/>
-        </w:rPr>
-        <w:t>delete from emp where salary = 23000;</w:t>
-      </w:r>
+        <w:t>delete from emp where id=</w:t>
+      </w:r>
+      <w:proofErr w:type="gramStart"/>
+      <w:r>
+        <w:rPr>
+          <w:lang w:val="en-US"/>
+        </w:rPr>
+        <w:t>106;</w:t>
+      </w:r>
+      <w:proofErr w:type="gramEnd"/>
+    </w:p>
+    <w:p>
+      <w:pPr>
+        <w:rPr>
+          <w:lang w:val="en-US"/>
+        </w:rPr>
+      </w:pPr>
+      <w:proofErr w:type="gramStart"/>
+      <w:r>
+        <w:rPr>
+          <w:lang w:val="en-US"/>
+        </w:rPr>
+        <w:t>delete</w:t>
+      </w:r>
+      <w:proofErr w:type="gramEnd"/>
+      <w:r>
+        <w:rPr>
+          <w:lang w:val="en-US"/>
+        </w:rPr>
+        <w:t xml:space="preserve"> from emp where salary = </w:t>
+      </w:r>
+      <w:proofErr w:type="gramStart"/>
+      <w:r>
+        <w:rPr>
+          <w:lang w:val="en-US"/>
+        </w:rPr>
+        <w:t>23000;</w:t>
+      </w:r>
+      <w:proofErr w:type="gramEnd"/>
     </w:p>
     <w:p>
       <w:pPr>
@@ -1263,6 +1806,7 @@
         <w:t xml:space="preserve"> drop table </w:t>
       </w:r>
       <w:proofErr w:type="spellStart"/>
+      <w:proofErr w:type="gramStart"/>
       <w:r>
         <w:rPr>
           <w:lang w:val="en-US"/>
@@ -1276,18 +1820,33 @@
         </w:rPr>
         <w:t>;</w:t>
       </w:r>
-    </w:p>
-    <w:p>
-      <w:pPr>
-        <w:rPr>
-          <w:lang w:val="en-US"/>
-        </w:rPr>
-      </w:pPr>
-      <w:r>
-        <w:rPr>
-          <w:lang w:val="en-US"/>
-        </w:rPr>
-        <w:t xml:space="preserve">It delete all records if table contains as well as table structure. </w:t>
+      <w:proofErr w:type="gramEnd"/>
+    </w:p>
+    <w:p>
+      <w:pPr>
+        <w:rPr>
+          <w:lang w:val="en-US"/>
+        </w:rPr>
+      </w:pPr>
+      <w:r>
+        <w:rPr>
+          <w:lang w:val="en-US"/>
+        </w:rPr>
+        <w:t xml:space="preserve">It </w:t>
+      </w:r>
+      <w:proofErr w:type="gramStart"/>
+      <w:r>
+        <w:rPr>
+          <w:lang w:val="en-US"/>
+        </w:rPr>
+        <w:t>delete</w:t>
+      </w:r>
+      <w:proofErr w:type="gramEnd"/>
+      <w:r>
+        <w:rPr>
+          <w:lang w:val="en-US"/>
+        </w:rPr>
+        <w:t xml:space="preserve"> all records if table contains as well as table structure. </w:t>
       </w:r>
     </w:p>
     <w:p>
@@ -1301,8 +1860,17 @@
           <w:highlight w:val="yellow"/>
           <w:lang w:val="en-US"/>
         </w:rPr>
-        <w:t>drop table emp;</w:t>
-      </w:r>
+        <w:t xml:space="preserve">drop table </w:t>
+      </w:r>
+      <w:proofErr w:type="gramStart"/>
+      <w:r>
+        <w:rPr>
+          <w:highlight w:val="yellow"/>
+          <w:lang w:val="en-US"/>
+        </w:rPr>
+        <w:t>emp;</w:t>
+      </w:r>
+      <w:proofErr w:type="gramEnd"/>
     </w:p>
     <w:p>
       <w:pPr>
@@ -1456,7 +2024,21 @@
         <w:rPr>
           <w:lang w:val="en-US"/>
         </w:rPr>
-        <w:t xml:space="preserve"> varchar(30) not null</w:t>
+        <w:t xml:space="preserve"> </w:t>
+      </w:r>
+      <w:proofErr w:type="gramStart"/>
+      <w:r>
+        <w:rPr>
+          <w:lang w:val="en-US"/>
+        </w:rPr>
+        <w:t>varchar(</w:t>
+      </w:r>
+      <w:proofErr w:type="gramEnd"/>
+      <w:r>
+        <w:rPr>
+          <w:lang w:val="en-US"/>
+        </w:rPr>
+        <w:t>30) not null</w:t>
       </w:r>
     </w:p>
     <w:p>
@@ -1514,7 +2096,21 @@
         <w:rPr>
           <w:lang w:val="en-US"/>
         </w:rPr>
-        <w:t xml:space="preserve"> varchar(30) unique </w:t>
+        <w:t xml:space="preserve"> </w:t>
+      </w:r>
+      <w:proofErr w:type="gramStart"/>
+      <w:r>
+        <w:rPr>
+          <w:lang w:val="en-US"/>
+        </w:rPr>
+        <w:t>varchar(</w:t>
+      </w:r>
+      <w:proofErr w:type="gramEnd"/>
+      <w:r>
+        <w:rPr>
+          <w:lang w:val="en-US"/>
+        </w:rPr>
+        <w:t xml:space="preserve">30) unique </w:t>
       </w:r>
       <w:r>
         <w:rPr>
@@ -1533,9 +2129,17 @@
         <w:rPr>
           <w:lang w:val="en-US"/>
         </w:rPr>
-        <w:t>create table emp(</w:t>
-      </w:r>
-      <w:proofErr w:type="spellStart"/>
+        <w:t xml:space="preserve">create table </w:t>
+      </w:r>
+      <w:proofErr w:type="gramStart"/>
+      <w:r>
+        <w:rPr>
+          <w:lang w:val="en-US"/>
+        </w:rPr>
+        <w:t>emp(</w:t>
+      </w:r>
+      <w:proofErr w:type="spellStart"/>
+      <w:proofErr w:type="gramEnd"/>
       <w:r>
         <w:rPr>
           <w:lang w:val="en-US"/>
@@ -1550,6 +2154,7 @@
         <w:t xml:space="preserve"> int primary </w:t>
       </w:r>
       <w:proofErr w:type="spellStart"/>
+      <w:proofErr w:type="gramStart"/>
       <w:r>
         <w:rPr>
           <w:lang w:val="en-US"/>
@@ -1557,11 +2162,40 @@
         <w:t>key,ename</w:t>
       </w:r>
       <w:proofErr w:type="spellEnd"/>
-      <w:r>
-        <w:rPr>
-          <w:lang w:val="en-US"/>
-        </w:rPr>
-        <w:t xml:space="preserve"> varchar(30) not null, salary float check(salary between 25000 and 50000), </w:t>
+      <w:proofErr w:type="gramEnd"/>
+      <w:r>
+        <w:rPr>
+          <w:lang w:val="en-US"/>
+        </w:rPr>
+        <w:t xml:space="preserve"> </w:t>
+      </w:r>
+      <w:proofErr w:type="gramStart"/>
+      <w:r>
+        <w:rPr>
+          <w:lang w:val="en-US"/>
+        </w:rPr>
+        <w:t>varchar(</w:t>
+      </w:r>
+      <w:proofErr w:type="gramEnd"/>
+      <w:r>
+        <w:rPr>
+          <w:lang w:val="en-US"/>
+        </w:rPr>
+        <w:t xml:space="preserve">30) not null, salary float </w:t>
+      </w:r>
+      <w:proofErr w:type="gramStart"/>
+      <w:r>
+        <w:rPr>
+          <w:lang w:val="en-US"/>
+        </w:rPr>
+        <w:t>check(</w:t>
+      </w:r>
+      <w:proofErr w:type="gramEnd"/>
+      <w:r>
+        <w:rPr>
+          <w:lang w:val="en-US"/>
+        </w:rPr>
+        <w:t xml:space="preserve">salary between 25000 and 50000), </w:t>
       </w:r>
       <w:proofErr w:type="spellStart"/>
       <w:r>
@@ -1575,67 +2209,163 @@
         <w:rPr>
           <w:lang w:val="en-US"/>
         </w:rPr>
-        <w:t xml:space="preserve"> varchar(30) unique</w:t>
-      </w:r>
-      <w:r>
-        <w:rPr>
-          <w:lang w:val="en-US"/>
-        </w:rPr>
-        <w:t xml:space="preserve"> not null);</w:t>
-      </w:r>
-    </w:p>
-    <w:p>
-      <w:pPr>
-        <w:rPr>
-          <w:lang w:val="en-US"/>
-        </w:rPr>
-      </w:pPr>
-      <w:r>
-        <w:rPr>
-          <w:lang w:val="en-US"/>
-        </w:rPr>
-        <w:t>insert into emp values(100,'John',26000,'john@gmail.com');</w:t>
-      </w:r>
-    </w:p>
-    <w:p>
-      <w:pPr>
-        <w:rPr>
-          <w:lang w:val="en-US"/>
-        </w:rPr>
-      </w:pPr>
-      <w:r>
-        <w:rPr>
-          <w:lang w:val="en-US"/>
-        </w:rPr>
-        <w:t>insert into emp values(100,'John',26000,'john@gmail.com');</w:t>
-      </w:r>
-    </w:p>
-    <w:p>
-      <w:pPr>
-        <w:rPr>
-          <w:lang w:val="en-US"/>
-        </w:rPr>
-      </w:pPr>
-    </w:p>
-    <w:p>
-      <w:pPr>
-        <w:rPr>
-          <w:lang w:val="en-US"/>
-        </w:rPr>
-      </w:pPr>
-      <w:r>
-        <w:rPr>
-          <w:b/>
-          <w:bCs/>
-          <w:lang w:val="en-US"/>
-        </w:rPr>
-        <w:t xml:space="preserve">alter command </w:t>
-      </w:r>
-      <w:r>
-        <w:rPr>
-          <w:lang w:val="en-US"/>
-        </w:rPr>
-        <w:t xml:space="preserve">: this command help us to modify existing table structure </w:t>
+        <w:t xml:space="preserve"> </w:t>
+      </w:r>
+      <w:proofErr w:type="gramStart"/>
+      <w:r>
+        <w:rPr>
+          <w:lang w:val="en-US"/>
+        </w:rPr>
+        <w:t>varchar(</w:t>
+      </w:r>
+      <w:proofErr w:type="gramEnd"/>
+      <w:r>
+        <w:rPr>
+          <w:lang w:val="en-US"/>
+        </w:rPr>
+        <w:t>30) unique</w:t>
+      </w:r>
+      <w:r>
+        <w:rPr>
+          <w:lang w:val="en-US"/>
+        </w:rPr>
+        <w:t xml:space="preserve"> not null</w:t>
+      </w:r>
+      <w:proofErr w:type="gramStart"/>
+      <w:r>
+        <w:rPr>
+          <w:lang w:val="en-US"/>
+        </w:rPr>
+        <w:t>);</w:t>
+      </w:r>
+      <w:proofErr w:type="gramEnd"/>
+    </w:p>
+    <w:p>
+      <w:pPr>
+        <w:rPr>
+          <w:lang w:val="en-US"/>
+        </w:rPr>
+      </w:pPr>
+      <w:r>
+        <w:rPr>
+          <w:lang w:val="en-US"/>
+        </w:rPr>
+        <w:t>insert into emp values(100,'John',</w:t>
+      </w:r>
+      <w:proofErr w:type="gramStart"/>
+      <w:r>
+        <w:rPr>
+          <w:lang w:val="en-US"/>
+        </w:rPr>
+        <w:t>26000,'john@gmail.com</w:t>
+      </w:r>
+      <w:proofErr w:type="gramEnd"/>
+      <w:r>
+        <w:rPr>
+          <w:lang w:val="en-US"/>
+        </w:rPr>
+        <w:t>'</w:t>
+      </w:r>
+      <w:proofErr w:type="gramStart"/>
+      <w:r>
+        <w:rPr>
+          <w:lang w:val="en-US"/>
+        </w:rPr>
+        <w:t>);</w:t>
+      </w:r>
+      <w:proofErr w:type="gramEnd"/>
+    </w:p>
+    <w:p>
+      <w:pPr>
+        <w:rPr>
+          <w:lang w:val="en-US"/>
+        </w:rPr>
+      </w:pPr>
+      <w:r>
+        <w:rPr>
+          <w:lang w:val="en-US"/>
+        </w:rPr>
+        <w:t>insert into emp values(100,'John',</w:t>
+      </w:r>
+      <w:proofErr w:type="gramStart"/>
+      <w:r>
+        <w:rPr>
+          <w:lang w:val="en-US"/>
+        </w:rPr>
+        <w:t>26000,'john@gmail.com</w:t>
+      </w:r>
+      <w:proofErr w:type="gramEnd"/>
+      <w:r>
+        <w:rPr>
+          <w:lang w:val="en-US"/>
+        </w:rPr>
+        <w:t>'</w:t>
+      </w:r>
+      <w:proofErr w:type="gramStart"/>
+      <w:r>
+        <w:rPr>
+          <w:lang w:val="en-US"/>
+        </w:rPr>
+        <w:t>);</w:t>
+      </w:r>
+      <w:proofErr w:type="gramEnd"/>
+    </w:p>
+    <w:p>
+      <w:pPr>
+        <w:rPr>
+          <w:lang w:val="en-US"/>
+        </w:rPr>
+      </w:pPr>
+    </w:p>
+    <w:p>
+      <w:pPr>
+        <w:rPr>
+          <w:lang w:val="en-US"/>
+        </w:rPr>
+      </w:pPr>
+      <w:r>
+        <w:rPr>
+          <w:b/>
+          <w:bCs/>
+          <w:lang w:val="en-US"/>
+        </w:rPr>
+        <w:t xml:space="preserve">alter </w:t>
+      </w:r>
+      <w:proofErr w:type="gramStart"/>
+      <w:r>
+        <w:rPr>
+          <w:b/>
+          <w:bCs/>
+          <w:lang w:val="en-US"/>
+        </w:rPr>
+        <w:t xml:space="preserve">command </w:t>
+      </w:r>
+      <w:r>
+        <w:rPr>
+          <w:lang w:val="en-US"/>
+        </w:rPr>
+        <w:t>:</w:t>
+      </w:r>
+      <w:proofErr w:type="gramEnd"/>
+      <w:r>
+        <w:rPr>
+          <w:lang w:val="en-US"/>
+        </w:rPr>
+        <w:t xml:space="preserve"> this command </w:t>
+      </w:r>
+      <w:proofErr w:type="gramStart"/>
+      <w:r>
+        <w:rPr>
+          <w:lang w:val="en-US"/>
+        </w:rPr>
+        <w:t>help</w:t>
+      </w:r>
+      <w:proofErr w:type="gramEnd"/>
+      <w:r>
+        <w:rPr>
+          <w:lang w:val="en-US"/>
+        </w:rPr>
+        <w:t xml:space="preserve"> us to modify existing table structure </w:t>
       </w:r>
     </w:p>
     <w:p>
@@ -1695,8 +2425,16 @@
         <w:rPr>
           <w:lang w:val="en-US"/>
         </w:rPr>
-        <w:t xml:space="preserve"> datatype key;</w:t>
-      </w:r>
+        <w:t xml:space="preserve"> datatype </w:t>
+      </w:r>
+      <w:proofErr w:type="gramStart"/>
+      <w:r>
+        <w:rPr>
+          <w:lang w:val="en-US"/>
+        </w:rPr>
+        <w:t>key;</w:t>
+      </w:r>
+      <w:proofErr w:type="gramEnd"/>
     </w:p>
     <w:p>
       <w:pPr>
@@ -1739,8 +2477,36 @@
           <w:bCs/>
           <w:lang w:val="en-US"/>
         </w:rPr>
-        <w:t xml:space="preserve"> varchar(2);</w:t>
-      </w:r>
+        <w:t xml:space="preserve"> </w:t>
+      </w:r>
+      <w:proofErr w:type="gramStart"/>
+      <w:r>
+        <w:rPr>
+          <w:b/>
+          <w:bCs/>
+          <w:lang w:val="en-US"/>
+        </w:rPr>
+        <w:t>varchar(</w:t>
+      </w:r>
+      <w:proofErr w:type="gramEnd"/>
+      <w:r>
+        <w:rPr>
+          <w:b/>
+          <w:bCs/>
+          <w:lang w:val="en-US"/>
+        </w:rPr>
+        <w:t>2</w:t>
+      </w:r>
+      <w:proofErr w:type="gramStart"/>
+      <w:r>
+        <w:rPr>
+          <w:b/>
+          <w:bCs/>
+          <w:lang w:val="en-US"/>
+        </w:rPr>
+        <w:t>);</w:t>
+      </w:r>
+      <w:proofErr w:type="gramEnd"/>
     </w:p>
     <w:p>
       <w:pPr>
@@ -1801,8 +2567,18 @@
           <w:bCs/>
           <w:lang w:val="en-US"/>
         </w:rPr>
-        <w:t>=100;</w:t>
-      </w:r>
+        <w:t>=</w:t>
+      </w:r>
+      <w:proofErr w:type="gramStart"/>
+      <w:r>
+        <w:rPr>
+          <w:b/>
+          <w:bCs/>
+          <w:lang w:val="en-US"/>
+        </w:rPr>
+        <w:t>100;</w:t>
+      </w:r>
+      <w:proofErr w:type="gramEnd"/>
     </w:p>
     <w:p>
       <w:pPr>
@@ -1877,8 +2653,16 @@
         <w:rPr>
           <w:lang w:val="en-US"/>
         </w:rPr>
-        <w:t xml:space="preserve"> datatype key;</w:t>
-      </w:r>
+        <w:t xml:space="preserve"> datatype </w:t>
+      </w:r>
+      <w:proofErr w:type="gramStart"/>
+      <w:r>
+        <w:rPr>
+          <w:lang w:val="en-US"/>
+        </w:rPr>
+        <w:t>key;</w:t>
+      </w:r>
+      <w:proofErr w:type="gramEnd"/>
     </w:p>
     <w:p>
       <w:pPr>
@@ -1921,8 +2705,36 @@
           <w:bCs/>
           <w:lang w:val="en-US"/>
         </w:rPr>
-        <w:t xml:space="preserve"> varchar(20);</w:t>
-      </w:r>
+        <w:t xml:space="preserve"> </w:t>
+      </w:r>
+      <w:proofErr w:type="gramStart"/>
+      <w:r>
+        <w:rPr>
+          <w:b/>
+          <w:bCs/>
+          <w:lang w:val="en-US"/>
+        </w:rPr>
+        <w:t>varchar(</w:t>
+      </w:r>
+      <w:proofErr w:type="gramEnd"/>
+      <w:r>
+        <w:rPr>
+          <w:b/>
+          <w:bCs/>
+          <w:lang w:val="en-US"/>
+        </w:rPr>
+        <w:t>20</w:t>
+      </w:r>
+      <w:proofErr w:type="gramStart"/>
+      <w:r>
+        <w:rPr>
+          <w:b/>
+          <w:bCs/>
+          <w:lang w:val="en-US"/>
+        </w:rPr>
+        <w:t>);</w:t>
+      </w:r>
+      <w:proofErr w:type="gramEnd"/>
     </w:p>
     <w:p>
       <w:pPr>
@@ -1983,8 +2795,18 @@
           <w:bCs/>
           <w:lang w:val="en-US"/>
         </w:rPr>
-        <w:t>=101;</w:t>
-      </w:r>
+        <w:t>=</w:t>
+      </w:r>
+      <w:proofErr w:type="gramStart"/>
+      <w:r>
+        <w:rPr>
+          <w:b/>
+          <w:bCs/>
+          <w:lang w:val="en-US"/>
+        </w:rPr>
+        <w:t>101;</w:t>
+      </w:r>
+      <w:proofErr w:type="gramEnd"/>
     </w:p>
     <w:p>
       <w:pPr>
@@ -2032,8 +2854,36 @@
           <w:bCs/>
           <w:lang w:val="en-US"/>
         </w:rPr>
-        <w:t xml:space="preserve"> varchar(20) not null;</w:t>
-      </w:r>
+        <w:t xml:space="preserve"> </w:t>
+      </w:r>
+      <w:proofErr w:type="gramStart"/>
+      <w:r>
+        <w:rPr>
+          <w:b/>
+          <w:bCs/>
+          <w:lang w:val="en-US"/>
+        </w:rPr>
+        <w:t>varchar(</w:t>
+      </w:r>
+      <w:proofErr w:type="gramEnd"/>
+      <w:r>
+        <w:rPr>
+          <w:b/>
+          <w:bCs/>
+          <w:lang w:val="en-US"/>
+        </w:rPr>
+        <w:t xml:space="preserve">20) not </w:t>
+      </w:r>
+      <w:proofErr w:type="gramStart"/>
+      <w:r>
+        <w:rPr>
+          <w:b/>
+          <w:bCs/>
+          <w:lang w:val="en-US"/>
+        </w:rPr>
+        <w:t>null;</w:t>
+      </w:r>
+      <w:proofErr w:type="gramEnd"/>
     </w:p>
     <w:p>
       <w:pPr>
@@ -2137,6 +2987,7 @@
         <w:t xml:space="preserve">alter table emp drop column </w:t>
       </w:r>
       <w:proofErr w:type="spellStart"/>
+      <w:proofErr w:type="gramStart"/>
       <w:r>
         <w:rPr>
           <w:b/>
@@ -2154,6 +3005,7 @@
         </w:rPr>
         <w:t>;</w:t>
       </w:r>
+      <w:proofErr w:type="gramEnd"/>
     </w:p>
     <w:p>
       <w:pPr>
@@ -2220,8 +3072,16 @@
         <w:rPr>
           <w:lang w:val="en-US"/>
         </w:rPr>
-        <w:t xml:space="preserve"> to newname;</w:t>
-      </w:r>
+        <w:t xml:space="preserve"> to </w:t>
+      </w:r>
+      <w:proofErr w:type="gramStart"/>
+      <w:r>
+        <w:rPr>
+          <w:lang w:val="en-US"/>
+        </w:rPr>
+        <w:t>newname;</w:t>
+      </w:r>
+      <w:proofErr w:type="gramEnd"/>
     </w:p>
     <w:p>
       <w:pPr>
@@ -2256,8 +3116,18 @@
           <w:bCs/>
           <w:lang w:val="en-US"/>
         </w:rPr>
-        <w:t xml:space="preserve"> to designation;</w:t>
-      </w:r>
+        <w:t xml:space="preserve"> to </w:t>
+      </w:r>
+      <w:proofErr w:type="gramStart"/>
+      <w:r>
+        <w:rPr>
+          <w:b/>
+          <w:bCs/>
+          <w:lang w:val="en-US"/>
+        </w:rPr>
+        <w:t>designation;</w:t>
+      </w:r>
+      <w:proofErr w:type="gramEnd"/>
     </w:p>
     <w:p>
       <w:pPr>
@@ -2280,6 +3150,7 @@
         <w:t xml:space="preserve">truncate table </w:t>
       </w:r>
       <w:proofErr w:type="spellStart"/>
+      <w:proofErr w:type="gramStart"/>
       <w:r>
         <w:rPr>
           <w:lang w:val="en-US"/>
@@ -2293,43 +3164,76 @@
         </w:rPr>
         <w:t>;</w:t>
       </w:r>
-    </w:p>
-    <w:p>
-      <w:pPr>
-        <w:rPr>
-          <w:lang w:val="en-US"/>
-        </w:rPr>
-      </w:pPr>
-      <w:r>
-        <w:rPr>
-          <w:lang w:val="en-US"/>
-        </w:rPr>
-        <w:t xml:space="preserve">it remove all records present in table. But maintain the table structure in database. </w:t>
-      </w:r>
-    </w:p>
-    <w:p>
-      <w:pPr>
-        <w:rPr>
-          <w:lang w:val="en-US"/>
-        </w:rPr>
-      </w:pPr>
-    </w:p>
-    <w:p>
-      <w:pPr>
-        <w:rPr>
-          <w:b/>
-          <w:bCs/>
-          <w:lang w:val="en-US"/>
-        </w:rPr>
-      </w:pPr>
-      <w:r>
-        <w:rPr>
-          <w:b/>
-          <w:bCs/>
-          <w:lang w:val="en-US"/>
-        </w:rPr>
-        <w:t>truncate table emp;</w:t>
-      </w:r>
+      <w:proofErr w:type="gramEnd"/>
+    </w:p>
+    <w:p>
+      <w:pPr>
+        <w:rPr>
+          <w:lang w:val="en-US"/>
+        </w:rPr>
+      </w:pPr>
+      <w:proofErr w:type="gramStart"/>
+      <w:r>
+        <w:rPr>
+          <w:lang w:val="en-US"/>
+        </w:rPr>
+        <w:t>it</w:t>
+      </w:r>
+      <w:proofErr w:type="gramEnd"/>
+      <w:r>
+        <w:rPr>
+          <w:lang w:val="en-US"/>
+        </w:rPr>
+        <w:t xml:space="preserve"> </w:t>
+      </w:r>
+      <w:proofErr w:type="gramStart"/>
+      <w:r>
+        <w:rPr>
+          <w:lang w:val="en-US"/>
+        </w:rPr>
+        <w:t>remove</w:t>
+      </w:r>
+      <w:proofErr w:type="gramEnd"/>
+      <w:r>
+        <w:rPr>
+          <w:lang w:val="en-US"/>
+        </w:rPr>
+        <w:t xml:space="preserve"> all records present in table. But maintain the table structure in database. </w:t>
+      </w:r>
+    </w:p>
+    <w:p>
+      <w:pPr>
+        <w:rPr>
+          <w:lang w:val="en-US"/>
+        </w:rPr>
+      </w:pPr>
+    </w:p>
+    <w:p>
+      <w:pPr>
+        <w:rPr>
+          <w:b/>
+          <w:bCs/>
+          <w:lang w:val="en-US"/>
+        </w:rPr>
+      </w:pPr>
+      <w:r>
+        <w:rPr>
+          <w:b/>
+          <w:bCs/>
+          <w:lang w:val="en-US"/>
+        </w:rPr>
+        <w:t xml:space="preserve">truncate table </w:t>
+      </w:r>
+      <w:proofErr w:type="gramStart"/>
+      <w:r>
+        <w:rPr>
+          <w:b/>
+          <w:bCs/>
+          <w:lang w:val="en-US"/>
+        </w:rPr>
+        <w:t>emp;</w:t>
+      </w:r>
+      <w:proofErr w:type="gramEnd"/>
     </w:p>
     <w:p>
       <w:pPr>
@@ -2437,7 +3341,35 @@
         <w:rPr>
           <w:lang w:val="en-US"/>
         </w:rPr>
-        <w:t xml:space="preserve">Drop remove whole table including all records. But delete and truncate it delete only records not table structure. </w:t>
+        <w:t xml:space="preserve">Drop remove whole table including all records. But </w:t>
+      </w:r>
+      <w:proofErr w:type="gramStart"/>
+      <w:r>
+        <w:rPr>
+          <w:lang w:val="en-US"/>
+        </w:rPr>
+        <w:t>delete</w:t>
+      </w:r>
+      <w:proofErr w:type="gramEnd"/>
+      <w:r>
+        <w:rPr>
+          <w:lang w:val="en-US"/>
+        </w:rPr>
+        <w:t xml:space="preserve"> and </w:t>
+      </w:r>
+      <w:proofErr w:type="gramStart"/>
+      <w:r>
+        <w:rPr>
+          <w:lang w:val="en-US"/>
+        </w:rPr>
+        <w:t>truncate</w:t>
+      </w:r>
+      <w:proofErr w:type="gramEnd"/>
+      <w:r>
+        <w:rPr>
+          <w:lang w:val="en-US"/>
+        </w:rPr>
+        <w:t xml:space="preserve"> it delete only records not table structure. </w:t>
       </w:r>
     </w:p>
     <w:p>
@@ -2455,7 +3387,21 @@
         <w:rPr>
           <w:lang w:val="en-US"/>
         </w:rPr>
-        <w:t xml:space="preserve">With delete we can use where clause but truncate we can’t use where clause. </w:t>
+        <w:t xml:space="preserve">With delete we can use where clause but truncate we </w:t>
+      </w:r>
+      <w:proofErr w:type="gramStart"/>
+      <w:r>
+        <w:rPr>
+          <w:lang w:val="en-US"/>
+        </w:rPr>
+        <w:t>can’t use</w:t>
+      </w:r>
+      <w:proofErr w:type="gramEnd"/>
+      <w:r>
+        <w:rPr>
+          <w:lang w:val="en-US"/>
+        </w:rPr>
+        <w:t xml:space="preserve"> where clause. </w:t>
       </w:r>
     </w:p>
     <w:p>
@@ -2473,7 +3419,63 @@
         <w:rPr>
           <w:lang w:val="en-US"/>
         </w:rPr>
-        <w:t xml:space="preserve">If we remove all records using delete we can rollback using TCL if we use delete under the transaction. But if we remove all records using truncate we can’t rollback. </w:t>
+        <w:t xml:space="preserve">If we remove all records using </w:t>
+      </w:r>
+      <w:proofErr w:type="gramStart"/>
+      <w:r>
+        <w:rPr>
+          <w:lang w:val="en-US"/>
+        </w:rPr>
+        <w:t>delete</w:t>
+      </w:r>
+      <w:proofErr w:type="gramEnd"/>
+      <w:r>
+        <w:rPr>
+          <w:lang w:val="en-US"/>
+        </w:rPr>
+        <w:t xml:space="preserve"> we can </w:t>
+      </w:r>
+      <w:proofErr w:type="gramStart"/>
+      <w:r>
+        <w:rPr>
+          <w:lang w:val="en-US"/>
+        </w:rPr>
+        <w:t>rollback</w:t>
+      </w:r>
+      <w:proofErr w:type="gramEnd"/>
+      <w:r>
+        <w:rPr>
+          <w:lang w:val="en-US"/>
+        </w:rPr>
+        <w:t xml:space="preserve"> using TCL if we use delete under the transaction. But if we remove all records using </w:t>
+      </w:r>
+      <w:proofErr w:type="gramStart"/>
+      <w:r>
+        <w:rPr>
+          <w:lang w:val="en-US"/>
+        </w:rPr>
+        <w:t>truncate</w:t>
+      </w:r>
+      <w:proofErr w:type="gramEnd"/>
+      <w:r>
+        <w:rPr>
+          <w:lang w:val="en-US"/>
+        </w:rPr>
+        <w:t xml:space="preserve"> we can’t </w:t>
+      </w:r>
+      <w:proofErr w:type="gramStart"/>
+      <w:r>
+        <w:rPr>
+          <w:lang w:val="en-US"/>
+        </w:rPr>
+        <w:t>rollback</w:t>
+      </w:r>
+      <w:proofErr w:type="gramEnd"/>
+      <w:r>
+        <w:rPr>
+          <w:lang w:val="en-US"/>
+        </w:rPr>
+        <w:t xml:space="preserve">. </w:t>
       </w:r>
     </w:p>
     <w:p>
@@ -2937,7 +3939,21 @@
         <w:rPr>
           <w:lang w:val="en-US"/>
         </w:rPr>
-        <w:t xml:space="preserve"> Many employees working in one project. </w:t>
+        <w:t xml:space="preserve"> Many employees working </w:t>
+      </w:r>
+      <w:proofErr w:type="gramStart"/>
+      <w:r>
+        <w:rPr>
+          <w:lang w:val="en-US"/>
+        </w:rPr>
+        <w:t>in</w:t>
+      </w:r>
+      <w:proofErr w:type="gramEnd"/>
+      <w:r>
+        <w:rPr>
+          <w:lang w:val="en-US"/>
+        </w:rPr>
+        <w:t xml:space="preserve"> one project. </w:t>
       </w:r>
     </w:p>
     <w:p>
@@ -2967,7 +3983,35 @@
         <w:rPr>
           <w:lang w:val="en-US"/>
         </w:rPr>
-        <w:t xml:space="preserve"> Many students known more than one technologies. </w:t>
+        <w:t xml:space="preserve"> Many students </w:t>
+      </w:r>
+      <w:proofErr w:type="gramStart"/>
+      <w:r>
+        <w:rPr>
+          <w:lang w:val="en-US"/>
+        </w:rPr>
+        <w:t>known</w:t>
+      </w:r>
+      <w:proofErr w:type="gramEnd"/>
+      <w:r>
+        <w:rPr>
+          <w:lang w:val="en-US"/>
+        </w:rPr>
+        <w:t xml:space="preserve"> more than one </w:t>
+      </w:r>
+      <w:proofErr w:type="gramStart"/>
+      <w:r>
+        <w:rPr>
+          <w:lang w:val="en-US"/>
+        </w:rPr>
+        <w:t>technologies</w:t>
+      </w:r>
+      <w:proofErr w:type="gramEnd"/>
+      <w:r>
+        <w:rPr>
+          <w:lang w:val="en-US"/>
+        </w:rPr>
+        <w:t xml:space="preserve">. </w:t>
       </w:r>
     </w:p>
     <w:p>
@@ -2988,8 +4032,16 @@
           <w:lang w:val="en-US"/>
         </w:rPr>
         <w:lastRenderedPageBreak/>
-        <w:t>Primary key :</w:t>
-      </w:r>
+        <w:t xml:space="preserve">Primary </w:t>
+      </w:r>
+      <w:proofErr w:type="gramStart"/>
+      <w:r>
+        <w:rPr>
+          <w:lang w:val="en-US"/>
+        </w:rPr>
+        <w:t>key :</w:t>
+      </w:r>
+      <w:proofErr w:type="gramEnd"/>
     </w:p>
     <w:p>
       <w:pPr>
@@ -3024,21 +4076,43 @@
         <w:rPr>
           <w:lang w:val="en-US"/>
         </w:rPr>
-        <w:t>Single table we can create only one column as PK.</w:t>
-      </w:r>
-    </w:p>
-    <w:p>
-      <w:pPr>
-        <w:rPr>
-          <w:lang w:val="en-US"/>
-        </w:rPr>
-      </w:pPr>
-      <w:r>
-        <w:rPr>
-          <w:lang w:val="en-US"/>
-        </w:rPr>
-        <w:t>Foreign key :</w:t>
-      </w:r>
+        <w:t xml:space="preserve">Single </w:t>
+      </w:r>
+      <w:proofErr w:type="gramStart"/>
+      <w:r>
+        <w:rPr>
+          <w:lang w:val="en-US"/>
+        </w:rPr>
+        <w:t>table</w:t>
+      </w:r>
+      <w:proofErr w:type="gramEnd"/>
+      <w:r>
+        <w:rPr>
+          <w:lang w:val="en-US"/>
+        </w:rPr>
+        <w:t xml:space="preserve"> we can create only one column as PK.</w:t>
+      </w:r>
+    </w:p>
+    <w:p>
+      <w:pPr>
+        <w:rPr>
+          <w:lang w:val="en-US"/>
+        </w:rPr>
+      </w:pPr>
+      <w:r>
+        <w:rPr>
+          <w:lang w:val="en-US"/>
+        </w:rPr>
+        <w:t xml:space="preserve">Foreign </w:t>
+      </w:r>
+      <w:proofErr w:type="gramStart"/>
+      <w:r>
+        <w:rPr>
+          <w:lang w:val="en-US"/>
+        </w:rPr>
+        <w:t>key :</w:t>
+      </w:r>
+      <w:proofErr w:type="gramEnd"/>
     </w:p>
     <w:p>
       <w:pPr>
@@ -3055,7 +4129,21 @@
         <w:rPr>
           <w:lang w:val="en-US"/>
         </w:rPr>
-        <w:t xml:space="preserve">FK is use to connect to PK of same table or different table. </w:t>
+        <w:t xml:space="preserve">FK is </w:t>
+      </w:r>
+      <w:proofErr w:type="gramStart"/>
+      <w:r>
+        <w:rPr>
+          <w:lang w:val="en-US"/>
+        </w:rPr>
+        <w:t>use</w:t>
+      </w:r>
+      <w:proofErr w:type="gramEnd"/>
+      <w:r>
+        <w:rPr>
+          <w:lang w:val="en-US"/>
+        </w:rPr>
+        <w:t xml:space="preserve"> to connect to PK of same table or different table. </w:t>
       </w:r>
     </w:p>
     <w:p>
@@ -3073,7 +4161,35 @@
         <w:rPr>
           <w:lang w:val="en-US"/>
         </w:rPr>
-        <w:t xml:space="preserve">FK allow only those value which present in FK column. It allow duplicate as well as null value. </w:t>
+        <w:t xml:space="preserve">FK allow only </w:t>
+      </w:r>
+      <w:proofErr w:type="gramStart"/>
+      <w:r>
+        <w:rPr>
+          <w:lang w:val="en-US"/>
+        </w:rPr>
+        <w:t>those value</w:t>
+      </w:r>
+      <w:proofErr w:type="gramEnd"/>
+      <w:r>
+        <w:rPr>
+          <w:lang w:val="en-US"/>
+        </w:rPr>
+        <w:t xml:space="preserve"> which present in FK column. It </w:t>
+      </w:r>
+      <w:proofErr w:type="gramStart"/>
+      <w:r>
+        <w:rPr>
+          <w:lang w:val="en-US"/>
+        </w:rPr>
+        <w:t>allow</w:t>
+      </w:r>
+      <w:proofErr w:type="gramEnd"/>
+      <w:r>
+        <w:rPr>
+          <w:lang w:val="en-US"/>
+        </w:rPr>
+        <w:t xml:space="preserve"> duplicate as well as null value. </w:t>
       </w:r>
     </w:p>
     <w:p>
@@ -3131,11 +4247,19 @@
           <w:lang w:val="en-US"/>
         </w:rPr>
       </w:pPr>
-      <w:r>
-        <w:rPr>
-          <w:lang w:val="en-US"/>
-        </w:rPr>
-        <w:t>TID(int)</w:t>
+      <w:proofErr w:type="gramStart"/>
+      <w:r>
+        <w:rPr>
+          <w:lang w:val="en-US"/>
+        </w:rPr>
+        <w:t>TID(</w:t>
+      </w:r>
+      <w:proofErr w:type="gramEnd"/>
+      <w:r>
+        <w:rPr>
+          <w:lang w:val="en-US"/>
+        </w:rPr>
+        <w:t>int)</w:t>
       </w:r>
       <w:r>
         <w:rPr>
@@ -3161,7 +4285,35 @@
         <w:rPr>
           <w:lang w:val="en-US"/>
         </w:rPr>
-        <w:t xml:space="preserve"> (varchar(30)) not null, technology (varchar(30)) not null </w:t>
+        <w:t xml:space="preserve"> (</w:t>
+      </w:r>
+      <w:proofErr w:type="gramStart"/>
+      <w:r>
+        <w:rPr>
+          <w:lang w:val="en-US"/>
+        </w:rPr>
+        <w:t>varchar(</w:t>
+      </w:r>
+      <w:proofErr w:type="gramEnd"/>
+      <w:r>
+        <w:rPr>
+          <w:lang w:val="en-US"/>
+        </w:rPr>
+        <w:t>30)) not null, technology (</w:t>
+      </w:r>
+      <w:proofErr w:type="gramStart"/>
+      <w:r>
+        <w:rPr>
+          <w:lang w:val="en-US"/>
+        </w:rPr>
+        <w:t>varchar(</w:t>
+      </w:r>
+      <w:proofErr w:type="gramEnd"/>
+      <w:r>
+        <w:rPr>
+          <w:lang w:val="en-US"/>
+        </w:rPr>
+        <w:t xml:space="preserve">30)) not null </w:t>
       </w:r>
     </w:p>
     <w:p>
@@ -3334,8 +4486,16 @@
         <w:rPr>
           <w:lang w:val="en-US"/>
         </w:rPr>
-        <w:t>create table trainer(</w:t>
-      </w:r>
+        <w:t xml:space="preserve">create table </w:t>
+      </w:r>
+      <w:proofErr w:type="gramStart"/>
+      <w:r>
+        <w:rPr>
+          <w:lang w:val="en-US"/>
+        </w:rPr>
+        <w:t>trainer(</w:t>
+      </w:r>
+      <w:proofErr w:type="gramEnd"/>
     </w:p>
     <w:p>
       <w:pPr>
@@ -3376,60 +4536,120 @@
         <w:rPr>
           <w:lang w:val="en-US"/>
         </w:rPr>
-        <w:t xml:space="preserve"> varchar(30) not null, </w:t>
-      </w:r>
-    </w:p>
-    <w:p>
-      <w:pPr>
-        <w:rPr>
-          <w:lang w:val="en-US"/>
-        </w:rPr>
-      </w:pPr>
-      <w:r>
-        <w:rPr>
-          <w:lang w:val="en-US"/>
-        </w:rPr>
-        <w:t>technology varchar(30) not null);</w:t>
-      </w:r>
-    </w:p>
-    <w:p>
-      <w:pPr>
-        <w:rPr>
-          <w:lang w:val="en-US"/>
-        </w:rPr>
-      </w:pPr>
-      <w:r>
-        <w:rPr>
-          <w:lang w:val="en-US"/>
-        </w:rPr>
-        <w:t>insert into trainer values(1,'Raj','Java');</w:t>
-      </w:r>
-    </w:p>
-    <w:p>
-      <w:pPr>
-        <w:rPr>
-          <w:lang w:val="en-US"/>
-        </w:rPr>
-      </w:pPr>
-      <w:r>
-        <w:rPr>
-          <w:lang w:val="en-US"/>
-        </w:rPr>
-        <w:t>insert into trainer values(2,'Ravi','Python');</w:t>
-      </w:r>
-    </w:p>
-    <w:p>
-      <w:pPr>
-        <w:rPr>
-          <w:lang w:val="en-US"/>
-        </w:rPr>
-      </w:pPr>
-      <w:r>
-        <w:rPr>
-          <w:lang w:val="en-US"/>
-        </w:rPr>
-        <w:t>insert into trainer values(3,'John','AI');</w:t>
-      </w:r>
+        <w:t xml:space="preserve"> </w:t>
+      </w:r>
+      <w:proofErr w:type="gramStart"/>
+      <w:r>
+        <w:rPr>
+          <w:lang w:val="en-US"/>
+        </w:rPr>
+        <w:t>varchar(</w:t>
+      </w:r>
+      <w:proofErr w:type="gramEnd"/>
+      <w:r>
+        <w:rPr>
+          <w:lang w:val="en-US"/>
+        </w:rPr>
+        <w:t xml:space="preserve">30) not null, </w:t>
+      </w:r>
+    </w:p>
+    <w:p>
+      <w:pPr>
+        <w:rPr>
+          <w:lang w:val="en-US"/>
+        </w:rPr>
+      </w:pPr>
+      <w:r>
+        <w:rPr>
+          <w:lang w:val="en-US"/>
+        </w:rPr>
+        <w:t xml:space="preserve">technology </w:t>
+      </w:r>
+      <w:proofErr w:type="gramStart"/>
+      <w:r>
+        <w:rPr>
+          <w:lang w:val="en-US"/>
+        </w:rPr>
+        <w:t>varchar(</w:t>
+      </w:r>
+      <w:proofErr w:type="gramEnd"/>
+      <w:r>
+        <w:rPr>
+          <w:lang w:val="en-US"/>
+        </w:rPr>
+        <w:t>30) not null</w:t>
+      </w:r>
+      <w:proofErr w:type="gramStart"/>
+      <w:r>
+        <w:rPr>
+          <w:lang w:val="en-US"/>
+        </w:rPr>
+        <w:t>);</w:t>
+      </w:r>
+      <w:proofErr w:type="gramEnd"/>
+    </w:p>
+    <w:p>
+      <w:pPr>
+        <w:rPr>
+          <w:lang w:val="en-US"/>
+        </w:rPr>
+      </w:pPr>
+      <w:r>
+        <w:rPr>
+          <w:lang w:val="en-US"/>
+        </w:rPr>
+        <w:t>insert into trainer values(1,'Raj','Java'</w:t>
+      </w:r>
+      <w:proofErr w:type="gramStart"/>
+      <w:r>
+        <w:rPr>
+          <w:lang w:val="en-US"/>
+        </w:rPr>
+        <w:t>);</w:t>
+      </w:r>
+      <w:proofErr w:type="gramEnd"/>
+    </w:p>
+    <w:p>
+      <w:pPr>
+        <w:rPr>
+          <w:lang w:val="en-US"/>
+        </w:rPr>
+      </w:pPr>
+      <w:r>
+        <w:rPr>
+          <w:lang w:val="en-US"/>
+        </w:rPr>
+        <w:t>insert into trainer values(2,'Ravi','Python'</w:t>
+      </w:r>
+      <w:proofErr w:type="gramStart"/>
+      <w:r>
+        <w:rPr>
+          <w:lang w:val="en-US"/>
+        </w:rPr>
+        <w:t>);</w:t>
+      </w:r>
+      <w:proofErr w:type="gramEnd"/>
+    </w:p>
+    <w:p>
+      <w:pPr>
+        <w:rPr>
+          <w:lang w:val="en-US"/>
+        </w:rPr>
+      </w:pPr>
+      <w:r>
+        <w:rPr>
+          <w:lang w:val="en-US"/>
+        </w:rPr>
+        <w:t>insert into trainer values(3,'John','AI'</w:t>
+      </w:r>
+      <w:proofErr w:type="gramStart"/>
+      <w:r>
+        <w:rPr>
+          <w:lang w:val="en-US"/>
+        </w:rPr>
+        <w:t>);</w:t>
+      </w:r>
+      <w:proofErr w:type="gramEnd"/>
     </w:p>
     <w:p>
       <w:pPr>
@@ -3507,23 +4727,71 @@
         <w:rPr>
           <w:lang w:val="en-US"/>
         </w:rPr>
-        <w:t>(varchar(30)) not null, age int check &gt; 21,</w:t>
-      </w:r>
-      <w:r>
-        <w:rPr>
-          <w:b/>
-          <w:bCs/>
-          <w:lang w:val="en-US"/>
-        </w:rPr>
-        <w:t xml:space="preserve">TID int FK </w:t>
-      </w:r>
-      <w:r>
-        <w:rPr>
-          <w:b/>
-          <w:bCs/>
-          <w:lang w:val="en-US"/>
-        </w:rPr>
-        <w:t xml:space="preserve"> connect to PK</w:t>
+        <w:t>(</w:t>
+      </w:r>
+      <w:proofErr w:type="gramStart"/>
+      <w:r>
+        <w:rPr>
+          <w:lang w:val="en-US"/>
+        </w:rPr>
+        <w:t>varchar(</w:t>
+      </w:r>
+      <w:proofErr w:type="gramEnd"/>
+      <w:r>
+        <w:rPr>
+          <w:lang w:val="en-US"/>
+        </w:rPr>
+        <w:t xml:space="preserve">30)) not null, age int check &gt; </w:t>
+      </w:r>
+      <w:proofErr w:type="gramStart"/>
+      <w:r>
+        <w:rPr>
+          <w:lang w:val="en-US"/>
+        </w:rPr>
+        <w:t>21,</w:t>
+      </w:r>
+      <w:r>
+        <w:rPr>
+          <w:b/>
+          <w:bCs/>
+          <w:lang w:val="en-US"/>
+        </w:rPr>
+        <w:t>TID</w:t>
+      </w:r>
+      <w:proofErr w:type="gramEnd"/>
+      <w:r>
+        <w:rPr>
+          <w:b/>
+          <w:bCs/>
+          <w:lang w:val="en-US"/>
+        </w:rPr>
+        <w:t xml:space="preserve"> int </w:t>
+      </w:r>
+      <w:proofErr w:type="gramStart"/>
+      <w:r>
+        <w:rPr>
+          <w:b/>
+          <w:bCs/>
+          <w:lang w:val="en-US"/>
+        </w:rPr>
+        <w:t xml:space="preserve">FK </w:t>
+      </w:r>
+      <w:r>
+        <w:rPr>
+          <w:b/>
+          <w:bCs/>
+          <w:lang w:val="en-US"/>
+        </w:rPr>
+        <w:t xml:space="preserve"> connect</w:t>
+      </w:r>
+      <w:proofErr w:type="gramEnd"/>
+      <w:r>
+        <w:rPr>
+          <w:b/>
+          <w:bCs/>
+          <w:lang w:val="en-US"/>
+        </w:rPr>
+        <w:t xml:space="preserve"> to PK</w:t>
       </w:r>
     </w:p>
     <w:p>
@@ -3830,8 +5098,16 @@
         <w:rPr>
           <w:lang w:val="en-US"/>
         </w:rPr>
-        <w:t>create table student(</w:t>
-      </w:r>
+        <w:t xml:space="preserve">create table </w:t>
+      </w:r>
+      <w:proofErr w:type="gramStart"/>
+      <w:r>
+        <w:rPr>
+          <w:lang w:val="en-US"/>
+        </w:rPr>
+        <w:t>student(</w:t>
+      </w:r>
+      <w:proofErr w:type="gramEnd"/>
     </w:p>
     <w:p>
       <w:pPr>
@@ -3872,7 +5148,21 @@
         <w:rPr>
           <w:lang w:val="en-US"/>
         </w:rPr>
-        <w:t xml:space="preserve"> varchar(30) not null, </w:t>
+        <w:t xml:space="preserve"> </w:t>
+      </w:r>
+      <w:proofErr w:type="gramStart"/>
+      <w:r>
+        <w:rPr>
+          <w:lang w:val="en-US"/>
+        </w:rPr>
+        <w:t>varchar(</w:t>
+      </w:r>
+      <w:proofErr w:type="gramEnd"/>
+      <w:r>
+        <w:rPr>
+          <w:lang w:val="en-US"/>
+        </w:rPr>
+        <w:t xml:space="preserve">30) not null, </w:t>
       </w:r>
     </w:p>
     <w:p>
@@ -3947,67 +5237,107 @@
         <w:rPr>
           <w:lang w:val="en-US"/>
         </w:rPr>
-        <w:t>));</w:t>
-      </w:r>
-    </w:p>
-    <w:p>
-      <w:pPr>
-        <w:rPr>
-          <w:lang w:val="en-US"/>
-        </w:rPr>
-      </w:pPr>
-    </w:p>
-    <w:p>
-      <w:pPr>
-        <w:rPr>
-          <w:lang w:val="en-US"/>
-        </w:rPr>
-      </w:pPr>
-      <w:r>
-        <w:rPr>
-          <w:lang w:val="en-US"/>
-        </w:rPr>
-        <w:t>insert into student values(1,'Neena',23,1);</w:t>
-      </w:r>
-    </w:p>
-    <w:p>
-      <w:pPr>
-        <w:rPr>
-          <w:lang w:val="en-US"/>
-        </w:rPr>
-      </w:pPr>
-      <w:r>
-        <w:rPr>
-          <w:lang w:val="en-US"/>
-        </w:rPr>
-        <w:t>insert into student values(2,'Meena',24,1);</w:t>
-      </w:r>
-    </w:p>
-    <w:p>
-      <w:pPr>
-        <w:rPr>
-          <w:lang w:val="en-US"/>
-        </w:rPr>
-      </w:pPr>
-      <w:r>
-        <w:rPr>
-          <w:lang w:val="en-US"/>
-        </w:rPr>
-        <w:t>insert into student values(3,'Teena',25,2);</w:t>
-      </w:r>
-    </w:p>
-    <w:p>
-      <w:pPr>
-        <w:rPr>
-          <w:lang w:val="en-US"/>
-        </w:rPr>
-      </w:pPr>
-      <w:r>
-        <w:rPr>
-          <w:lang w:val="en-US"/>
-        </w:rPr>
-        <w:t>insert into student values(4,'Leena',26,4);</w:t>
-      </w:r>
+        <w:t>)</w:t>
+      </w:r>
+      <w:proofErr w:type="gramStart"/>
+      <w:r>
+        <w:rPr>
+          <w:lang w:val="en-US"/>
+        </w:rPr>
+        <w:t>);</w:t>
+      </w:r>
+      <w:proofErr w:type="gramEnd"/>
+    </w:p>
+    <w:p>
+      <w:pPr>
+        <w:rPr>
+          <w:lang w:val="en-US"/>
+        </w:rPr>
+      </w:pPr>
+    </w:p>
+    <w:p>
+      <w:pPr>
+        <w:rPr>
+          <w:lang w:val="en-US"/>
+        </w:rPr>
+      </w:pPr>
+      <w:r>
+        <w:rPr>
+          <w:lang w:val="en-US"/>
+        </w:rPr>
+        <w:t>insert into student values(1,'Neena',23,1</w:t>
+      </w:r>
+      <w:proofErr w:type="gramStart"/>
+      <w:r>
+        <w:rPr>
+          <w:lang w:val="en-US"/>
+        </w:rPr>
+        <w:t>);</w:t>
+      </w:r>
+      <w:proofErr w:type="gramEnd"/>
+    </w:p>
+    <w:p>
+      <w:pPr>
+        <w:rPr>
+          <w:lang w:val="en-US"/>
+        </w:rPr>
+      </w:pPr>
+      <w:r>
+        <w:rPr>
+          <w:lang w:val="en-US"/>
+        </w:rPr>
+        <w:t>insert into student values(2,'Meena',24,1</w:t>
+      </w:r>
+      <w:proofErr w:type="gramStart"/>
+      <w:r>
+        <w:rPr>
+          <w:lang w:val="en-US"/>
+        </w:rPr>
+        <w:t>);</w:t>
+      </w:r>
+      <w:proofErr w:type="gramEnd"/>
+    </w:p>
+    <w:p>
+      <w:pPr>
+        <w:rPr>
+          <w:lang w:val="en-US"/>
+        </w:rPr>
+      </w:pPr>
+      <w:r>
+        <w:rPr>
+          <w:lang w:val="en-US"/>
+        </w:rPr>
+        <w:t>insert into student values(3,'Teena',25,2</w:t>
+      </w:r>
+      <w:proofErr w:type="gramStart"/>
+      <w:r>
+        <w:rPr>
+          <w:lang w:val="en-US"/>
+        </w:rPr>
+        <w:t>);</w:t>
+      </w:r>
+      <w:proofErr w:type="gramEnd"/>
+    </w:p>
+    <w:p>
+      <w:pPr>
+        <w:rPr>
+          <w:lang w:val="en-US"/>
+        </w:rPr>
+      </w:pPr>
+      <w:r>
+        <w:rPr>
+          <w:lang w:val="en-US"/>
+        </w:rPr>
+        <w:t>insert into student values(4,'Leena',26,4</w:t>
+      </w:r>
+      <w:proofErr w:type="gramStart"/>
+      <w:r>
+        <w:rPr>
+          <w:lang w:val="en-US"/>
+        </w:rPr>
+        <w:t>);</w:t>
+      </w:r>
+      <w:proofErr w:type="gramEnd"/>
       <w:r>
         <w:rPr>
           <w:lang w:val="en-US"/>
@@ -4032,8 +5362,16 @@
         <w:rPr>
           <w:lang w:val="en-US"/>
         </w:rPr>
-        <w:t>insert into student values(4,'Leena',26,null);</w:t>
-      </w:r>
+        <w:t>insert into student values(4,'Leena',</w:t>
+      </w:r>
+      <w:proofErr w:type="gramStart"/>
+      <w:r>
+        <w:rPr>
+          <w:lang w:val="en-US"/>
+        </w:rPr>
+        <w:t>26,null);</w:t>
+      </w:r>
+      <w:proofErr w:type="gramEnd"/>
     </w:p>
     <w:p>
       <w:pPr>
@@ -4079,13 +5417,43 @@
         <w:t xml:space="preserve">select </w:t>
       </w:r>
       <w:proofErr w:type="spellStart"/>
-      <w:r>
-        <w:rPr>
-          <w:lang w:val="en-US"/>
-        </w:rPr>
-        <w:t>t.tname,t.technology,s.sname</w:t>
-      </w:r>
-      <w:proofErr w:type="spellEnd"/>
+      <w:proofErr w:type="gramStart"/>
+      <w:r>
+        <w:rPr>
+          <w:lang w:val="en-US"/>
+        </w:rPr>
+        <w:t>t.tname</w:t>
+      </w:r>
+      <w:proofErr w:type="gramEnd"/>
+      <w:r>
+        <w:rPr>
+          <w:lang w:val="en-US"/>
+        </w:rPr>
+        <w:t>,</w:t>
+      </w:r>
+      <w:proofErr w:type="gramStart"/>
+      <w:r>
+        <w:rPr>
+          <w:lang w:val="en-US"/>
+        </w:rPr>
+        <w:t>t.technology</w:t>
+      </w:r>
+      <w:proofErr w:type="gramEnd"/>
+      <w:r>
+        <w:rPr>
+          <w:lang w:val="en-US"/>
+        </w:rPr>
+        <w:t>,</w:t>
+      </w:r>
+      <w:proofErr w:type="gramStart"/>
+      <w:r>
+        <w:rPr>
+          <w:lang w:val="en-US"/>
+        </w:rPr>
+        <w:t>s.sname</w:t>
+      </w:r>
+      <w:proofErr w:type="spellEnd"/>
+      <w:proofErr w:type="gramEnd"/>
       <w:r>
         <w:rPr>
           <w:lang w:val="en-US"/>
@@ -4121,6 +5489,7 @@
         <w:t xml:space="preserve"> = </w:t>
       </w:r>
       <w:proofErr w:type="spellStart"/>
+      <w:proofErr w:type="gramStart"/>
       <w:r>
         <w:rPr>
           <w:lang w:val="en-US"/>
@@ -4134,6 +5503,7 @@
         </w:rPr>
         <w:t>;</w:t>
       </w:r>
+      <w:proofErr w:type="gramEnd"/>
     </w:p>
     <w:p>
       <w:pPr>
@@ -4148,13 +5518,43 @@
         <w:t xml:space="preserve">select </w:t>
       </w:r>
       <w:proofErr w:type="spellStart"/>
-      <w:r>
-        <w:rPr>
-          <w:lang w:val="en-US"/>
-        </w:rPr>
-        <w:t>t.tname,t.technology,s.sname</w:t>
-      </w:r>
-      <w:proofErr w:type="spellEnd"/>
+      <w:proofErr w:type="gramStart"/>
+      <w:r>
+        <w:rPr>
+          <w:lang w:val="en-US"/>
+        </w:rPr>
+        <w:t>t.tname</w:t>
+      </w:r>
+      <w:proofErr w:type="gramEnd"/>
+      <w:r>
+        <w:rPr>
+          <w:lang w:val="en-US"/>
+        </w:rPr>
+        <w:t>,</w:t>
+      </w:r>
+      <w:proofErr w:type="gramStart"/>
+      <w:r>
+        <w:rPr>
+          <w:lang w:val="en-US"/>
+        </w:rPr>
+        <w:t>t.technology</w:t>
+      </w:r>
+      <w:proofErr w:type="gramEnd"/>
+      <w:r>
+        <w:rPr>
+          <w:lang w:val="en-US"/>
+        </w:rPr>
+        <w:t>,</w:t>
+      </w:r>
+      <w:proofErr w:type="gramStart"/>
+      <w:r>
+        <w:rPr>
+          <w:lang w:val="en-US"/>
+        </w:rPr>
+        <w:t>s.sname</w:t>
+      </w:r>
+      <w:proofErr w:type="spellEnd"/>
+      <w:proofErr w:type="gramEnd"/>
       <w:r>
         <w:rPr>
           <w:lang w:val="en-US"/>
@@ -4190,6 +5590,7 @@
         <w:t xml:space="preserve"> = </w:t>
       </w:r>
       <w:proofErr w:type="spellStart"/>
+      <w:proofErr w:type="gramStart"/>
       <w:r>
         <w:rPr>
           <w:lang w:val="en-US"/>
@@ -4203,6 +5604,7 @@
         </w:rPr>
         <w:t>;</w:t>
       </w:r>
+      <w:proofErr w:type="gramEnd"/>
     </w:p>
     <w:p>
       <w:pPr>
@@ -4217,13 +5619,43 @@
         <w:t xml:space="preserve">select </w:t>
       </w:r>
       <w:proofErr w:type="spellStart"/>
-      <w:r>
-        <w:rPr>
-          <w:lang w:val="en-US"/>
-        </w:rPr>
-        <w:t>t.tname,t.technology,s.sname</w:t>
-      </w:r>
-      <w:proofErr w:type="spellEnd"/>
+      <w:proofErr w:type="gramStart"/>
+      <w:r>
+        <w:rPr>
+          <w:lang w:val="en-US"/>
+        </w:rPr>
+        <w:t>t.tname</w:t>
+      </w:r>
+      <w:proofErr w:type="gramEnd"/>
+      <w:r>
+        <w:rPr>
+          <w:lang w:val="en-US"/>
+        </w:rPr>
+        <w:t>,</w:t>
+      </w:r>
+      <w:proofErr w:type="gramStart"/>
+      <w:r>
+        <w:rPr>
+          <w:lang w:val="en-US"/>
+        </w:rPr>
+        <w:t>t.technology</w:t>
+      </w:r>
+      <w:proofErr w:type="gramEnd"/>
+      <w:r>
+        <w:rPr>
+          <w:lang w:val="en-US"/>
+        </w:rPr>
+        <w:t>,</w:t>
+      </w:r>
+      <w:proofErr w:type="gramStart"/>
+      <w:r>
+        <w:rPr>
+          <w:lang w:val="en-US"/>
+        </w:rPr>
+        <w:t>s.sname</w:t>
+      </w:r>
+      <w:proofErr w:type="spellEnd"/>
+      <w:proofErr w:type="gramEnd"/>
       <w:r>
         <w:rPr>
           <w:lang w:val="en-US"/>
@@ -4259,6 +5691,7 @@
         <w:t xml:space="preserve"> = </w:t>
       </w:r>
       <w:proofErr w:type="spellStart"/>
+      <w:proofErr w:type="gramStart"/>
       <w:r>
         <w:rPr>
           <w:lang w:val="en-US"/>
@@ -4272,6 +5705,7 @@
         </w:rPr>
         <w:t>;</w:t>
       </w:r>
+      <w:proofErr w:type="gramEnd"/>
     </w:p>
     <w:p>
       <w:pPr>
@@ -4386,7 +5820,21 @@
         <w:rPr>
           <w:lang w:val="en-US"/>
         </w:rPr>
-        <w:t>(varchar(30) PK</w:t>
+        <w:t>(</w:t>
+      </w:r>
+      <w:proofErr w:type="gramStart"/>
+      <w:r>
+        <w:rPr>
+          <w:lang w:val="en-US"/>
+        </w:rPr>
+        <w:t>varchar(</w:t>
+      </w:r>
+      <w:proofErr w:type="gramEnd"/>
+      <w:r>
+        <w:rPr>
+          <w:lang w:val="en-US"/>
+        </w:rPr>
+        <w:t>30) PK</w:t>
       </w:r>
       <w:r>
         <w:rPr>
@@ -4406,7 +5854,21 @@
         <w:rPr>
           <w:lang w:val="en-US"/>
         </w:rPr>
-        <w:t xml:space="preserve"> varchar(30) </w:t>
+        <w:t xml:space="preserve"> </w:t>
+      </w:r>
+      <w:proofErr w:type="gramStart"/>
+      <w:r>
+        <w:rPr>
+          <w:lang w:val="en-US"/>
+        </w:rPr>
+        <w:t>varchar(</w:t>
+      </w:r>
+      <w:proofErr w:type="gramEnd"/>
+      <w:r>
+        <w:rPr>
+          <w:lang w:val="en-US"/>
+        </w:rPr>
+        <w:t xml:space="preserve">30) </w:t>
       </w:r>
     </w:p>
     <w:p>
@@ -4487,9 +5949,19 @@
           <w:bCs/>
           <w:lang w:val="en-US"/>
         </w:rPr>
-        <w:t>create table person(</w:t>
-      </w:r>
-      <w:proofErr w:type="spellStart"/>
+        <w:t xml:space="preserve">create table </w:t>
+      </w:r>
+      <w:proofErr w:type="gramStart"/>
+      <w:r>
+        <w:rPr>
+          <w:b/>
+          <w:bCs/>
+          <w:lang w:val="en-US"/>
+        </w:rPr>
+        <w:t>person(</w:t>
+      </w:r>
+      <w:proofErr w:type="spellStart"/>
+      <w:proofErr w:type="gramEnd"/>
       <w:r>
         <w:rPr>
           <w:b/>
@@ -4505,9 +5977,28 @@
           <w:bCs/>
           <w:lang w:val="en-US"/>
         </w:rPr>
-        <w:t xml:space="preserve"> varchar(30) primary </w:t>
-      </w:r>
-      <w:proofErr w:type="spellStart"/>
+        <w:t xml:space="preserve"> </w:t>
+      </w:r>
+      <w:proofErr w:type="gramStart"/>
+      <w:r>
+        <w:rPr>
+          <w:b/>
+          <w:bCs/>
+          <w:lang w:val="en-US"/>
+        </w:rPr>
+        <w:t>varchar(</w:t>
+      </w:r>
+      <w:proofErr w:type="gramEnd"/>
+      <w:r>
+        <w:rPr>
+          <w:b/>
+          <w:bCs/>
+          <w:lang w:val="en-US"/>
+        </w:rPr>
+        <w:t xml:space="preserve">30) primary </w:t>
+      </w:r>
+      <w:proofErr w:type="spellStart"/>
+      <w:proofErr w:type="gramStart"/>
       <w:r>
         <w:rPr>
           <w:b/>
@@ -4517,14 +6008,43 @@
         <w:t>key,pname</w:t>
       </w:r>
       <w:proofErr w:type="spellEnd"/>
-      <w:r>
-        <w:rPr>
-          <w:b/>
-          <w:bCs/>
-          <w:lang w:val="en-US"/>
-        </w:rPr>
-        <w:t xml:space="preserve"> varchar(30) not null);</w:t>
-      </w:r>
+      <w:proofErr w:type="gramEnd"/>
+      <w:r>
+        <w:rPr>
+          <w:b/>
+          <w:bCs/>
+          <w:lang w:val="en-US"/>
+        </w:rPr>
+        <w:t xml:space="preserve"> </w:t>
+      </w:r>
+      <w:proofErr w:type="gramStart"/>
+      <w:r>
+        <w:rPr>
+          <w:b/>
+          <w:bCs/>
+          <w:lang w:val="en-US"/>
+        </w:rPr>
+        <w:t>varchar(</w:t>
+      </w:r>
+      <w:proofErr w:type="gramEnd"/>
+      <w:r>
+        <w:rPr>
+          <w:b/>
+          <w:bCs/>
+          <w:lang w:val="en-US"/>
+        </w:rPr>
+        <w:t>30) not null</w:t>
+      </w:r>
+      <w:proofErr w:type="gramStart"/>
+      <w:r>
+        <w:rPr>
+          <w:b/>
+          <w:bCs/>
+          <w:lang w:val="en-US"/>
+        </w:rPr>
+        <w:t>);</w:t>
+      </w:r>
+      <w:proofErr w:type="gramEnd"/>
     </w:p>
     <w:p>
       <w:pPr>
@@ -4550,8 +6070,16 @@
         <w:rPr>
           <w:lang w:val="en-US"/>
         </w:rPr>
-        <w:t>');</w:t>
-      </w:r>
+        <w:t>'</w:t>
+      </w:r>
+      <w:proofErr w:type="gramStart"/>
+      <w:r>
+        <w:rPr>
+          <w:lang w:val="en-US"/>
+        </w:rPr>
+        <w:t>);</w:t>
+      </w:r>
+      <w:proofErr w:type="gramEnd"/>
     </w:p>
     <w:p>
       <w:pPr>
@@ -4577,8 +6105,16 @@
         <w:rPr>
           <w:lang w:val="en-US"/>
         </w:rPr>
-        <w:t>');</w:t>
-      </w:r>
+        <w:t>'</w:t>
+      </w:r>
+      <w:proofErr w:type="gramStart"/>
+      <w:r>
+        <w:rPr>
+          <w:lang w:val="en-US"/>
+        </w:rPr>
+        <w:t>);</w:t>
+      </w:r>
+      <w:proofErr w:type="gramEnd"/>
     </w:p>
     <w:p>
       <w:pPr>
@@ -4611,7 +6147,21 @@
         <w:rPr>
           <w:lang w:val="en-US"/>
         </w:rPr>
-        <w:t xml:space="preserve"> (varchar(30) </w:t>
+        <w:t xml:space="preserve"> (</w:t>
+      </w:r>
+      <w:proofErr w:type="gramStart"/>
+      <w:r>
+        <w:rPr>
+          <w:lang w:val="en-US"/>
+        </w:rPr>
+        <w:t>varchar(</w:t>
+      </w:r>
+      <w:proofErr w:type="gramEnd"/>
+      <w:r>
+        <w:rPr>
+          <w:lang w:val="en-US"/>
+        </w:rPr>
+        <w:t xml:space="preserve">30) </w:t>
       </w:r>
       <w:r>
         <w:rPr>
@@ -4798,8 +6348,16 @@
         <w:rPr>
           <w:lang w:val="en-US"/>
         </w:rPr>
-        <w:t>create table passport(</w:t>
-      </w:r>
+        <w:t xml:space="preserve">create table </w:t>
+      </w:r>
+      <w:proofErr w:type="gramStart"/>
+      <w:r>
+        <w:rPr>
+          <w:lang w:val="en-US"/>
+        </w:rPr>
+        <w:t>passport(</w:t>
+      </w:r>
+      <w:proofErr w:type="gramEnd"/>
     </w:p>
     <w:p>
       <w:pPr>
@@ -4820,7 +6378,21 @@
         <w:rPr>
           <w:lang w:val="en-US"/>
         </w:rPr>
-        <w:t xml:space="preserve"> varchar(30) primary key,</w:t>
+        <w:t xml:space="preserve"> </w:t>
+      </w:r>
+      <w:proofErr w:type="gramStart"/>
+      <w:r>
+        <w:rPr>
+          <w:lang w:val="en-US"/>
+        </w:rPr>
+        <w:t>varchar(</w:t>
+      </w:r>
+      <w:proofErr w:type="gramEnd"/>
+      <w:r>
+        <w:rPr>
+          <w:lang w:val="en-US"/>
+        </w:rPr>
+        <w:t>30) primary key,</w:t>
       </w:r>
     </w:p>
     <w:p>
@@ -4841,7 +6413,21 @@
         <w:rPr>
           <w:lang w:val="en-US"/>
         </w:rPr>
-        <w:t xml:space="preserve"> varchar(30) unique not null, </w:t>
+        <w:t xml:space="preserve"> </w:t>
+      </w:r>
+      <w:proofErr w:type="gramStart"/>
+      <w:r>
+        <w:rPr>
+          <w:lang w:val="en-US"/>
+        </w:rPr>
+        <w:t>varchar(</w:t>
+      </w:r>
+      <w:proofErr w:type="gramEnd"/>
+      <w:r>
+        <w:rPr>
+          <w:lang w:val="en-US"/>
+        </w:rPr>
+        <w:t xml:space="preserve">30) unique not null, </w:t>
       </w:r>
     </w:p>
     <w:p>
@@ -4904,34 +6490,58 @@
         <w:rPr>
           <w:lang w:val="en-US"/>
         </w:rPr>
-        <w:t>));</w:t>
-      </w:r>
-    </w:p>
-    <w:p>
-      <w:pPr>
-        <w:rPr>
-          <w:lang w:val="en-US"/>
-        </w:rPr>
-      </w:pPr>
-      <w:r>
-        <w:rPr>
-          <w:lang w:val="en-US"/>
-        </w:rPr>
-        <w:t>insert into passport values('john@gmail.com','ABC123','2026-08-10');</w:t>
-      </w:r>
-    </w:p>
-    <w:p>
-      <w:pPr>
-        <w:rPr>
-          <w:lang w:val="en-US"/>
-        </w:rPr>
-      </w:pPr>
-      <w:r>
-        <w:rPr>
-          <w:lang w:val="en-US"/>
-        </w:rPr>
-        <w:t>insert into passport values('steven@gmail.com','XYZ567','2026-12-05');</w:t>
-      </w:r>
+        <w:t>)</w:t>
+      </w:r>
+      <w:proofErr w:type="gramStart"/>
+      <w:r>
+        <w:rPr>
+          <w:lang w:val="en-US"/>
+        </w:rPr>
+        <w:t>);</w:t>
+      </w:r>
+      <w:proofErr w:type="gramEnd"/>
+    </w:p>
+    <w:p>
+      <w:pPr>
+        <w:rPr>
+          <w:lang w:val="en-US"/>
+        </w:rPr>
+      </w:pPr>
+      <w:r>
+        <w:rPr>
+          <w:lang w:val="en-US"/>
+        </w:rPr>
+        <w:t>insert into passport values('john@gmail.com','ABC123','2026-08-10'</w:t>
+      </w:r>
+      <w:proofErr w:type="gramStart"/>
+      <w:r>
+        <w:rPr>
+          <w:lang w:val="en-US"/>
+        </w:rPr>
+        <w:t>);</w:t>
+      </w:r>
+      <w:proofErr w:type="gramEnd"/>
+    </w:p>
+    <w:p>
+      <w:pPr>
+        <w:rPr>
+          <w:lang w:val="en-US"/>
+        </w:rPr>
+      </w:pPr>
+      <w:r>
+        <w:rPr>
+          <w:lang w:val="en-US"/>
+        </w:rPr>
+        <w:t>insert into passport values('steven@gmail.com','XYZ567','2026-12-05'</w:t>
+      </w:r>
+      <w:proofErr w:type="gramStart"/>
+      <w:r>
+        <w:rPr>
+          <w:lang w:val="en-US"/>
+        </w:rPr>
+        <w:t>);</w:t>
+      </w:r>
+      <w:proofErr w:type="gramEnd"/>
     </w:p>
     <w:p>
       <w:pPr>
@@ -5063,11 +6673,19 @@
           <w:lang w:val="en-US"/>
         </w:rPr>
       </w:pPr>
-      <w:r>
-        <w:rPr>
-          <w:lang w:val="en-US"/>
-        </w:rPr>
-        <w:t>Sid(PK)</w:t>
+      <w:proofErr w:type="gramStart"/>
+      <w:r>
+        <w:rPr>
+          <w:lang w:val="en-US"/>
+        </w:rPr>
+        <w:t>Sid(</w:t>
+      </w:r>
+      <w:proofErr w:type="gramEnd"/>
+      <w:r>
+        <w:rPr>
+          <w:lang w:val="en-US"/>
+        </w:rPr>
+        <w:t>PK)</w:t>
       </w:r>
       <w:r>
         <w:rPr>
@@ -5188,9 +6806,17 @@
         <w:rPr>
           <w:lang w:val="en-US"/>
         </w:rPr>
-        <w:t>create table students(</w:t>
-      </w:r>
-      <w:proofErr w:type="spellStart"/>
+        <w:t xml:space="preserve">create table </w:t>
+      </w:r>
+      <w:proofErr w:type="gramStart"/>
+      <w:r>
+        <w:rPr>
+          <w:lang w:val="en-US"/>
+        </w:rPr>
+        <w:t>students(</w:t>
+      </w:r>
+      <w:proofErr w:type="spellStart"/>
+      <w:proofErr w:type="gramEnd"/>
       <w:r>
         <w:rPr>
           <w:lang w:val="en-US"/>
@@ -5205,6 +6831,7 @@
         <w:t xml:space="preserve"> int primary </w:t>
       </w:r>
       <w:proofErr w:type="spellStart"/>
+      <w:proofErr w:type="gramStart"/>
       <w:r>
         <w:rPr>
           <w:lang w:val="en-US"/>
@@ -5212,38 +6839,105 @@
         <w:t>key,sname</w:t>
       </w:r>
       <w:proofErr w:type="spellEnd"/>
-      <w:r>
-        <w:rPr>
-          <w:lang w:val="en-US"/>
-        </w:rPr>
-        <w:t xml:space="preserve"> varchar(30));</w:t>
-      </w:r>
-    </w:p>
-    <w:p>
-      <w:pPr>
-        <w:rPr>
-          <w:lang w:val="en-US"/>
-        </w:rPr>
-      </w:pPr>
-      <w:r>
-        <w:rPr>
-          <w:lang w:val="en-US"/>
-        </w:rPr>
-        <w:t>insert into students values(100,'John');</w:t>
-      </w:r>
-    </w:p>
-    <w:p>
-      <w:pPr>
-        <w:rPr>
-          <w:lang w:val="en-US"/>
-        </w:rPr>
-      </w:pPr>
-      <w:r>
-        <w:rPr>
-          <w:lang w:val="en-US"/>
-        </w:rPr>
-        <w:t>insert into students values(101,'Bob');</w:t>
-      </w:r>
+      <w:proofErr w:type="gramEnd"/>
+      <w:r>
+        <w:rPr>
+          <w:lang w:val="en-US"/>
+        </w:rPr>
+        <w:t xml:space="preserve"> </w:t>
+      </w:r>
+      <w:proofErr w:type="gramStart"/>
+      <w:r>
+        <w:rPr>
+          <w:lang w:val="en-US"/>
+        </w:rPr>
+        <w:t>varchar(</w:t>
+      </w:r>
+      <w:proofErr w:type="gramEnd"/>
+      <w:r>
+        <w:rPr>
+          <w:lang w:val="en-US"/>
+        </w:rPr>
+        <w:t>30)</w:t>
+      </w:r>
+      <w:proofErr w:type="gramStart"/>
+      <w:r>
+        <w:rPr>
+          <w:lang w:val="en-US"/>
+        </w:rPr>
+        <w:t>);</w:t>
+      </w:r>
+      <w:proofErr w:type="gramEnd"/>
+    </w:p>
+    <w:p>
+      <w:pPr>
+        <w:rPr>
+          <w:lang w:val="en-US"/>
+        </w:rPr>
+      </w:pPr>
+      <w:r>
+        <w:rPr>
+          <w:lang w:val="en-US"/>
+        </w:rPr>
+        <w:t xml:space="preserve">insert into </w:t>
+      </w:r>
+      <w:proofErr w:type="gramStart"/>
+      <w:r>
+        <w:rPr>
+          <w:lang w:val="en-US"/>
+        </w:rPr>
+        <w:t>students</w:t>
+      </w:r>
+      <w:proofErr w:type="gramEnd"/>
+      <w:r>
+        <w:rPr>
+          <w:lang w:val="en-US"/>
+        </w:rPr>
+        <w:t xml:space="preserve"> values(100,'John'</w:t>
+      </w:r>
+      <w:proofErr w:type="gramStart"/>
+      <w:r>
+        <w:rPr>
+          <w:lang w:val="en-US"/>
+        </w:rPr>
+        <w:t>);</w:t>
+      </w:r>
+      <w:proofErr w:type="gramEnd"/>
+    </w:p>
+    <w:p>
+      <w:pPr>
+        <w:rPr>
+          <w:lang w:val="en-US"/>
+        </w:rPr>
+      </w:pPr>
+      <w:r>
+        <w:rPr>
+          <w:lang w:val="en-US"/>
+        </w:rPr>
+        <w:t xml:space="preserve">insert into </w:t>
+      </w:r>
+      <w:proofErr w:type="gramStart"/>
+      <w:r>
+        <w:rPr>
+          <w:lang w:val="en-US"/>
+        </w:rPr>
+        <w:t>students</w:t>
+      </w:r>
+      <w:proofErr w:type="gramEnd"/>
+      <w:r>
+        <w:rPr>
+          <w:lang w:val="en-US"/>
+        </w:rPr>
+        <w:t xml:space="preserve"> values(101,'Bob'</w:t>
+      </w:r>
+      <w:proofErr w:type="gramStart"/>
+      <w:r>
+        <w:rPr>
+          <w:lang w:val="en-US"/>
+        </w:rPr>
+        <w:t>);</w:t>
+      </w:r>
+      <w:proofErr w:type="gramEnd"/>
     </w:p>
     <w:p>
       <w:pPr>
@@ -5381,9 +7075,17 @@
         <w:rPr>
           <w:lang w:val="en-US"/>
         </w:rPr>
-        <w:t>create table courses(</w:t>
-      </w:r>
-      <w:proofErr w:type="spellStart"/>
+        <w:t xml:space="preserve">create table </w:t>
+      </w:r>
+      <w:proofErr w:type="gramStart"/>
+      <w:r>
+        <w:rPr>
+          <w:lang w:val="en-US"/>
+        </w:rPr>
+        <w:t>courses(</w:t>
+      </w:r>
+      <w:proofErr w:type="spellStart"/>
+      <w:proofErr w:type="gramEnd"/>
       <w:r>
         <w:rPr>
           <w:lang w:val="en-US"/>
@@ -5398,6 +7100,7 @@
         <w:t xml:space="preserve"> int primary </w:t>
       </w:r>
       <w:proofErr w:type="spellStart"/>
+      <w:proofErr w:type="gramStart"/>
       <w:r>
         <w:rPr>
           <w:lang w:val="en-US"/>
@@ -5405,38 +7108,105 @@
         <w:t>key,cname</w:t>
       </w:r>
       <w:proofErr w:type="spellEnd"/>
-      <w:r>
-        <w:rPr>
-          <w:lang w:val="en-US"/>
-        </w:rPr>
-        <w:t xml:space="preserve"> varchar(30));</w:t>
-      </w:r>
-    </w:p>
-    <w:p>
-      <w:pPr>
-        <w:rPr>
-          <w:lang w:val="en-US"/>
-        </w:rPr>
-      </w:pPr>
-      <w:r>
-        <w:rPr>
-          <w:lang w:val="en-US"/>
-        </w:rPr>
-        <w:t>insert into courses values(111,'React JS');</w:t>
-      </w:r>
-    </w:p>
-    <w:p>
-      <w:pPr>
-        <w:rPr>
-          <w:lang w:val="en-US"/>
-        </w:rPr>
-      </w:pPr>
-      <w:r>
-        <w:rPr>
-          <w:lang w:val="en-US"/>
-        </w:rPr>
-        <w:t>insert into courses values(222,'Angular Framework');</w:t>
-      </w:r>
+      <w:proofErr w:type="gramEnd"/>
+      <w:r>
+        <w:rPr>
+          <w:lang w:val="en-US"/>
+        </w:rPr>
+        <w:t xml:space="preserve"> </w:t>
+      </w:r>
+      <w:proofErr w:type="gramStart"/>
+      <w:r>
+        <w:rPr>
+          <w:lang w:val="en-US"/>
+        </w:rPr>
+        <w:t>varchar(</w:t>
+      </w:r>
+      <w:proofErr w:type="gramEnd"/>
+      <w:r>
+        <w:rPr>
+          <w:lang w:val="en-US"/>
+        </w:rPr>
+        <w:t>30)</w:t>
+      </w:r>
+      <w:proofErr w:type="gramStart"/>
+      <w:r>
+        <w:rPr>
+          <w:lang w:val="en-US"/>
+        </w:rPr>
+        <w:t>);</w:t>
+      </w:r>
+      <w:proofErr w:type="gramEnd"/>
+    </w:p>
+    <w:p>
+      <w:pPr>
+        <w:rPr>
+          <w:lang w:val="en-US"/>
+        </w:rPr>
+      </w:pPr>
+      <w:r>
+        <w:rPr>
+          <w:lang w:val="en-US"/>
+        </w:rPr>
+        <w:t xml:space="preserve">insert into courses </w:t>
+      </w:r>
+      <w:proofErr w:type="gramStart"/>
+      <w:r>
+        <w:rPr>
+          <w:lang w:val="en-US"/>
+        </w:rPr>
+        <w:t>values(</w:t>
+      </w:r>
+      <w:proofErr w:type="gramEnd"/>
+      <w:r>
+        <w:rPr>
+          <w:lang w:val="en-US"/>
+        </w:rPr>
+        <w:t>111,'React JS'</w:t>
+      </w:r>
+      <w:proofErr w:type="gramStart"/>
+      <w:r>
+        <w:rPr>
+          <w:lang w:val="en-US"/>
+        </w:rPr>
+        <w:t>);</w:t>
+      </w:r>
+      <w:proofErr w:type="gramEnd"/>
+    </w:p>
+    <w:p>
+      <w:pPr>
+        <w:rPr>
+          <w:lang w:val="en-US"/>
+        </w:rPr>
+      </w:pPr>
+      <w:r>
+        <w:rPr>
+          <w:lang w:val="en-US"/>
+        </w:rPr>
+        <w:t xml:space="preserve">insert into courses </w:t>
+      </w:r>
+      <w:proofErr w:type="gramStart"/>
+      <w:r>
+        <w:rPr>
+          <w:lang w:val="en-US"/>
+        </w:rPr>
+        <w:t>values(</w:t>
+      </w:r>
+      <w:proofErr w:type="gramEnd"/>
+      <w:r>
+        <w:rPr>
+          <w:lang w:val="en-US"/>
+        </w:rPr>
+        <w:t>222,'Angular Framework'</w:t>
+      </w:r>
+      <w:proofErr w:type="gramStart"/>
+      <w:r>
+        <w:rPr>
+          <w:lang w:val="en-US"/>
+        </w:rPr>
+        <w:t>);</w:t>
+      </w:r>
+      <w:proofErr w:type="gramEnd"/>
     </w:p>
     <w:p>
       <w:pPr>
@@ -5479,6 +7249,7 @@
         </w:rPr>
       </w:pPr>
       <w:proofErr w:type="spellStart"/>
+      <w:proofErr w:type="gramStart"/>
       <w:r>
         <w:rPr>
           <w:lang w:val="en-US"/>
@@ -5490,7 +7261,14 @@
         <w:rPr>
           <w:lang w:val="en-US"/>
         </w:rPr>
-        <w:t>(PK auto increment)</w:t>
+        <w:t>(</w:t>
+      </w:r>
+      <w:proofErr w:type="gramEnd"/>
+      <w:r>
+        <w:rPr>
+          <w:lang w:val="en-US"/>
+        </w:rPr>
+        <w:t>PK auto increment)</w:t>
       </w:r>
       <w:r>
         <w:rPr>
@@ -5690,7 +7468,14 @@
         <w:rPr>
           <w:lang w:val="en-US"/>
         </w:rPr>
-        <w:t>students_courses_relationship</w:t>
+        <w:t>students_courses_</w:t>
+      </w:r>
+      <w:proofErr w:type="gramStart"/>
+      <w:r>
+        <w:rPr>
+          <w:lang w:val="en-US"/>
+        </w:rPr>
+        <w:t>relationship</w:t>
       </w:r>
       <w:proofErr w:type="spellEnd"/>
       <w:r>
@@ -5699,6 +7484,7 @@
         </w:rPr>
         <w:t>(</w:t>
       </w:r>
+      <w:proofErr w:type="gramEnd"/>
     </w:p>
     <w:p>
       <w:pPr>
@@ -5856,8 +7642,16 @@
         <w:rPr>
           <w:lang w:val="en-US"/>
         </w:rPr>
-        <w:t>));</w:t>
-      </w:r>
+        <w:t>)</w:t>
+      </w:r>
+      <w:proofErr w:type="gramStart"/>
+      <w:r>
+        <w:rPr>
+          <w:lang w:val="en-US"/>
+        </w:rPr>
+        <w:t>);</w:t>
+      </w:r>
+      <w:proofErr w:type="gramEnd"/>
     </w:p>
     <w:p>
       <w:pPr>
@@ -5887,6 +7681,7 @@
         <w:t>(</w:t>
       </w:r>
       <w:proofErr w:type="spellStart"/>
+      <w:proofErr w:type="gramStart"/>
       <w:r>
         <w:rPr>
           <w:lang w:val="en-US"/>
@@ -5894,12 +7689,35 @@
         <w:t>sid,cid</w:t>
       </w:r>
       <w:proofErr w:type="spellEnd"/>
-      <w:r>
-        <w:rPr>
-          <w:lang w:val="en-US"/>
-        </w:rPr>
-        <w:t>) values(100,222);</w:t>
-      </w:r>
+      <w:proofErr w:type="gramEnd"/>
+      <w:r>
+        <w:rPr>
+          <w:lang w:val="en-US"/>
+        </w:rPr>
+        <w:t xml:space="preserve">) </w:t>
+      </w:r>
+      <w:proofErr w:type="gramStart"/>
+      <w:r>
+        <w:rPr>
+          <w:lang w:val="en-US"/>
+        </w:rPr>
+        <w:t>values(</w:t>
+      </w:r>
+      <w:proofErr w:type="gramEnd"/>
+      <w:r>
+        <w:rPr>
+          <w:lang w:val="en-US"/>
+        </w:rPr>
+        <w:t>100,222</w:t>
+      </w:r>
+      <w:proofErr w:type="gramStart"/>
+      <w:r>
+        <w:rPr>
+          <w:lang w:val="en-US"/>
+        </w:rPr>
+        <w:t>);</w:t>
+      </w:r>
+      <w:proofErr w:type="gramEnd"/>
     </w:p>
     <w:p>
       <w:pPr>
@@ -5928,6 +7746,7 @@
         <w:t>(</w:t>
       </w:r>
       <w:proofErr w:type="spellStart"/>
+      <w:proofErr w:type="gramStart"/>
       <w:r>
         <w:rPr>
           <w:lang w:val="en-US"/>
@@ -5935,12 +7754,35 @@
         <w:t>sid,cid</w:t>
       </w:r>
       <w:proofErr w:type="spellEnd"/>
-      <w:r>
-        <w:rPr>
-          <w:lang w:val="en-US"/>
-        </w:rPr>
-        <w:t>) values(100,222);</w:t>
-      </w:r>
+      <w:proofErr w:type="gramEnd"/>
+      <w:r>
+        <w:rPr>
+          <w:lang w:val="en-US"/>
+        </w:rPr>
+        <w:t xml:space="preserve">) </w:t>
+      </w:r>
+      <w:proofErr w:type="gramStart"/>
+      <w:r>
+        <w:rPr>
+          <w:lang w:val="en-US"/>
+        </w:rPr>
+        <w:t>values(</w:t>
+      </w:r>
+      <w:proofErr w:type="gramEnd"/>
+      <w:r>
+        <w:rPr>
+          <w:lang w:val="en-US"/>
+        </w:rPr>
+        <w:t>100,222</w:t>
+      </w:r>
+      <w:proofErr w:type="gramStart"/>
+      <w:r>
+        <w:rPr>
+          <w:lang w:val="en-US"/>
+        </w:rPr>
+        <w:t>);</w:t>
+      </w:r>
+      <w:proofErr w:type="gramEnd"/>
     </w:p>
     <w:p>
       <w:pPr>
@@ -5969,6 +7811,7 @@
         <w:t>(</w:t>
       </w:r>
       <w:proofErr w:type="spellStart"/>
+      <w:proofErr w:type="gramStart"/>
       <w:r>
         <w:rPr>
           <w:lang w:val="en-US"/>
@@ -5976,12 +7819,35 @@
         <w:t>sid,cid</w:t>
       </w:r>
       <w:proofErr w:type="spellEnd"/>
-      <w:r>
-        <w:rPr>
-          <w:lang w:val="en-US"/>
-        </w:rPr>
-        <w:t>) values(101,111);</w:t>
-      </w:r>
+      <w:proofErr w:type="gramEnd"/>
+      <w:r>
+        <w:rPr>
+          <w:lang w:val="en-US"/>
+        </w:rPr>
+        <w:t xml:space="preserve">) </w:t>
+      </w:r>
+      <w:proofErr w:type="gramStart"/>
+      <w:r>
+        <w:rPr>
+          <w:lang w:val="en-US"/>
+        </w:rPr>
+        <w:t>values(</w:t>
+      </w:r>
+      <w:proofErr w:type="gramEnd"/>
+      <w:r>
+        <w:rPr>
+          <w:lang w:val="en-US"/>
+        </w:rPr>
+        <w:t>101,111</w:t>
+      </w:r>
+      <w:proofErr w:type="gramStart"/>
+      <w:r>
+        <w:rPr>
+          <w:lang w:val="en-US"/>
+        </w:rPr>
+        <w:t>);</w:t>
+      </w:r>
+      <w:proofErr w:type="gramEnd"/>
     </w:p>
     <w:p>
       <w:pPr>
@@ -6010,6 +7876,7 @@
         <w:t>(</w:t>
       </w:r>
       <w:proofErr w:type="spellStart"/>
+      <w:proofErr w:type="gramStart"/>
       <w:r>
         <w:rPr>
           <w:lang w:val="en-US"/>
@@ -6017,12 +7884,35 @@
         <w:t>sid,cid</w:t>
       </w:r>
       <w:proofErr w:type="spellEnd"/>
-      <w:r>
-        <w:rPr>
-          <w:lang w:val="en-US"/>
-        </w:rPr>
-        <w:t>) values(103,11);</w:t>
-      </w:r>
+      <w:proofErr w:type="gramEnd"/>
+      <w:r>
+        <w:rPr>
+          <w:lang w:val="en-US"/>
+        </w:rPr>
+        <w:t xml:space="preserve">) </w:t>
+      </w:r>
+      <w:proofErr w:type="gramStart"/>
+      <w:r>
+        <w:rPr>
+          <w:lang w:val="en-US"/>
+        </w:rPr>
+        <w:t>values(</w:t>
+      </w:r>
+      <w:proofErr w:type="gramEnd"/>
+      <w:r>
+        <w:rPr>
+          <w:lang w:val="en-US"/>
+        </w:rPr>
+        <w:t>103,11</w:t>
+      </w:r>
+      <w:proofErr w:type="gramStart"/>
+      <w:r>
+        <w:rPr>
+          <w:lang w:val="en-US"/>
+        </w:rPr>
+        <w:t>);</w:t>
+      </w:r>
+      <w:proofErr w:type="gramEnd"/>
       <w:r>
         <w:rPr>
           <w:lang w:val="en-US"/>
@@ -6058,6 +7948,7 @@
         <w:t>(</w:t>
       </w:r>
       <w:proofErr w:type="spellStart"/>
+      <w:proofErr w:type="gramStart"/>
       <w:r>
         <w:rPr>
           <w:lang w:val="en-US"/>
@@ -6065,18 +7956,1049 @@
         <w:t>sid,cid</w:t>
       </w:r>
       <w:proofErr w:type="spellEnd"/>
-      <w:r>
-        <w:rPr>
-          <w:lang w:val="en-US"/>
-        </w:rPr>
-        <w:t>) values(101,333);</w:t>
-      </w:r>
+      <w:proofErr w:type="gramEnd"/>
+      <w:r>
+        <w:rPr>
+          <w:lang w:val="en-US"/>
+        </w:rPr>
+        <w:t xml:space="preserve">) </w:t>
+      </w:r>
+      <w:proofErr w:type="gramStart"/>
+      <w:r>
+        <w:rPr>
+          <w:lang w:val="en-US"/>
+        </w:rPr>
+        <w:t>values(</w:t>
+      </w:r>
+      <w:proofErr w:type="gramEnd"/>
+      <w:r>
+        <w:rPr>
+          <w:lang w:val="en-US"/>
+        </w:rPr>
+        <w:t>101,333</w:t>
+      </w:r>
+      <w:proofErr w:type="gramStart"/>
+      <w:r>
+        <w:rPr>
+          <w:lang w:val="en-US"/>
+        </w:rPr>
+        <w:t>);</w:t>
+      </w:r>
+      <w:proofErr w:type="gramEnd"/>
       <w:r>
         <w:rPr>
           <w:lang w:val="en-US"/>
         </w:rPr>
         <w:tab/>
         <w:t xml:space="preserve">error </w:t>
+      </w:r>
+    </w:p>
+    <w:p>
+      <w:pPr>
+        <w:rPr>
+          <w:lang w:val="en-US"/>
+        </w:rPr>
+      </w:pPr>
+    </w:p>
+    <w:p>
+      <w:pPr>
+        <w:rPr>
+          <w:b/>
+          <w:bCs/>
+          <w:lang w:val="en-US"/>
+        </w:rPr>
+      </w:pPr>
+      <w:r>
+        <w:rPr>
+          <w:b/>
+          <w:bCs/>
+          <w:lang w:val="en-US"/>
+        </w:rPr>
+        <w:t xml:space="preserve">Sub Query </w:t>
+      </w:r>
+    </w:p>
+    <w:p>
+      <w:pPr>
+        <w:rPr>
+          <w:lang w:val="en-US"/>
+        </w:rPr>
+      </w:pPr>
+      <w:r>
+        <w:rPr>
+          <w:lang w:val="en-US"/>
+        </w:rPr>
+        <w:t xml:space="preserve">Query within another Query is known as Sub Query </w:t>
+      </w:r>
+    </w:p>
+    <w:p>
+      <w:pPr>
+        <w:rPr>
+          <w:lang w:val="en-US"/>
+        </w:rPr>
+      </w:pPr>
+      <w:r>
+        <w:rPr>
+          <w:lang w:val="en-US"/>
+        </w:rPr>
+        <w:t xml:space="preserve">Syntax </w:t>
+      </w:r>
+    </w:p>
+    <w:p>
+      <w:pPr>
+        <w:rPr>
+          <w:lang w:val="en-US"/>
+        </w:rPr>
+      </w:pPr>
+      <w:r>
+        <w:rPr>
+          <w:lang w:val="en-US"/>
+        </w:rPr>
+        <w:t>Outer Query (Inner Query)</w:t>
+      </w:r>
+    </w:p>
+    <w:p>
+      <w:pPr>
+        <w:rPr>
+          <w:lang w:val="en-US"/>
+        </w:rPr>
+      </w:pPr>
+    </w:p>
+    <w:p>
+      <w:pPr>
+        <w:rPr>
+          <w:lang w:val="en-US"/>
+        </w:rPr>
+      </w:pPr>
+      <w:r>
+        <w:rPr>
+          <w:lang w:val="en-US"/>
+        </w:rPr>
+        <w:t xml:space="preserve">First Inner Query execute output of inner query is input for Outer query. </w:t>
+      </w:r>
+    </w:p>
+    <w:p>
+      <w:pPr>
+        <w:rPr>
+          <w:lang w:val="en-US"/>
+        </w:rPr>
+      </w:pPr>
+    </w:p>
+    <w:p>
+      <w:pPr>
+        <w:pStyle w:val="ListParagraph"/>
+        <w:numPr>
+          <w:ilvl w:val="0"/>
+          <w:numId w:val="18"/>
+        </w:numPr>
+        <w:rPr>
+          <w:lang w:val="en-US"/>
+        </w:rPr>
+      </w:pPr>
+      <w:r>
+        <w:rPr>
+          <w:lang w:val="en-US"/>
+        </w:rPr>
+        <w:t xml:space="preserve">Inner query can </w:t>
+      </w:r>
+      <w:proofErr w:type="gramStart"/>
+      <w:r>
+        <w:rPr>
+          <w:lang w:val="en-US"/>
+        </w:rPr>
+        <w:t>return</w:t>
+      </w:r>
+      <w:proofErr w:type="gramEnd"/>
+      <w:r>
+        <w:rPr>
+          <w:lang w:val="en-US"/>
+        </w:rPr>
+        <w:t xml:space="preserve"> single row but only one column when we use aggregate operator. We need to use relational operator if sub query </w:t>
+      </w:r>
+      <w:proofErr w:type="gramStart"/>
+      <w:r>
+        <w:rPr>
+          <w:lang w:val="en-US"/>
+        </w:rPr>
+        <w:t>return</w:t>
+      </w:r>
+      <w:proofErr w:type="gramEnd"/>
+      <w:r>
+        <w:rPr>
+          <w:lang w:val="en-US"/>
+        </w:rPr>
+        <w:t xml:space="preserve"> only one single output. </w:t>
+      </w:r>
+    </w:p>
+    <w:p>
+      <w:pPr>
+        <w:pStyle w:val="ListParagraph"/>
+        <w:numPr>
+          <w:ilvl w:val="0"/>
+          <w:numId w:val="18"/>
+        </w:numPr>
+        <w:rPr>
+          <w:lang w:val="en-US"/>
+        </w:rPr>
+      </w:pPr>
+      <w:r>
+        <w:rPr>
+          <w:lang w:val="en-US"/>
+        </w:rPr>
+        <w:t xml:space="preserve">Inner query can return multiple </w:t>
+      </w:r>
+      <w:proofErr w:type="gramStart"/>
+      <w:r>
+        <w:rPr>
+          <w:lang w:val="en-US"/>
+        </w:rPr>
+        <w:t>row</w:t>
+      </w:r>
+      <w:proofErr w:type="gramEnd"/>
+      <w:r>
+        <w:rPr>
+          <w:lang w:val="en-US"/>
+        </w:rPr>
+        <w:t xml:space="preserve"> but only one column</w:t>
+      </w:r>
+      <w:r>
+        <w:rPr>
+          <w:lang w:val="en-US"/>
+        </w:rPr>
+        <w:t xml:space="preserve">. Outer query we need to use </w:t>
+      </w:r>
+      <w:r>
+        <w:rPr>
+          <w:b/>
+          <w:bCs/>
+          <w:lang w:val="en-US"/>
+        </w:rPr>
+        <w:t>in</w:t>
+      </w:r>
+      <w:r>
+        <w:rPr>
+          <w:lang w:val="en-US"/>
+        </w:rPr>
+        <w:t xml:space="preserve"> or relational operator with </w:t>
+      </w:r>
+      <w:r>
+        <w:rPr>
+          <w:b/>
+          <w:bCs/>
+          <w:lang w:val="en-US"/>
+        </w:rPr>
+        <w:t>any or all</w:t>
+      </w:r>
+      <w:r>
+        <w:rPr>
+          <w:lang w:val="en-US"/>
+        </w:rPr>
+        <w:t xml:space="preserve">. </w:t>
+      </w:r>
+    </w:p>
+    <w:p>
+      <w:pPr>
+        <w:pStyle w:val="ListParagraph"/>
+        <w:numPr>
+          <w:ilvl w:val="0"/>
+          <w:numId w:val="18"/>
+        </w:numPr>
+        <w:rPr>
+          <w:lang w:val="en-US"/>
+        </w:rPr>
+      </w:pPr>
+      <w:r>
+        <w:rPr>
+          <w:lang w:val="en-US"/>
+        </w:rPr>
+        <w:t xml:space="preserve">Inner Query can return more than one column with more than one </w:t>
+      </w:r>
+      <w:proofErr w:type="gramStart"/>
+      <w:r>
+        <w:rPr>
+          <w:lang w:val="en-US"/>
+        </w:rPr>
+        <w:t>records</w:t>
+      </w:r>
+      <w:proofErr w:type="gramEnd"/>
+      <w:r>
+        <w:rPr>
+          <w:lang w:val="en-US"/>
+        </w:rPr>
+        <w:t xml:space="preserve">. </w:t>
+      </w:r>
+    </w:p>
+    <w:p>
+      <w:pPr>
+        <w:rPr>
+          <w:lang w:val="en-US"/>
+        </w:rPr>
+      </w:pPr>
+    </w:p>
+    <w:p>
+      <w:pPr>
+        <w:rPr>
+          <w:lang w:val="en-US"/>
+        </w:rPr>
+      </w:pPr>
+      <w:r>
+        <w:rPr>
+          <w:lang w:val="en-US"/>
+        </w:rPr>
+        <w:t xml:space="preserve">Find the person name whose salary is &gt; all </w:t>
+      </w:r>
+      <w:proofErr w:type="gramStart"/>
+      <w:r>
+        <w:rPr>
+          <w:lang w:val="en-US"/>
+        </w:rPr>
+        <w:t>those employee</w:t>
+      </w:r>
+      <w:proofErr w:type="gramEnd"/>
+      <w:r>
+        <w:rPr>
+          <w:lang w:val="en-US"/>
+        </w:rPr>
+        <w:t xml:space="preserve"> working in department Id = </w:t>
+      </w:r>
+      <w:proofErr w:type="gramStart"/>
+      <w:r>
+        <w:rPr>
+          <w:lang w:val="en-US"/>
+        </w:rPr>
+        <w:t>60;</w:t>
+      </w:r>
+      <w:proofErr w:type="gramEnd"/>
+    </w:p>
+    <w:p>
+      <w:pPr>
+        <w:rPr>
+          <w:lang w:val="en-US"/>
+        </w:rPr>
+      </w:pPr>
+      <w:r>
+        <w:rPr>
+          <w:lang w:val="en-US"/>
+        </w:rPr>
+        <w:t xml:space="preserve">Without sub query </w:t>
+      </w:r>
+    </w:p>
+    <w:p>
+      <w:pPr>
+        <w:rPr>
+          <w:lang w:val="en-US"/>
+        </w:rPr>
+      </w:pPr>
+    </w:p>
+    <w:p>
+      <w:pPr>
+        <w:rPr>
+          <w:lang w:val="en-US"/>
+        </w:rPr>
+      </w:pPr>
+      <w:r>
+        <w:rPr>
+          <w:lang w:val="en-US"/>
+        </w:rPr>
+        <w:t xml:space="preserve">select max(salary) from employee where </w:t>
+      </w:r>
+      <w:proofErr w:type="spellStart"/>
+      <w:r>
+        <w:rPr>
+          <w:lang w:val="en-US"/>
+        </w:rPr>
+        <w:t>department_id</w:t>
+      </w:r>
+      <w:proofErr w:type="spellEnd"/>
+      <w:r>
+        <w:rPr>
+          <w:lang w:val="en-US"/>
+        </w:rPr>
+        <w:t>=</w:t>
+      </w:r>
+      <w:proofErr w:type="gramStart"/>
+      <w:r>
+        <w:rPr>
+          <w:lang w:val="en-US"/>
+        </w:rPr>
+        <w:t>60;</w:t>
+      </w:r>
+      <w:proofErr w:type="gramEnd"/>
+    </w:p>
+    <w:p>
+      <w:pPr>
+        <w:rPr>
+          <w:lang w:val="en-US"/>
+        </w:rPr>
+      </w:pPr>
+      <w:r>
+        <w:rPr>
+          <w:lang w:val="en-US"/>
+        </w:rPr>
+        <w:t xml:space="preserve">select </w:t>
+      </w:r>
+      <w:proofErr w:type="spellStart"/>
+      <w:r>
+        <w:rPr>
+          <w:lang w:val="en-US"/>
+        </w:rPr>
+        <w:t>first_name</w:t>
+      </w:r>
+      <w:proofErr w:type="spellEnd"/>
+      <w:r>
+        <w:rPr>
+          <w:lang w:val="en-US"/>
+        </w:rPr>
+        <w:t xml:space="preserve"> from employee where salary &gt; </w:t>
+      </w:r>
+      <w:proofErr w:type="gramStart"/>
+      <w:r>
+        <w:rPr>
+          <w:lang w:val="en-US"/>
+        </w:rPr>
+        <w:t>9000;</w:t>
+      </w:r>
+      <w:proofErr w:type="gramEnd"/>
+    </w:p>
+    <w:p>
+      <w:pPr>
+        <w:rPr>
+          <w:lang w:val="en-US"/>
+        </w:rPr>
+      </w:pPr>
+    </w:p>
+    <w:p>
+      <w:pPr>
+        <w:rPr>
+          <w:lang w:val="en-US"/>
+        </w:rPr>
+      </w:pPr>
+      <w:r>
+        <w:rPr>
+          <w:lang w:val="en-US"/>
+        </w:rPr>
+        <w:t xml:space="preserve">with sub query </w:t>
+      </w:r>
+    </w:p>
+    <w:p>
+      <w:pPr>
+        <w:rPr>
+          <w:lang w:val="en-US"/>
+        </w:rPr>
+      </w:pPr>
+    </w:p>
+    <w:p>
+      <w:pPr>
+        <w:rPr>
+          <w:lang w:val="en-US"/>
+        </w:rPr>
+      </w:pPr>
+    </w:p>
+    <w:p>
+      <w:pPr>
+        <w:rPr>
+          <w:lang w:val="en-US"/>
+        </w:rPr>
+      </w:pPr>
+      <w:r>
+        <w:rPr>
+          <w:lang w:val="en-US"/>
+        </w:rPr>
+        <w:lastRenderedPageBreak/>
+        <w:t xml:space="preserve">select </w:t>
+      </w:r>
+      <w:proofErr w:type="spellStart"/>
+      <w:r>
+        <w:rPr>
+          <w:lang w:val="en-US"/>
+        </w:rPr>
+        <w:t>first_name</w:t>
+      </w:r>
+      <w:proofErr w:type="spellEnd"/>
+      <w:r>
+        <w:rPr>
+          <w:lang w:val="en-US"/>
+        </w:rPr>
+        <w:t xml:space="preserve"> from employee where salary </w:t>
+      </w:r>
+      <w:r>
+        <w:rPr>
+          <w:highlight w:val="yellow"/>
+          <w:lang w:val="en-US"/>
+        </w:rPr>
+        <w:t>&gt;</w:t>
+      </w:r>
+      <w:r>
+        <w:rPr>
+          <w:lang w:val="en-US"/>
+        </w:rPr>
+        <w:t xml:space="preserve"> </w:t>
+      </w:r>
+      <w:r>
+        <w:rPr>
+          <w:lang w:val="en-US"/>
+        </w:rPr>
+        <w:t>(</w:t>
+      </w:r>
+      <w:r>
+        <w:rPr>
+          <w:lang w:val="en-US"/>
+        </w:rPr>
+        <w:t xml:space="preserve">select max(salary) from employee where </w:t>
+      </w:r>
+      <w:proofErr w:type="spellStart"/>
+      <w:r>
+        <w:rPr>
+          <w:lang w:val="en-US"/>
+        </w:rPr>
+        <w:t>department_id</w:t>
+      </w:r>
+      <w:proofErr w:type="spellEnd"/>
+      <w:r>
+        <w:rPr>
+          <w:lang w:val="en-US"/>
+        </w:rPr>
+        <w:t>=60</w:t>
+      </w:r>
+      <w:proofErr w:type="gramStart"/>
+      <w:r>
+        <w:rPr>
+          <w:lang w:val="en-US"/>
+        </w:rPr>
+        <w:t>);</w:t>
+      </w:r>
+      <w:proofErr w:type="gramEnd"/>
+    </w:p>
+    <w:p>
+      <w:pPr>
+        <w:rPr>
+          <w:lang w:val="en-US"/>
+        </w:rPr>
+      </w:pPr>
+    </w:p>
+    <w:p>
+      <w:pPr>
+        <w:rPr>
+          <w:lang w:val="en-US"/>
+        </w:rPr>
+      </w:pPr>
+      <w:r>
+        <w:rPr>
+          <w:lang w:val="en-US"/>
+        </w:rPr>
+        <w:t xml:space="preserve">Find employee details or </w:t>
+      </w:r>
+      <w:proofErr w:type="spellStart"/>
+      <w:r>
+        <w:rPr>
+          <w:lang w:val="en-US"/>
+        </w:rPr>
+        <w:t>namse</w:t>
+      </w:r>
+      <w:proofErr w:type="spellEnd"/>
+      <w:r>
+        <w:rPr>
+          <w:lang w:val="en-US"/>
+        </w:rPr>
+        <w:t xml:space="preserve"> whose salary is equal to those employee’s salary working in ST_MAN.</w:t>
+      </w:r>
+    </w:p>
+    <w:p>
+      <w:pPr>
+        <w:rPr>
+          <w:lang w:val="en-US"/>
+        </w:rPr>
+      </w:pPr>
+      <w:r>
+        <w:rPr>
+          <w:lang w:val="en-US"/>
+        </w:rPr>
+        <w:t xml:space="preserve">Without sub query </w:t>
+      </w:r>
+    </w:p>
+    <w:p>
+      <w:pPr>
+        <w:rPr>
+          <w:lang w:val="en-US"/>
+        </w:rPr>
+      </w:pPr>
+      <w:r>
+        <w:rPr>
+          <w:lang w:val="en-US"/>
+        </w:rPr>
+        <w:t xml:space="preserve">select salary from employee where </w:t>
+      </w:r>
+      <w:proofErr w:type="spellStart"/>
+      <w:r>
+        <w:rPr>
+          <w:lang w:val="en-US"/>
+        </w:rPr>
+        <w:t>job_id</w:t>
+      </w:r>
+      <w:proofErr w:type="spellEnd"/>
+      <w:r>
+        <w:rPr>
+          <w:lang w:val="en-US"/>
+        </w:rPr>
+        <w:t xml:space="preserve"> like 'ST_MAN</w:t>
+      </w:r>
+      <w:proofErr w:type="gramStart"/>
+      <w:r>
+        <w:rPr>
+          <w:lang w:val="en-US"/>
+        </w:rPr>
+        <w:t>';</w:t>
+      </w:r>
+      <w:proofErr w:type="gramEnd"/>
+    </w:p>
+    <w:p>
+      <w:pPr>
+        <w:rPr>
+          <w:lang w:val="en-US"/>
+        </w:rPr>
+      </w:pPr>
+      <w:r>
+        <w:rPr>
+          <w:lang w:val="en-US"/>
+        </w:rPr>
+        <w:t xml:space="preserve">select </w:t>
+      </w:r>
+      <w:proofErr w:type="spellStart"/>
+      <w:r>
+        <w:rPr>
+          <w:lang w:val="en-US"/>
+        </w:rPr>
+        <w:t>first_</w:t>
+      </w:r>
+      <w:proofErr w:type="gramStart"/>
+      <w:r>
+        <w:rPr>
+          <w:lang w:val="en-US"/>
+        </w:rPr>
+        <w:t>name,salary</w:t>
+      </w:r>
+      <w:proofErr w:type="spellEnd"/>
+      <w:proofErr w:type="gramEnd"/>
+      <w:r>
+        <w:rPr>
+          <w:lang w:val="en-US"/>
+        </w:rPr>
+        <w:t xml:space="preserve"> from employee where salary </w:t>
+      </w:r>
+      <w:proofErr w:type="gramStart"/>
+      <w:r>
+        <w:rPr>
+          <w:lang w:val="en-US"/>
+        </w:rPr>
+        <w:t>in(</w:t>
+      </w:r>
+      <w:proofErr w:type="gramEnd"/>
+      <w:r>
+        <w:rPr>
+          <w:lang w:val="en-US"/>
+        </w:rPr>
+        <w:t>8000,8200,7900,6500,5800</w:t>
+      </w:r>
+      <w:proofErr w:type="gramStart"/>
+      <w:r>
+        <w:rPr>
+          <w:lang w:val="en-US"/>
+        </w:rPr>
+        <w:t>);</w:t>
+      </w:r>
+      <w:proofErr w:type="gramEnd"/>
+    </w:p>
+    <w:p>
+      <w:pPr>
+        <w:rPr>
+          <w:lang w:val="en-US"/>
+        </w:rPr>
+      </w:pPr>
+    </w:p>
+    <w:p>
+      <w:pPr>
+        <w:rPr>
+          <w:lang w:val="en-US"/>
+        </w:rPr>
+      </w:pPr>
+    </w:p>
+    <w:p>
+      <w:pPr>
+        <w:rPr>
+          <w:lang w:val="en-US"/>
+        </w:rPr>
+      </w:pPr>
+      <w:r>
+        <w:rPr>
+          <w:lang w:val="en-US"/>
+        </w:rPr>
+        <w:t xml:space="preserve">with sub query </w:t>
+      </w:r>
+      <w:proofErr w:type="gramStart"/>
+      <w:r>
+        <w:rPr>
+          <w:lang w:val="en-US"/>
+        </w:rPr>
+        <w:t>with in</w:t>
+      </w:r>
+      <w:proofErr w:type="gramEnd"/>
+      <w:r>
+        <w:rPr>
+          <w:lang w:val="en-US"/>
+        </w:rPr>
+        <w:t xml:space="preserve"> operator </w:t>
+      </w:r>
+    </w:p>
+    <w:p>
+      <w:pPr>
+        <w:rPr>
+          <w:lang w:val="en-US"/>
+        </w:rPr>
+      </w:pPr>
+      <w:r>
+        <w:rPr>
+          <w:lang w:val="en-US"/>
+        </w:rPr>
+        <w:t xml:space="preserve">select </w:t>
+      </w:r>
+      <w:proofErr w:type="spellStart"/>
+      <w:r>
+        <w:rPr>
+          <w:lang w:val="en-US"/>
+        </w:rPr>
+        <w:t>first_</w:t>
+      </w:r>
+      <w:proofErr w:type="gramStart"/>
+      <w:r>
+        <w:rPr>
+          <w:lang w:val="en-US"/>
+        </w:rPr>
+        <w:t>name,salary</w:t>
+      </w:r>
+      <w:proofErr w:type="spellEnd"/>
+      <w:proofErr w:type="gramEnd"/>
+      <w:r>
+        <w:rPr>
+          <w:lang w:val="en-US"/>
+        </w:rPr>
+        <w:t xml:space="preserve"> from employee where salary in (select salary from employee where </w:t>
+      </w:r>
+      <w:proofErr w:type="spellStart"/>
+      <w:r>
+        <w:rPr>
+          <w:lang w:val="en-US"/>
+        </w:rPr>
+        <w:t>job_id</w:t>
+      </w:r>
+      <w:proofErr w:type="spellEnd"/>
+      <w:r>
+        <w:rPr>
+          <w:lang w:val="en-US"/>
+        </w:rPr>
+        <w:t xml:space="preserve"> like 'ST_MAN'</w:t>
+      </w:r>
+      <w:proofErr w:type="gramStart"/>
+      <w:r>
+        <w:rPr>
+          <w:lang w:val="en-US"/>
+        </w:rPr>
+        <w:t>);</w:t>
+      </w:r>
+      <w:proofErr w:type="gramEnd"/>
+    </w:p>
+    <w:p>
+      <w:pPr>
+        <w:rPr>
+          <w:lang w:val="en-US"/>
+        </w:rPr>
+      </w:pPr>
+    </w:p>
+    <w:p>
+      <w:pPr>
+        <w:rPr>
+          <w:b/>
+          <w:bCs/>
+          <w:lang w:val="en-US"/>
+        </w:rPr>
+      </w:pPr>
+      <w:r>
+        <w:rPr>
+          <w:b/>
+          <w:bCs/>
+          <w:lang w:val="en-US"/>
+        </w:rPr>
+        <w:t xml:space="preserve">find person name whose salary is &gt; any one of the </w:t>
+      </w:r>
+      <w:proofErr w:type="gramStart"/>
+      <w:r>
+        <w:rPr>
+          <w:b/>
+          <w:bCs/>
+          <w:lang w:val="en-US"/>
+        </w:rPr>
+        <w:t>employee</w:t>
+      </w:r>
+      <w:proofErr w:type="gramEnd"/>
+      <w:r>
+        <w:rPr>
+          <w:b/>
+          <w:bCs/>
+          <w:lang w:val="en-US"/>
+        </w:rPr>
+        <w:t xml:space="preserve"> working in department 30</w:t>
+      </w:r>
+    </w:p>
+    <w:p>
+      <w:pPr>
+        <w:rPr>
+          <w:lang w:val="en-US"/>
+        </w:rPr>
+      </w:pPr>
+      <w:r>
+        <w:rPr>
+          <w:lang w:val="en-US"/>
+        </w:rPr>
+        <w:t xml:space="preserve">with sub query with any </w:t>
+      </w:r>
+    </w:p>
+    <w:p>
+      <w:pPr>
+        <w:rPr>
+          <w:lang w:val="en-US"/>
+        </w:rPr>
+      </w:pPr>
+      <w:r>
+        <w:rPr>
+          <w:lang w:val="en-US"/>
+        </w:rPr>
+        <w:t xml:space="preserve">select </w:t>
+      </w:r>
+      <w:proofErr w:type="spellStart"/>
+      <w:r>
+        <w:rPr>
+          <w:lang w:val="en-US"/>
+        </w:rPr>
+        <w:t>first_</w:t>
+      </w:r>
+      <w:proofErr w:type="gramStart"/>
+      <w:r>
+        <w:rPr>
+          <w:lang w:val="en-US"/>
+        </w:rPr>
+        <w:t>name,salary</w:t>
+      </w:r>
+      <w:proofErr w:type="spellEnd"/>
+      <w:proofErr w:type="gramEnd"/>
+      <w:r>
+        <w:rPr>
+          <w:lang w:val="en-US"/>
+        </w:rPr>
+        <w:t xml:space="preserve"> from employee where salary </w:t>
+      </w:r>
+      <w:r>
+        <w:rPr>
+          <w:b/>
+          <w:bCs/>
+          <w:lang w:val="en-US"/>
+        </w:rPr>
+        <w:t>&gt;any</w:t>
+      </w:r>
+      <w:r>
+        <w:rPr>
+          <w:lang w:val="en-US"/>
+        </w:rPr>
+        <w:t xml:space="preserve"> (select salary from employee where </w:t>
+      </w:r>
+      <w:proofErr w:type="spellStart"/>
+      <w:r>
+        <w:rPr>
+          <w:lang w:val="en-US"/>
+        </w:rPr>
+        <w:t>department_id</w:t>
+      </w:r>
+      <w:proofErr w:type="spellEnd"/>
+      <w:r>
+        <w:rPr>
+          <w:lang w:val="en-US"/>
+        </w:rPr>
+        <w:t>=30</w:t>
+      </w:r>
+      <w:proofErr w:type="gramStart"/>
+      <w:r>
+        <w:rPr>
+          <w:lang w:val="en-US"/>
+        </w:rPr>
+        <w:t>);</w:t>
+      </w:r>
+      <w:proofErr w:type="gramEnd"/>
+    </w:p>
+    <w:p>
+      <w:pPr>
+        <w:rPr>
+          <w:lang w:val="en-US"/>
+        </w:rPr>
+      </w:pPr>
+      <w:r>
+        <w:rPr>
+          <w:lang w:val="en-US"/>
+        </w:rPr>
+        <w:t xml:space="preserve">minimum of inner query of salary. </w:t>
+      </w:r>
+    </w:p>
+    <w:p>
+      <w:pPr>
+        <w:rPr>
+          <w:lang w:val="en-US"/>
+        </w:rPr>
+      </w:pPr>
+    </w:p>
+    <w:p>
+      <w:pPr>
+        <w:rPr>
+          <w:lang w:val="en-US"/>
+        </w:rPr>
+      </w:pPr>
+      <w:r>
+        <w:rPr>
+          <w:lang w:val="en-US"/>
+        </w:rPr>
+        <w:t xml:space="preserve">with sub query with all </w:t>
+      </w:r>
+    </w:p>
+    <w:p>
+      <w:pPr>
+        <w:rPr>
+          <w:lang w:val="en-US"/>
+        </w:rPr>
+      </w:pPr>
+      <w:r>
+        <w:rPr>
+          <w:lang w:val="en-US"/>
+        </w:rPr>
+        <w:t xml:space="preserve">select </w:t>
+      </w:r>
+      <w:proofErr w:type="spellStart"/>
+      <w:r>
+        <w:rPr>
+          <w:lang w:val="en-US"/>
+        </w:rPr>
+        <w:t>first_</w:t>
+      </w:r>
+      <w:proofErr w:type="gramStart"/>
+      <w:r>
+        <w:rPr>
+          <w:lang w:val="en-US"/>
+        </w:rPr>
+        <w:t>name,salary</w:t>
+      </w:r>
+      <w:proofErr w:type="spellEnd"/>
+      <w:proofErr w:type="gramEnd"/>
+      <w:r>
+        <w:rPr>
+          <w:lang w:val="en-US"/>
+        </w:rPr>
+        <w:t xml:space="preserve"> from employee where salary </w:t>
+      </w:r>
+      <w:r>
+        <w:rPr>
+          <w:b/>
+          <w:bCs/>
+          <w:lang w:val="en-US"/>
+        </w:rPr>
+        <w:t>&gt;all</w:t>
+      </w:r>
+      <w:r>
+        <w:rPr>
+          <w:lang w:val="en-US"/>
+        </w:rPr>
+        <w:t xml:space="preserve"> (select salary from employee where </w:t>
+      </w:r>
+      <w:proofErr w:type="spellStart"/>
+      <w:r>
+        <w:rPr>
+          <w:lang w:val="en-US"/>
+        </w:rPr>
+        <w:t>department_id</w:t>
+      </w:r>
+      <w:proofErr w:type="spellEnd"/>
+      <w:r>
+        <w:rPr>
+          <w:lang w:val="en-US"/>
+        </w:rPr>
+        <w:t>=30</w:t>
+      </w:r>
+      <w:proofErr w:type="gramStart"/>
+      <w:r>
+        <w:rPr>
+          <w:lang w:val="en-US"/>
+        </w:rPr>
+        <w:t>);</w:t>
+      </w:r>
+      <w:proofErr w:type="gramEnd"/>
+    </w:p>
+    <w:p>
+      <w:pPr>
+        <w:rPr>
+          <w:lang w:val="en-US"/>
+        </w:rPr>
+      </w:pPr>
+      <w:r>
+        <w:rPr>
+          <w:lang w:val="en-US"/>
+        </w:rPr>
+        <w:t xml:space="preserve">maximum of inner query salary. </w:t>
+      </w:r>
+    </w:p>
+    <w:p>
+      <w:pPr>
+        <w:rPr>
+          <w:lang w:val="en-US"/>
+        </w:rPr>
+      </w:pPr>
+    </w:p>
+    <w:p>
+      <w:pPr>
+        <w:rPr>
+          <w:lang w:val="en-US"/>
+        </w:rPr>
+      </w:pPr>
+    </w:p>
+    <w:p>
+      <w:pPr>
+        <w:rPr>
+          <w:lang w:val="en-US"/>
+        </w:rPr>
+      </w:pPr>
+      <w:r>
+        <w:rPr>
+          <w:lang w:val="en-US"/>
+        </w:rPr>
+        <w:t xml:space="preserve">View </w:t>
+      </w:r>
+    </w:p>
+    <w:p>
+      <w:pPr>
+        <w:rPr>
+          <w:lang w:val="en-US"/>
+        </w:rPr>
+      </w:pPr>
+      <w:r>
+        <w:rPr>
+          <w:lang w:val="en-US"/>
+        </w:rPr>
+        <w:t xml:space="preserve">Index </w:t>
+      </w:r>
+    </w:p>
+    <w:p>
+      <w:pPr>
+        <w:rPr>
+          <w:lang w:val="en-US"/>
+        </w:rPr>
+      </w:pPr>
+      <w:r>
+        <w:rPr>
+          <w:lang w:val="en-US"/>
+        </w:rPr>
+        <w:t xml:space="preserve">TCL </w:t>
       </w:r>
     </w:p>
     <w:p>
@@ -6924,6 +9846,95 @@
     </w:lvl>
   </w:abstractNum>
   <w:abstractNum w:abstractNumId="9" w15:restartNumberingAfterBreak="0">
+    <w:nsid w:val="4C3A1DFC"/>
+    <w:multiLevelType w:val="hybridMultilevel"/>
+    <w:tmpl w:val="1FF2C92A"/>
+    <w:lvl w:ilvl="0" w:tplc="4009000F">
+      <w:start w:val="1"/>
+      <w:numFmt w:val="decimal"/>
+      <w:lvlText w:val="%1."/>
+      <w:lvlJc w:val="left"/>
+      <w:pPr>
+        <w:ind w:left="720" w:hanging="360"/>
+      </w:pPr>
+      <w:rPr>
+        <w:rFonts w:hint="default"/>
+      </w:rPr>
+    </w:lvl>
+    <w:lvl w:ilvl="1" w:tplc="40090019" w:tentative="1">
+      <w:start w:val="1"/>
+      <w:numFmt w:val="lowerLetter"/>
+      <w:lvlText w:val="%2."/>
+      <w:lvlJc w:val="left"/>
+      <w:pPr>
+        <w:ind w:left="1440" w:hanging="360"/>
+      </w:pPr>
+    </w:lvl>
+    <w:lvl w:ilvl="2" w:tplc="4009001B" w:tentative="1">
+      <w:start w:val="1"/>
+      <w:numFmt w:val="lowerRoman"/>
+      <w:lvlText w:val="%3."/>
+      <w:lvlJc w:val="right"/>
+      <w:pPr>
+        <w:ind w:left="2160" w:hanging="180"/>
+      </w:pPr>
+    </w:lvl>
+    <w:lvl w:ilvl="3" w:tplc="4009000F" w:tentative="1">
+      <w:start w:val="1"/>
+      <w:numFmt w:val="decimal"/>
+      <w:lvlText w:val="%4."/>
+      <w:lvlJc w:val="left"/>
+      <w:pPr>
+        <w:ind w:left="2880" w:hanging="360"/>
+      </w:pPr>
+    </w:lvl>
+    <w:lvl w:ilvl="4" w:tplc="40090019" w:tentative="1">
+      <w:start w:val="1"/>
+      <w:numFmt w:val="lowerLetter"/>
+      <w:lvlText w:val="%5."/>
+      <w:lvlJc w:val="left"/>
+      <w:pPr>
+        <w:ind w:left="3600" w:hanging="360"/>
+      </w:pPr>
+    </w:lvl>
+    <w:lvl w:ilvl="5" w:tplc="4009001B" w:tentative="1">
+      <w:start w:val="1"/>
+      <w:numFmt w:val="lowerRoman"/>
+      <w:lvlText w:val="%6."/>
+      <w:lvlJc w:val="right"/>
+      <w:pPr>
+        <w:ind w:left="4320" w:hanging="180"/>
+      </w:pPr>
+    </w:lvl>
+    <w:lvl w:ilvl="6" w:tplc="4009000F" w:tentative="1">
+      <w:start w:val="1"/>
+      <w:numFmt w:val="decimal"/>
+      <w:lvlText w:val="%7."/>
+      <w:lvlJc w:val="left"/>
+      <w:pPr>
+        <w:ind w:left="5040" w:hanging="360"/>
+      </w:pPr>
+    </w:lvl>
+    <w:lvl w:ilvl="7" w:tplc="40090019" w:tentative="1">
+      <w:start w:val="1"/>
+      <w:numFmt w:val="lowerLetter"/>
+      <w:lvlText w:val="%8."/>
+      <w:lvlJc w:val="left"/>
+      <w:pPr>
+        <w:ind w:left="5760" w:hanging="360"/>
+      </w:pPr>
+    </w:lvl>
+    <w:lvl w:ilvl="8" w:tplc="4009001B" w:tentative="1">
+      <w:start w:val="1"/>
+      <w:numFmt w:val="lowerRoman"/>
+      <w:lvlText w:val="%9."/>
+      <w:lvlJc w:val="right"/>
+      <w:pPr>
+        <w:ind w:left="6480" w:hanging="180"/>
+      </w:pPr>
+    </w:lvl>
+  </w:abstractNum>
+  <w:abstractNum w:abstractNumId="10" w15:restartNumberingAfterBreak="0">
     <w:nsid w:val="558514D5"/>
     <w:multiLevelType w:val="hybridMultilevel"/>
     <w:tmpl w:val="A49ED950"/>
@@ -7012,7 +10023,7 @@
       </w:pPr>
     </w:lvl>
   </w:abstractNum>
-  <w:abstractNum w:abstractNumId="10" w15:restartNumberingAfterBreak="0">
+  <w:abstractNum w:abstractNumId="11" w15:restartNumberingAfterBreak="0">
     <w:nsid w:val="56A6791C"/>
     <w:multiLevelType w:val="hybridMultilevel"/>
     <w:tmpl w:val="12DC0206"/>
@@ -7101,7 +10112,7 @@
       </w:pPr>
     </w:lvl>
   </w:abstractNum>
-  <w:abstractNum w:abstractNumId="11" w15:restartNumberingAfterBreak="0">
+  <w:abstractNum w:abstractNumId="12" w15:restartNumberingAfterBreak="0">
     <w:nsid w:val="5BF16D00"/>
     <w:multiLevelType w:val="hybridMultilevel"/>
     <w:tmpl w:val="6B760ED2"/>
@@ -7190,7 +10201,7 @@
       </w:pPr>
     </w:lvl>
   </w:abstractNum>
-  <w:abstractNum w:abstractNumId="12" w15:restartNumberingAfterBreak="0">
+  <w:abstractNum w:abstractNumId="13" w15:restartNumberingAfterBreak="0">
     <w:nsid w:val="5C002309"/>
     <w:multiLevelType w:val="hybridMultilevel"/>
     <w:tmpl w:val="B8F41608"/>
@@ -7279,7 +10290,7 @@
       </w:pPr>
     </w:lvl>
   </w:abstractNum>
-  <w:abstractNum w:abstractNumId="13" w15:restartNumberingAfterBreak="0">
+  <w:abstractNum w:abstractNumId="14" w15:restartNumberingAfterBreak="0">
     <w:nsid w:val="6055747D"/>
     <w:multiLevelType w:val="hybridMultilevel"/>
     <w:tmpl w:val="01AEAF14"/>
@@ -7368,7 +10379,7 @@
       </w:pPr>
     </w:lvl>
   </w:abstractNum>
-  <w:abstractNum w:abstractNumId="14" w15:restartNumberingAfterBreak="0">
+  <w:abstractNum w:abstractNumId="15" w15:restartNumberingAfterBreak="0">
     <w:nsid w:val="63046C3C"/>
     <w:multiLevelType w:val="hybridMultilevel"/>
     <w:tmpl w:val="7F3213C6"/>
@@ -7457,7 +10468,7 @@
       </w:pPr>
     </w:lvl>
   </w:abstractNum>
-  <w:abstractNum w:abstractNumId="15" w15:restartNumberingAfterBreak="0">
+  <w:abstractNum w:abstractNumId="16" w15:restartNumberingAfterBreak="0">
     <w:nsid w:val="6DCA1C7B"/>
     <w:multiLevelType w:val="hybridMultilevel"/>
     <w:tmpl w:val="B530A692"/>
@@ -7546,7 +10557,7 @@
       </w:pPr>
     </w:lvl>
   </w:abstractNum>
-  <w:abstractNum w:abstractNumId="16" w15:restartNumberingAfterBreak="0">
+  <w:abstractNum w:abstractNumId="17" w15:restartNumberingAfterBreak="0">
     <w:nsid w:val="7DA44281"/>
     <w:multiLevelType w:val="hybridMultilevel"/>
     <w:tmpl w:val="A2E4747A"/>
@@ -7636,31 +10647,31 @@
     </w:lvl>
   </w:abstractNum>
   <w:num w:numId="1" w16cid:durableId="318315926">
-    <w:abstractNumId w:val="14"/>
+    <w:abstractNumId w:val="15"/>
   </w:num>
   <w:num w:numId="2" w16cid:durableId="1197039546">
     <w:abstractNumId w:val="1"/>
   </w:num>
   <w:num w:numId="3" w16cid:durableId="627319599">
-    <w:abstractNumId w:val="10"/>
+    <w:abstractNumId w:val="11"/>
   </w:num>
   <w:num w:numId="4" w16cid:durableId="300622163">
     <w:abstractNumId w:val="8"/>
   </w:num>
   <w:num w:numId="5" w16cid:durableId="1416131206">
-    <w:abstractNumId w:val="11"/>
+    <w:abstractNumId w:val="12"/>
   </w:num>
   <w:num w:numId="6" w16cid:durableId="1118716463">
-    <w:abstractNumId w:val="9"/>
+    <w:abstractNumId w:val="10"/>
   </w:num>
   <w:num w:numId="7" w16cid:durableId="1214997026">
     <w:abstractNumId w:val="2"/>
   </w:num>
   <w:num w:numId="8" w16cid:durableId="1384909820">
-    <w:abstractNumId w:val="15"/>
+    <w:abstractNumId w:val="16"/>
   </w:num>
   <w:num w:numId="9" w16cid:durableId="80298204">
-    <w:abstractNumId w:val="12"/>
+    <w:abstractNumId w:val="13"/>
   </w:num>
   <w:num w:numId="10" w16cid:durableId="130252022">
     <w:abstractNumId w:val="3"/>
@@ -7669,7 +10680,7 @@
     <w:abstractNumId w:val="6"/>
   </w:num>
   <w:num w:numId="12" w16cid:durableId="517352503">
-    <w:abstractNumId w:val="13"/>
+    <w:abstractNumId w:val="14"/>
   </w:num>
   <w:num w:numId="13" w16cid:durableId="571089783">
     <w:abstractNumId w:val="5"/>
@@ -7678,13 +10689,16 @@
     <w:abstractNumId w:val="4"/>
   </w:num>
   <w:num w:numId="15" w16cid:durableId="807011369">
-    <w:abstractNumId w:val="16"/>
+    <w:abstractNumId w:val="17"/>
   </w:num>
   <w:num w:numId="16" w16cid:durableId="2068871923">
     <w:abstractNumId w:val="7"/>
   </w:num>
   <w:num w:numId="17" w16cid:durableId="1565918802">
     <w:abstractNumId w:val="0"/>
+  </w:num>
+  <w:num w:numId="18" w16cid:durableId="1889681542">
+    <w:abstractNumId w:val="9"/>
   </w:num>
 </w:numbering>
 </file>
